--- a/protection-rca/Protection_RCA_User_Guide.docx
+++ b/protection-rca/Protection_RCA_User_Guide.docx
@@ -1942,6 +1942,34 @@
                 <w:sz w:val="18"/>
               </w:rPr>
               <w:t>RCA / protection rule catalogs</w:t>
+            </w:r>
+          </w:p>
+        </w:tc>
+      </w:tr>
+      <w:tr>
+        <w:tc>
+          <w:tcPr>
+            <w:tcW w:type="dxa" w:w="4680"/>
+          </w:tcPr>
+          <w:p>
+            <w:r>
+              <w:rPr>
+                <w:sz w:val="18"/>
+              </w:rPr>
+              <w:t>templates\</w:t>
+            </w:r>
+          </w:p>
+        </w:tc>
+        <w:tc>
+          <w:tcPr>
+            <w:tcW w:type="dxa" w:w="4680"/>
+          </w:tcPr>
+          <w:p>
+            <w:r>
+              <w:rPr>
+                <w:sz w:val="18"/>
+              </w:rPr>
+              <w:t>Report template and controlled sentence library (needed for HTML/PDF reports)</w:t>
             </w:r>
           </w:p>
         </w:tc>
@@ -18984,6 +19012,34 @@
                 <w:sz w:val="18"/>
               </w:rPr>
               <w:t>Ensure reportlab installed in backend env (included in portable build)</w:t>
+            </w:r>
+          </w:p>
+        </w:tc>
+      </w:tr>
+      <w:tr>
+        <w:tc>
+          <w:tcPr>
+            <w:tcW w:type="dxa" w:w="4680"/>
+          </w:tcPr>
+          <w:p>
+            <w:r>
+              <w:rPr>
+                <w:sz w:val="18"/>
+              </w:rPr>
+              <w:t>Report shows “Report template NOT AVAILABLE”</w:t>
+            </w:r>
+          </w:p>
+        </w:tc>
+        <w:tc>
+          <w:tcPr>
+            <w:tcW w:type="dxa" w:w="4680"/>
+          </w:tcPr>
+          <w:p>
+            <w:r>
+              <w:rPr>
+                <w:sz w:val="18"/>
+              </w:rPr>
+              <w:t>The templates\ folder is missing next to backend\ (portable folders built before this fix). Rebuild portable-share or copy protection-rca\templates into it, restart the exe, then click Refresh report</w:t>
             </w:r>
           </w:p>
         </w:tc>

--- a/protection-rca/Protection_RCA_User_Guide.docx
+++ b/protection-rca/Protection_RCA_User_Guide.docx
@@ -40,7 +40,7 @@
         <w:t>Document version:</w:t>
       </w:r>
       <w:r>
-        <w:t xml:space="preserve"> 0.8.0</w:t>
+        <w:t xml:space="preserve"> 0.9.0</w:t>
       </w:r>
     </w:p>
     <w:p>
@@ -103,10 +103,19 @@
         <w:rPr>
           <w:b/>
         </w:rPr>
-        <w:t>0.8.0</w:t>
-      </w:r>
-      <w:r>
-        <w:t>) focuses on the day-to-day engineer loop after records are in: clearer dashboard KPIs, automatic analyse-and-land-on-Summary after a complete upload, professional PDF reports, and full Users administration.</w:t>
+        <w:t>0.9.0</w:t>
+      </w:r>
+      <w:r>
+        <w:t xml:space="preserve">) expands </w:t>
+      </w:r>
+      <w:r>
+        <w:rPr>
+          <w:b/>
+        </w:rPr>
+        <w:t>IEC 61850 acquisition</w:t>
+      </w:r>
+      <w:r>
+        <w:t xml:space="preserve"> and day-to-day DR review so the product behaves like market tools (Digsi / PCM600 / SCADA COMTRADE pollers): multi-DR fetch, optional COMTRADE path, auto-fetch with settings/SOE, and SOE matched to each DR by time.</w:t>
       </w:r>
     </w:p>
     <w:tbl>
@@ -159,20 +168,20 @@
               <w:rPr>
                 <w:sz w:val="18"/>
               </w:rPr>
-              <w:t>Dashboard KPIs</w:t>
-            </w:r>
-          </w:p>
-        </w:tc>
-        <w:tc>
-          <w:tcPr>
-            <w:tcW w:type="dxa" w:w="4680"/>
-          </w:tcPr>
-          <w:p>
-            <w:r>
-              <w:rPr>
-                <w:sz w:val="18"/>
-              </w:rPr>
-              <w:t>Events with reports counts distinct current events that have a generated report — the number rises when a report is produced and drops when that event is deleted. Quality tiles show Clear / None / Good when the problem count is zero. Recent chips and the trend chart are more informative. KPIs refresh when you return to the Dashboard. See [§6](#6-dashboard-operations-console)</w:t>
+              <w:t>Manual Fetch from IED</w:t>
+            </w:r>
+          </w:p>
+        </w:tc>
+        <w:tc>
+          <w:tcPr>
+            <w:tcW w:type="dxa" w:w="4680"/>
+          </w:tcPr>
+          <w:p>
+            <w:r>
+              <w:rPr>
+                <w:sz w:val="18"/>
+              </w:rPr>
+              <w:t>List records → select one or many DRs → Fetch DR + settings / events. Optional COMTRADE path on IED. Incomplete CFG/DAT pairs are not fetched. See [§10](#10-fetching-records-from-the-relay-iec-61850)</w:t>
             </w:r>
           </w:p>
         </w:tc>
@@ -187,20 +196,20 @@
               <w:rPr>
                 <w:sz w:val="18"/>
               </w:rPr>
-              <w:t>Upload → Summary</w:t>
-            </w:r>
-          </w:p>
-        </w:tc>
-        <w:tc>
-          <w:tcPr>
-            <w:tcW w:type="dxa" w:w="4680"/>
-          </w:tcPr>
-          <w:p>
-            <w:r>
-              <w:rPr>
-                <w:sz w:val="18"/>
-              </w:rPr>
-              <w:t>On Manual upload, a complete package (COMTRADE and settings) starts analysis automatically and opens the event Summary tab (one-page story). Incomplete packages still create the event without forcing analysis. See [§9](#9-ied-workspace) and [§14](#14-uploading-files-manually)</w:t>
+              <w:t>Multi-DR</w:t>
+            </w:r>
+          </w:p>
+        </w:tc>
+        <w:tc>
+          <w:tcPr>
+            <w:tcW w:type="dxa" w:w="4680"/>
+          </w:tcPr>
+          <w:p>
+            <w:r>
+              <w:rPr>
+                <w:sz w:val="18"/>
+              </w:rPr>
+              <w:t>Tick several records (or Select all new); one event per DR. Or skip the list and Fetch — all new complete DRs are taken. See [§10.4](#104-list-and-select-disturbance-records-multi-dr)</w:t>
             </w:r>
           </w:p>
         </w:tc>
@@ -215,20 +224,20 @@
               <w:rPr>
                 <w:sz w:val="18"/>
               </w:rPr>
-              <w:t>Professional PDF</w:t>
-            </w:r>
-          </w:p>
-        </w:tc>
-        <w:tc>
-          <w:tcPr>
-            <w:tcW w:type="dxa" w:w="4680"/>
-          </w:tcPr>
-          <w:p>
-            <w:r>
-              <w:rPr>
-                <w:sz w:val="18"/>
-              </w:rPr>
-              <w:t>Download PDF builds a structured engineering PDF from the analysis payload (Platypus / ReportLab) — not a raw HTML scrape. Sections align with Summary / Report content. See [§23](#23-reports-html-pdf-json)</w:t>
+              <w:t>Auto-fetch + multi-DR</w:t>
+            </w:r>
+          </w:p>
+        </w:tc>
+        <w:tc>
+          <w:tcPr>
+            <w:tcW w:type="dxa" w:w="4680"/>
+          </w:tcPr>
+          <w:p>
+            <w:r>
+              <w:rPr>
+                <w:sz w:val="18"/>
+              </w:rPr>
+              <w:t>Each poll imports up to 10 new complete DRs (oldest first), one event each, with Settings/Events toggles. Baseline vs import-existing explained. See [§11](#11-automatic-fetch-auto-fetch)</w:t>
             </w:r>
           </w:p>
         </w:tc>
@@ -243,20 +252,20 @@
               <w:rPr>
                 <w:sz w:val="18"/>
               </w:rPr>
-              <w:t>Users CRUD</w:t>
-            </w:r>
-          </w:p>
-        </w:tc>
-        <w:tc>
-          <w:tcPr>
-            <w:tcW w:type="dxa" w:w="4680"/>
-          </w:tcPr>
-          <w:p>
-            <w:r>
-              <w:rPr>
-                <w:sz w:val="18"/>
-              </w:rPr>
-              <w:t>Admins can add, edit, and delete local accounts on Users. Password is required on create; on edit it is optional (leave blank to keep the current password). You cannot delete your own account. See [§24](#24-users-sso-and-audit)</w:t>
+              <w:t>SOE / events matched to DR</w:t>
+            </w:r>
+          </w:p>
+        </w:tc>
+        <w:tc>
+          <w:tcPr>
+            <w:tcW w:type="dxa" w:w="4680"/>
+          </w:tcPr>
+          <w:p>
+            <w:r>
+              <w:rPr>
+                <w:sz w:val="18"/>
+              </w:rPr>
+              <w:t>Large SER/SOE files are time-windowed to each DR (CFG start − 5 s … end + 30 s), or by matching filename to the COMTRADE stem. Settings stay shared. See [§10.7](#107-matching-soe--events-to-the-right-dr)</w:t>
             </w:r>
           </w:p>
         </w:tc>
@@ -271,20 +280,48 @@
               <w:rPr>
                 <w:sz w:val="18"/>
               </w:rPr>
-              <w:t>Overview Inputs</w:t>
-            </w:r>
-          </w:p>
-        </w:tc>
-        <w:tc>
-          <w:tcPr>
-            <w:tcW w:type="dxa" w:w="4680"/>
-          </w:tcPr>
-          <w:p>
-            <w:r>
-              <w:rPr>
-                <w:sz w:val="18"/>
-              </w:rPr>
-              <w:t>Overview input chips summarise COMTRADE / settings / SOE presence in plain language so you can see at a glance what was loaded</w:t>
+              <w:t>Sequence cards</w:t>
+            </w:r>
+          </w:p>
+        </w:tc>
+        <w:tc>
+          <w:tcPr>
+            <w:tcW w:type="dxa" w:w="4680"/>
+          </w:tcPr>
+          <w:p>
+            <w:r>
+              <w:rPr>
+                <w:sz w:val="18"/>
+              </w:rPr>
+              <w:t>Engineer-readable facts (element, channel, state 0 → 1, baseline/threshold) instead of raw JSON. Absolute time = CFG start + relative (DR) or SOE wall-clock. See [§17](#17-event-analysis-workspace-detailed)</w:t>
+            </w:r>
+          </w:p>
+        </w:tc>
+      </w:tr>
+      <w:tr>
+        <w:tc>
+          <w:tcPr>
+            <w:tcW w:type="dxa" w:w="4680"/>
+          </w:tcPr>
+          <w:p>
+            <w:r>
+              <w:rPr>
+                <w:sz w:val="18"/>
+              </w:rPr>
+              <w:t>Trips on Summary</w:t>
+            </w:r>
+          </w:p>
+        </w:tc>
+        <w:tc>
+          <w:tcPr>
+            <w:tcW w:type="dxa" w:w="4680"/>
+          </w:tcPr>
+          <w:p>
+            <w:r>
+              <w:rPr>
+                <w:sz w:val="18"/>
+              </w:rPr>
+              <w:t>Shared trip contacts such as TRIP_CMD (no ANSI in the name) are attributed to the element that picked up before the trip — Summary shows Trips correctly. See FAQ</w:t>
             </w:r>
           </w:p>
         </w:tc>
@@ -299,10 +336,10 @@
         <w:rPr>
           <w:b/>
         </w:rPr>
-        <w:t>0.7.0</w:t>
-      </w:r>
-      <w:r>
-        <w:t xml:space="preserve"> (IEC 61850 acquisition &amp; portable):</w:t>
+        <w:t>0.8.0</w:t>
+      </w:r>
+      <w:r>
+        <w:t xml:space="preserve"> (dashboard / upload→Summary / PDF / Users):</w:t>
       </w:r>
     </w:p>
     <w:tbl>
@@ -340,7 +377,7 @@
                 <w:b/>
                 <w:sz w:val="18"/>
               </w:rPr>
-              <w:t>Summary</w:t>
+              <w:t>What changed</w:t>
             </w:r>
           </w:p>
         </w:tc>
@@ -355,20 +392,20 @@
               <w:rPr>
                 <w:sz w:val="18"/>
               </w:rPr>
-              <w:t>Fetch from IED (IEC 61850)</w:t>
-            </w:r>
-          </w:p>
-        </w:tc>
-        <w:tc>
-          <w:tcPr>
-            <w:tcW w:type="dxa" w:w="4680"/>
-          </w:tcPr>
-          <w:p>
-            <w:r>
-              <w:rPr>
-                <w:sz w:val="18"/>
-              </w:rPr>
-              <w:t>Read-only MMS fetch of COMTRADE + settings + SOE + optional SCL. See [§10](#10-fetching-records-from-the-relay-iec-61850)</w:t>
+              <w:t>Dashboard KPIs</w:t>
+            </w:r>
+          </w:p>
+        </w:tc>
+        <w:tc>
+          <w:tcPr>
+            <w:tcW w:type="dxa" w:w="4680"/>
+          </w:tcPr>
+          <w:p>
+            <w:r>
+              <w:rPr>
+                <w:sz w:val="18"/>
+              </w:rPr>
+              <w:t>Events with reports counts distinct live events with a report. See [§6](#6-dashboard-operations-console)</w:t>
             </w:r>
           </w:p>
         </w:tc>
@@ -383,20 +420,20 @@
               <w:rPr>
                 <w:sz w:val="18"/>
               </w:rPr>
-              <w:t>Vendor profiles</w:t>
-            </w:r>
-          </w:p>
-        </w:tc>
-        <w:tc>
-          <w:tcPr>
-            <w:tcW w:type="dxa" w:w="4680"/>
-          </w:tcPr>
-          <w:p>
-            <w:r>
-              <w:rPr>
-                <w:sz w:val="18"/>
-              </w:rPr>
-              <w:t>Auto-detect plus ABB/Hitachi, Siemens, GE Vernova, Schneider, SEL, NR, Toshiba, ZIV and generic</w:t>
+              <w:t>Upload → Summary</w:t>
+            </w:r>
+          </w:p>
+        </w:tc>
+        <w:tc>
+          <w:tcPr>
+            <w:tcW w:type="dxa" w:w="4680"/>
+          </w:tcPr>
+          <w:p>
+            <w:r>
+              <w:rPr>
+                <w:sz w:val="18"/>
+              </w:rPr>
+              <w:t>Complete package opens Summary after auto-analyse. See [§9](#9-ied-workspace)</w:t>
             </w:r>
           </w:p>
         </w:tc>
@@ -411,20 +448,20 @@
               <w:rPr>
                 <w:sz w:val="18"/>
               </w:rPr>
-              <w:t>Automatic fetch</w:t>
-            </w:r>
-          </w:p>
-        </w:tc>
-        <w:tc>
-          <w:tcPr>
-            <w:tcW w:type="dxa" w:w="4680"/>
-          </w:tcPr>
-          <w:p>
-            <w:r>
-              <w:rPr>
-                <w:sz w:val="18"/>
-              </w:rPr>
-              <w:t>Per-IED scheduled poll (1 min … 4 h). See [§11](#11-automatic-fetch-auto-fetch)</w:t>
+              <w:t>Professional PDF</w:t>
+            </w:r>
+          </w:p>
+        </w:tc>
+        <w:tc>
+          <w:tcPr>
+            <w:tcW w:type="dxa" w:w="4680"/>
+          </w:tcPr>
+          <w:p>
+            <w:r>
+              <w:rPr>
+                <w:sz w:val="18"/>
+              </w:rPr>
+              <w:t>Structured engineering PDF (ReportLab). See [§23](#23-reports-html-pdf-json)</w:t>
             </w:r>
           </w:p>
         </w:tc>
@@ -439,104 +476,20 @@
               <w:rPr>
                 <w:sz w:val="18"/>
               </w:rPr>
-              <w:t>Event numbers</w:t>
-            </w:r>
-          </w:p>
-        </w:tc>
-        <w:tc>
-          <w:tcPr>
-            <w:tcW w:type="dxa" w:w="4680"/>
-          </w:tcPr>
-          <w:p>
-            <w:r>
-              <w:rPr>
-                <w:sz w:val="18"/>
-              </w:rPr>
-              <w:t>Readable EVT-YYYY-NNNNN. See [§12](#12-event-numbers)</w:t>
-            </w:r>
-          </w:p>
-        </w:tc>
-      </w:tr>
-      <w:tr>
-        <w:tc>
-          <w:tcPr>
-            <w:tcW w:type="dxa" w:w="4680"/>
-          </w:tcPr>
-          <w:p>
-            <w:r>
-              <w:rPr>
-                <w:sz w:val="18"/>
-              </w:rPr>
-              <w:t>Application shell / Plant / IED / Event UI</w:t>
-            </w:r>
-          </w:p>
-        </w:tc>
-        <w:tc>
-          <w:tcPr>
-            <w:tcW w:type="dxa" w:w="4680"/>
-          </w:tcPr>
-          <w:p>
-            <w:r>
-              <w:rPr>
-                <w:sz w:val="18"/>
-              </w:rPr>
-              <w:t>Collapsible sidebar, plant tree tooling, IED acquire panel, event header + tab bar</w:t>
-            </w:r>
-          </w:p>
-        </w:tc>
-      </w:tr>
-      <w:tr>
-        <w:tc>
-          <w:tcPr>
-            <w:tcW w:type="dxa" w:w="4680"/>
-          </w:tcPr>
-          <w:p>
-            <w:r>
-              <w:rPr>
-                <w:sz w:val="18"/>
-              </w:rPr>
-              <w:t>Audit</w:t>
-            </w:r>
-          </w:p>
-        </w:tc>
-        <w:tc>
-          <w:tcPr>
-            <w:tcW w:type="dxa" w:w="4680"/>
-          </w:tcPr>
-          <w:p>
-            <w:r>
-              <w:rPr>
-                <w:sz w:val="18"/>
-              </w:rPr>
-              <w:t>Usernames (“system” for automatic), coloured chips; IEC61850_FETCH / IEC61850_AUTO_FETCH</w:t>
-            </w:r>
-          </w:p>
-        </w:tc>
-      </w:tr>
-      <w:tr>
-        <w:tc>
-          <w:tcPr>
-            <w:tcW w:type="dxa" w:w="4680"/>
-          </w:tcPr>
-          <w:p>
-            <w:r>
-              <w:rPr>
-                <w:sz w:val="18"/>
-              </w:rPr>
-              <w:t>Portable build</w:t>
-            </w:r>
-          </w:p>
-        </w:tc>
-        <w:tc>
-          <w:tcPr>
-            <w:tcW w:type="dxa" w:w="4680"/>
-          </w:tcPr>
-          <w:p>
-            <w:r>
-              <w:rPr>
-                <w:sz w:val="18"/>
-              </w:rPr>
-              <w:t>Bundled Python runtime; API log at backend\logs\api-launch.log</w:t>
+              <w:t>Users CRUD</w:t>
+            </w:r>
+          </w:p>
+        </w:tc>
+        <w:tc>
+          <w:tcPr>
+            <w:tcW w:type="dxa" w:w="4680"/>
+          </w:tcPr>
+          <w:p>
+            <w:r>
+              <w:rPr>
+                <w:sz w:val="18"/>
+              </w:rPr>
+              <w:t>Add / edit / delete local accounts. See [§24](#24-users-sso-and-audit)</w:t>
             </w:r>
           </w:p>
         </w:tc>
@@ -551,33 +504,10 @@
         <w:rPr>
           <w:b/>
         </w:rPr>
-        <w:t>0.6.0</w:t>
-      </w:r>
-      <w:r>
-        <w:t xml:space="preserve"> (plant-first workflow): Plant-first (no global Create/Upload menus), All events search/date filters, Protection column, dual SQLite DBs, bootstrap </w:t>
-      </w:r>
-      <w:r>
-        <w:rPr>
-          <w:b/>
-        </w:rPr>
-        <w:t>`admin` / `admin123`</w:t>
-      </w:r>
-      <w:r>
-        <w:t>.</w:t>
-      </w:r>
-    </w:p>
-    <w:p>
-      <w:r>
-        <w:t xml:space="preserve">Still valid from </w:t>
-      </w:r>
-      <w:r>
-        <w:rPr>
-          <w:b/>
-        </w:rPr>
-        <w:t>0.5.0</w:t>
-      </w:r>
-      <w:r>
-        <w:t xml:space="preserve"> (engineering analysis): faulted-loop R–X / impedance, harmonics heatmap, 87 Id–Ir, through-fault exclusion, decision badges, settings auto-approve, Channel map, DR targets, background analysis, scheme library, cause enrichment, HTML/PDF/JSON reports, no generative AI, no OT control.</w:t>
+        <w:t>0.7.0</w:t>
+      </w:r>
+      <w:r>
+        <w:t xml:space="preserve"> (IEC 61850 &amp; portable) and earlier plant / engineering editions — see previous tables in git history if needed.</w:t>
       </w:r>
     </w:p>
     <w:p/>
@@ -6469,7 +6399,12 @@
         <w:t>MMS</w:t>
       </w:r>
       <w:r>
-        <w:t xml:space="preserve"> protocol. It is </w:t>
+        <w:t xml:space="preserve"> protocol — the same class of workflow as Digsi, PCM600, AcSELerator, and SCADA COMTRADE pollers (GeoSCADA, WinCC OA, Elipse, ABB 800xA).</w:t>
+      </w:r>
+    </w:p>
+    <w:p>
+      <w:r>
+        <w:t xml:space="preserve">It is </w:t>
       </w:r>
       <w:r>
         <w:rPr>
@@ -6677,20 +6612,6 @@
       </w:pPr>
       <w:r>
         <w:t>10.2 Relay connection</w:t>
-      </w:r>
-    </w:p>
-    <w:p>
-      <w:r>
-        <w:t xml:space="preserve">The </w:t>
-      </w:r>
-      <w:r>
-        <w:rPr>
-          <w:b/>
-        </w:rPr>
-        <w:t>Relay connection</w:t>
-      </w:r>
-      <w:r>
-        <w:t xml:space="preserve"> block holds:</w:t>
       </w:r>
     </w:p>
     <w:tbl>
@@ -6866,7 +6787,48 @@
               <w:rPr>
                 <w:sz w:val="18"/>
               </w:rPr>
-              <w:t>Profile that tells the platform where this vendor stores records (see table below)</w:t>
+              <w:t>Hints which folders to search first (see [§10.3](#103-vendor-profiles))</w:t>
+            </w:r>
+          </w:p>
+        </w:tc>
+      </w:tr>
+      <w:tr>
+        <w:tc>
+          <w:tcPr>
+            <w:tcW w:type="dxa" w:w="3120"/>
+          </w:tcPr>
+          <w:p>
+            <w:r>
+              <w:rPr>
+                <w:sz w:val="18"/>
+              </w:rPr>
+              <w:t>COMTRADE path on IED (optional)</w:t>
+            </w:r>
+          </w:p>
+        </w:tc>
+        <w:tc>
+          <w:tcPr>
+            <w:tcW w:type="dxa" w:w="3120"/>
+          </w:tcPr>
+          <w:p>
+            <w:r>
+              <w:rPr>
+                <w:sz w:val="18"/>
+              </w:rPr>
+              <w:t>(empty)</w:t>
+            </w:r>
+          </w:p>
+        </w:tc>
+        <w:tc>
+          <w:tcPr>
+            <w:tcW w:type="dxa" w:w="3120"/>
+          </w:tcPr>
+          <w:p>
+            <w:r>
+              <w:rPr>
+                <w:sz w:val="18"/>
+              </w:rPr>
+              <w:t>Same idea as ABB 800xA / Elipse “remote COMTRADE directory”. Leave blank to auto-walk /COMTRADE/ and the file store. Paste a path from the relay tool or manual when Browse finds nothing</w:t>
             </w:r>
           </w:p>
         </w:tc>
@@ -6875,7 +6837,7 @@
     <w:p/>
     <w:p>
       <w:r>
-        <w:t xml:space="preserve">After any successful test, browse or fetch, the IP, port and vendor are </w:t>
+        <w:t xml:space="preserve">After any successful test, browse or fetch, the IP, port, vendor and COMTRADE path are </w:t>
       </w:r>
       <w:r>
         <w:rPr>
@@ -6884,7 +6846,7 @@
         <w:t>saved on the IED</w:t>
       </w:r>
       <w:r>
-        <w:t xml:space="preserve"> and pre-filled next time. The IP address also appears as a chip in the IED header.</w:t>
+        <w:t xml:space="preserve"> and pre-filled next time. The IP also appears as a chip in the IED header.</w:t>
       </w:r>
     </w:p>
     <w:p>
@@ -6898,73 +6860,46 @@
         <w:t>Test connection</w:t>
       </w:r>
       <w:r>
-        <w:t>. On success the panel shows one line:</w:t>
-      </w:r>
-    </w:p>
-    <w:p>
-      <w:pPr>
-        <w:spacing w:before="40" w:after="40"/>
-        <w:ind w:left="288"/>
-        <w:shd w:fill="F1F5F9" w:val="clear"/>
-      </w:pPr>
+        <w:t xml:space="preserve">. On success the panel shows nameplate, detected profile, logical-device count, whether </w:t>
+      </w:r>
+      <w:r>
+        <w:rPr>
+          <w:b/>
+        </w:rPr>
+        <w:t>file services</w:t>
+      </w:r>
+      <w:r>
+        <w:t xml:space="preserve"> are available, and round-trip time.</w:t>
+      </w:r>
+    </w:p>
+    <w:p>
+      <w:pPr>
+        <w:pStyle w:val="ListBullet"/>
+      </w:pPr>
+      <w:r>
+        <w:rPr>
+          <w:b/>
+        </w:rPr>
+        <w:t>Nameplate</w:t>
+      </w:r>
+      <w:r>
+        <w:t xml:space="preserve"> is read from </w:t>
+      </w:r>
       <w:r>
         <w:rPr>
           <w:rFonts w:ascii="Consolas" w:hAnsi="Consolas"/>
           <w:sz w:val="18"/>
         </w:rPr>
-        <w:t>Connected to 10.0.0.21:102 · ABB REL670 · fw 2.2.4 · S/N 1234 · profile ABB / Hitachi Energy ·</w:t>
-        <w:br/>
-        <w:t>5 logical device(s) · file services available · 420 ms</w:t>
-      </w:r>
-    </w:p>
-    <w:p>
-      <w:pPr>
-        <w:pStyle w:val="ListBullet"/>
-      </w:pPr>
-      <w:r>
-        <w:rPr>
-          <w:b/>
-        </w:rPr>
-        <w:t>Nameplate</w:t>
-      </w:r>
-      <w:r>
-        <w:t xml:space="preserve"> (vendor, model, firmware </w:t>
+        <w:t>LPHD.PhyNam</w:t>
+      </w:r>
+      <w:r>
+        <w:t xml:space="preserve"> / </w:t>
       </w:r>
       <w:r>
         <w:rPr>
           <w:rFonts w:ascii="Consolas" w:hAnsi="Consolas"/>
           <w:sz w:val="18"/>
         </w:rPr>
-        <w:t>fw …</w:t>
-      </w:r>
-      <w:r>
-        <w:t xml:space="preserve">, serial </w:t>
-      </w:r>
-      <w:r>
-        <w:rPr>
-          <w:rFonts w:ascii="Consolas" w:hAnsi="Consolas"/>
-          <w:sz w:val="18"/>
-        </w:rPr>
-        <w:t>S/N …</w:t>
-      </w:r>
-      <w:r>
-        <w:t xml:space="preserve">) is read from </w:t>
-      </w:r>
-      <w:r>
-        <w:rPr>
-          <w:rFonts w:ascii="Consolas" w:hAnsi="Consolas"/>
-          <w:sz w:val="18"/>
-        </w:rPr>
-        <w:t>LPHD.PhyNam</w:t>
-      </w:r>
-      <w:r>
-        <w:t xml:space="preserve"> / </w:t>
-      </w:r>
-      <w:r>
-        <w:rPr>
-          <w:rFonts w:ascii="Consolas" w:hAnsi="Consolas"/>
-          <w:sz w:val="18"/>
-        </w:rPr>
         <w:t>LLN0.NamPlt</w:t>
       </w:r>
     </w:p>
@@ -6976,64 +6911,45 @@
         <w:rPr>
           <w:b/>
         </w:rPr>
-        <w:t>profile</w:t>
-      </w:r>
-      <w:r>
-        <w:t xml:space="preserve"> is the vendor profile in use — with </w:t>
+        <w:t>file services NOT available</w:t>
+      </w:r>
+      <w:r>
+        <w:t xml:space="preserve"> means records cannot be listed or downloaded (settings/status can still be read)</w:t>
+      </w:r>
+    </w:p>
+    <w:p>
+      <w:pPr>
+        <w:pStyle w:val="ListBullet"/>
+      </w:pPr>
+      <w:r>
+        <w:t xml:space="preserve">Connect timeout </w:t>
       </w:r>
       <w:r>
         <w:rPr>
           <w:b/>
         </w:rPr>
-        <w:t>Auto-detect</w:t>
-      </w:r>
-      <w:r>
-        <w:t xml:space="preserve"> it is chosen from the nameplate</w:t>
-      </w:r>
-    </w:p>
-    <w:p>
-      <w:pPr>
-        <w:pStyle w:val="ListBullet"/>
-      </w:pPr>
+        <w:t>10 s</w:t>
+      </w:r>
+      <w:r>
+        <w:t xml:space="preserve">, per-request timeout </w:t>
+      </w:r>
       <w:r>
         <w:rPr>
           <w:b/>
         </w:rPr>
-        <w:t>file services NOT available</w:t>
-      </w:r>
-      <w:r>
-        <w:t xml:space="preserve"> means records cannot be listed or downloaded (settings and status can still be read); the reason is shown underneath</w:t>
-      </w:r>
-    </w:p>
-    <w:p>
-      <w:pPr>
-        <w:pStyle w:val="ListBullet"/>
-      </w:pPr>
-      <w:r>
-        <w:t>The IP / port / vendor are saved on the IED</w:t>
-      </w:r>
-    </w:p>
-    <w:p>
-      <w:r>
-        <w:t xml:space="preserve">Connection limits: connect timeout </w:t>
-      </w:r>
-      <w:r>
-        <w:rPr>
-          <w:b/>
-        </w:rPr>
-        <w:t>10 s</w:t>
-      </w:r>
-      <w:r>
-        <w:t xml:space="preserve">, per-request timeout </w:t>
-      </w:r>
-      <w:r>
-        <w:rPr>
-          <w:b/>
-        </w:rPr>
         <w:t>20 s</w:t>
       </w:r>
-      <w:r>
-        <w:t>.</w:t>
+    </w:p>
+    <w:p>
+      <w:pPr>
+        <w:ind w:left="360"/>
+      </w:pPr>
+      <w:r>
+        <w:rPr>
+          <w:i/>
+          <w:color w:val="335577"/>
+        </w:rPr>
+        <w:t>**Where do COMTRADE paths come from?** Not from the internet. Market tools either **browse the IED** or let you set the path from the vendor configuration tool / IED manual. This product does the same.</w:t>
       </w:r>
     </w:p>
     <w:p>
@@ -7109,7 +7025,7 @@
               <w:rPr>
                 <w:sz w:val="18"/>
               </w:rPr>
-              <w:t>Auto-detect (read nameplate)</w:t>
+              <w:t>Auto-detect</w:t>
             </w:r>
           </w:p>
         </w:tc>
@@ -7122,7 +7038,7 @@
               <w:rPr>
                 <w:sz w:val="18"/>
               </w:rPr>
-              <w:t>Any IEC 61850 Ed1 / Ed2 / Ed2.1 server with MMS file services</w:t>
+              <w:t>Any IEC 61850 Ed1 / Ed2 / Ed2.1 with MMS file services</w:t>
             </w:r>
           </w:p>
         </w:tc>
@@ -7135,7 +7051,7 @@
               <w:rPr>
                 <w:sz w:val="18"/>
               </w:rPr>
-              <w:t>/COMTRADE/ then vendor folders once detected</w:t>
+              <w:t>/COMTRADE/ then vendor folders once nameplate is known</w:t>
             </w:r>
           </w:p>
         </w:tc>
@@ -7163,7 +7079,7 @@
               <w:rPr>
                 <w:sz w:val="18"/>
               </w:rPr>
-              <w:t>Relion 605/611/615/620/630/640, 650/670 (REL/RED/RET/REB/REC/REF/REM)</w:t>
+              <w:t>Relion 605…670 series</w:t>
             </w:r>
           </w:p>
         </w:tc>
@@ -7176,7 +7092,7 @@
               <w:rPr>
                 <w:sz w:val="18"/>
               </w:rPr>
-              <w:t>/COMTRADE/, /DR/; events /EVENTS/</w:t>
+              <w:t>/COMTRADE/, /DR/, … ; events /EVENTS/</w:t>
             </w:r>
           </w:p>
         </w:tc>
@@ -7204,7 +7120,7 @@
               <w:rPr>
                 <w:sz w:val="18"/>
               </w:rPr>
-              <w:t>SIPROTEC 5 (7SA/7SD/7SL/7UT/7SJ/7VK/6MD), SIPROTEC 4 with EN100, Reyrolle 7SR5</w:t>
+              <w:t>SIPROTEC 5 / 4 EN100, Reyrolle 7SR5</w:t>
             </w:r>
           </w:p>
         </w:tc>
@@ -7217,7 +7133,7 @@
               <w:rPr>
                 <w:sz w:val="18"/>
               </w:rPr>
-              <w:t>/COMTRADE/&lt;LD&gt;/, /FAULTREC/, /REC/; log /LOG/</w:t>
+              <w:t>/COMTRADE/&lt;LD&gt;/, /FAULTREC/, /REC/</w:t>
             </w:r>
           </w:p>
         </w:tc>
@@ -7245,7 +7161,7 @@
               <w:rPr>
                 <w:sz w:val="18"/>
               </w:rPr>
-              <w:t>UR / UR+ (D60, L90, T60, F60, B30, C60 …), 8 Series (850/869/889), MiCOM Alstom legacy</w:t>
+              <w:t>UR / UR+, 8 Series</w:t>
             </w:r>
           </w:p>
         </w:tc>
@@ -7258,7 +7174,7 @@
               <w:rPr>
                 <w:sz w:val="18"/>
               </w:rPr>
-              <w:t>/COMTRADE/, /OSCILLOGRAPHY/, root OSC*.CFG; events /EVENTS/, /FAULTREPORT/</w:t>
+              <w:t>/COMTRADE/, /OSCILLOGRAPHY/, root OSC*.CFG</w:t>
             </w:r>
           </w:p>
         </w:tc>
@@ -7286,7 +7202,7 @@
               <w:rPr>
                 <w:sz w:val="18"/>
               </w:rPr>
-              <w:t>MiCOM Px40 / Agile, Easergy P3/P5, Sepam 80/40 (ACE850)</w:t>
+              <w:t>MiCOM / Easergy / Sepam</w:t>
             </w:r>
           </w:p>
         </w:tc>
@@ -7299,7 +7215,7 @@
               <w:rPr>
                 <w:sz w:val="18"/>
               </w:rPr>
-              <w:t>/COMTRADE/, /DR/, /DISTURBANCE/; events /EVENTS/, /FAULT/</w:t>
+              <w:t>/COMTRADE/, /DR/, /DISTURBANCE/</w:t>
             </w:r>
           </w:p>
         </w:tc>
@@ -7327,7 +7243,7 @@
               <w:rPr>
                 <w:sz w:val="18"/>
               </w:rPr>
-              <w:t>SEL-411L/421/487, SEL-751/787, SEL-2440, RTAC</w:t>
+              <w:t>4xx / 7xx / RTAC</w:t>
             </w:r>
           </w:p>
         </w:tc>
@@ -7340,7 +7256,7 @@
               <w:rPr>
                 <w:sz w:val="18"/>
               </w:rPr>
-              <w:t>/COMTRADE/, /EVENTS/; settings /SETTINGS/ (SET_*.TXT)</w:t>
+              <w:t>/COMTRADE/, /EVENTS/; settings /SETTINGS/</w:t>
             </w:r>
           </w:p>
         </w:tc>
@@ -7368,7 +7284,7 @@
               <w:rPr>
                 <w:sz w:val="18"/>
               </w:rPr>
-              <w:t>PCS-931/902/978/915</w:t>
+              <w:t>PCS-9xx</w:t>
             </w:r>
           </w:p>
         </w:tc>
@@ -7381,7 +7297,7 @@
               <w:rPr>
                 <w:sz w:val="18"/>
               </w:rPr>
-              <w:t>/COMTRADE/, /RECORD/, /WAVE/; events /EVENT/</w:t>
+              <w:t>/COMTRADE/, /RECORD/, /WAVE/</w:t>
             </w:r>
           </w:p>
         </w:tc>
@@ -7396,7 +7312,7 @@
               <w:rPr>
                 <w:sz w:val="18"/>
               </w:rPr>
-              <w:t>Toshiba</w:t>
+              <w:t>Toshiba / ZIV / Other</w:t>
             </w:r>
           </w:p>
         </w:tc>
@@ -7409,7 +7325,7 @@
               <w:rPr>
                 <w:sz w:val="18"/>
               </w:rPr>
-              <w:t>GRL100 / GRZ100 / GRT100 / GRD200</w:t>
+              <w:t>GR / ZLV / generic</w:t>
             </w:r>
           </w:p>
         </w:tc>
@@ -7422,89 +7338,7 @@
               <w:rPr>
                 <w:sz w:val="18"/>
               </w:rPr>
-              <w:t>/COMTRADE/</w:t>
-            </w:r>
-          </w:p>
-        </w:tc>
-      </w:tr>
-      <w:tr>
-        <w:tc>
-          <w:tcPr>
-            <w:tcW w:type="dxa" w:w="3120"/>
-          </w:tcPr>
-          <w:p>
-            <w:r>
-              <w:rPr>
-                <w:sz w:val="18"/>
-              </w:rPr>
-              <w:t>ZIV / Hitachi Energy Spain</w:t>
-            </w:r>
-          </w:p>
-        </w:tc>
-        <w:tc>
-          <w:tcPr>
-            <w:tcW w:type="dxa" w:w="3120"/>
-          </w:tcPr>
-          <w:p>
-            <w:r>
-              <w:rPr>
-                <w:sz w:val="18"/>
-              </w:rPr>
-              <w:t>ZLV / DLX / IDV</w:t>
-            </w:r>
-          </w:p>
-        </w:tc>
-        <w:tc>
-          <w:tcPr>
-            <w:tcW w:type="dxa" w:w="3120"/>
-          </w:tcPr>
-          <w:p>
-            <w:r>
-              <w:rPr>
-                <w:sz w:val="18"/>
-              </w:rPr>
-              <w:t>/COMTRADE/, /OSCILO/</w:t>
-            </w:r>
-          </w:p>
-        </w:tc>
-      </w:tr>
-      <w:tr>
-        <w:tc>
-          <w:tcPr>
-            <w:tcW w:type="dxa" w:w="3120"/>
-          </w:tcPr>
-          <w:p>
-            <w:r>
-              <w:rPr>
-                <w:sz w:val="18"/>
-              </w:rPr>
-              <w:t>Other vendor (generic)</w:t>
-            </w:r>
-          </w:p>
-        </w:tc>
-        <w:tc>
-          <w:tcPr>
-            <w:tcW w:type="dxa" w:w="3120"/>
-          </w:tcPr>
-          <w:p>
-            <w:r>
-              <w:rPr>
-                <w:sz w:val="18"/>
-              </w:rPr>
-              <w:t>Ingeteam, Arteche, Efacec, Sifang, XJ, Woodward, Beckwith, Eaton, Hyosung …</w:t>
-            </w:r>
-          </w:p>
-        </w:tc>
-        <w:tc>
-          <w:tcPr>
-            <w:tcW w:type="dxa" w:w="3120"/>
-          </w:tcPr>
-          <w:p>
-            <w:r>
-              <w:rPr>
-                <w:sz w:val="18"/>
-              </w:rPr>
-              <w:t>/COMTRADE/, /DR/, /RECORDS/; events /EVENTS/, /LOG/</w:t>
+              <w:t>/COMTRADE/ plus vendor-specific folders</w:t>
             </w:r>
           </w:p>
         </w:tc>
@@ -7513,7 +7347,26 @@
     <w:p/>
     <w:p>
       <w:r>
-        <w:t>The panel shows a short vendor hint (for example the PCM600 file-transfer note for ABB) under the selector.</w:t>
+        <w:t xml:space="preserve">Auto-detect is enough for most relays. If Browse is empty, set </w:t>
+      </w:r>
+      <w:r>
+        <w:rPr>
+          <w:b/>
+        </w:rPr>
+        <w:t>COMTRADE path</w:t>
+      </w:r>
+      <w:r>
+        <w:t xml:space="preserve"> (e.g. </w:t>
+      </w:r>
+      <w:r>
+        <w:rPr>
+          <w:rFonts w:ascii="Consolas" w:hAnsi="Consolas"/>
+          <w:sz w:val="18"/>
+        </w:rPr>
+        <w:t>/COMTRADE/</w:t>
+      </w:r>
+      <w:r>
+        <w:t>) or pick the vendor explicitly.</w:t>
       </w:r>
     </w:p>
     <w:p>
@@ -7521,10 +7374,13 @@
         <w:pStyle w:val="Heading2"/>
       </w:pPr>
       <w:r>
-        <w:t>10.4 Browse the records on the relay</w:t>
-      </w:r>
-    </w:p>
-    <w:p>
+        <w:t>10.4 List and select disturbance records (multi-DR)</w:t>
+      </w:r>
+    </w:p>
+    <w:p>
+      <w:pPr>
+        <w:pStyle w:val="ListNumber"/>
+      </w:pPr>
       <w:r>
         <w:t xml:space="preserve">Click </w:t>
       </w:r>
@@ -7532,7 +7388,7 @@
         <w:rPr>
           <w:b/>
         </w:rPr>
-        <w:t>Browse IED</w:t>
+        <w:t>List records on IED</w:t>
       </w:r>
       <w:r>
         <w:t xml:space="preserve"> (later </w:t>
@@ -7544,7 +7400,15 @@
         <w:t>Refresh list</w:t>
       </w:r>
       <w:r>
-        <w:t>). The platform lists the relay’s file store and groups files into disturbance records by base name. The table shows:</w:t>
+        <w:t>).</w:t>
+      </w:r>
+    </w:p>
+    <w:p>
+      <w:pPr>
+        <w:pStyle w:val="ListNumber"/>
+      </w:pPr>
+      <w:r>
+        <w:t>The table lists every COMTRADE-style record found:</w:t>
       </w:r>
     </w:p>
     <w:tbl>
@@ -7638,7 +7502,7 @@
               <w:rPr>
                 <w:sz w:val="18"/>
               </w:rPr>
-              <w:t>Record name (usually the COMTRADE base name)</w:t>
+              <w:t>Base name + directory on the IED</w:t>
             </w:r>
           </w:p>
         </w:tc>
@@ -7666,7 +7530,7 @@
               <w:rPr>
                 <w:sz w:val="18"/>
               </w:rPr>
-              <w:t>Date/time from the file store</w:t>
+              <w:t>File-store time</w:t>
             </w:r>
           </w:p>
         </w:tc>
@@ -7694,7 +7558,7 @@
               <w:rPr>
                 <w:sz w:val="18"/>
               </w:rPr>
-              <w:t>Members found (CFG, DAT, HDR, INF, CFF …)</w:t>
+              <w:t>Members (CFG, DAT, HDR, INF, CFF, …)</w:t>
             </w:r>
           </w:p>
         </w:tc>
@@ -7750,7 +7614,7 @@
               <w:rPr>
                 <w:sz w:val="18"/>
               </w:rPr>
-              <w:t>Complete (CFG + DAT or CFF present) · Incomplete (e.g. DAT missing — cannot be analysed) · Already fetched (link to the event created earlier)</w:t>
+              <w:t>Complete · Incomplete · Already fetched (link to the existing event)</w:t>
             </w:r>
           </w:p>
         </w:tc>
@@ -7758,31 +7622,134 @@
     </w:tbl>
     <w:p/>
     <w:p>
-      <w:r>
-        <w:t xml:space="preserve">The newest complete record that has not yet been fetched is </w:t>
-      </w:r>
+      <w:pPr>
+        <w:pStyle w:val="ListNumber"/>
+      </w:pPr>
       <w:r>
         <w:rPr>
           <w:b/>
         </w:rPr>
-        <w:t>pre-selected</w:t>
-      </w:r>
-      <w:r>
-        <w:t xml:space="preserve">. Browsing is limited to about </w:t>
+        <w:t>All new complete</w:t>
+      </w:r>
+      <w:r>
+        <w:t xml:space="preserve"> records are pre-selected. Use </w:t>
       </w:r>
       <w:r>
         <w:rPr>
           <w:b/>
         </w:rPr>
+        <w:t>Select all new</w:t>
+      </w:r>
+      <w:r>
+        <w:t xml:space="preserve"> / </w:t>
+      </w:r>
+      <w:r>
+        <w:rPr>
+          <w:b/>
+        </w:rPr>
+        <w:t>Clear</w:t>
+      </w:r>
+      <w:r>
+        <w:t>, or tick individually.</w:t>
+      </w:r>
+    </w:p>
+    <w:p>
+      <w:pPr>
+        <w:pStyle w:val="ListNumber"/>
+      </w:pPr>
+      <w:r>
+        <w:t xml:space="preserve">Click </w:t>
+      </w:r>
+      <w:r>
+        <w:rPr>
+          <w:b/>
+        </w:rPr>
+        <w:t>Fetch DR + settings / events</w:t>
+      </w:r>
+      <w:r>
+        <w:t>.</w:t>
+      </w:r>
+    </w:p>
+    <w:p>
+      <w:r>
+        <w:rPr>
+          <w:b/>
+        </w:rPr>
+        <w:t>Multiple DRs → multiple events:</w:t>
+      </w:r>
+      <w:r>
+        <w:t xml:space="preserve"> each selected complete record becomes its </w:t>
+      </w:r>
+      <w:r>
+        <w:rPr>
+          <w:b/>
+        </w:rPr>
+        <w:t>own</w:t>
+      </w:r>
+      <w:r>
+        <w:t xml:space="preserve"> event (</w:t>
+      </w:r>
+      <w:r>
+        <w:rPr>
+          <w:rFonts w:ascii="Consolas" w:hAnsi="Consolas"/>
+          <w:sz w:val="18"/>
+        </w:rPr>
+        <w:t>EVT-YYYY-NNNNN</w:t>
+      </w:r>
+      <w:r>
+        <w:t>), with that record’s COMTRADE files. Settings/SOE ride along (see [§10.7](#107-matching-soe--events-to-the-right-dr)).</w:t>
+      </w:r>
+    </w:p>
+    <w:p>
+      <w:r>
+        <w:rPr>
+          <w:b/>
+        </w:rPr>
+        <w:t>Shortcut:</w:t>
+      </w:r>
+      <w:r>
+        <w:t xml:space="preserve"> you can click </w:t>
+      </w:r>
+      <w:r>
+        <w:rPr>
+          <w:b/>
+        </w:rPr>
+        <w:t>Fetch</w:t>
+      </w:r>
+      <w:r>
+        <w:t xml:space="preserve"> without listing first — the app lists the IED and takes </w:t>
+      </w:r>
+      <w:r>
+        <w:rPr>
+          <w:b/>
+        </w:rPr>
+        <w:t>all new complete</w:t>
+      </w:r>
+      <w:r>
+        <w:t xml:space="preserve"> DRs.</w:t>
+      </w:r>
+    </w:p>
+    <w:p>
+      <w:r>
+        <w:t xml:space="preserve">Browsing is limited to about </w:t>
+      </w:r>
+      <w:r>
+        <w:rPr>
+          <w:b/>
+        </w:rPr>
         <w:t>90 s</w:t>
       </w:r>
       <w:r>
-        <w:t>; very large file stores may need a vendor profile instead of Auto-detect.</w:t>
-      </w:r>
-    </w:p>
-    <w:p>
-      <w:r>
-        <w:t>Counts of extra files found (settings files, event files, SCL files) are shown next to the options.</w:t>
+        <w:t xml:space="preserve">. After a successful list, </w:t>
+      </w:r>
+      <w:r>
+        <w:rPr>
+          <w:b/>
+        </w:rPr>
+        <w:t>Found under:</w:t>
+      </w:r>
+      <w:r>
+        <w:t xml:space="preserve"> shows directories where records were discovered (click to set as COMTRADE path).</w:t>
       </w:r>
     </w:p>
     <w:p>
@@ -7790,7 +7757,7 @@
         <w:pStyle w:val="Heading2"/>
       </w:pPr>
       <w:r>
-        <w:t>10.5 Fetch options</w:t>
+        <w:t>10.5 Fetch options (with every DR)</w:t>
       </w:r>
     </w:p>
     <w:tbl>
@@ -7858,7 +7825,7 @@
               <w:rPr>
                 <w:sz w:val="18"/>
               </w:rPr>
-              <w:t>Settings (read from data model)</w:t>
+              <w:t>Also fetch settings</w:t>
             </w:r>
           </w:p>
         </w:tc>
@@ -7884,7 +7851,7 @@
               <w:rPr>
                 <w:sz w:val="18"/>
               </w:rPr>
-              <w:t>Reads protection settings from the relay data model and any settings files in the file store</w:t>
+              <w:t>Settings files from the store and SP/SG/CF reads on protection LNs → iec61850_settings_&lt;tag&gt;.json</w:t>
             </w:r>
           </w:p>
         </w:tc>
@@ -7899,7 +7866,7 @@
               <w:rPr>
                 <w:sz w:val="18"/>
               </w:rPr>
-              <w:t>Events (protection start/trip status)</w:t>
+              <w:t>Also fetch events / SOE</w:t>
             </w:r>
           </w:p>
         </w:tc>
@@ -7925,7 +7892,7 @@
               <w:rPr>
                 <w:sz w:val="18"/>
               </w:rPr>
-              <w:t>Reads start/trip/operate status with timestamps and breaker position, plus event files in the file store</w:t>
+              <w:t>Event/log files and start/trip/breaker status → iec61850_soe_&lt;tag&gt;.csv (then matched to each DR)</w:t>
             </w:r>
           </w:p>
         </w:tc>
@@ -7940,7 +7907,7 @@
               <w:rPr>
                 <w:sz w:val="18"/>
               </w:rPr>
-              <w:t>SCL configuration (CID/ICD)</w:t>
+              <w:t>Also fetch SCL (CID/ICD)</w:t>
             </w:r>
           </w:p>
         </w:tc>
@@ -7966,7 +7933,7 @@
               <w:rPr>
                 <w:sz w:val="18"/>
               </w:rPr>
-              <w:t>Downloads the relay’s SCL file if the file store exposes one (kept as an attachment for reference)</w:t>
+              <w:t>SCL as attachment only (manual fetch; not in auto-fetch)</w:t>
             </w:r>
           </w:p>
         </w:tc>
@@ -8007,7 +7974,7 @@
               <w:rPr>
                 <w:sz w:val="18"/>
               </w:rPr>
-              <w:t>Optional text for the event; default “IEC 61850 fetch from *host:port* — *record*”</w:t>
+              <w:t>Optional text stored on the created event(s)</w:t>
             </w:r>
           </w:p>
         </w:tc>
@@ -8016,69 +7983,39 @@
     <w:p/>
     <w:p>
       <w:r>
-        <w:t>Buttons:</w:t>
-      </w:r>
-    </w:p>
-    <w:p>
-      <w:pPr>
-        <w:pStyle w:val="ListBullet"/>
-      </w:pPr>
+        <w:t xml:space="preserve">The primary button is always </w:t>
+      </w:r>
       <w:r>
         <w:rPr>
           <w:b/>
         </w:rPr>
-        <w:t>Fetch &amp; create event</w:t>
-      </w:r>
-      <w:r>
-        <w:t xml:space="preserve"> — one record selected</w:t>
-      </w:r>
-    </w:p>
-    <w:p>
-      <w:pPr>
-        <w:pStyle w:val="ListBullet"/>
-      </w:pPr>
+        <w:t>Fetch DR + settings / events</w:t>
+      </w:r>
+      <w:r>
+        <w:t xml:space="preserve"> (wording adjusts with how many DRs are selected). Disturbance records are </w:t>
+      </w:r>
       <w:r>
         <w:rPr>
           <w:b/>
         </w:rPr>
-        <w:t>Fetch N records &amp; create events</w:t>
-      </w:r>
-      <w:r>
-        <w:t xml:space="preserve"> — several records selected; </w:t>
+        <w:t>always</w:t>
+      </w:r>
+      <w:r>
+        <w:t xml:space="preserve"> included when complete ones exist — this is not a settings-only path when DRs are available.</w:t>
+      </w:r>
+    </w:p>
+    <w:p>
+      <w:r>
+        <w:t xml:space="preserve">Acquisition time budget ≈ </w:t>
       </w:r>
       <w:r>
         <w:rPr>
           <w:b/>
         </w:rPr>
-        <w:t>one event per record</w:t>
-      </w:r>
-    </w:p>
-    <w:p>
-      <w:pPr>
-        <w:pStyle w:val="ListBullet"/>
-      </w:pPr>
-      <w:r>
-        <w:rPr>
-          <w:b/>
-        </w:rPr>
-        <w:t>Fetch settings / events only</w:t>
-      </w:r>
-      <w:r>
-        <w:t xml:space="preserve"> — no record selected; creates an event holding just settings and/or status (useful for a settings snapshot)</w:t>
-      </w:r>
-    </w:p>
-    <w:p>
-      <w:r>
-        <w:t xml:space="preserve">The whole acquisition is limited to about </w:t>
-      </w:r>
-      <w:r>
-        <w:rPr>
-          <w:b/>
-        </w:rPr>
         <w:t>240 s</w:t>
       </w:r>
       <w:r>
-        <w:t>. Warnings (for example a file that could not be read) are listed under “*N warning(s) during fetch*” — the event is still created with whatever was retrieved.</w:t>
+        <w:t>. Warnings appear under “*N warning(s) during fetch*”; the event still holds whatever was retrieved.</w:t>
       </w:r>
     </w:p>
     <w:p>
@@ -8086,22 +8023,7 @@
         <w:pStyle w:val="Heading2"/>
       </w:pPr>
       <w:r>
-        <w:t>10.6 What gets created</w:t>
-      </w:r>
-    </w:p>
-    <w:p>
-      <w:r>
-        <w:t xml:space="preserve">For each fetched record the platform creates a new event under this IED (with an </w:t>
-      </w:r>
-      <w:r>
-        <w:rPr>
-          <w:rFonts w:ascii="Consolas" w:hAnsi="Consolas"/>
-          <w:sz w:val="18"/>
-        </w:rPr>
-        <w:t>EVT-YYYY-NNNNN</w:t>
-      </w:r>
-      <w:r>
-        <w:t xml:space="preserve"> number, see [§12](#12-event-numbers)) and stores:</w:t>
+        <w:t>10.6 What gets created per DR</w:t>
       </w:r>
     </w:p>
     <w:tbl>
@@ -8154,20 +8076,20 @@
               <w:rPr>
                 <w:sz w:val="18"/>
               </w:rPr>
-              <w:t>Record files (*.cfg, *.dat, *.hdr, *.inf, *.cff)</w:t>
-            </w:r>
-          </w:p>
-        </w:tc>
-        <w:tc>
-          <w:tcPr>
-            <w:tcW w:type="dxa" w:w="4680"/>
-          </w:tcPr>
-          <w:p>
-            <w:r>
-              <w:rPr>
-                <w:sz w:val="18"/>
-              </w:rPr>
-              <w:t>Exactly as read from the relay — SHA-256 hashed, immutable</w:t>
+              <w:t>*.cfg / *.dat / *.hdr / *.inf / *.cff / *.cev</w:t>
+            </w:r>
+          </w:p>
+        </w:tc>
+        <w:tc>
+          <w:tcPr>
+            <w:tcW w:type="dxa" w:w="4680"/>
+          </w:tcPr>
+          <w:p>
+            <w:r>
+              <w:rPr>
+                <w:sz w:val="18"/>
+              </w:rPr>
+              <w:t>Immutable COMTRADE members (SHA-256)</w:t>
             </w:r>
           </w:p>
         </w:tc>
@@ -8195,7 +8117,7 @@
               <w:rPr>
                 <w:sz w:val="18"/>
               </w:rPr>
-              <w:t>Settings read from the data model, mapped to the platform’s setting blocks (pickups, time dials, curves, zone reaches, CT/VT ratios, enable flags …) plus all raw values under iec61850_raw</w:t>
+              <w:t>Mapped settings + iec61850_raw</w:t>
             </w:r>
           </w:p>
         </w:tc>
@@ -8223,7 +8145,7 @@
               <w:rPr>
                 <w:sz w:val="18"/>
               </w:rPr>
-              <w:t>Sequence of events: protection start / trip / operate status changes with IED timestamps and breaker position</w:t>
+              <w:t>SOE rows for this DR’s time window (or full snapshot if untimed)</w:t>
             </w:r>
           </w:p>
         </w:tc>
@@ -8251,7 +8173,7 @@
               <w:rPr>
                 <w:sz w:val="18"/>
               </w:rPr>
-              <w:t>Any settings or event files found in the file store (e.g. SEL SET_*.TXT)</w:t>
+              <w:t>When present and matched</w:t>
             </w:r>
           </w:p>
         </w:tc>
@@ -8266,20 +8188,20 @@
               <w:rPr>
                 <w:sz w:val="18"/>
               </w:rPr>
-              <w:t>SCL (*.cid / *.icd / *.scd)</w:t>
-            </w:r>
-          </w:p>
-        </w:tc>
-        <w:tc>
-          <w:tcPr>
-            <w:tcW w:type="dxa" w:w="4680"/>
-          </w:tcPr>
-          <w:p>
-            <w:r>
-              <w:rPr>
-                <w:sz w:val="18"/>
-              </w:rPr>
-              <w:t>Attached for reference when the SCL option is ticked</w:t>
+              <w:t>SCL</w:t>
+            </w:r>
+          </w:p>
+        </w:tc>
+        <w:tc>
+          <w:tcPr>
+            <w:tcW w:type="dxa" w:w="4680"/>
+          </w:tcPr>
+          <w:p>
+            <w:r>
+              <w:rPr>
+                <w:sz w:val="18"/>
+              </w:rPr>
+              <w:t>If SCL option ticked</w:t>
             </w:r>
           </w:p>
         </w:tc>
@@ -8288,15 +8210,7 @@
     <w:p/>
     <w:p>
       <w:r>
-        <w:t>How settings are read:</w:t>
-      </w:r>
-    </w:p>
-    <w:p>
-      <w:pPr>
-        <w:pStyle w:val="ListBullet"/>
-      </w:pPr>
-      <w:r>
-        <w:t xml:space="preserve">Logical nodes: protection </w:t>
+        <w:t xml:space="preserve">Settings are read from protection </w:t>
       </w:r>
       <w:r>
         <w:rPr>
@@ -8305,7 +8219,7 @@
         <w:t>P\</w:t>
       </w:r>
       <w:r>
-        <w:t xml:space="preserve">* (PDIS, PTOC, PDIF, PTOV, PTUV, …), related </w:t>
+        <w:t xml:space="preserve">* / related </w:t>
       </w:r>
       <w:r>
         <w:rPr>
@@ -8314,7 +8228,7 @@
         <w:t>R\</w:t>
       </w:r>
       <w:r>
-        <w:t xml:space="preserve">* (RREC, RBRF, RDIR, …), plus </w:t>
+        <w:t xml:space="preserve">* LNs, </w:t>
       </w:r>
       <w:r>
         <w:rPr>
@@ -8323,7 +8237,7 @@
         <w:t>TCTR</w:t>
       </w:r>
       <w:r>
-        <w:t xml:space="preserve">, </w:t>
+        <w:t xml:space="preserve"> / </w:t>
       </w:r>
       <w:r>
         <w:rPr>
@@ -8332,7 +8246,7 @@
         <w:t>TVTR</w:t>
       </w:r>
       <w:r>
-        <w:t xml:space="preserve">, </w:t>
+        <w:t xml:space="preserve"> / </w:t>
       </w:r>
       <w:r>
         <w:rPr>
@@ -8340,48 +8254,17 @@
         </w:rPr>
         <w:t>XCBR</w:t>
       </w:r>
-    </w:p>
-    <w:p>
-      <w:pPr>
-        <w:pStyle w:val="ListBullet"/>
-      </w:pPr>
-      <w:r>
-        <w:t xml:space="preserve">Functional constraints: </w:t>
+      <w:r>
+        <w:t xml:space="preserve">, FCs </w:t>
       </w:r>
       <w:r>
         <w:rPr>
           <w:b/>
         </w:rPr>
-        <w:t>SP</w:t>
-      </w:r>
-      <w:r>
-        <w:t xml:space="preserve">, </w:t>
-      </w:r>
-      <w:r>
-        <w:rPr>
-          <w:b/>
-        </w:rPr>
-        <w:t>SG</w:t>
-      </w:r>
-      <w:r>
-        <w:t xml:space="preserve">, </w:t>
-      </w:r>
-      <w:r>
-        <w:rPr>
-          <w:b/>
-        </w:rPr>
-        <w:t>CF</w:t>
-      </w:r>
-      <w:r>
-        <w:t xml:space="preserve"> (setting / setting-group / configuration values)</w:t>
-      </w:r>
-    </w:p>
-    <w:p>
-      <w:pPr>
-        <w:pStyle w:val="ListBullet"/>
-      </w:pPr>
-      <w:r>
-        <w:t xml:space="preserve">Active setting group from </w:t>
+        <w:t>SP / SG / CF</w:t>
+      </w:r>
+      <w:r>
+        <w:t xml:space="preserve">, active group </w:t>
       </w:r>
       <w:r>
         <w:rPr>
@@ -8390,55 +8273,228 @@
         </w:rPr>
         <w:t>LLN0.SGCB.ActSG</w:t>
       </w:r>
-    </w:p>
-    <w:p>
-      <w:pPr>
-        <w:pStyle w:val="ListBullet"/>
-      </w:pPr>
-      <w:r>
-        <w:t xml:space="preserve">Values are </w:t>
-      </w:r>
+      <w:r>
+        <w:t>.</w:t>
+      </w:r>
+    </w:p>
+    <w:p>
       <w:r>
         <w:rPr>
           <w:b/>
         </w:rPr>
-        <w:t>as reported by the relay</w:t>
-      </w:r>
-      <w:r>
-        <w:t xml:space="preserve">; nothing is guessed. Unmapped attributes stay in </w:t>
+        <w:t>DR time</w:t>
+      </w:r>
+      <w:r>
+        <w:t xml:space="preserve"> on the event prefers the COMTRADE trigger/start from the CFG; otherwise the file-store “Recorded” time. Acquisition metadata (method </w:t>
       </w:r>
       <w:r>
         <w:rPr>
           <w:rFonts w:ascii="Consolas" w:hAnsi="Consolas"/>
           <w:sz w:val="18"/>
         </w:rPr>
-        <w:t>iec61850_raw</w:t>
-      </w:r>
-      <w:r>
-        <w:t xml:space="preserve"> for inspection.</w:t>
-      </w:r>
-    </w:p>
-    <w:p>
-      <w:r>
-        <w:t xml:space="preserve">The event date/time is the record time reported by the relay’s file store (the </w:t>
+        <w:t>IEC61850_MMS</w:t>
+      </w:r>
+      <w:r>
+        <w:t xml:space="preserve">, MANUAL/AUTO, host, record key, nameplate) is stored on the event. Audit: </w:t>
       </w:r>
       <w:r>
         <w:rPr>
           <w:b/>
         </w:rPr>
-        <w:t>Recorded</w:t>
-      </w:r>
-      <w:r>
-        <w:t xml:space="preserve"> column); if the relay gives none, the fetch time is used. The acquisition details (method IEC 61850 MMS, manual/auto trigger, host, record, nameplate) are stored with the event, and the audit trail logs </w:t>
+        <w:t>`IEC61850_FETCH`</w:t>
+      </w:r>
+      <w:r>
+        <w:t>.</w:t>
+      </w:r>
+    </w:p>
+    <w:p>
+      <w:pPr>
+        <w:pStyle w:val="Heading2"/>
+      </w:pPr>
+      <w:r>
+        <w:t>10.7 Matching SOE / events to the right DR</w:t>
+      </w:r>
+    </w:p>
+    <w:p>
+      <w:r>
+        <w:t xml:space="preserve">When the IED has a </w:t>
       </w:r>
       <w:r>
         <w:rPr>
           <w:b/>
         </w:rPr>
-        <w:t>`IEC61850_FETCH`</w:t>
-      </w:r>
-      <w:r>
-        <w:t>. Auto-fetched events get the description “IEC 61850 auto-fetch from *host:port* — *record*”.</w:t>
+        <w:t>large</w:t>
+      </w:r>
+      <w:r>
+        <w:t xml:space="preserve"> sequential-event (SER) history, the platform must not attach every row to every disturbance.</w:t>
+      </w:r>
+    </w:p>
+    <w:tbl>
+      <w:tblPr>
+        <w:tblStyle w:val="TableGrid"/>
+        <w:tblW w:type="auto" w:w="0"/>
+        <w:tblLook w:firstColumn="1" w:firstRow="1" w:lastColumn="0" w:lastRow="0" w:noHBand="0" w:noVBand="1" w:val="04A0"/>
+      </w:tblPr>
+      <w:tblGrid>
+        <w:gridCol w:w="4680"/>
+        <w:gridCol w:w="4680"/>
+      </w:tblGrid>
+      <w:tr>
+        <w:tc>
+          <w:tcPr>
+            <w:tcW w:type="dxa" w:w="4680"/>
+          </w:tcPr>
+          <w:p>
+            <w:r>
+              <w:rPr>
+                <w:b/>
+                <w:sz w:val="18"/>
+              </w:rPr>
+              <w:t>Priority</w:t>
+            </w:r>
+          </w:p>
+        </w:tc>
+        <w:tc>
+          <w:tcPr>
+            <w:tcW w:type="dxa" w:w="4680"/>
+          </w:tcPr>
+          <w:p>
+            <w:r>
+              <w:rPr>
+                <w:b/>
+                <w:sz w:val="18"/>
+              </w:rPr>
+              <w:t>Rule</w:t>
+            </w:r>
+          </w:p>
+        </w:tc>
+      </w:tr>
+      <w:tr>
+        <w:tc>
+          <w:tcPr>
+            <w:tcW w:type="dxa" w:w="4680"/>
+          </w:tcPr>
+          <w:p>
+            <w:r>
+              <w:rPr>
+                <w:sz w:val="18"/>
+              </w:rPr>
+              <w:t>1. DR digitals</w:t>
+            </w:r>
+          </w:p>
+        </w:tc>
+        <w:tc>
+          <w:tcPr>
+            <w:tcW w:type="dxa" w:w="4680"/>
+          </w:tcPr>
+          <w:p>
+            <w:r>
+              <w:rPr>
+                <w:sz w:val="18"/>
+              </w:rPr>
+              <w:t>COMTRADE pickup / trip / 52a on that record = primary evidence</w:t>
+            </w:r>
+          </w:p>
+        </w:tc>
+      </w:tr>
+      <w:tr>
+        <w:tc>
+          <w:tcPr>
+            <w:tcW w:type="dxa" w:w="4680"/>
+          </w:tcPr>
+          <w:p>
+            <w:r>
+              <w:rPr>
+                <w:sz w:val="18"/>
+              </w:rPr>
+              <w:t>2. Filename</w:t>
+            </w:r>
+          </w:p>
+        </w:tc>
+        <w:tc>
+          <w:tcPr>
+            <w:tcW w:type="dxa" w:w="4680"/>
+          </w:tcPr>
+          <w:p>
+            <w:r>
+              <w:rPr>
+                <w:sz w:val="18"/>
+              </w:rPr>
+              <w:t>Event/SOE file name contains the COMTRADE record stem → that DR only</w:t>
+            </w:r>
+          </w:p>
+        </w:tc>
+      </w:tr>
+      <w:tr>
+        <w:tc>
+          <w:tcPr>
+            <w:tcW w:type="dxa" w:w="4680"/>
+          </w:tcPr>
+          <w:p>
+            <w:r>
+              <w:rPr>
+                <w:sz w:val="18"/>
+              </w:rPr>
+              <w:t>3. Time window</w:t>
+            </w:r>
+          </w:p>
+        </w:tc>
+        <w:tc>
+          <w:tcPr>
+            <w:tcW w:type="dxa" w:w="4680"/>
+          </w:tcPr>
+          <w:p>
+            <w:r>
+              <w:rPr>
+                <w:sz w:val="18"/>
+              </w:rPr>
+              <w:t>Keep SOE CSV rows in DR start − 5 s … DR end + 30 s (CFG start + record duration)</w:t>
+            </w:r>
+          </w:p>
+        </w:tc>
+      </w:tr>
+      <w:tr>
+        <w:tc>
+          <w:tcPr>
+            <w:tcW w:type="dxa" w:w="4680"/>
+          </w:tcPr>
+          <w:p>
+            <w:r>
+              <w:rPr>
+                <w:sz w:val="18"/>
+              </w:rPr>
+              <w:t>4. Settings / SCL</w:t>
+            </w:r>
+          </w:p>
+        </w:tc>
+        <w:tc>
+          <w:tcPr>
+            <w:tcW w:type="dxa" w:w="4680"/>
+          </w:tcPr>
+          <w:p>
+            <w:r>
+              <w:rPr>
+                <w:sz w:val="18"/>
+              </w:rPr>
+              <w:t>Shared to every DR package (not time-sliced)</w:t>
+            </w:r>
+          </w:p>
+        </w:tc>
+      </w:tr>
+    </w:tbl>
+    <w:p/>
+    <w:p>
+      <w:r>
+        <w:t xml:space="preserve">During analysis the Sequence tab merges SOE into the timeline using the same window, so Summary / Sequence stay focused on </w:t>
+      </w:r>
+      <w:r>
+        <w:rPr>
+          <w:b/>
+        </w:rPr>
+        <w:t>this</w:t>
+      </w:r>
+      <w:r>
+        <w:t xml:space="preserve"> fault.</w:t>
       </w:r>
     </w:p>
     <w:p>
@@ -8446,7 +8502,7 @@
         <w:pStyle w:val="Heading2"/>
       </w:pPr>
       <w:r>
-        <w:t>10.7 After the fetch</w:t>
+        <w:t>10.8 After the fetch</w:t>
       </w:r>
     </w:p>
     <w:p>
@@ -8454,25 +8510,47 @@
         <w:pStyle w:val="ListBullet"/>
       </w:pPr>
       <w:r>
-        <w:t xml:space="preserve">If exactly </w:t>
+        <w:t xml:space="preserve">One event created → often opens </w:t>
       </w:r>
       <w:r>
         <w:rPr>
           <w:b/>
         </w:rPr>
-        <w:t>one</w:t>
-      </w:r>
-      <w:r>
-        <w:t xml:space="preserve"> event was created, the app opens its </w:t>
-      </w:r>
+        <w:t>Summary</w:t>
+      </w:r>
+      <w:r>
+        <w:t xml:space="preserve"> (or Files, depending on package readiness / UI path).</w:t>
+      </w:r>
+    </w:p>
+    <w:p>
+      <w:pPr>
+        <w:pStyle w:val="ListBullet"/>
+      </w:pPr>
+      <w:r>
+        <w:t>Several events → IED event list refreshes.</w:t>
+      </w:r>
+    </w:p>
+    <w:p>
+      <w:pPr>
+        <w:pStyle w:val="ListBullet"/>
+      </w:pPr>
       <w:r>
         <w:rPr>
           <w:b/>
         </w:rPr>
-        <w:t>Files</w:t>
-      </w:r>
-      <w:r>
-        <w:t xml:space="preserve"> tab.</w:t>
+        <w:t>Package ready</w:t>
+      </w:r>
+      <w:r>
+        <w:t xml:space="preserve"> (COMTRADE </w:t>
+      </w:r>
+      <w:r>
+        <w:rPr>
+          <w:b/>
+        </w:rPr>
+        <w:t>and</w:t>
+      </w:r>
+      <w:r>
+        <w:t xml:space="preserve"> settings) → analysis can start automatically.</w:t>
       </w:r>
     </w:p>
     <w:p>
@@ -8480,7 +8558,24 @@
         <w:pStyle w:val="ListBullet"/>
       </w:pPr>
       <w:r>
-        <w:t>If several were created, the IED event list refreshes.</w:t>
+        <w:t xml:space="preserve">Browse again → those records show </w:t>
+      </w:r>
+      <w:r>
+        <w:rPr>
+          <w:b/>
+        </w:rPr>
+        <w:t>Already fetched</w:t>
+      </w:r>
+      <w:r>
+        <w:t xml:space="preserve"> (no accidental duplicates).</w:t>
+      </w:r>
+    </w:p>
+    <w:p>
+      <w:pPr>
+        <w:pStyle w:val="Heading2"/>
+      </w:pPr>
+      <w:r>
+        <w:t>10.9 Good practice</w:t>
       </w:r>
     </w:p>
     <w:p>
@@ -8488,40 +8583,177 @@
         <w:pStyle w:val="ListBullet"/>
       </w:pPr>
       <w:r>
-        <w:t xml:space="preserve">Events that are </w:t>
-      </w:r>
-      <w:r>
         <w:rPr>
           <w:b/>
         </w:rPr>
-        <w:t>package ready</w:t>
-      </w:r>
-      <w:r>
-        <w:t xml:space="preserve"> (COMTRADE </w:t>
+        <w:t>Test connection</w:t>
+      </w:r>
+      <w:r>
+        <w:t xml:space="preserve"> first (correct relay / nameplate).</w:t>
+      </w:r>
+    </w:p>
+    <w:p>
+      <w:pPr>
+        <w:pStyle w:val="ListBullet"/>
+      </w:pPr>
+      <w:r>
+        <w:t xml:space="preserve">Keep </w:t>
       </w:r>
       <w:r>
         <w:rPr>
           <w:b/>
         </w:rPr>
-        <w:t>and</w:t>
-      </w:r>
-      <w:r>
-        <w:t xml:space="preserve"> settings present) </w:t>
+        <w:t>Settings</w:t>
+      </w:r>
+      <w:r>
+        <w:t xml:space="preserve"> and </w:t>
       </w:r>
       <w:r>
         <w:rPr>
           <w:b/>
         </w:rPr>
-        <w:t>start analysis automatically</w:t>
-      </w:r>
-      <w:r>
-        <w:t xml:space="preserve">. Events without settings wait for you to add settings (Files tab) and click </w:t>
+        <w:t>Events</w:t>
+      </w:r>
+      <w:r>
+        <w:t xml:space="preserve"> on for consistency and Sequence enrichment.</w:t>
+      </w:r>
+    </w:p>
+    <w:p>
+      <w:pPr>
+        <w:pStyle w:val="ListBullet"/>
+      </w:pPr>
+      <w:r>
+        <w:t xml:space="preserve">Map </w:t>
       </w:r>
       <w:r>
         <w:rPr>
           <w:b/>
         </w:rPr>
-        <w:t>Start analysis</w:t>
+        <w:t>Channel map</w:t>
+      </w:r>
+      <w:r>
+        <w:t xml:space="preserve"> and </w:t>
+      </w:r>
+      <w:r>
+        <w:rPr>
+          <w:b/>
+        </w:rPr>
+        <w:t>DR targets</w:t>
+      </w:r>
+      <w:r>
+        <w:t xml:space="preserve"> once per new relay type.</w:t>
+      </w:r>
+    </w:p>
+    <w:p>
+      <w:pPr>
+        <w:pStyle w:val="ListBullet"/>
+      </w:pPr>
+      <w:r>
+        <w:rPr>
+          <w:b/>
+        </w:rPr>
+        <w:t>Incomplete</w:t>
+      </w:r>
+      <w:r>
+        <w:t xml:space="preserve"> record → wait and </w:t>
+      </w:r>
+      <w:r>
+        <w:rPr>
+          <w:b/>
+        </w:rPr>
+        <w:t>Refresh list</w:t>
+      </w:r>
+      <w:r>
+        <w:t xml:space="preserve"> (relay may still be writing).</w:t>
+      </w:r>
+    </w:p>
+    <w:p>
+      <w:pPr>
+        <w:pStyle w:val="ListBullet"/>
+      </w:pPr>
+      <w:r>
+        <w:t xml:space="preserve">Empty Browse → enable MMS file transfer; set </w:t>
+      </w:r>
+      <w:r>
+        <w:rPr>
+          <w:b/>
+        </w:rPr>
+        <w:t>COMTRADE path</w:t>
+      </w:r>
+      <w:r>
+        <w:t>; pick vendor.</w:t>
+      </w:r>
+    </w:p>
+    <w:p/>
+    <w:p>
+      <w:pPr>
+        <w:pStyle w:val="Heading1"/>
+      </w:pPr>
+      <w:r>
+        <w:t>11. Automatic fetch (auto-fetch)</w:t>
+      </w:r>
+    </w:p>
+    <w:p>
+      <w:r>
+        <w:t xml:space="preserve">The </w:t>
+      </w:r>
+      <w:r>
+        <w:rPr>
+          <w:b/>
+        </w:rPr>
+        <w:t>Automatic fetch</w:t>
+      </w:r>
+      <w:r>
+        <w:t xml:space="preserve"> card lets the </w:t>
+      </w:r>
+      <w:r>
+        <w:rPr>
+          <w:b/>
+        </w:rPr>
+        <w:t>server</w:t>
+      </w:r>
+      <w:r>
+        <w:t xml:space="preserve"> watch the relay and import every </w:t>
+      </w:r>
+      <w:r>
+        <w:rPr>
+          <w:b/>
+        </w:rPr>
+        <w:t>new</w:t>
+      </w:r>
+      <w:r>
+        <w:t xml:space="preserve"> disturbance record without the browser staying open — like SCADA COMTRADE polling.</w:t>
+      </w:r>
+    </w:p>
+    <w:p>
+      <w:pPr>
+        <w:pStyle w:val="Heading2"/>
+      </w:pPr>
+      <w:r>
+        <w:t>11.1 Switching it on</w:t>
+      </w:r>
+    </w:p>
+    <w:p>
+      <w:pPr>
+        <w:pStyle w:val="ListNumber"/>
+      </w:pPr>
+      <w:r>
+        <w:t xml:space="preserve">Enter </w:t>
+      </w:r>
+      <w:r>
+        <w:rPr>
+          <w:b/>
+        </w:rPr>
+        <w:t>IP</w:t>
+      </w:r>
+      <w:r>
+        <w:t xml:space="preserve"> (and vendor / COMTRADE path) and preferably </w:t>
+      </w:r>
+      <w:r>
+        <w:rPr>
+          <w:b/>
+        </w:rPr>
+        <w:t>Test connection</w:t>
       </w:r>
       <w:r>
         <w:t>.</w:t>
@@ -8529,210 +8761,42 @@
     </w:p>
     <w:p>
       <w:pPr>
-        <w:pStyle w:val="ListBullet"/>
-      </w:pPr>
-      <w:r>
-        <w:t xml:space="preserve">Browsing again marks those records as </w:t>
+        <w:pStyle w:val="ListNumber"/>
+      </w:pPr>
+      <w:r>
+        <w:t xml:space="preserve">Set options (below) — options lock while auto-fetch is </w:t>
       </w:r>
       <w:r>
         <w:rPr>
           <w:b/>
         </w:rPr>
-        <w:t>Already fetched</w:t>
-      </w:r>
-      <w:r>
-        <w:t xml:space="preserve"> with a link to their event — you will not create duplicates by accident.</w:t>
-      </w:r>
-    </w:p>
-    <w:p>
-      <w:pPr>
-        <w:pStyle w:val="Heading2"/>
-      </w:pPr>
-      <w:r>
-        <w:t>10.8 Good practice</w:t>
-      </w:r>
-    </w:p>
-    <w:p>
-      <w:pPr>
-        <w:pStyle w:val="ListBullet"/>
-      </w:pPr>
-      <w:r>
-        <w:t xml:space="preserve">Run </w:t>
+        <w:t>on</w:t>
+      </w:r>
+      <w:r>
+        <w:t>.</w:t>
+      </w:r>
+    </w:p>
+    <w:p>
+      <w:pPr>
+        <w:pStyle w:val="ListNumber"/>
+      </w:pPr>
+      <w:r>
+        <w:t xml:space="preserve">Turn on </w:t>
       </w:r>
       <w:r>
         <w:rPr>
           <w:b/>
         </w:rPr>
-        <w:t>Test connection</w:t>
-      </w:r>
-      <w:r>
-        <w:t xml:space="preserve"> first; the nameplate confirms you are talking to the right relay before downloading anything.</w:t>
-      </w:r>
-    </w:p>
-    <w:p>
-      <w:pPr>
-        <w:pStyle w:val="ListBullet"/>
-      </w:pPr>
-      <w:r>
-        <w:t xml:space="preserve">Keep </w:t>
+        <w:t>Auto-fetch new records</w:t>
+      </w:r>
+      <w:r>
+        <w:t xml:space="preserve"> and choose the interval (</w:t>
       </w:r>
       <w:r>
         <w:rPr>
           <w:b/>
         </w:rPr>
-        <w:t>Settings</w:t>
-      </w:r>
-      <w:r>
-        <w:t xml:space="preserve"> ticked: consistency and RCA need the settings that were active when the record was made. Fetch soon after the event if settings might change.</w:t>
-      </w:r>
-    </w:p>
-    <w:p>
-      <w:pPr>
-        <w:pStyle w:val="ListBullet"/>
-      </w:pPr>
-      <w:r>
-        <w:t xml:space="preserve">Always check </w:t>
-      </w:r>
-      <w:r>
-        <w:rPr>
-          <w:b/>
-        </w:rPr>
-        <w:t>Channel map</w:t>
-      </w:r>
-      <w:r>
-        <w:t xml:space="preserve"> and </w:t>
-      </w:r>
-      <w:r>
-        <w:rPr>
-          <w:b/>
-        </w:rPr>
-        <w:t>DR targets</w:t>
-      </w:r>
-      <w:r>
-        <w:t xml:space="preserve"> on the first event from a new relay type; later events from the same relay usually map the same way.</w:t>
-      </w:r>
-    </w:p>
-    <w:p>
-      <w:pPr>
-        <w:pStyle w:val="ListBullet"/>
-      </w:pPr>
-      <w:r>
-        <w:t xml:space="preserve">If a record shows </w:t>
-      </w:r>
-      <w:r>
-        <w:rPr>
-          <w:b/>
-        </w:rPr>
-        <w:t>Incomplete</w:t>
-      </w:r>
-      <w:r>
-        <w:t xml:space="preserve">, wait a minute (the relay may still be writing it) and </w:t>
-      </w:r>
-      <w:r>
-        <w:rPr>
-          <w:b/>
-        </w:rPr>
-        <w:t>Refresh list</w:t>
-      </w:r>
-      <w:r>
-        <w:t>.</w:t>
-      </w:r>
-    </w:p>
-    <w:p/>
-    <w:p>
-      <w:pPr>
-        <w:pStyle w:val="Heading1"/>
-      </w:pPr>
-      <w:r>
-        <w:t>11. Automatic fetch (auto-fetch)</w:t>
-      </w:r>
-    </w:p>
-    <w:p>
-      <w:r>
-        <w:t xml:space="preserve">The </w:t>
-      </w:r>
-      <w:r>
-        <w:rPr>
-          <w:b/>
-        </w:rPr>
-        <w:t>Automatic fetch</w:t>
-      </w:r>
-      <w:r>
-        <w:t xml:space="preserve"> card (in Fetch from IED mode) lets the server watch the relay and import every </w:t>
-      </w:r>
-      <w:r>
-        <w:rPr>
-          <w:b/>
-        </w:rPr>
-        <w:t>new</w:t>
-      </w:r>
-      <w:r>
-        <w:t xml:space="preserve"> disturbance record without anyone opening the page.</w:t>
-      </w:r>
-    </w:p>
-    <w:p>
-      <w:pPr>
-        <w:pStyle w:val="Heading2"/>
-      </w:pPr>
-      <w:r>
-        <w:t>11.1 Switching it on</w:t>
-      </w:r>
-    </w:p>
-    <w:p>
-      <w:pPr>
-        <w:pStyle w:val="ListNumber"/>
-      </w:pPr>
-      <w:r>
-        <w:t xml:space="preserve">Enter the </w:t>
-      </w:r>
-      <w:r>
-        <w:rPr>
-          <w:b/>
-        </w:rPr>
-        <w:t>IP address</w:t>
-      </w:r>
-      <w:r>
-        <w:t xml:space="preserve"> (and vendor) in Relay connection and preferably run </w:t>
-      </w:r>
-      <w:r>
-        <w:rPr>
-          <w:b/>
-        </w:rPr>
-        <w:t>Test connection</w:t>
-      </w:r>
-      <w:r>
-        <w:t xml:space="preserve"> once.</w:t>
-      </w:r>
-    </w:p>
-    <w:p>
-      <w:pPr>
-        <w:pStyle w:val="ListNumber"/>
-      </w:pPr>
-      <w:r>
-        <w:t>Choose the options (below).</w:t>
-      </w:r>
-    </w:p>
-    <w:p>
-      <w:pPr>
-        <w:pStyle w:val="ListNumber"/>
-      </w:pPr>
-      <w:r>
-        <w:t xml:space="preserve">Turn on </w:t>
-      </w:r>
-      <w:r>
-        <w:rPr>
-          <w:b/>
-        </w:rPr>
-        <w:t>Auto-fetch new records</w:t>
-      </w:r>
-      <w:r>
-        <w:t xml:space="preserve"> and pick the interval (</w:t>
-      </w:r>
-      <w:r>
-        <w:rPr>
-          <w:b/>
-        </w:rPr>
-        <w:t>every 1 min, 2 min, 5 min, 10 min, 15 min, 30 min, 1 h, 2 h or 4 h</w:t>
+        <w:t>1 min … 4 h</w:t>
       </w:r>
       <w:r>
         <w:t>).</w:t>
@@ -8740,7 +8804,7 @@
     </w:p>
     <w:p>
       <w:r>
-        <w:t>Auto-fetch cannot be enabled without an IP address. Settings are saved immediately on the IED.</w:t>
+        <w:t>Cannot enable without an IP. Settings save immediately on the IED.</w:t>
       </w:r>
     </w:p>
     <w:p>
@@ -8842,7 +8906,7 @@
               <w:rPr>
                 <w:sz w:val="18"/>
               </w:rPr>
-              <w:t>Read settings with every new record</w:t>
+              <w:t>Download / read settings with every new DR</w:t>
             </w:r>
           </w:p>
         </w:tc>
@@ -8883,7 +8947,7 @@
               <w:rPr>
                 <w:sz w:val="18"/>
               </w:rPr>
-              <w:t>Read protection start/trip status with every new record</w:t>
+              <w:t>Download / read SOE / protection status with every new DR (then matched per [§10.7](#107-matching-soe--events-to-the-right-dr))</w:t>
             </w:r>
           </w:p>
         </w:tc>
@@ -8924,7 +8988,7 @@
               <w:rPr>
                 <w:sz w:val="18"/>
               </w:rPr>
-              <w:t>Queue analysis as soon as the event is created (when COMTRADE + settings are present)</w:t>
+              <w:t>Queue analysis when COMTRADE + settings are present</w:t>
             </w:r>
           </w:p>
         </w:tc>
@@ -8965,7 +9029,7 @@
               <w:rPr>
                 <w:sz w:val="18"/>
               </w:rPr>
-              <w:t>Only editable while auto-fetch is off. When ticked, the first check imports records that are already stored on the relay too</w:t>
+              <w:t>Editable only while auto-fetch is off. First cycle also imports the backlog (still max 10 per cycle)</w:t>
             </w:r>
           </w:p>
         </w:tc>
@@ -8973,142 +9037,111 @@
     </w:tbl>
     <w:p/>
     <w:p>
+      <w:r>
+        <w:rPr>
+          <w:b/>
+        </w:rPr>
+        <w:t>SCL is not fetched by auto-fetch</w:t>
+      </w:r>
+      <w:r>
+        <w:t xml:space="preserve"> (use manual Fetch if needed).</w:t>
+      </w:r>
+    </w:p>
+    <w:p>
       <w:pPr>
         <w:pStyle w:val="Heading2"/>
       </w:pPr>
       <w:r>
-        <w:t>11.3 How it behaves</w:t>
-      </w:r>
-    </w:p>
-    <w:p>
-      <w:pPr>
-        <w:pStyle w:val="ListBullet"/>
-      </w:pPr>
+        <w:t>11.3 Multi-DR behaviour each poll</w:t>
+      </w:r>
+    </w:p>
+    <w:p>
+      <w:pPr>
+        <w:pStyle w:val="ListNumber"/>
+      </w:pPr>
+      <w:r>
+        <w:t>List complete COMTRADE records on the IED.</w:t>
+      </w:r>
+    </w:p>
+    <w:p>
+      <w:pPr>
+        <w:pStyle w:val="ListNumber"/>
+      </w:pPr>
+      <w:r>
+        <w:t xml:space="preserve">Skip already-fetched keys (and the first-run </w:t>
+      </w:r>
       <w:r>
         <w:rPr>
           <w:b/>
         </w:rPr>
-        <w:t>Baseline:</w:t>
-      </w:r>
-      <w:r>
-        <w:t xml:space="preserve"> by default, the first check after switching on only </w:t>
+        <w:t>baseline</w:t>
+      </w:r>
+      <w:r>
+        <w:t>, unless import-existing is on).</w:t>
+      </w:r>
+    </w:p>
+    <w:p>
+      <w:pPr>
+        <w:pStyle w:val="ListNumber"/>
+      </w:pPr>
+      <w:r>
+        <w:t>Sort remaining by oldest first.</w:t>
+      </w:r>
+    </w:p>
+    <w:p>
+      <w:pPr>
+        <w:pStyle w:val="ListNumber"/>
+      </w:pPr>
+      <w:r>
+        <w:t xml:space="preserve">Import up to </w:t>
       </w:r>
       <w:r>
         <w:rPr>
           <w:b/>
         </w:rPr>
-        <w:t>records what is already on the relay</w:t>
-      </w:r>
-      <w:r>
-        <w:t xml:space="preserve"> and imports nothing. From then on, only records that appear later are imported. (Tick *Also import records already on the IED* before switching on if you want the backlog.)</w:t>
-      </w:r>
-    </w:p>
-    <w:p>
-      <w:pPr>
-        <w:pStyle w:val="ListBullet"/>
-      </w:pPr>
-      <w:r>
-        <w:t xml:space="preserve">A background scheduler on the server wakes every </w:t>
-      </w:r>
+        <w:t>10</w:t>
+      </w:r>
+      <w:r>
+        <w:t xml:space="preserve"> new DRs this cycle.</w:t>
+      </w:r>
+    </w:p>
+    <w:p>
+      <w:pPr>
+        <w:pStyle w:val="ListNumber"/>
+      </w:pPr>
       <w:r>
         <w:rPr>
           <w:b/>
         </w:rPr>
-        <w:t>30 s</w:t>
-      </w:r>
-      <w:r>
-        <w:t xml:space="preserve"> and checks each IED whose interval has elapsed. Up to </w:t>
+        <w:t>One event per DR</w:t>
+      </w:r>
+      <w:r>
+        <w:t>, with settings/SOE according to the toggles.</w:t>
+      </w:r>
+    </w:p>
+    <w:p>
+      <w:pPr>
+        <w:pStyle w:val="ListNumber"/>
+      </w:pPr>
+      <w:r>
+        <w:t>Optionally start analysis on each package-ready event.</w:t>
+      </w:r>
+    </w:p>
+    <w:p>
+      <w:pPr>
+        <w:pStyle w:val="ListNumber"/>
+      </w:pPr>
+      <w:r>
+        <w:t xml:space="preserve">Any leftover new DRs wait for the </w:t>
       </w:r>
       <w:r>
         <w:rPr>
           <w:b/>
         </w:rPr>
-        <w:t>4 IEDs</w:t>
-      </w:r>
-      <w:r>
-        <w:t xml:space="preserve"> are checked in parallel.</w:t>
-      </w:r>
-    </w:p>
-    <w:p>
-      <w:pPr>
-        <w:pStyle w:val="ListBullet"/>
-      </w:pPr>
-      <w:r>
-        <w:t xml:space="preserve">Each check imports at most </w:t>
-      </w:r>
-      <w:r>
-        <w:rPr>
-          <w:b/>
-        </w:rPr>
-        <w:t>10 new records</w:t>
-      </w:r>
-      <w:r>
-        <w:t>; any remaining ones are picked up on the next check.</w:t>
-      </w:r>
-    </w:p>
-    <w:p>
-      <w:pPr>
-        <w:pStyle w:val="ListBullet"/>
-      </w:pPr>
-      <w:r>
-        <w:rPr>
-          <w:b/>
-        </w:rPr>
-        <w:t>One event per record</w:t>
-      </w:r>
-      <w:r>
-        <w:t xml:space="preserve">, exactly as with manual fetch, logged in the audit trail as </w:t>
-      </w:r>
-      <w:r>
-        <w:rPr>
-          <w:b/>
-        </w:rPr>
-        <w:t>`IEC61850_AUTO_FETCH`</w:t>
-      </w:r>
-      <w:r>
-        <w:t xml:space="preserve"> (user shown as “system”).</w:t>
-      </w:r>
-    </w:p>
-    <w:p>
-      <w:pPr>
-        <w:pStyle w:val="ListBullet"/>
-      </w:pPr>
-      <w:r>
-        <w:t xml:space="preserve">A record that fails to download </w:t>
-      </w:r>
-      <w:r>
-        <w:rPr>
-          <w:b/>
-        </w:rPr>
-        <w:t>3 times</w:t>
-      </w:r>
-      <w:r>
-        <w:t xml:space="preserve"> is skipped from then on so one damaged record cannot block the rest.</w:t>
-      </w:r>
-    </w:p>
-    <w:p>
-      <w:pPr>
-        <w:pStyle w:val="ListBullet"/>
-      </w:pPr>
-      <w:r>
-        <w:t xml:space="preserve">Switching auto-fetch off and on again takes a </w:t>
-      </w:r>
-      <w:r>
-        <w:rPr>
-          <w:b/>
-        </w:rPr>
-        <w:t>fresh baseline</w:t>
-      </w:r>
-      <w:r>
-        <w:t>.</w:t>
-      </w:r>
-    </w:p>
-    <w:p>
-      <w:pPr>
-        <w:pStyle w:val="Heading2"/>
-      </w:pPr>
-      <w:r>
-        <w:t>11.4 Status shown on the card</w:t>
+        <w:t>next</w:t>
+      </w:r>
+      <w:r>
+        <w:t xml:space="preserve"> interval.</w:t>
       </w:r>
     </w:p>
     <w:tbl>
@@ -9132,7 +9165,7 @@
                 <w:b/>
                 <w:sz w:val="18"/>
               </w:rPr>
-              <w:t>Line</w:t>
+              <w:t>Situation</w:t>
             </w:r>
           </w:p>
         </w:tc>
@@ -9146,7 +9179,7 @@
                 <w:b/>
                 <w:sz w:val="18"/>
               </w:rPr>
-              <w:t>Meaning</w:t>
+              <w:t>What happens</w:t>
             </w:r>
           </w:p>
         </w:tc>
@@ -9161,20 +9194,20 @@
               <w:rPr>
                 <w:sz w:val="18"/>
               </w:rPr>
-              <w:t>Last check</w:t>
-            </w:r>
-          </w:p>
-        </w:tc>
-        <w:tc>
-          <w:tcPr>
-            <w:tcW w:type="dxa" w:w="4680"/>
-          </w:tcPr>
-          <w:p>
-            <w:r>
-              <w:rPr>
-                <w:sz w:val="18"/>
-              </w:rPr>
-              <w:t>How long ago; with “*N new · M record(s) on IED*” when it succeeded</w:t>
+              <w:t>First enable (default)</w:t>
+            </w:r>
+          </w:p>
+        </w:tc>
+        <w:tc>
+          <w:tcPr>
+            <w:tcW w:type="dxa" w:w="4680"/>
+          </w:tcPr>
+          <w:p>
+            <w:r>
+              <w:rPr>
+                <w:sz w:val="18"/>
+              </w:rPr>
+              <w:t>Baseline — remember what is already on the IED; import nothing yet</w:t>
             </w:r>
           </w:p>
         </w:tc>
@@ -9189,20 +9222,20 @@
               <w:rPr>
                 <w:sz w:val="18"/>
               </w:rPr>
-              <w:t>Next check</w:t>
-            </w:r>
-          </w:p>
-        </w:tc>
-        <w:tc>
-          <w:tcPr>
-            <w:tcW w:type="dxa" w:w="4680"/>
-          </w:tcPr>
-          <w:p>
-            <w:r>
-              <w:rPr>
-                <w:sz w:val="18"/>
-              </w:rPr>
-              <w:t>When the scheduler will look again (“within 30 s” right after enabling)</w:t>
+              <w:t>New fault after baseline</w:t>
+            </w:r>
+          </w:p>
+        </w:tc>
+        <w:tc>
+          <w:tcPr>
+            <w:tcW w:type="dxa" w:w="4680"/>
+          </w:tcPr>
+          <w:p>
+            <w:r>
+              <w:rPr>
+                <w:sz w:val="18"/>
+              </w:rPr>
+              <w:t>Next poll creates event(s) for the new DR(s)</w:t>
             </w:r>
           </w:p>
         </w:tc>
@@ -9217,20 +9250,20 @@
               <w:rPr>
                 <w:sz w:val="18"/>
               </w:rPr>
-              <w:t>Events created by auto-fetch</w:t>
-            </w:r>
-          </w:p>
-        </w:tc>
-        <w:tc>
-          <w:tcPr>
-            <w:tcW w:type="dxa" w:w="4680"/>
-          </w:tcPr>
-          <w:p>
-            <w:r>
-              <w:rPr>
-                <w:sz w:val="18"/>
-              </w:rPr>
-              <w:t>Running total, with the time of the latest one</w:t>
+              <w:t>25 new DRs at once</w:t>
+            </w:r>
+          </w:p>
+        </w:tc>
+        <w:tc>
+          <w:tcPr>
+            <w:tcW w:type="dxa" w:w="4680"/>
+          </w:tcPr>
+          <w:p>
+            <w:r>
+              <w:rPr>
+                <w:sz w:val="18"/>
+              </w:rPr>
+              <w:t>10 this cycle, 10 next, 5 after that</w:t>
             </w:r>
           </w:p>
         </w:tc>
@@ -9245,20 +9278,20 @@
               <w:rPr>
                 <w:sz w:val="18"/>
               </w:rPr>
-              <w:t>Baseline note</w:t>
-            </w:r>
-          </w:p>
-        </w:tc>
-        <w:tc>
-          <w:tcPr>
-            <w:tcW w:type="dxa" w:w="4680"/>
-          </w:tcPr>
-          <w:p>
-            <w:r>
-              <w:rPr>
-                <w:sz w:val="18"/>
-              </w:rPr>
-              <w:t>Shown until the first check has run</w:t>
+              <w:t>Same DR again</w:t>
+            </w:r>
+          </w:p>
+        </w:tc>
+        <w:tc>
+          <w:tcPr>
+            <w:tcW w:type="dxa" w:w="4680"/>
+          </w:tcPr>
+          <w:p>
+            <w:r>
+              <w:rPr>
+                <w:sz w:val="18"/>
+              </w:rPr>
+              <w:t>Skipped (already in the fetched index)</w:t>
             </w:r>
           </w:p>
         </w:tc>
@@ -9273,48 +9306,20 @@
               <w:rPr>
                 <w:sz w:val="18"/>
               </w:rPr>
-              <w:t>Last check failed: …</w:t>
-            </w:r>
-          </w:p>
-        </w:tc>
-        <w:tc>
-          <w:tcPr>
-            <w:tcW w:type="dxa" w:w="4680"/>
-          </w:tcPr>
-          <w:p>
-            <w:r>
-              <w:rPr>
-                <w:sz w:val="18"/>
-              </w:rPr>
-              <w:t>The error from the last attempt (unreachable, timeout, access denied, …)</w:t>
-            </w:r>
-          </w:p>
-        </w:tc>
-      </w:tr>
-      <w:tr>
-        <w:tc>
-          <w:tcPr>
-            <w:tcW w:type="dxa" w:w="4680"/>
-          </w:tcPr>
-          <w:p>
-            <w:r>
-              <w:rPr>
-                <w:sz w:val="18"/>
-              </w:rPr>
-              <w:t>Scheduler warning</w:t>
-            </w:r>
-          </w:p>
-        </w:tc>
-        <w:tc>
-          <w:tcPr>
-            <w:tcW w:type="dxa" w:w="4680"/>
-          </w:tcPr>
-          <w:p>
-            <w:r>
-              <w:rPr>
-                <w:sz w:val="18"/>
-              </w:rPr>
-              <w:t>“Background scheduler is not running on the server” — see below</w:t>
+              <w:t>Record fails 3 times</w:t>
+            </w:r>
+          </w:p>
+        </w:tc>
+        <w:tc>
+          <w:tcPr>
+            <w:tcW w:type="dxa" w:w="4680"/>
+          </w:tcPr>
+          <w:p>
+            <w:r>
+              <w:rPr>
+                <w:sz w:val="18"/>
+              </w:rPr>
+              <w:t>Skipped thereafter (fetch manually to see warnings)</w:t>
             </w:r>
           </w:p>
         </w:tc>
@@ -9323,13 +9328,16 @@
     <w:p/>
     <w:p>
       <w:r>
+        <w:t xml:space="preserve">Off → on again → </w:t>
+      </w:r>
+      <w:r>
         <w:rPr>
           <w:b/>
         </w:rPr>
-        <w:t>Check now</w:t>
-      </w:r>
-      <w:r>
-        <w:t xml:space="preserve"> runs a check immediately. If a check for that IED is already running you get “already running” (HTTP 409) — wait for it to finish.</w:t>
+        <w:t>fresh baseline</w:t>
+      </w:r>
+      <w:r>
+        <w:t>.</w:t>
       </w:r>
     </w:p>
     <w:p>
@@ -9337,7 +9345,7 @@
         <w:pStyle w:val="Heading2"/>
       </w:pPr>
       <w:r>
-        <w:t>11.5 Requirements and limits</w:t>
+        <w:t>11.4 Scheduler</w:t>
       </w:r>
     </w:p>
     <w:p>
@@ -9345,16 +9353,25 @@
         <w:pStyle w:val="ListBullet"/>
       </w:pPr>
       <w:r>
-        <w:t xml:space="preserve">Auto-fetch runs </w:t>
+        <w:t xml:space="preserve">Server wakes about every </w:t>
       </w:r>
       <w:r>
         <w:rPr>
           <w:b/>
         </w:rPr>
-        <w:t>inside the application server</w:t>
-      </w:r>
-      <w:r>
-        <w:t>. It stops when you close the launcher window / shut down the server, and resumes when it starts again.</w:t>
+        <w:t>30 s</w:t>
+      </w:r>
+      <w:r>
+        <w:t xml:space="preserve"> and runs IEDs whose interval has elapsed (up to </w:t>
+      </w:r>
+      <w:r>
+        <w:rPr>
+          <w:b/>
+        </w:rPr>
+        <w:t>4 IEDs</w:t>
+      </w:r>
+      <w:r>
+        <w:t xml:space="preserve"> in parallel).</w:t>
       </w:r>
     </w:p>
     <w:p>
@@ -9362,71 +9379,48 @@
         <w:pStyle w:val="ListBullet"/>
       </w:pPr>
       <w:r>
-        <w:t xml:space="preserve">The server setting </w:t>
+        <w:t xml:space="preserve">Runs </w:t>
+      </w:r>
+      <w:r>
+        <w:rPr>
+          <w:b/>
+        </w:rPr>
+        <w:t>inside the API process</w:t>
+      </w:r>
+      <w:r>
+        <w:t xml:space="preserve"> — stops when you close </w:t>
       </w:r>
       <w:r>
         <w:rPr>
           <w:rFonts w:ascii="Consolas" w:hAnsi="Consolas"/>
           <w:sz w:val="18"/>
         </w:rPr>
-        <w:t>IEC61850_AUTO_FETCH</w:t>
-      </w:r>
-      <w:r>
-        <w:t xml:space="preserve"> (default </w:t>
-      </w:r>
+        <w:t>ProtectionRCA.exe</w:t>
+      </w:r>
+      <w:r>
+        <w:t xml:space="preserve"> / the PC sleeps; resumes when the app starts again.</w:t>
+      </w:r>
+    </w:p>
+    <w:p>
+      <w:pPr>
+        <w:pStyle w:val="ListBullet"/>
+      </w:pPr>
       <w:r>
         <w:rPr>
           <w:b/>
         </w:rPr>
-        <w:t>true</w:t>
-      </w:r>
-      <w:r>
-        <w:t xml:space="preserve">) enables the scheduler. If it is false, or the IEC 61850 client library is missing, the card shows the scheduler warning — </w:t>
-      </w:r>
-      <w:r>
-        <w:rPr>
-          <w:b/>
-        </w:rPr>
         <w:t>Check now</w:t>
       </w:r>
       <w:r>
-        <w:t xml:space="preserve"> still works manually (library permitting).</w:t>
-      </w:r>
-    </w:p>
-    <w:p>
-      <w:pPr>
-        <w:pStyle w:val="ListBullet"/>
-      </w:pPr>
-      <w:r>
-        <w:t>Choose sensible intervals: most relays keep a limited number of records; checking every 5–15 min is enough for most sites and keeps load on the relay low.</w:t>
-      </w:r>
-    </w:p>
-    <w:p/>
-    <w:p>
-      <w:pPr>
-        <w:pStyle w:val="Heading1"/>
-      </w:pPr>
-      <w:r>
-        <w:t>12. Event numbers</w:t>
-      </w:r>
-    </w:p>
-    <w:p>
-      <w:r>
-        <w:t>Every event has a readable, sequential identifier:</w:t>
-      </w:r>
-    </w:p>
-    <w:p>
-      <w:pPr>
-        <w:spacing w:before="40" w:after="40"/>
-        <w:ind w:left="288"/>
-        <w:shd w:fill="F1F5F9" w:val="clear"/>
-      </w:pPr>
-      <w:r>
-        <w:rPr>
-          <w:rFonts w:ascii="Consolas" w:hAnsi="Consolas"/>
-          <w:sz w:val="18"/>
-        </w:rPr>
-        <w:t>EVT-YYYY-NNNNN      e.g.  EVT-2026-00042</w:t>
+        <w:t xml:space="preserve"> forces one cycle immediately (409 if that IED is already checking).</w:t>
+      </w:r>
+    </w:p>
+    <w:p>
+      <w:pPr>
+        <w:pStyle w:val="Heading2"/>
+      </w:pPr>
+      <w:r>
+        <w:t>11.5 Status on the card</w:t>
       </w:r>
     </w:p>
     <w:tbl>
@@ -9450,7 +9444,7 @@
                 <w:b/>
                 <w:sz w:val="18"/>
               </w:rPr>
-              <w:t>Rule</w:t>
+              <w:t>Line</w:t>
             </w:r>
           </w:p>
         </w:tc>
@@ -9464,7 +9458,7 @@
                 <w:b/>
                 <w:sz w:val="18"/>
               </w:rPr>
-              <w:t>Details</w:t>
+              <w:t>Meaning</w:t>
             </w:r>
           </w:p>
         </w:tc>
@@ -9479,20 +9473,20 @@
               <w:rPr>
                 <w:sz w:val="18"/>
               </w:rPr>
-              <w:t>Year</w:t>
-            </w:r>
-          </w:p>
-        </w:tc>
-        <w:tc>
-          <w:tcPr>
-            <w:tcW w:type="dxa" w:w="4680"/>
-          </w:tcPr>
-          <w:p>
-            <w:r>
-              <w:rPr>
-                <w:sz w:val="18"/>
-              </w:rPr>
-              <w:t>Year the event was created</w:t>
+              <w:t>Last check</w:t>
+            </w:r>
+          </w:p>
+        </w:tc>
+        <w:tc>
+          <w:tcPr>
+            <w:tcW w:type="dxa" w:w="4680"/>
+          </w:tcPr>
+          <w:p>
+            <w:r>
+              <w:rPr>
+                <w:sz w:val="18"/>
+              </w:rPr>
+              <w:t>Age; “*N new · M record(s) on IED*” when OK</w:t>
             </w:r>
           </w:p>
         </w:tc>
@@ -9507,20 +9501,20 @@
               <w:rPr>
                 <w:sz w:val="18"/>
               </w:rPr>
-              <w:t>Sequence</w:t>
-            </w:r>
-          </w:p>
-        </w:tc>
-        <w:tc>
-          <w:tcPr>
-            <w:tcW w:type="dxa" w:w="4680"/>
-          </w:tcPr>
-          <w:p>
-            <w:r>
-              <w:rPr>
-                <w:sz w:val="18"/>
-              </w:rPr>
-              <w:t>Five-digit counter, restarts at 00001 each year</w:t>
+              <w:t>Next check</w:t>
+            </w:r>
+          </w:p>
+        </w:tc>
+        <w:tc>
+          <w:tcPr>
+            <w:tcW w:type="dxa" w:w="4680"/>
+          </w:tcPr>
+          <w:p>
+            <w:r>
+              <w:rPr>
+                <w:sz w:val="18"/>
+              </w:rPr>
+              <w:t>Next due time</w:t>
             </w:r>
           </w:p>
         </w:tc>
@@ -9535,20 +9529,20 @@
               <w:rPr>
                 <w:sz w:val="18"/>
               </w:rPr>
-              <w:t>Allocation</w:t>
-            </w:r>
-          </w:p>
-        </w:tc>
-        <w:tc>
-          <w:tcPr>
-            <w:tcW w:type="dxa" w:w="4680"/>
-          </w:tcPr>
-          <w:p>
-            <w:r>
-              <w:rPr>
-                <w:sz w:val="18"/>
-              </w:rPr>
-              <w:t>Automatic for uploads, IEC 61850 fetch and auto-fetch — numbers are never reused within a year</w:t>
+              <w:t>Events created by auto-fetch</w:t>
+            </w:r>
+          </w:p>
+        </w:tc>
+        <w:tc>
+          <w:tcPr>
+            <w:tcW w:type="dxa" w:w="4680"/>
+          </w:tcPr>
+          <w:p>
+            <w:r>
+              <w:rPr>
+                <w:sz w:val="18"/>
+              </w:rPr>
+              <w:t>Running total</w:t>
             </w:r>
           </w:p>
         </w:tc>
@@ -9563,20 +9557,20 @@
               <w:rPr>
                 <w:sz w:val="18"/>
               </w:rPr>
-              <w:t>Custom IDs</w:t>
-            </w:r>
-          </w:p>
-        </w:tc>
-        <w:tc>
-          <w:tcPr>
-            <w:tcW w:type="dxa" w:w="4680"/>
-          </w:tcPr>
-          <w:p>
-            <w:r>
-              <w:rPr>
-                <w:sz w:val="18"/>
-              </w:rPr>
-              <w:t>If an event was created with an explicit, meaningful ID (e.g. EVT-OC-132KV-FEEDER-001 from a package), it is kept</w:t>
+              <w:t>Baseline note</w:t>
+            </w:r>
+          </w:p>
+        </w:tc>
+        <w:tc>
+          <w:tcPr>
+            <w:tcW w:type="dxa" w:w="4680"/>
+          </w:tcPr>
+          <w:p>
+            <w:r>
+              <w:rPr>
+                <w:sz w:val="18"/>
+              </w:rPr>
+              <w:t>Until first check completes</w:t>
             </w:r>
           </w:p>
         </w:tc>
@@ -9591,20 +9585,48 @@
               <w:rPr>
                 <w:sz w:val="18"/>
               </w:rPr>
-              <w:t>Legacy events</w:t>
-            </w:r>
-          </w:p>
-        </w:tc>
-        <w:tc>
-          <w:tcPr>
-            <w:tcW w:type="dxa" w:w="4680"/>
-          </w:tcPr>
-          <w:p>
-            <w:r>
-              <w:rPr>
-                <w:sz w:val="18"/>
-              </w:rPr>
-              <w:t>Events that had a random (UUID-style) ID from older versions are renumbered once, automatically, when the backend starts. The old ID is kept in the event’s extra data as previous_event_id, so old reports and notes can still be traced</w:t>
+              <w:t>Last check failed</w:t>
+            </w:r>
+          </w:p>
+        </w:tc>
+        <w:tc>
+          <w:tcPr>
+            <w:tcW w:type="dxa" w:w="4680"/>
+          </w:tcPr>
+          <w:p>
+            <w:r>
+              <w:rPr>
+                <w:sz w:val="18"/>
+              </w:rPr>
+              <w:t>Last error text</w:t>
+            </w:r>
+          </w:p>
+        </w:tc>
+      </w:tr>
+      <w:tr>
+        <w:tc>
+          <w:tcPr>
+            <w:tcW w:type="dxa" w:w="4680"/>
+          </w:tcPr>
+          <w:p>
+            <w:r>
+              <w:rPr>
+                <w:sz w:val="18"/>
+              </w:rPr>
+              <w:t>Scheduler warning</w:t>
+            </w:r>
+          </w:p>
+        </w:tc>
+        <w:tc>
+          <w:tcPr>
+            <w:tcW w:type="dxa" w:w="4680"/>
+          </w:tcPr>
+          <w:p>
+            <w:r>
+              <w:rPr>
+                <w:sz w:val="18"/>
+              </w:rPr>
+              <w:t>IEC61850_AUTO_FETCH false or library missing — Check now may still work</w:t>
             </w:r>
           </w:p>
         </w:tc>
@@ -9612,49 +9634,341 @@
     </w:tbl>
     <w:p/>
     <w:p>
-      <w:r>
-        <w:t>Use the event number in search (All events), reports, e-mails and review notes.</w:t>
-      </w:r>
-    </w:p>
+      <w:pPr>
+        <w:pStyle w:val="Heading2"/>
+      </w:pPr>
+      <w:r>
+        <w:t>11.6 Manual Fetch vs Auto-fetch</w:t>
+      </w:r>
+    </w:p>
+    <w:tbl>
+      <w:tblPr>
+        <w:tblStyle w:val="TableGrid"/>
+        <w:tblW w:type="auto" w:w="0"/>
+        <w:tblLook w:firstColumn="1" w:firstRow="1" w:lastColumn="0" w:lastRow="0" w:noHBand="0" w:noVBand="1" w:val="04A0"/>
+      </w:tblPr>
+      <w:tblGrid>
+        <w:gridCol w:w="3120"/>
+        <w:gridCol w:w="3120"/>
+        <w:gridCol w:w="3120"/>
+      </w:tblGrid>
+      <w:tr>
+        <w:tc>
+          <w:tcPr>
+            <w:tcW w:type="dxa" w:w="3120"/>
+          </w:tcPr>
+          <w:p>
+            <w:r>
+              <w:rPr>
+                <w:b/>
+                <w:sz w:val="18"/>
+              </w:rPr>
+            </w:r>
+          </w:p>
+        </w:tc>
+        <w:tc>
+          <w:tcPr>
+            <w:tcW w:type="dxa" w:w="3120"/>
+          </w:tcPr>
+          <w:p>
+            <w:r>
+              <w:rPr>
+                <w:b/>
+                <w:sz w:val="18"/>
+              </w:rPr>
+              <w:t>Manual Fetch</w:t>
+            </w:r>
+          </w:p>
+        </w:tc>
+        <w:tc>
+          <w:tcPr>
+            <w:tcW w:type="dxa" w:w="3120"/>
+          </w:tcPr>
+          <w:p>
+            <w:r>
+              <w:rPr>
+                <w:b/>
+                <w:sz w:val="18"/>
+              </w:rPr>
+              <w:t>Auto-fetch</w:t>
+            </w:r>
+          </w:p>
+        </w:tc>
+      </w:tr>
+      <w:tr>
+        <w:tc>
+          <w:tcPr>
+            <w:tcW w:type="dxa" w:w="3120"/>
+          </w:tcPr>
+          <w:p>
+            <w:r>
+              <w:rPr>
+                <w:sz w:val="18"/>
+              </w:rPr>
+              <w:t>Who picks DRs</w:t>
+            </w:r>
+          </w:p>
+        </w:tc>
+        <w:tc>
+          <w:tcPr>
+            <w:tcW w:type="dxa" w:w="3120"/>
+          </w:tcPr>
+          <w:p>
+            <w:r>
+              <w:rPr>
+                <w:sz w:val="18"/>
+              </w:rPr>
+              <w:t>You (checkboxes) or “all new” on Fetch</w:t>
+            </w:r>
+          </w:p>
+        </w:tc>
+        <w:tc>
+          <w:tcPr>
+            <w:tcW w:type="dxa" w:w="3120"/>
+          </w:tcPr>
+          <w:p>
+            <w:r>
+              <w:rPr>
+                <w:sz w:val="18"/>
+              </w:rPr>
+              <w:t>Server: all new complete</w:t>
+            </w:r>
+          </w:p>
+        </w:tc>
+      </w:tr>
+      <w:tr>
+        <w:tc>
+          <w:tcPr>
+            <w:tcW w:type="dxa" w:w="3120"/>
+          </w:tcPr>
+          <w:p>
+            <w:r>
+              <w:rPr>
+                <w:sz w:val="18"/>
+              </w:rPr>
+              <w:t>Settings / SOE</w:t>
+            </w:r>
+          </w:p>
+        </w:tc>
+        <w:tc>
+          <w:tcPr>
+            <w:tcW w:type="dxa" w:w="3120"/>
+          </w:tcPr>
+          <w:p>
+            <w:r>
+              <w:rPr>
+                <w:sz w:val="18"/>
+              </w:rPr>
+              <w:t>Checkboxes</w:t>
+            </w:r>
+          </w:p>
+        </w:tc>
+        <w:tc>
+          <w:tcPr>
+            <w:tcW w:type="dxa" w:w="3120"/>
+          </w:tcPr>
+          <w:p>
+            <w:r>
+              <w:rPr>
+                <w:sz w:val="18"/>
+              </w:rPr>
+              <w:t>Checkboxes (defaults on)</w:t>
+            </w:r>
+          </w:p>
+        </w:tc>
+      </w:tr>
+      <w:tr>
+        <w:tc>
+          <w:tcPr>
+            <w:tcW w:type="dxa" w:w="3120"/>
+          </w:tcPr>
+          <w:p>
+            <w:r>
+              <w:rPr>
+                <w:sz w:val="18"/>
+              </w:rPr>
+              <w:t>SCL</w:t>
+            </w:r>
+          </w:p>
+        </w:tc>
+        <w:tc>
+          <w:tcPr>
+            <w:tcW w:type="dxa" w:w="3120"/>
+          </w:tcPr>
+          <w:p>
+            <w:r>
+              <w:rPr>
+                <w:sz w:val="18"/>
+              </w:rPr>
+              <w:t>Optional</w:t>
+            </w:r>
+          </w:p>
+        </w:tc>
+        <w:tc>
+          <w:tcPr>
+            <w:tcW w:type="dxa" w:w="3120"/>
+          </w:tcPr>
+          <w:p>
+            <w:r>
+              <w:rPr>
+                <w:sz w:val="18"/>
+              </w:rPr>
+              <w:t>No</w:t>
+            </w:r>
+          </w:p>
+        </w:tc>
+      </w:tr>
+      <w:tr>
+        <w:tc>
+          <w:tcPr>
+            <w:tcW w:type="dxa" w:w="3120"/>
+          </w:tcPr>
+          <w:p>
+            <w:r>
+              <w:rPr>
+                <w:sz w:val="18"/>
+              </w:rPr>
+              <w:t>Page open?</w:t>
+            </w:r>
+          </w:p>
+        </w:tc>
+        <w:tc>
+          <w:tcPr>
+            <w:tcW w:type="dxa" w:w="3120"/>
+          </w:tcPr>
+          <w:p>
+            <w:r>
+              <w:rPr>
+                <w:sz w:val="18"/>
+              </w:rPr>
+              <w:t>Yes</w:t>
+            </w:r>
+          </w:p>
+        </w:tc>
+        <w:tc>
+          <w:tcPr>
+            <w:tcW w:type="dxa" w:w="3120"/>
+          </w:tcPr>
+          <w:p>
+            <w:r>
+              <w:rPr>
+                <w:sz w:val="18"/>
+              </w:rPr>
+              <w:t>No</w:t>
+            </w:r>
+          </w:p>
+        </w:tc>
+      </w:tr>
+      <w:tr>
+        <w:tc>
+          <w:tcPr>
+            <w:tcW w:type="dxa" w:w="3120"/>
+          </w:tcPr>
+          <w:p>
+            <w:r>
+              <w:rPr>
+                <w:sz w:val="18"/>
+              </w:rPr>
+              <w:t>Multi-DR cap</w:t>
+            </w:r>
+          </w:p>
+        </w:tc>
+        <w:tc>
+          <w:tcPr>
+            <w:tcW w:type="dxa" w:w="3120"/>
+          </w:tcPr>
+          <w:p>
+            <w:r>
+              <w:rPr>
+                <w:sz w:val="18"/>
+              </w:rPr>
+              <w:t>Your selection</w:t>
+            </w:r>
+          </w:p>
+        </w:tc>
+        <w:tc>
+          <w:tcPr>
+            <w:tcW w:type="dxa" w:w="3120"/>
+          </w:tcPr>
+          <w:p>
+            <w:r>
+              <w:rPr>
+                <w:sz w:val="18"/>
+              </w:rPr>
+              <w:t>10 per cycle</w:t>
+            </w:r>
+          </w:p>
+        </w:tc>
+      </w:tr>
+      <w:tr>
+        <w:tc>
+          <w:tcPr>
+            <w:tcW w:type="dxa" w:w="3120"/>
+          </w:tcPr>
+          <w:p>
+            <w:r>
+              <w:rPr>
+                <w:sz w:val="18"/>
+              </w:rPr>
+              <w:t>Audit</w:t>
+            </w:r>
+          </w:p>
+        </w:tc>
+        <w:tc>
+          <w:tcPr>
+            <w:tcW w:type="dxa" w:w="3120"/>
+          </w:tcPr>
+          <w:p>
+            <w:r>
+              <w:rPr>
+                <w:sz w:val="18"/>
+              </w:rPr>
+              <w:t>IEC61850_FETCH</w:t>
+            </w:r>
+          </w:p>
+        </w:tc>
+        <w:tc>
+          <w:tcPr>
+            <w:tcW w:type="dxa" w:w="3120"/>
+          </w:tcPr>
+          <w:p>
+            <w:r>
+              <w:rPr>
+                <w:sz w:val="18"/>
+              </w:rPr>
+              <w:t>IEC61850_AUTO_FETCH (user system)</w:t>
+            </w:r>
+          </w:p>
+        </w:tc>
+      </w:tr>
+    </w:tbl>
     <w:p/>
+    <w:p/>
     <w:p>
       <w:pPr>
         <w:pStyle w:val="Heading1"/>
       </w:pPr>
       <w:r>
-        <w:t>13. All events (list and filters)</w:t>
-      </w:r>
-    </w:p>
-    <w:p>
-      <w:r>
-        <w:t xml:space="preserve">Open </w:t>
-      </w:r>
-      <w:r>
-        <w:rPr>
-          <w:b/>
-        </w:rPr>
-        <w:t>Analysis → All events</w:t>
-      </w:r>
-      <w:r>
-        <w:t xml:space="preserve"> (route </w:t>
-      </w:r>
+        <w:t>12. Event numbers</w:t>
+      </w:r>
+    </w:p>
+    <w:p>
+      <w:r>
+        <w:t>Every event has a readable, sequential identifier:</w:t>
+      </w:r>
+    </w:p>
+    <w:p>
+      <w:pPr>
+        <w:spacing w:before="40" w:after="40"/>
+        <w:ind w:left="288"/>
+        <w:shd w:fill="F1F5F9" w:val="clear"/>
+      </w:pPr>
       <w:r>
         <w:rPr>
           <w:rFonts w:ascii="Consolas" w:hAnsi="Consolas"/>
           <w:sz w:val="18"/>
         </w:rPr>
-        <w:t>/events</w:t>
-      </w:r>
-      <w:r>
-        <w:t>).</w:t>
-      </w:r>
-    </w:p>
-    <w:p>
-      <w:pPr>
-        <w:pStyle w:val="Heading2"/>
-      </w:pPr>
-      <w:r>
-        <w:t>Header actions</w:t>
+        <w:t>EVT-YYYY-NNNNN      e.g.  EVT-2026-00042</w:t>
       </w:r>
     </w:p>
     <w:tbl>
@@ -9678,7 +9992,7 @@
                 <w:b/>
                 <w:sz w:val="18"/>
               </w:rPr>
-              <w:t>Control</w:t>
+              <w:t>Rule</w:t>
             </w:r>
           </w:p>
         </w:tc>
@@ -9692,7 +10006,7 @@
                 <w:b/>
                 <w:sz w:val="18"/>
               </w:rPr>
-              <w:t>Purpose</w:t>
+              <w:t>Details</w:t>
             </w:r>
           </w:p>
         </w:tc>
@@ -9707,20 +10021,20 @@
               <w:rPr>
                 <w:sz w:val="18"/>
               </w:rPr>
-              <w:t>Continue …</w:t>
-            </w:r>
-          </w:p>
-        </w:tc>
-        <w:tc>
-          <w:tcPr>
-            <w:tcW w:type="dxa" w:w="4680"/>
-          </w:tcPr>
-          <w:p>
-            <w:r>
-              <w:rPr>
-                <w:sz w:val="18"/>
-              </w:rPr>
-              <w:t>Resume last locally remembered event</w:t>
+              <w:t>Year</w:t>
+            </w:r>
+          </w:p>
+        </w:tc>
+        <w:tc>
+          <w:tcPr>
+            <w:tcW w:type="dxa" w:w="4680"/>
+          </w:tcPr>
+          <w:p>
+            <w:r>
+              <w:rPr>
+                <w:sz w:val="18"/>
+              </w:rPr>
+              <w:t>Year the event was created</w:t>
             </w:r>
           </w:p>
         </w:tc>
@@ -9735,20 +10049,20 @@
               <w:rPr>
                 <w:sz w:val="18"/>
               </w:rPr>
-              <w:t>Open Plant</w:t>
-            </w:r>
-          </w:p>
-        </w:tc>
-        <w:tc>
-          <w:tcPr>
-            <w:tcW w:type="dxa" w:w="4680"/>
-          </w:tcPr>
-          <w:p>
-            <w:r>
-              <w:rPr>
-                <w:sz w:val="18"/>
-              </w:rPr>
-              <w:t>Go to hierarchy / fetch / upload</w:t>
+              <w:t>Sequence</w:t>
+            </w:r>
+          </w:p>
+        </w:tc>
+        <w:tc>
+          <w:tcPr>
+            <w:tcW w:type="dxa" w:w="4680"/>
+          </w:tcPr>
+          <w:p>
+            <w:r>
+              <w:rPr>
+                <w:sz w:val="18"/>
+              </w:rPr>
+              <w:t>Five-digit counter, restarts at 00001 each year</w:t>
             </w:r>
           </w:p>
         </w:tc>
@@ -9763,20 +10077,20 @@
               <w:rPr>
                 <w:sz w:val="18"/>
               </w:rPr>
-              <w:t>Compare</w:t>
-            </w:r>
-          </w:p>
-        </w:tc>
-        <w:tc>
-          <w:tcPr>
-            <w:tcW w:type="dxa" w:w="4680"/>
-          </w:tcPr>
-          <w:p>
-            <w:r>
-              <w:rPr>
-                <w:sz w:val="18"/>
-              </w:rPr>
-              <w:t>Multi-event compare</w:t>
+              <w:t>Allocation</w:t>
+            </w:r>
+          </w:p>
+        </w:tc>
+        <w:tc>
+          <w:tcPr>
+            <w:tcW w:type="dxa" w:w="4680"/>
+          </w:tcPr>
+          <w:p>
+            <w:r>
+              <w:rPr>
+                <w:sz w:val="18"/>
+              </w:rPr>
+              <w:t>Automatic for uploads, IEC 61850 fetch and auto-fetch — numbers are never reused within a year</w:t>
             </w:r>
           </w:p>
         </w:tc>
@@ -9791,20 +10105,48 @@
               <w:rPr>
                 <w:sz w:val="18"/>
               </w:rPr>
-              <w:t>Clear filters</w:t>
-            </w:r>
-          </w:p>
-        </w:tc>
-        <w:tc>
-          <w:tcPr>
-            <w:tcW w:type="dxa" w:w="4680"/>
-          </w:tcPr>
-          <w:p>
-            <w:r>
-              <w:rPr>
-                <w:sz w:val="18"/>
-              </w:rPr>
-              <w:t>Clears search, dates, and dashboard ?queue= filter</w:t>
+              <w:t>Custom IDs</w:t>
+            </w:r>
+          </w:p>
+        </w:tc>
+        <w:tc>
+          <w:tcPr>
+            <w:tcW w:type="dxa" w:w="4680"/>
+          </w:tcPr>
+          <w:p>
+            <w:r>
+              <w:rPr>
+                <w:sz w:val="18"/>
+              </w:rPr>
+              <w:t>If an event was created with an explicit, meaningful ID (e.g. EVT-OC-132KV-FEEDER-001 from a package), it is kept</w:t>
+            </w:r>
+          </w:p>
+        </w:tc>
+      </w:tr>
+      <w:tr>
+        <w:tc>
+          <w:tcPr>
+            <w:tcW w:type="dxa" w:w="4680"/>
+          </w:tcPr>
+          <w:p>
+            <w:r>
+              <w:rPr>
+                <w:sz w:val="18"/>
+              </w:rPr>
+              <w:t>Legacy events</w:t>
+            </w:r>
+          </w:p>
+        </w:tc>
+        <w:tc>
+          <w:tcPr>
+            <w:tcW w:type="dxa" w:w="4680"/>
+          </w:tcPr>
+          <w:p>
+            <w:r>
+              <w:rPr>
+                <w:sz w:val="18"/>
+              </w:rPr>
+              <w:t>Events that had a random (UUID-style) ID from older versions are renumbered once, automatically, when the backend starts. The old ID is kept in the event’s extra data as previous_event_id, so old reports and notes can still be traced</w:t>
             </w:r>
           </w:p>
         </w:tc>
@@ -9813,141 +10155,40 @@
     <w:p/>
     <w:p>
       <w:r>
-        <w:t xml:space="preserve">When you arrive from a Dashboard KPI, a banner shows the active </w:t>
+        <w:t>Use the event number in search (All events), reports, e-mails and review notes.</w:t>
+      </w:r>
+    </w:p>
+    <w:p/>
+    <w:p>
+      <w:pPr>
+        <w:pStyle w:val="Heading1"/>
+      </w:pPr>
+      <w:r>
+        <w:t>13. All events (list and filters)</w:t>
+      </w:r>
+    </w:p>
+    <w:p>
+      <w:r>
+        <w:t xml:space="preserve">Open </w:t>
       </w:r>
       <w:r>
         <w:rPr>
           <w:b/>
         </w:rPr>
-        <w:t>queue filter</w:t>
-      </w:r>
-      <w:r>
-        <w:t xml:space="preserve"> (e.g. Awaiting review).</w:t>
-      </w:r>
-    </w:p>
-    <w:p>
-      <w:pPr>
-        <w:pStyle w:val="Heading2"/>
-      </w:pPr>
-      <w:r>
-        <w:t>Search (live)</w:t>
-      </w:r>
-    </w:p>
-    <w:p>
-      <w:r>
-        <w:t xml:space="preserve">Type in </w:t>
-      </w:r>
-      <w:r>
-        <w:rPr>
-          <w:b/>
-        </w:rPr>
-        <w:t>Search</w:t>
-      </w:r>
-      <w:r>
-        <w:t>. Matching is case-insensitive across:</w:t>
-      </w:r>
-    </w:p>
-    <w:p>
-      <w:pPr>
-        <w:pStyle w:val="ListBullet"/>
-      </w:pPr>
-      <w:r>
-        <w:t xml:space="preserve">Event number / ID (e.g. </w:t>
+        <w:t>Analysis → All events</w:t>
+      </w:r>
+      <w:r>
+        <w:t xml:space="preserve"> (route </w:t>
       </w:r>
       <w:r>
         <w:rPr>
           <w:rFonts w:ascii="Consolas" w:hAnsi="Consolas"/>
           <w:sz w:val="18"/>
         </w:rPr>
-        <w:t>EVT-2026-000</w:t>
-      </w:r>
-      <w:r>
-        <w:t xml:space="preserve">, </w:t>
-      </w:r>
-      <w:r>
-        <w:rPr>
-          <w:rFonts w:ascii="Consolas" w:hAnsi="Consolas"/>
-          <w:sz w:val="18"/>
-        </w:rPr>
-        <w:t>00042</w:t>
-      </w:r>
-      <w:r>
-        <w:t>)</w:t>
-      </w:r>
-    </w:p>
-    <w:p>
-      <w:pPr>
-        <w:pStyle w:val="ListBullet"/>
-      </w:pPr>
-      <w:r>
-        <w:t>Substation / bay / relay (IED)</w:t>
-      </w:r>
-    </w:p>
-    <w:p>
-      <w:pPr>
-        <w:pStyle w:val="ListBullet"/>
-      </w:pPr>
-      <w:r>
-        <w:t>Feeder / description (fetched events contain “IEC 61850 fetch from …”)</w:t>
-      </w:r>
-    </w:p>
-    <w:p>
-      <w:pPr>
-        <w:pStyle w:val="ListBullet"/>
-      </w:pPr>
-      <w:r>
-        <w:t xml:space="preserve">Fault type and </w:t>
-      </w:r>
-      <w:r>
-        <w:rPr>
-          <w:b/>
-        </w:rPr>
-        <w:t>protection summary</w:t>
-      </w:r>
-      <w:r>
-        <w:t xml:space="preserve"> (e.g. </w:t>
-      </w:r>
-      <w:r>
-        <w:rPr>
-          <w:rFonts w:ascii="Consolas" w:hAnsi="Consolas"/>
-          <w:sz w:val="18"/>
-        </w:rPr>
-        <w:t>87T</w:t>
-      </w:r>
-      <w:r>
-        <w:t xml:space="preserve">, </w:t>
-      </w:r>
-      <w:r>
-        <w:rPr>
-          <w:rFonts w:ascii="Consolas" w:hAnsi="Consolas"/>
-          <w:sz w:val="18"/>
-        </w:rPr>
-        <w:t>51N</w:t>
-      </w:r>
-      <w:r>
-        <w:t>)</w:t>
-      </w:r>
-    </w:p>
-    <w:p>
-      <w:pPr>
-        <w:pStyle w:val="ListBullet"/>
-      </w:pPr>
-      <w:r>
-        <w:t>Status, decision state, data quality, severity</w:t>
-      </w:r>
-    </w:p>
-    <w:p>
-      <w:r>
-        <w:t xml:space="preserve">The counter shows </w:t>
-      </w:r>
-      <w:r>
-        <w:rPr>
-          <w:b/>
-        </w:rPr>
-        <w:t>“X of Y events”</w:t>
-      </w:r>
-      <w:r>
-        <w:t>.</w:t>
+        <w:t>/events</w:t>
+      </w:r>
+      <w:r>
+        <w:t>).</w:t>
       </w:r>
     </w:p>
     <w:p>
@@ -9955,101 +10196,7 @@
         <w:pStyle w:val="Heading2"/>
       </w:pPr>
       <w:r>
-        <w:t>Date range (From / To)</w:t>
-      </w:r>
-    </w:p>
-    <w:p>
-      <w:pPr>
-        <w:pStyle w:val="ListBullet"/>
-      </w:pPr>
-      <w:r>
-        <w:t>Uses the event date/time (falls back to created time if needed)</w:t>
-      </w:r>
-    </w:p>
-    <w:p>
-      <w:pPr>
-        <w:pStyle w:val="ListBullet"/>
-      </w:pPr>
-      <w:r>
-        <w:t xml:space="preserve">Times are interpreted in </w:t>
-      </w:r>
-      <w:r>
-        <w:rPr>
-          <w:b/>
-        </w:rPr>
-        <w:t>local</w:t>
-      </w:r>
-      <w:r>
-        <w:t xml:space="preserve"> browser time (no accidental UTC day-shift)</w:t>
-      </w:r>
-    </w:p>
-    <w:p>
-      <w:pPr>
-        <w:pStyle w:val="ListBullet"/>
-      </w:pPr>
-      <w:r>
-        <w:t xml:space="preserve">If </w:t>
-      </w:r>
-      <w:r>
-        <w:rPr>
-          <w:b/>
-        </w:rPr>
-        <w:t>To</w:t>
-      </w:r>
-      <w:r>
-        <w:t xml:space="preserve"> is left at midnight (</w:t>
-      </w:r>
-      <w:r>
-        <w:rPr>
-          <w:rFonts w:ascii="Consolas" w:hAnsi="Consolas"/>
-          <w:sz w:val="18"/>
-        </w:rPr>
-        <w:t>00:00</w:t>
-      </w:r>
-      <w:r>
-        <w:t xml:space="preserve">), the filter includes the </w:t>
-      </w:r>
-      <w:r>
-        <w:rPr>
-          <w:b/>
-        </w:rPr>
-        <w:t>entire calendar day</w:t>
-      </w:r>
-    </w:p>
-    <w:p>
-      <w:pPr>
-        <w:pStyle w:val="Heading2"/>
-      </w:pPr>
-      <w:r>
-        <w:t>Table columns</w:t>
-      </w:r>
-    </w:p>
-    <w:p>
-      <w:r>
-        <w:t xml:space="preserve">Event ID · Date/Time · Location (substation + bay) · Relay · </w:t>
-      </w:r>
-      <w:r>
-        <w:rPr>
-          <w:b/>
-        </w:rPr>
-        <w:t>Fault / element</w:t>
-      </w:r>
-      <w:r>
-        <w:t xml:space="preserve"> (protection primary, fault type secondary) · Status · Sev · DQ · </w:t>
-      </w:r>
-      <w:r>
-        <w:rPr>
-          <w:b/>
-        </w:rPr>
-        <w:t>Delete</w:t>
-      </w:r>
-    </w:p>
-    <w:p>
-      <w:pPr>
-        <w:pStyle w:val="Heading2"/>
-      </w:pPr>
-      <w:r>
-        <w:t>Empty / no-match states</w:t>
+        <w:t>Header actions</w:t>
       </w:r>
     </w:p>
     <w:tbl>
@@ -10073,7 +10220,7 @@
                 <w:b/>
                 <w:sz w:val="18"/>
               </w:rPr>
-              <w:t>Situation</w:t>
+              <w:t>Control</w:t>
             </w:r>
           </w:p>
         </w:tc>
@@ -10087,7 +10234,7 @@
                 <w:b/>
                 <w:sz w:val="18"/>
               </w:rPr>
-              <w:t>Message</w:t>
+              <w:t>Purpose</w:t>
             </w:r>
           </w:p>
         </w:tc>
@@ -10102,20 +10249,20 @@
               <w:rPr>
                 <w:sz w:val="18"/>
               </w:rPr>
-              <w:t>No events in database</w:t>
-            </w:r>
-          </w:p>
-        </w:tc>
-        <w:tc>
-          <w:tcPr>
-            <w:tcW w:type="dxa" w:w="4680"/>
-          </w:tcPr>
-          <w:p>
-            <w:r>
-              <w:rPr>
-                <w:sz w:val="18"/>
-              </w:rPr>
-              <w:t>Prompt to open Plant and fetch/upload on an IED</w:t>
+              <w:t>Continue …</w:t>
+            </w:r>
+          </w:p>
+        </w:tc>
+        <w:tc>
+          <w:tcPr>
+            <w:tcW w:type="dxa" w:w="4680"/>
+          </w:tcPr>
+          <w:p>
+            <w:r>
+              <w:rPr>
+                <w:sz w:val="18"/>
+              </w:rPr>
+              <w:t>Resume last locally remembered event</w:t>
             </w:r>
           </w:p>
         </w:tc>
@@ -10130,33 +10277,94 @@
               <w:rPr>
                 <w:sz w:val="18"/>
               </w:rPr>
-              <w:t>Events exist but filters exclude all</w:t>
-            </w:r>
-          </w:p>
-        </w:tc>
-        <w:tc>
-          <w:tcPr>
-            <w:tcW w:type="dxa" w:w="4680"/>
-          </w:tcPr>
-          <w:p>
-            <w:r>
-              <w:rPr>
-                <w:sz w:val="18"/>
-              </w:rPr>
-              <w:t>“No events match…” + Clear filters</w:t>
+              <w:t>Open Plant</w:t>
+            </w:r>
+          </w:p>
+        </w:tc>
+        <w:tc>
+          <w:tcPr>
+            <w:tcW w:type="dxa" w:w="4680"/>
+          </w:tcPr>
+          <w:p>
+            <w:r>
+              <w:rPr>
+                <w:sz w:val="18"/>
+              </w:rPr>
+              <w:t>Go to hierarchy / fetch / upload</w:t>
+            </w:r>
+          </w:p>
+        </w:tc>
+      </w:tr>
+      <w:tr>
+        <w:tc>
+          <w:tcPr>
+            <w:tcW w:type="dxa" w:w="4680"/>
+          </w:tcPr>
+          <w:p>
+            <w:r>
+              <w:rPr>
+                <w:sz w:val="18"/>
+              </w:rPr>
+              <w:t>Compare</w:t>
+            </w:r>
+          </w:p>
+        </w:tc>
+        <w:tc>
+          <w:tcPr>
+            <w:tcW w:type="dxa" w:w="4680"/>
+          </w:tcPr>
+          <w:p>
+            <w:r>
+              <w:rPr>
+                <w:sz w:val="18"/>
+              </w:rPr>
+              <w:t>Multi-event compare</w:t>
+            </w:r>
+          </w:p>
+        </w:tc>
+      </w:tr>
+      <w:tr>
+        <w:tc>
+          <w:tcPr>
+            <w:tcW w:type="dxa" w:w="4680"/>
+          </w:tcPr>
+          <w:p>
+            <w:r>
+              <w:rPr>
+                <w:sz w:val="18"/>
+              </w:rPr>
+              <w:t>Clear filters</w:t>
+            </w:r>
+          </w:p>
+        </w:tc>
+        <w:tc>
+          <w:tcPr>
+            <w:tcW w:type="dxa" w:w="4680"/>
+          </w:tcPr>
+          <w:p>
+            <w:r>
+              <w:rPr>
+                <w:sz w:val="18"/>
+              </w:rPr>
+              <w:t>Clears search, dates, and dashboard ?queue= filter</w:t>
             </w:r>
           </w:p>
         </w:tc>
       </w:tr>
     </w:tbl>
     <w:p/>
-    <w:p/>
-    <w:p>
-      <w:pPr>
-        <w:pStyle w:val="Heading1"/>
-      </w:pPr>
-      <w:r>
-        <w:t>14. Uploading files manually</w:t>
+    <w:p>
+      <w:r>
+        <w:t xml:space="preserve">When you arrive from a Dashboard KPI, a banner shows the active </w:t>
+      </w:r>
+      <w:r>
+        <w:rPr>
+          <w:b/>
+        </w:rPr>
+        <w:t>queue filter</w:t>
+      </w:r>
+      <w:r>
+        <w:t xml:space="preserve"> (e.g. Awaiting review).</w:t>
       </w:r>
     </w:p>
     <w:p>
@@ -10164,289 +10372,226 @@
         <w:pStyle w:val="Heading2"/>
       </w:pPr>
       <w:r>
-        <w:t>From the IED workspace (primary manual path)</w:t>
-      </w:r>
-    </w:p>
-    <w:p>
-      <w:pPr>
-        <w:pStyle w:val="ListNumber"/>
-      </w:pPr>
+        <w:t>Search (live)</w:t>
+      </w:r>
+    </w:p>
+    <w:p>
+      <w:r>
+        <w:t xml:space="preserve">Type in </w:t>
+      </w:r>
       <w:r>
         <w:rPr>
           <w:b/>
         </w:rPr>
-        <w:t>Plant</w:t>
-      </w:r>
-      <w:r>
-        <w:t xml:space="preserve"> → expand to the IED → </w:t>
-      </w:r>
-      <w:r>
-        <w:rPr>
-          <w:b/>
-        </w:rPr>
-        <w:t>Open</w:t>
-      </w:r>
-    </w:p>
-    <w:p>
-      <w:pPr>
-        <w:pStyle w:val="ListNumber"/>
-      </w:pPr>
-      <w:r>
-        <w:t xml:space="preserve">Select </w:t>
-      </w:r>
-      <w:r>
-        <w:rPr>
-          <w:b/>
-        </w:rPr>
-        <w:t>Manual upload</w:t>
-      </w:r>
-    </w:p>
-    <w:p>
-      <w:pPr>
-        <w:pStyle w:val="ListNumber"/>
-      </w:pPr>
-      <w:r>
-        <w:t>Optionally type a description; drag and drop files (or click the zone to pick them); check the file chips</w:t>
-      </w:r>
-    </w:p>
-    <w:p>
-      <w:pPr>
-        <w:pStyle w:val="ListNumber"/>
-      </w:pPr>
-      <w:r>
-        <w:t xml:space="preserve">Click </w:t>
-      </w:r>
-      <w:r>
-        <w:rPr>
-          <w:b/>
-        </w:rPr>
-        <w:t>Upload, analyse &amp; open summary</w:t>
-      </w:r>
-      <w:r>
-        <w:t xml:space="preserve"> (complete package) or </w:t>
-      </w:r>
-      <w:r>
-        <w:rPr>
-          <w:b/>
-        </w:rPr>
-        <w:t>Upload &amp; create event</w:t>
-      </w:r>
-      <w:r>
-        <w:t xml:space="preserve"> (incomplete)</w:t>
-      </w:r>
-    </w:p>
-    <w:p>
-      <w:pPr>
-        <w:pStyle w:val="ListNumber"/>
-      </w:pPr>
-      <w:r>
-        <w:t xml:space="preserve">For a complete package: analysis starts and the </w:t>
-      </w:r>
-      <w:r>
-        <w:rPr>
-          <w:b/>
-        </w:rPr>
-        <w:t>Summary</w:t>
-      </w:r>
-      <w:r>
-        <w:t xml:space="preserve"> tab opens. For incomplete: open </w:t>
-      </w:r>
-      <w:r>
-        <w:rPr>
-          <w:b/>
-        </w:rPr>
-        <w:t>Files</w:t>
-      </w:r>
-      <w:r>
-        <w:t xml:space="preserve">, add the missing COMTRADE/settings members, then </w:t>
-      </w:r>
-      <w:r>
-        <w:rPr>
-          <w:b/>
-        </w:rPr>
-        <w:t>Start analysis</w:t>
-      </w:r>
-    </w:p>
-    <w:p>
-      <w:pPr>
-        <w:pStyle w:val="ListNumber"/>
-      </w:pPr>
-      <w:r>
-        <w:t xml:space="preserve">Note </w:t>
-      </w:r>
-      <w:r>
-        <w:rPr>
-          <w:b/>
-        </w:rPr>
-        <w:t>SHA-256</w:t>
-      </w:r>
-      <w:r>
-        <w:t xml:space="preserve"> on the event </w:t>
-      </w:r>
-      <w:r>
-        <w:rPr>
-          <w:b/>
-        </w:rPr>
-        <w:t>Files</w:t>
-      </w:r>
-      <w:r>
-        <w:t xml:space="preserve"> tab when you need integrity / chain of custody</w:t>
-      </w:r>
-    </w:p>
-    <w:p>
-      <w:r>
-        <w:t xml:space="preserve">Original files are stored </w:t>
-      </w:r>
-      <w:r>
-        <w:rPr>
-          <w:b/>
-        </w:rPr>
-        <w:t>immutably</w:t>
-      </w:r>
-      <w:r>
-        <w:t xml:space="preserve"> (content-addressed; not overwritten).</w:t>
-      </w:r>
-    </w:p>
-    <w:p>
-      <w:pPr>
-        <w:pStyle w:val="Heading2"/>
-      </w:pPr>
-      <w:r>
-        <w:t>From the event **Files** tab</w:t>
-      </w:r>
-    </w:p>
-    <w:p>
-      <w:r>
-        <w:t>After the event exists (uploaded or fetched):</w:t>
-      </w:r>
-    </w:p>
-    <w:p>
-      <w:pPr>
-        <w:pStyle w:val="ListNumber"/>
-      </w:pPr>
-      <w:r>
-        <w:t xml:space="preserve">Open the event → </w:t>
-      </w:r>
-      <w:r>
-        <w:rPr>
-          <w:b/>
-        </w:rPr>
-        <w:t>Files</w:t>
-      </w:r>
-    </w:p>
-    <w:p>
-      <w:pPr>
-        <w:pStyle w:val="ListNumber"/>
-      </w:pPr>
-      <w:r>
-        <w:t>Drag and drop additional members (settings, SOE, PDF, …)</w:t>
-      </w:r>
-    </w:p>
-    <w:p>
-      <w:pPr>
-        <w:pStyle w:val="ListNumber"/>
-      </w:pPr>
-      <w:r>
-        <w:t xml:space="preserve">Confirm upload, then </w:t>
-      </w:r>
-      <w:r>
-        <w:rPr>
-          <w:b/>
-        </w:rPr>
-        <w:t>Re-run analysis</w:t>
-      </w:r>
-    </w:p>
-    <w:p>
-      <w:pPr>
-        <w:pStyle w:val="Heading2"/>
-      </w:pPr>
-      <w:r>
-        <w:t>Supported extensions</w:t>
-      </w:r>
-    </w:p>
-    <w:p>
+        <w:t>Search</w:t>
+      </w:r>
+      <w:r>
+        <w:t>. Matching is case-insensitive across:</w:t>
+      </w:r>
+    </w:p>
+    <w:p>
+      <w:pPr>
+        <w:pStyle w:val="ListBullet"/>
+      </w:pPr>
+      <w:r>
+        <w:t xml:space="preserve">Event number / ID (e.g. </w:t>
+      </w:r>
       <w:r>
         <w:rPr>
           <w:rFonts w:ascii="Consolas" w:hAnsi="Consolas"/>
           <w:sz w:val="18"/>
         </w:rPr>
-        <w:t>.cfg .dat .cff .hdr .inf .csv .txt .xml .json .pdf .zip</w:t>
-      </w:r>
-    </w:p>
-    <w:p>
-      <w:r>
-        <w:t>plus vendor / settings packages:</w:t>
-      </w:r>
-    </w:p>
-    <w:p>
+        <w:t>EVT-2026-000</w:t>
+      </w:r>
+      <w:r>
+        <w:t xml:space="preserve">, </w:t>
+      </w:r>
       <w:r>
         <w:rPr>
           <w:rFonts w:ascii="Consolas" w:hAnsi="Consolas"/>
           <w:sz w:val="18"/>
         </w:rPr>
-        <w:t>.set .rdb .xrio .rio .eve .cev .log .dz5 .dex5 .d5z .pcmi .pcmp</w:t>
-      </w:r>
-    </w:p>
-    <w:p>
-      <w:r>
-        <w:t>and SCL files from IEC 61850 fetch (</w:t>
+        <w:t>00042</w:t>
+      </w:r>
+      <w:r>
+        <w:t>)</w:t>
+      </w:r>
+    </w:p>
+    <w:p>
+      <w:pPr>
+        <w:pStyle w:val="ListBullet"/>
+      </w:pPr>
+      <w:r>
+        <w:t>Substation / bay / relay (IED)</w:t>
+      </w:r>
+    </w:p>
+    <w:p>
+      <w:pPr>
+        <w:pStyle w:val="ListBullet"/>
+      </w:pPr>
+      <w:r>
+        <w:t>Feeder / description (fetched events contain “IEC 61850 fetch from …”)</w:t>
+      </w:r>
+    </w:p>
+    <w:p>
+      <w:pPr>
+        <w:pStyle w:val="ListBullet"/>
+      </w:pPr>
+      <w:r>
+        <w:t xml:space="preserve">Fault type and </w:t>
+      </w:r>
+      <w:r>
+        <w:rPr>
+          <w:b/>
+        </w:rPr>
+        <w:t>protection summary</w:t>
+      </w:r>
+      <w:r>
+        <w:t xml:space="preserve"> (e.g. </w:t>
       </w:r>
       <w:r>
         <w:rPr>
           <w:rFonts w:ascii="Consolas" w:hAnsi="Consolas"/>
           <w:sz w:val="18"/>
         </w:rPr>
-        <w:t>.cid .icd .scd</w:t>
-      </w:r>
-      <w:r>
-        <w:t>, stored as attachments).</w:t>
-      </w:r>
-    </w:p>
-    <w:p>
-      <w:r>
-        <w:rPr>
-          <w:b/>
-        </w:rPr>
-        <w:t>ZIP packages:</w:t>
-      </w:r>
-      <w:r>
-        <w:t xml:space="preserve"> uploading a </w:t>
+        <w:t>87T</w:t>
+      </w:r>
+      <w:r>
+        <w:t xml:space="preserve">, </w:t>
       </w:r>
       <w:r>
         <w:rPr>
           <w:rFonts w:ascii="Consolas" w:hAnsi="Consolas"/>
           <w:sz w:val="18"/>
         </w:rPr>
-        <w:t>.zip</w:t>
-      </w:r>
-      <w:r>
-        <w:t xml:space="preserve"> </w:t>
+        <w:t>51N</w:t>
+      </w:r>
+      <w:r>
+        <w:t>)</w:t>
+      </w:r>
+    </w:p>
+    <w:p>
+      <w:pPr>
+        <w:pStyle w:val="ListBullet"/>
+      </w:pPr>
+      <w:r>
+        <w:t>Status, decision state, data quality, severity</w:t>
+      </w:r>
+    </w:p>
+    <w:p>
+      <w:r>
+        <w:t xml:space="preserve">The counter shows </w:t>
       </w:r>
       <w:r>
         <w:rPr>
           <w:b/>
         </w:rPr>
-        <w:t>auto-extracts</w:t>
-      </w:r>
-      <w:r>
-        <w:t xml:space="preserve"> the archive. Each allowed member is stored as its own immutable event file. The original ZIP is kept as a </w:t>
+        <w:t>“X of Y events”</w:t>
+      </w:r>
+      <w:r>
+        <w:t>.</w:t>
+      </w:r>
+    </w:p>
+    <w:p>
+      <w:pPr>
+        <w:pStyle w:val="Heading2"/>
+      </w:pPr>
+      <w:r>
+        <w:t>Date range (From / To)</w:t>
+      </w:r>
+    </w:p>
+    <w:p>
+      <w:pPr>
+        <w:pStyle w:val="ListBullet"/>
+      </w:pPr>
+      <w:r>
+        <w:t>Uses the event date/time (falls back to created time if needed)</w:t>
+      </w:r>
+    </w:p>
+    <w:p>
+      <w:pPr>
+        <w:pStyle w:val="ListBullet"/>
+      </w:pPr>
+      <w:r>
+        <w:t xml:space="preserve">Times are interpreted in </w:t>
       </w:r>
       <w:r>
         <w:rPr>
           <w:b/>
         </w:rPr>
-        <w:t>PACKAGE</w:t>
-      </w:r>
-      <w:r>
-        <w:t xml:space="preserve"> attachment. Nested ZIPs expand (limited depth). Path-traversal / zip-bomb guards apply.</w:t>
-      </w:r>
-    </w:p>
-    <w:p>
+        <w:t>local</w:t>
+      </w:r>
+      <w:r>
+        <w:t xml:space="preserve"> browser time (no accidental UTC day-shift)</w:t>
+      </w:r>
+    </w:p>
+    <w:p>
+      <w:pPr>
+        <w:pStyle w:val="ListBullet"/>
+      </w:pPr>
+      <w:r>
+        <w:t xml:space="preserve">If </w:t>
+      </w:r>
       <w:r>
         <w:rPr>
           <w:b/>
         </w:rPr>
-        <w:t>Vendor notes (honest):</w:t>
+        <w:t>To</w:t>
+      </w:r>
+      <w:r>
+        <w:t xml:space="preserve"> is left at midnight (</w:t>
+      </w:r>
+      <w:r>
+        <w:rPr>
+          <w:rFonts w:ascii="Consolas" w:hAnsi="Consolas"/>
+          <w:sz w:val="18"/>
+        </w:rPr>
+        <w:t>00:00</w:t>
+      </w:r>
+      <w:r>
+        <w:t xml:space="preserve">), the filter includes the </w:t>
+      </w:r>
+      <w:r>
+        <w:rPr>
+          <w:b/>
+        </w:rPr>
+        <w:t>entire calendar day</w:t>
+      </w:r>
+    </w:p>
+    <w:p>
+      <w:pPr>
+        <w:pStyle w:val="Heading2"/>
+      </w:pPr>
+      <w:r>
+        <w:t>Table columns</w:t>
+      </w:r>
+    </w:p>
+    <w:p>
+      <w:r>
+        <w:t xml:space="preserve">Event ID · Date/Time · Location (substation + bay) · Relay · </w:t>
+      </w:r>
+      <w:r>
+        <w:rPr>
+          <w:b/>
+        </w:rPr>
+        <w:t>Fault / element</w:t>
+      </w:r>
+      <w:r>
+        <w:t xml:space="preserve"> (protection primary, fault type secondary) · Status · Sev · DQ · </w:t>
+      </w:r>
+      <w:r>
+        <w:rPr>
+          <w:b/>
+        </w:rPr>
+        <w:t>Delete</w:t>
+      </w:r>
+    </w:p>
+    <w:p>
+      <w:pPr>
+        <w:pStyle w:val="Heading2"/>
+      </w:pPr>
+      <w:r>
+        <w:t>Empty / no-match states</w:t>
       </w:r>
     </w:p>
     <w:tbl>
@@ -10470,7 +10615,7 @@
                 <w:b/>
                 <w:sz w:val="18"/>
               </w:rPr>
-              <w:t>Format</w:t>
+              <w:t>Situation</w:t>
             </w:r>
           </w:p>
         </w:tc>
@@ -10484,7 +10629,7 @@
                 <w:b/>
                 <w:sz w:val="18"/>
               </w:rPr>
-              <w:t>Behaviour</w:t>
+              <w:t>Message</w:t>
             </w:r>
           </w:p>
         </w:tc>
@@ -10499,20 +10644,20 @@
               <w:rPr>
                 <w:sz w:val="18"/>
               </w:rPr>
-              <w:t>SEL .rdb</w:t>
-            </w:r>
-          </w:p>
-        </w:tc>
-        <w:tc>
-          <w:tcPr>
-            <w:tcW w:type="dxa" w:w="4680"/>
-          </w:tcPr>
-          <w:p>
-            <w:r>
-              <w:rPr>
-                <w:sz w:val="18"/>
-              </w:rPr>
-              <w:t>OLE container — SET_ALL text extracted when present → settings ingest</w:t>
+              <w:t>No events in database</w:t>
+            </w:r>
+          </w:p>
+        </w:tc>
+        <w:tc>
+          <w:tcPr>
+            <w:tcW w:type="dxa" w:w="4680"/>
+          </w:tcPr>
+          <w:p>
+            <w:r>
+              <w:rPr>
+                <w:sz w:val="18"/>
+              </w:rPr>
+              <w:t>Prompt to open Plant and fetch/upload on an IED</w:t>
             </w:r>
           </w:p>
         </w:tc>
@@ -10527,159 +10672,181 @@
               <w:rPr>
                 <w:sz w:val="18"/>
               </w:rPr>
-              <w:t>SEL .cev</w:t>
-            </w:r>
-          </w:p>
-        </w:tc>
-        <w:tc>
-          <w:tcPr>
-            <w:tcW w:type="dxa" w:w="4680"/>
-          </w:tcPr>
-          <w:p>
-            <w:r>
-              <w:rPr>
-                <w:sz w:val="18"/>
-              </w:rPr>
-              <w:t>Converted to CFG+DAT for waveform / timeline use when convertible</w:t>
-            </w:r>
-          </w:p>
-        </w:tc>
-      </w:tr>
-      <w:tr>
-        <w:tc>
-          <w:tcPr>
-            <w:tcW w:type="dxa" w:w="4680"/>
-          </w:tcPr>
-          <w:p>
-            <w:r>
-              <w:rPr>
-                <w:sz w:val="18"/>
-              </w:rPr>
-              <w:t>DIGSI / PCM600 .dz5 / .dex5 / .d5z / .pcmi / .pcmp</w:t>
-            </w:r>
-          </w:p>
-        </w:tc>
-        <w:tc>
-          <w:tcPr>
-            <w:tcW w:type="dxa" w:w="4680"/>
-          </w:tcPr>
-          <w:p>
-            <w:r>
-              <w:rPr>
-                <w:sz w:val="18"/>
-              </w:rPr>
-              <w:t>Treated as ZIP-like packages when they contain nested COMTRADE / settings / CEV; proprietary non-ZIP blobs stay NOT CALCULABLE with export guidance</w:t>
-            </w:r>
-          </w:p>
-        </w:tc>
-      </w:tr>
-      <w:tr>
-        <w:tc>
-          <w:tcPr>
-            <w:tcW w:type="dxa" w:w="4680"/>
-          </w:tcPr>
-          <w:p>
-            <w:r>
-              <w:rPr>
-                <w:sz w:val="18"/>
-              </w:rPr>
-              <w:t>.set / .xrio / .rio / .eve / .log / SOE CSV</w:t>
-            </w:r>
-          </w:p>
-        </w:tc>
-        <w:tc>
-          <w:tcPr>
-            <w:tcW w:type="dxa" w:w="4680"/>
-          </w:tcPr>
-          <w:p>
-            <w:r>
-              <w:rPr>
-                <w:sz w:val="18"/>
-              </w:rPr>
-              <w:t>Parsed when structure is recognized; RIO/XRIO supply distance trip-zone geometry for R–X when present</w:t>
+              <w:t>Events exist but filters exclude all</w:t>
+            </w:r>
+          </w:p>
+        </w:tc>
+        <w:tc>
+          <w:tcPr>
+            <w:tcW w:type="dxa" w:w="4680"/>
+          </w:tcPr>
+          <w:p>
+            <w:r>
+              <w:rPr>
+                <w:sz w:val="18"/>
+              </w:rPr>
+              <w:t>“No events match…” + Clear filters</w:t>
             </w:r>
           </w:p>
         </w:tc>
       </w:tr>
     </w:tbl>
     <w:p/>
+    <w:p/>
+    <w:p>
+      <w:pPr>
+        <w:pStyle w:val="Heading1"/>
+      </w:pPr>
+      <w:r>
+        <w:t>14. Uploading files manually</w:t>
+      </w:r>
+    </w:p>
     <w:p>
       <w:pPr>
         <w:pStyle w:val="Heading2"/>
       </w:pPr>
       <w:r>
-        <w:t>Deleting an event</w:t>
-      </w:r>
-    </w:p>
-    <w:p>
-      <w:r>
-        <w:t xml:space="preserve">On </w:t>
-      </w:r>
+        <w:t>From the IED workspace (primary manual path)</w:t>
+      </w:r>
+    </w:p>
+    <w:p>
+      <w:pPr>
+        <w:pStyle w:val="ListNumber"/>
+      </w:pPr>
       <w:r>
         <w:rPr>
           <w:b/>
         </w:rPr>
-        <w:t>All events</w:t>
-      </w:r>
-      <w:r>
-        <w:t xml:space="preserve"> → </w:t>
+        <w:t>Plant</w:t>
+      </w:r>
+      <w:r>
+        <w:t xml:space="preserve"> → expand to the IED → </w:t>
       </w:r>
       <w:r>
         <w:rPr>
           <w:b/>
         </w:rPr>
-        <w:t>Delete</w:t>
-      </w:r>
-      <w:r>
-        <w:t xml:space="preserve">, or open an event and click the </w:t>
+        <w:t>Open</w:t>
+      </w:r>
+    </w:p>
+    <w:p>
+      <w:pPr>
+        <w:pStyle w:val="ListNumber"/>
+      </w:pPr>
+      <w:r>
+        <w:t xml:space="preserve">Select </w:t>
       </w:r>
       <w:r>
         <w:rPr>
           <w:b/>
         </w:rPr>
-        <w:t>trash icon</w:t>
-      </w:r>
-      <w:r>
-        <w:t xml:space="preserve"> (Delete event) in the header. Requires </w:t>
+        <w:t>Manual upload</w:t>
+      </w:r>
+    </w:p>
+    <w:p>
+      <w:pPr>
+        <w:pStyle w:val="ListNumber"/>
+      </w:pPr>
+      <w:r>
+        <w:t>Optionally type a description; drag and drop files (or click the zone to pick them); check the file chips</w:t>
+      </w:r>
+    </w:p>
+    <w:p>
+      <w:pPr>
+        <w:pStyle w:val="ListNumber"/>
+      </w:pPr>
+      <w:r>
+        <w:t xml:space="preserve">Click </w:t>
       </w:r>
       <w:r>
         <w:rPr>
           <w:b/>
         </w:rPr>
-        <w:t>ANALYST</w:t>
-      </w:r>
-      <w:r>
-        <w:t xml:space="preserve"> (or higher). Confirm the dialog — the event and related DB records (including reports) are removed. Stored file blobs remain content-addressed (immutable storage); they are not rewritten. Browser “Continue” memory for that event is cleared. The Dashboard </w:t>
+        <w:t>Upload, analyse &amp; open summary</w:t>
+      </w:r>
+      <w:r>
+        <w:t xml:space="preserve"> (complete package) or </w:t>
       </w:r>
       <w:r>
         <w:rPr>
           <w:b/>
         </w:rPr>
-        <w:t>Events with reports</w:t>
-      </w:r>
-      <w:r>
-        <w:t xml:space="preserve"> and </w:t>
+        <w:t>Upload &amp; create event</w:t>
+      </w:r>
+      <w:r>
+        <w:t xml:space="preserve"> (incomplete)</w:t>
+      </w:r>
+    </w:p>
+    <w:p>
+      <w:pPr>
+        <w:pStyle w:val="ListNumber"/>
+      </w:pPr>
+      <w:r>
+        <w:t xml:space="preserve">For a complete package: analysis starts and the </w:t>
       </w:r>
       <w:r>
         <w:rPr>
           <w:b/>
         </w:rPr>
-        <w:t>Total events</w:t>
-      </w:r>
-      <w:r>
-        <w:t xml:space="preserve"> counts drop on the next Dashboard refresh.</w:t>
-      </w:r>
-    </w:p>
-    <w:p>
-      <w:pPr>
-        <w:ind w:left="360"/>
-      </w:pPr>
-      <w:r>
-        <w:rPr>
-          <w:i/>
-          <w:color w:val="335577"/>
-        </w:rPr>
-        <w:t>Deleting an event that was created by IEC 61850 fetch does not delete anything on the relay.</w:t>
+        <w:t>Summary</w:t>
+      </w:r>
+      <w:r>
+        <w:t xml:space="preserve"> tab opens. For incomplete: open </w:t>
+      </w:r>
+      <w:r>
+        <w:rPr>
+          <w:b/>
+        </w:rPr>
+        <w:t>Files</w:t>
+      </w:r>
+      <w:r>
+        <w:t xml:space="preserve">, add the missing COMTRADE/settings members, then </w:t>
+      </w:r>
+      <w:r>
+        <w:rPr>
+          <w:b/>
+        </w:rPr>
+        <w:t>Start analysis</w:t>
+      </w:r>
+    </w:p>
+    <w:p>
+      <w:pPr>
+        <w:pStyle w:val="ListNumber"/>
+      </w:pPr>
+      <w:r>
+        <w:t xml:space="preserve">Note </w:t>
+      </w:r>
+      <w:r>
+        <w:rPr>
+          <w:b/>
+        </w:rPr>
+        <w:t>SHA-256</w:t>
+      </w:r>
+      <w:r>
+        <w:t xml:space="preserve"> on the event </w:t>
+      </w:r>
+      <w:r>
+        <w:rPr>
+          <w:b/>
+        </w:rPr>
+        <w:t>Files</w:t>
+      </w:r>
+      <w:r>
+        <w:t xml:space="preserve"> tab when you need integrity / chain of custody</w:t>
+      </w:r>
+    </w:p>
+    <w:p>
+      <w:r>
+        <w:t xml:space="preserve">Original files are stored </w:t>
+      </w:r>
+      <w:r>
+        <w:rPr>
+          <w:b/>
+        </w:rPr>
+        <w:t>immutably</w:t>
+      </w:r>
+      <w:r>
+        <w:t xml:space="preserve"> (content-addressed; not overwritten).</w:t>
       </w:r>
     </w:p>
     <w:p>
@@ -10687,130 +10854,141 @@
         <w:pStyle w:val="Heading2"/>
       </w:pPr>
       <w:r>
-        <w:t>Good practice</w:t>
-      </w:r>
-    </w:p>
-    <w:p>
-      <w:pPr>
-        <w:pStyle w:val="ListBullet"/>
-      </w:pPr>
-      <w:r>
-        <w:t xml:space="preserve">Upload </w:t>
+        <w:t>From the event **Files** tab</w:t>
+      </w:r>
+    </w:p>
+    <w:p>
+      <w:r>
+        <w:t>After the event exists (uploaded or fetched):</w:t>
+      </w:r>
+    </w:p>
+    <w:p>
+      <w:pPr>
+        <w:pStyle w:val="ListNumber"/>
+      </w:pPr>
+      <w:r>
+        <w:t xml:space="preserve">Open the event → </w:t>
       </w:r>
       <w:r>
         <w:rPr>
           <w:b/>
         </w:rPr>
-        <w:t>CFG + DAT</w:t>
-      </w:r>
-      <w:r>
-        <w:t xml:space="preserve"> together (same base name when possible)</w:t>
-      </w:r>
-    </w:p>
-    <w:p>
-      <w:pPr>
-        <w:pStyle w:val="ListBullet"/>
-      </w:pPr>
-      <w:r>
-        <w:t xml:space="preserve">For CFF, upload the </w:t>
-      </w:r>
+        <w:t>Files</w:t>
+      </w:r>
+    </w:p>
+    <w:p>
+      <w:pPr>
+        <w:pStyle w:val="ListNumber"/>
+      </w:pPr>
+      <w:r>
+        <w:t>Drag and drop additional members (settings, SOE, PDF, …)</w:t>
+      </w:r>
+    </w:p>
+    <w:p>
+      <w:pPr>
+        <w:pStyle w:val="ListNumber"/>
+      </w:pPr>
+      <w:r>
+        <w:t xml:space="preserve">Confirm upload, then </w:t>
+      </w:r>
+      <w:r>
+        <w:rPr>
+          <w:b/>
+        </w:rPr>
+        <w:t>Re-run analysis</w:t>
+      </w:r>
+    </w:p>
+    <w:p>
+      <w:pPr>
+        <w:pStyle w:val="Heading2"/>
+      </w:pPr>
+      <w:r>
+        <w:t>Supported extensions</w:t>
+      </w:r>
+    </w:p>
+    <w:p>
       <w:r>
         <w:rPr>
           <w:rFonts w:ascii="Consolas" w:hAnsi="Consolas"/>
           <w:sz w:val="18"/>
         </w:rPr>
-        <w:t>.cff</w:t>
-      </w:r>
-    </w:p>
-    <w:p>
-      <w:pPr>
-        <w:pStyle w:val="ListBullet"/>
-      </w:pPr>
-      <w:r>
-        <w:t xml:space="preserve">Or upload a </w:t>
-      </w:r>
+        <w:t>.cfg .dat .cff .hdr .inf .csv .txt .xml .json .pdf .zip</w:t>
+      </w:r>
+    </w:p>
+    <w:p>
+      <w:r>
+        <w:t>plus vendor / settings packages:</w:t>
+      </w:r>
+    </w:p>
+    <w:p>
+      <w:r>
+        <w:rPr>
+          <w:rFonts w:ascii="Consolas" w:hAnsi="Consolas"/>
+          <w:sz w:val="18"/>
+        </w:rPr>
+        <w:t>.set .rdb .xrio .rio .eve .cev .log .dz5 .dex5 .d5z .pcmi .pcmp</w:t>
+      </w:r>
+    </w:p>
+    <w:p>
+      <w:r>
+        <w:t>and SCL files from IEC 61850 fetch (</w:t>
+      </w:r>
+      <w:r>
+        <w:rPr>
+          <w:rFonts w:ascii="Consolas" w:hAnsi="Consolas"/>
+          <w:sz w:val="18"/>
+        </w:rPr>
+        <w:t>.cid .icd .scd</w:t>
+      </w:r>
+      <w:r>
+        <w:t>, stored as attachments).</w:t>
+      </w:r>
+    </w:p>
+    <w:p>
       <w:r>
         <w:rPr>
           <w:b/>
         </w:rPr>
-        <w:t>ZIP</w:t>
-      </w:r>
-      <w:r>
-        <w:t xml:space="preserve"> / vendor package containing CFG/DAT/CFF (+ settings / SOE / PDF)</w:t>
-      </w:r>
-    </w:p>
-    <w:p>
-      <w:pPr>
-        <w:pStyle w:val="ListBullet"/>
-      </w:pPr>
-      <w:r>
-        <w:t xml:space="preserve">Upload under the </w:t>
+        <w:t>ZIP packages:</w:t>
+      </w:r>
+      <w:r>
+        <w:t xml:space="preserve"> uploading a </w:t>
+      </w:r>
+      <w:r>
+        <w:rPr>
+          <w:rFonts w:ascii="Consolas" w:hAnsi="Consolas"/>
+          <w:sz w:val="18"/>
+        </w:rPr>
+        <w:t>.zip</w:t>
+      </w:r>
+      <w:r>
+        <w:t xml:space="preserve"> </w:t>
       </w:r>
       <w:r>
         <w:rPr>
           <w:b/>
         </w:rPr>
-        <w:t>correct IED</w:t>
-      </w:r>
-      <w:r>
-        <w:t xml:space="preserve"> so location / relay columns stay accurate</w:t>
-      </w:r>
-    </w:p>
-    <w:p>
-      <w:pPr>
-        <w:pStyle w:val="ListBullet"/>
-      </w:pPr>
-      <w:r>
-        <w:t xml:space="preserve">After upload, confirm </w:t>
+        <w:t>auto-extracts</w:t>
+      </w:r>
+      <w:r>
+        <w:t xml:space="preserve"> the archive. Each allowed member is stored as its own immutable event file. The original ZIP is kept as a </w:t>
       </w:r>
       <w:r>
         <w:rPr>
           <w:b/>
         </w:rPr>
-        <w:t>Channel map</w:t>
-      </w:r>
-      <w:r>
-        <w:t xml:space="preserve"> and </w:t>
-      </w:r>
+        <w:t>PACKAGE</w:t>
+      </w:r>
+      <w:r>
+        <w:t xml:space="preserve"> attachment. Nested ZIPs expand (limited depth). Path-traversal / zip-bomb guards apply.</w:t>
+      </w:r>
+    </w:p>
+    <w:p>
       <w:r>
         <w:rPr>
           <w:b/>
         </w:rPr>
-        <w:t>DR targets</w:t>
-      </w:r>
-      <w:r>
-        <w:t xml:space="preserve"> before trusting protection timing</w:t>
-      </w:r>
-    </w:p>
-    <w:p>
-      <w:pPr>
-        <w:pStyle w:val="ListBullet"/>
-      </w:pPr>
-      <w:r>
-        <w:t>Prefer originals from relay software — do not re-save in Excel</w:t>
-      </w:r>
-    </w:p>
-    <w:p/>
-    <w:p>
-      <w:pPr>
-        <w:pStyle w:val="Heading1"/>
-      </w:pPr>
-      <w:r>
-        <w:t>15. COMTRADE detection and validation</w:t>
-      </w:r>
-    </w:p>
-    <w:p>
-      <w:r>
-        <w:t xml:space="preserve">Open the event → </w:t>
-      </w:r>
-      <w:r>
-        <w:rPr>
-          <w:b/>
-        </w:rPr>
-        <w:t>COMTRADE</w:t>
-      </w:r>
-      <w:r>
-        <w:t xml:space="preserve"> tab.</w:t>
+        <w:t>Vendor notes (honest):</w:t>
       </w:r>
     </w:p>
     <w:tbl>
@@ -10834,7 +11012,7 @@
                 <w:b/>
                 <w:sz w:val="18"/>
               </w:rPr>
-              <w:t>Field</w:t>
+              <w:t>Format</w:t>
             </w:r>
           </w:p>
         </w:tc>
@@ -10848,7 +11026,7 @@
                 <w:b/>
                 <w:sz w:val="18"/>
               </w:rPr>
-              <w:t>Example meaning</w:t>
+              <w:t>Behaviour</w:t>
             </w:r>
           </w:p>
         </w:tc>
@@ -10863,20 +11041,20 @@
               <w:rPr>
                 <w:sz w:val="18"/>
               </w:rPr>
-              <w:t>Standard / revision</w:t>
-            </w:r>
-          </w:p>
-        </w:tc>
-        <w:tc>
-          <w:tcPr>
-            <w:tcW w:type="dxa" w:w="4680"/>
-          </w:tcPr>
-          <w:p>
-            <w:r>
-              <w:rPr>
-                <w:sz w:val="18"/>
-              </w:rPr>
-              <w:t>IEEE C37.111 1991 / 1999 / 2013 · IEC 2001 / 2013</w:t>
+              <w:t>SEL .rdb</w:t>
+            </w:r>
+          </w:p>
+        </w:tc>
+        <w:tc>
+          <w:tcPr>
+            <w:tcW w:type="dxa" w:w="4680"/>
+          </w:tcPr>
+          <w:p>
+            <w:r>
+              <w:rPr>
+                <w:sz w:val="18"/>
+              </w:rPr>
+              <w:t>OLE container — SET_ALL text extracted when present → settings ingest</w:t>
             </w:r>
           </w:p>
         </w:tc>
@@ -10891,20 +11069,20 @@
               <w:rPr>
                 <w:sz w:val="18"/>
               </w:rPr>
-              <w:t>Container</w:t>
-            </w:r>
-          </w:p>
-        </w:tc>
-        <w:tc>
-          <w:tcPr>
-            <w:tcW w:type="dxa" w:w="4680"/>
-          </w:tcPr>
-          <w:p>
-            <w:r>
-              <w:rPr>
-                <w:sz w:val="18"/>
-              </w:rPr>
-              <w:t>CFG+DAT or CFF</w:t>
+              <w:t>SEL .cev</w:t>
+            </w:r>
+          </w:p>
+        </w:tc>
+        <w:tc>
+          <w:tcPr>
+            <w:tcW w:type="dxa" w:w="4680"/>
+          </w:tcPr>
+          <w:p>
+            <w:r>
+              <w:rPr>
+                <w:sz w:val="18"/>
+              </w:rPr>
+              <w:t>Converted to CFG+DAT for waveform / timeline use when convertible</w:t>
             </w:r>
           </w:p>
         </w:tc>
@@ -10919,20 +11097,20 @@
               <w:rPr>
                 <w:sz w:val="18"/>
               </w:rPr>
-              <w:t>Data format</w:t>
-            </w:r>
-          </w:p>
-        </w:tc>
-        <w:tc>
-          <w:tcPr>
-            <w:tcW w:type="dxa" w:w="4680"/>
-          </w:tcPr>
-          <w:p>
-            <w:r>
-              <w:rPr>
-                <w:sz w:val="18"/>
-              </w:rPr>
-              <w:t>ASCII, BINARY, BINARY32, FLOAT32</w:t>
+              <w:t>DIGSI / PCM600 .dz5 / .dex5 / .d5z / .pcmi / .pcmp</w:t>
+            </w:r>
+          </w:p>
+        </w:tc>
+        <w:tc>
+          <w:tcPr>
+            <w:tcW w:type="dxa" w:w="4680"/>
+          </w:tcPr>
+          <w:p>
+            <w:r>
+              <w:rPr>
+                <w:sz w:val="18"/>
+              </w:rPr>
+              <w:t>Treated as ZIP-like packages when they contain nested COMTRADE / settings / CEV; proprietary non-ZIP blobs stay NOT CALCULABLE with export guidance</w:t>
             </w:r>
           </w:p>
         </w:tc>
@@ -10947,48 +11125,20 @@
               <w:rPr>
                 <w:sz w:val="18"/>
               </w:rPr>
-              <w:t>Status</w:t>
-            </w:r>
-          </w:p>
-        </w:tc>
-        <w:tc>
-          <w:tcPr>
-            <w:tcW w:type="dxa" w:w="4680"/>
-          </w:tcPr>
-          <w:p>
-            <w:r>
-              <w:rPr>
-                <w:sz w:val="18"/>
-              </w:rPr>
-              <w:t>SUPPORTED / PARTIALLY_SUPPORTED / UNSUPPORTED</w:t>
-            </w:r>
-          </w:p>
-        </w:tc>
-      </w:tr>
-      <w:tr>
-        <w:tc>
-          <w:tcPr>
-            <w:tcW w:type="dxa" w:w="4680"/>
-          </w:tcPr>
-          <w:p>
-            <w:r>
-              <w:rPr>
-                <w:sz w:val="18"/>
-              </w:rPr>
-              <w:t>Channels / sample rate</w:t>
-            </w:r>
-          </w:p>
-        </w:tc>
-        <w:tc>
-          <w:tcPr>
-            <w:tcW w:type="dxa" w:w="4680"/>
-          </w:tcPr>
-          <w:p>
-            <w:r>
-              <w:rPr>
-                <w:sz w:val="18"/>
-              </w:rPr>
-              <w:t>From CFG metadata</w:t>
+              <w:t>.set / .xrio / .rio / .eve / .log / SOE CSV</w:t>
+            </w:r>
+          </w:p>
+        </w:tc>
+        <w:tc>
+          <w:tcPr>
+            <w:tcW w:type="dxa" w:w="4680"/>
+          </w:tcPr>
+          <w:p>
+            <w:r>
+              <w:rPr>
+                <w:sz w:val="18"/>
+              </w:rPr>
+              <w:t>Parsed when structure is recognized; RIO/XRIO supply distance trip-zone geometry for R–X when present</w:t>
             </w:r>
           </w:p>
         </w:tc>
@@ -10996,8 +11146,213 @@
     </w:tbl>
     <w:p/>
     <w:p>
-      <w:r>
-        <w:t>Validation statuses:</w:t>
+      <w:pPr>
+        <w:pStyle w:val="Heading2"/>
+      </w:pPr>
+      <w:r>
+        <w:t>Deleting an event</w:t>
+      </w:r>
+    </w:p>
+    <w:p>
+      <w:r>
+        <w:t xml:space="preserve">On </w:t>
+      </w:r>
+      <w:r>
+        <w:rPr>
+          <w:b/>
+        </w:rPr>
+        <w:t>All events</w:t>
+      </w:r>
+      <w:r>
+        <w:t xml:space="preserve"> → </w:t>
+      </w:r>
+      <w:r>
+        <w:rPr>
+          <w:b/>
+        </w:rPr>
+        <w:t>Delete</w:t>
+      </w:r>
+      <w:r>
+        <w:t xml:space="preserve">, or open an event and click the </w:t>
+      </w:r>
+      <w:r>
+        <w:rPr>
+          <w:b/>
+        </w:rPr>
+        <w:t>trash icon</w:t>
+      </w:r>
+      <w:r>
+        <w:t xml:space="preserve"> (Delete event) in the header. Requires </w:t>
+      </w:r>
+      <w:r>
+        <w:rPr>
+          <w:b/>
+        </w:rPr>
+        <w:t>ANALYST</w:t>
+      </w:r>
+      <w:r>
+        <w:t xml:space="preserve"> (or higher). Confirm the dialog — the event and related DB records (including reports) are removed. Stored file blobs remain content-addressed (immutable storage); they are not rewritten. Browser “Continue” memory for that event is cleared. The Dashboard </w:t>
+      </w:r>
+      <w:r>
+        <w:rPr>
+          <w:b/>
+        </w:rPr>
+        <w:t>Events with reports</w:t>
+      </w:r>
+      <w:r>
+        <w:t xml:space="preserve"> and </w:t>
+      </w:r>
+      <w:r>
+        <w:rPr>
+          <w:b/>
+        </w:rPr>
+        <w:t>Total events</w:t>
+      </w:r>
+      <w:r>
+        <w:t xml:space="preserve"> counts drop on the next Dashboard refresh.</w:t>
+      </w:r>
+    </w:p>
+    <w:p>
+      <w:pPr>
+        <w:ind w:left="360"/>
+      </w:pPr>
+      <w:r>
+        <w:rPr>
+          <w:i/>
+          <w:color w:val="335577"/>
+        </w:rPr>
+        <w:t>Deleting an event that was created by IEC 61850 fetch does not delete anything on the relay.</w:t>
+      </w:r>
+    </w:p>
+    <w:p>
+      <w:pPr>
+        <w:pStyle w:val="Heading2"/>
+      </w:pPr>
+      <w:r>
+        <w:t>Good practice</w:t>
+      </w:r>
+    </w:p>
+    <w:p>
+      <w:pPr>
+        <w:pStyle w:val="ListBullet"/>
+      </w:pPr>
+      <w:r>
+        <w:t xml:space="preserve">Upload </w:t>
+      </w:r>
+      <w:r>
+        <w:rPr>
+          <w:b/>
+        </w:rPr>
+        <w:t>CFG + DAT</w:t>
+      </w:r>
+      <w:r>
+        <w:t xml:space="preserve"> together (same base name when possible)</w:t>
+      </w:r>
+    </w:p>
+    <w:p>
+      <w:pPr>
+        <w:pStyle w:val="ListBullet"/>
+      </w:pPr>
+      <w:r>
+        <w:t xml:space="preserve">For CFF, upload the </w:t>
+      </w:r>
+      <w:r>
+        <w:rPr>
+          <w:rFonts w:ascii="Consolas" w:hAnsi="Consolas"/>
+          <w:sz w:val="18"/>
+        </w:rPr>
+        <w:t>.cff</w:t>
+      </w:r>
+    </w:p>
+    <w:p>
+      <w:pPr>
+        <w:pStyle w:val="ListBullet"/>
+      </w:pPr>
+      <w:r>
+        <w:t xml:space="preserve">Or upload a </w:t>
+      </w:r>
+      <w:r>
+        <w:rPr>
+          <w:b/>
+        </w:rPr>
+        <w:t>ZIP</w:t>
+      </w:r>
+      <w:r>
+        <w:t xml:space="preserve"> / vendor package containing CFG/DAT/CFF (+ settings / SOE / PDF)</w:t>
+      </w:r>
+    </w:p>
+    <w:p>
+      <w:pPr>
+        <w:pStyle w:val="ListBullet"/>
+      </w:pPr>
+      <w:r>
+        <w:t xml:space="preserve">Upload under the </w:t>
+      </w:r>
+      <w:r>
+        <w:rPr>
+          <w:b/>
+        </w:rPr>
+        <w:t>correct IED</w:t>
+      </w:r>
+      <w:r>
+        <w:t xml:space="preserve"> so location / relay columns stay accurate</w:t>
+      </w:r>
+    </w:p>
+    <w:p>
+      <w:pPr>
+        <w:pStyle w:val="ListBullet"/>
+      </w:pPr>
+      <w:r>
+        <w:t xml:space="preserve">After upload, confirm </w:t>
+      </w:r>
+      <w:r>
+        <w:rPr>
+          <w:b/>
+        </w:rPr>
+        <w:t>Channel map</w:t>
+      </w:r>
+      <w:r>
+        <w:t xml:space="preserve"> and </w:t>
+      </w:r>
+      <w:r>
+        <w:rPr>
+          <w:b/>
+        </w:rPr>
+        <w:t>DR targets</w:t>
+      </w:r>
+      <w:r>
+        <w:t xml:space="preserve"> before trusting protection timing</w:t>
+      </w:r>
+    </w:p>
+    <w:p>
+      <w:pPr>
+        <w:pStyle w:val="ListBullet"/>
+      </w:pPr>
+      <w:r>
+        <w:t>Prefer originals from relay software — do not re-save in Excel</w:t>
+      </w:r>
+    </w:p>
+    <w:p/>
+    <w:p>
+      <w:pPr>
+        <w:pStyle w:val="Heading1"/>
+      </w:pPr>
+      <w:r>
+        <w:t>15. COMTRADE detection and validation</w:t>
+      </w:r>
+    </w:p>
+    <w:p>
+      <w:r>
+        <w:t xml:space="preserve">Open the event → </w:t>
+      </w:r>
+      <w:r>
+        <w:rPr>
+          <w:b/>
+        </w:rPr>
+        <w:t>COMTRADE</w:t>
+      </w:r>
+      <w:r>
+        <w:t xml:space="preserve"> tab.</w:t>
       </w:r>
     </w:p>
     <w:tbl>
@@ -11021,7 +11376,7 @@
                 <w:b/>
                 <w:sz w:val="18"/>
               </w:rPr>
-              <w:t>Status</w:t>
+              <w:t>Field</w:t>
             </w:r>
           </w:p>
         </w:tc>
@@ -11035,7 +11390,7 @@
                 <w:b/>
                 <w:sz w:val="18"/>
               </w:rPr>
-              <w:t>Meaning</w:t>
+              <w:t>Example meaning</w:t>
             </w:r>
           </w:p>
         </w:tc>
@@ -11050,20 +11405,20 @@
               <w:rPr>
                 <w:sz w:val="18"/>
               </w:rPr>
-              <w:t>VALID</w:t>
-            </w:r>
-          </w:p>
-        </w:tc>
-        <w:tc>
-          <w:tcPr>
-            <w:tcW w:type="dxa" w:w="4680"/>
-          </w:tcPr>
-          <w:p>
-            <w:r>
-              <w:rPr>
-                <w:sz w:val="18"/>
-              </w:rPr>
-              <w:t>Checks passed</w:t>
+              <w:t>Standard / revision</w:t>
+            </w:r>
+          </w:p>
+        </w:tc>
+        <w:tc>
+          <w:tcPr>
+            <w:tcW w:type="dxa" w:w="4680"/>
+          </w:tcPr>
+          <w:p>
+            <w:r>
+              <w:rPr>
+                <w:sz w:val="18"/>
+              </w:rPr>
+              <w:t>IEEE C37.111 1991 / 1999 / 2013 · IEC 2001 / 2013</w:t>
             </w:r>
           </w:p>
         </w:tc>
@@ -11078,20 +11433,20 @@
               <w:rPr>
                 <w:sz w:val="18"/>
               </w:rPr>
-              <w:t>VALID_WITH_WARNINGS</w:t>
-            </w:r>
-          </w:p>
-        </w:tc>
-        <w:tc>
-          <w:tcPr>
-            <w:tcW w:type="dxa" w:w="4680"/>
-          </w:tcPr>
-          <w:p>
-            <w:r>
-              <w:rPr>
-                <w:sz w:val="18"/>
-              </w:rPr>
-              <w:t>Usable — review warnings</w:t>
+              <w:t>Container</w:t>
+            </w:r>
+          </w:p>
+        </w:tc>
+        <w:tc>
+          <w:tcPr>
+            <w:tcW w:type="dxa" w:w="4680"/>
+          </w:tcPr>
+          <w:p>
+            <w:r>
+              <w:rPr>
+                <w:sz w:val="18"/>
+              </w:rPr>
+              <w:t>CFG+DAT or CFF</w:t>
             </w:r>
           </w:p>
         </w:tc>
@@ -11106,20 +11461,20 @@
               <w:rPr>
                 <w:sz w:val="18"/>
               </w:rPr>
-              <w:t>PARTIALLY_SUPPORTED</w:t>
-            </w:r>
-          </w:p>
-        </w:tc>
-        <w:tc>
-          <w:tcPr>
-            <w:tcW w:type="dxa" w:w="4680"/>
-          </w:tcPr>
-          <w:p>
-            <w:r>
-              <w:rPr>
-                <w:sz w:val="18"/>
-              </w:rPr>
-              <w:t>Some features not fully validated (e.g. IEEE 1991 partial)</w:t>
+              <w:t>Data format</w:t>
+            </w:r>
+          </w:p>
+        </w:tc>
+        <w:tc>
+          <w:tcPr>
+            <w:tcW w:type="dxa" w:w="4680"/>
+          </w:tcPr>
+          <w:p>
+            <w:r>
+              <w:rPr>
+                <w:sz w:val="18"/>
+              </w:rPr>
+              <w:t>ASCII, BINARY, BINARY32, FLOAT32</w:t>
             </w:r>
           </w:p>
         </w:tc>
@@ -11134,20 +11489,20 @@
               <w:rPr>
                 <w:sz w:val="18"/>
               </w:rPr>
-              <w:t>NOT_VALIDATED</w:t>
-            </w:r>
-          </w:p>
-        </w:tc>
-        <w:tc>
-          <w:tcPr>
-            <w:tcW w:type="dxa" w:w="4680"/>
-          </w:tcPr>
-          <w:p>
-            <w:r>
-              <w:rPr>
-                <w:sz w:val="18"/>
-              </w:rPr>
-              <w:t>Could not fully validate</w:t>
+              <w:t>Status</w:t>
+            </w:r>
+          </w:p>
+        </w:tc>
+        <w:tc>
+          <w:tcPr>
+            <w:tcW w:type="dxa" w:w="4680"/>
+          </w:tcPr>
+          <w:p>
+            <w:r>
+              <w:rPr>
+                <w:sz w:val="18"/>
+              </w:rPr>
+              <w:t>SUPPORTED / PARTIALLY_SUPPORTED / UNSUPPORTED</w:t>
             </w:r>
           </w:p>
         </w:tc>
@@ -11162,20 +11517,20 @@
               <w:rPr>
                 <w:sz w:val="18"/>
               </w:rPr>
-              <w:t>INVALID</w:t>
-            </w:r>
-          </w:p>
-        </w:tc>
-        <w:tc>
-          <w:tcPr>
-            <w:tcW w:type="dxa" w:w="4680"/>
-          </w:tcPr>
-          <w:p>
-            <w:r>
-              <w:rPr>
-                <w:sz w:val="18"/>
-              </w:rPr>
-              <w:t>Do not trust results; fix source data</w:t>
+              <w:t>Channels / sample rate</w:t>
+            </w:r>
+          </w:p>
+        </w:tc>
+        <w:tc>
+          <w:tcPr>
+            <w:tcW w:type="dxa" w:w="4680"/>
+          </w:tcPr>
+          <w:p>
+            <w:r>
+              <w:rPr>
+                <w:sz w:val="18"/>
+              </w:rPr>
+              <w:t>From CFG metadata</w:t>
             </w:r>
           </w:p>
         </w:tc>
@@ -11184,325 +11539,7 @@
     <w:p/>
     <w:p>
       <w:r>
-        <w:t xml:space="preserve">The system does </w:t>
-      </w:r>
-      <w:r>
-        <w:rPr>
-          <w:b/>
-        </w:rPr>
-        <w:t>not</w:t>
-      </w:r>
-      <w:r>
-        <w:t xml:space="preserve"> silently interpolate missing samples or invent channels. Records fetched over IEC 61850 go through exactly the same detection and validation as uploaded ones.</w:t>
-      </w:r>
-    </w:p>
-    <w:p/>
-    <w:p>
-      <w:pPr>
-        <w:pStyle w:val="Heading1"/>
-      </w:pPr>
-      <w:r>
-        <w:t>16. Running analysis</w:t>
-      </w:r>
-    </w:p>
-    <w:p>
-      <w:pPr>
-        <w:pStyle w:val="ListNumber"/>
-      </w:pPr>
-      <w:r>
-        <w:t>After upload/fetch and validation (and preferably after Channel map / DR targets), start analysis from the event header (</w:t>
-      </w:r>
-      <w:r>
-        <w:rPr>
-          <w:b/>
-        </w:rPr>
-        <w:t>Start analysis</w:t>
-      </w:r>
-      <w:r>
-        <w:t xml:space="preserve"> / </w:t>
-      </w:r>
-      <w:r>
-        <w:rPr>
-          <w:b/>
-        </w:rPr>
-        <w:t>Re-run analysis</w:t>
-      </w:r>
-      <w:r>
-        <w:t>). Fetched events with COMTRADE + settings, and auto-fetched events with *Start analysis automatically* on, are queued for you.</w:t>
-      </w:r>
-    </w:p>
-    <w:p>
-      <w:pPr>
-        <w:pStyle w:val="ListNumber"/>
-      </w:pPr>
-      <w:r>
-        <w:t xml:space="preserve">The API </w:t>
-      </w:r>
-      <w:r>
-        <w:rPr>
-          <w:b/>
-        </w:rPr>
-        <w:t>queues</w:t>
-      </w:r>
-      <w:r>
-        <w:t xml:space="preserve"> the job and returns immediately — engineering runs in the </w:t>
-      </w:r>
-      <w:r>
-        <w:rPr>
-          <w:b/>
-        </w:rPr>
-        <w:t>background</w:t>
-      </w:r>
-      <w:r>
-        <w:t xml:space="preserve"> so the browser does not time out.</w:t>
-      </w:r>
-    </w:p>
-    <w:p>
-      <w:pPr>
-        <w:pStyle w:val="ListNumber"/>
-      </w:pPr>
-      <w:r>
-        <w:t xml:space="preserve">Watch the </w:t>
-      </w:r>
-      <w:r>
-        <w:rPr>
-          <w:b/>
-        </w:rPr>
-        <w:t>Analysis progress</w:t>
-      </w:r>
-      <w:r>
-        <w:t xml:space="preserve"> panel and the </w:t>
-      </w:r>
-      <w:r>
-        <w:rPr>
-          <w:b/>
-        </w:rPr>
-        <w:t>status lamps</w:t>
-      </w:r>
-      <w:r>
-        <w:t>:</w:t>
-      </w:r>
-    </w:p>
-    <w:p>
-      <w:pPr>
-        <w:spacing w:before="40" w:after="40"/>
-        <w:ind w:left="288"/>
-        <w:shd w:fill="F1F5F9" w:val="clear"/>
-      </w:pPr>
-      <w:r>
-        <w:rPr>
-          <w:rFonts w:ascii="Consolas" w:hAnsi="Consolas"/>
-          <w:sz w:val="18"/>
-        </w:rPr>
-        <w:t>COMTRADE · DATA · SETTINGS · PROTECTION · CONSISTENCY · RCA · REPORT</w:t>
-      </w:r>
-    </w:p>
-    <w:p>
-      <w:r>
-        <w:t>Each lamp is clickable and opens the tab that explains it (e.g. SETTINGS → Consistency / settings view, RCA → RCA tab).</w:t>
-      </w:r>
-    </w:p>
-    <w:p>
-      <w:r>
-        <w:t>Pipeline stages:</w:t>
-      </w:r>
-    </w:p>
-    <w:p>
-      <w:pPr>
-        <w:spacing w:before="40" w:after="40"/>
-        <w:ind w:left="288"/>
-        <w:shd w:fill="F1F5F9" w:val="clear"/>
-      </w:pPr>
-      <w:r>
-        <w:rPr>
-          <w:rFonts w:ascii="Consolas" w:hAnsi="Consolas"/>
-          <w:sz w:val="18"/>
-        </w:rPr>
-        <w:t>Upload → File Detection → COMTRADE Validation → Parsing →</w:t>
-        <w:br/>
-        <w:t>Signal Processing → Event Reconstruction → Protection Analysis →</w:t>
-        <w:br/>
-        <w:t>Consistency Checker → Fault Classification → RCA → Evidence → Report</w:t>
-      </w:r>
-    </w:p>
-    <w:p>
-      <w:r>
-        <w:t xml:space="preserve">Stage chips: ✓ completed · ● running · ○ pending · ✕ failed · – skipped. A progress bar shows overall completion. The progress panel is shown </w:t>
-      </w:r>
-      <w:r>
-        <w:rPr>
-          <w:b/>
-        </w:rPr>
-        <w:t>only while a job is queued or running</w:t>
-      </w:r>
-      <w:r>
-        <w:t xml:space="preserve"> (or failed); once analysis completes it disappears and the tabs show the results.</w:t>
-      </w:r>
-    </w:p>
-    <w:p>
-      <w:r>
-        <w:t>On parse/analyse the platform:</w:t>
-      </w:r>
-    </w:p>
-    <w:p>
-      <w:pPr>
-        <w:pStyle w:val="ListBullet"/>
-      </w:pPr>
-      <w:r>
-        <w:t>Persists COMTRADE file/channel metadata</w:t>
-      </w:r>
-    </w:p>
-    <w:p>
-      <w:pPr>
-        <w:pStyle w:val="ListBullet"/>
-      </w:pPr>
-      <w:r>
-        <w:t>Caches waveform samples for the Waveforms tab</w:t>
-      </w:r>
-    </w:p>
-    <w:p>
-      <w:pPr>
-        <w:pStyle w:val="ListBullet"/>
-      </w:pPr>
-      <w:r>
-        <w:t>Applies channel map + digital (DR target) map to electrical / timeline / protection</w:t>
-      </w:r>
-    </w:p>
-    <w:p>
-      <w:pPr>
-        <w:pStyle w:val="ListBullet"/>
-      </w:pPr>
-      <w:r>
-        <w:t>Runs consistency and RCA engines (scheme-aware where elements operate)</w:t>
-      </w:r>
-    </w:p>
-    <w:p>
-      <w:pPr>
-        <w:pStyle w:val="ListBullet"/>
-      </w:pPr>
-      <w:r>
-        <w:t>Indexes classical similarity features</w:t>
-      </w:r>
-    </w:p>
-    <w:p>
-      <w:pPr>
-        <w:pStyle w:val="ListBullet"/>
-      </w:pPr>
-      <w:r>
-        <w:t>Can generate an HTML report artefact</w:t>
-      </w:r>
-    </w:p>
-    <w:p>
-      <w:r>
-        <w:t xml:space="preserve">The </w:t>
-      </w:r>
-      <w:r>
-        <w:rPr>
-          <w:b/>
-        </w:rPr>
-        <w:t>Recommended next step</w:t>
-      </w:r>
-      <w:r>
-        <w:t xml:space="preserve"> banner guides the engineer (e.g. fix channel map, re-run after FAILED, open DR workspace).</w:t>
-      </w:r>
-    </w:p>
-    <w:p>
-      <w:r>
-        <w:t xml:space="preserve">If status is </w:t>
-      </w:r>
-      <w:r>
-        <w:rPr>
-          <w:b/>
-        </w:rPr>
-        <w:t>FAILED</w:t>
-      </w:r>
-      <w:r>
-        <w:t>:</w:t>
-      </w:r>
-    </w:p>
-    <w:p>
-      <w:pPr>
-        <w:pStyle w:val="ListBullet"/>
-      </w:pPr>
-      <w:r>
-        <w:t xml:space="preserve">Hover the FAILED badge or open </w:t>
-      </w:r>
-      <w:r>
-        <w:rPr>
-          <w:b/>
-        </w:rPr>
-        <w:t>Details</w:t>
-      </w:r>
-      <w:r>
-        <w:t xml:space="preserve"> for the job </w:t>
-      </w:r>
-      <w:r>
-        <w:rPr>
-          <w:rFonts w:ascii="Consolas" w:hAnsi="Consolas"/>
-          <w:sz w:val="18"/>
-        </w:rPr>
-        <w:t>error_message</w:t>
-      </w:r>
-    </w:p>
-    <w:p>
-      <w:pPr>
-        <w:pStyle w:val="ListBullet"/>
-      </w:pPr>
-      <w:r>
-        <w:t>Fix COMTRADE / channel map / DR targets / files as indicated</w:t>
-      </w:r>
-    </w:p>
-    <w:p>
-      <w:pPr>
-        <w:pStyle w:val="ListBullet"/>
-      </w:pPr>
-      <w:r>
-        <w:t xml:space="preserve">Click </w:t>
-      </w:r>
-      <w:r>
-        <w:rPr>
-          <w:b/>
-        </w:rPr>
-        <w:t>Re-run analysis</w:t>
-      </w:r>
-    </w:p>
-    <w:p>
-      <w:pPr>
-        <w:pStyle w:val="ListBullet"/>
-      </w:pPr>
-      <w:r>
-        <w:t>Prior results may still be viewable until the new run completes</w:t>
-      </w:r>
-    </w:p>
-    <w:p>
-      <w:r>
-        <w:t xml:space="preserve">Typical local analysis for normal records targets </w:t>
-      </w:r>
-      <w:r>
-        <w:rPr>
-          <w:b/>
-        </w:rPr>
-        <w:t>under ~2 minutes</w:t>
-      </w:r>
-      <w:r>
-        <w:t>.</w:t>
-      </w:r>
-    </w:p>
-    <w:p/>
-    <w:p>
-      <w:pPr>
-        <w:pStyle w:val="Heading1"/>
-      </w:pPr>
-      <w:r>
-        <w:t>17. Event analysis workspace (detailed)</w:t>
-      </w:r>
-    </w:p>
-    <w:p>
-      <w:pPr>
-        <w:pStyle w:val="Heading2"/>
-      </w:pPr>
-      <w:r>
-        <w:t>Header band</w:t>
+        <w:t>Validation statuses:</w:t>
       </w:r>
     </w:p>
     <w:tbl>
@@ -11526,7 +11563,7 @@
                 <w:b/>
                 <w:sz w:val="18"/>
               </w:rPr>
-              <w:t>Element</w:t>
+              <w:t>Status</w:t>
             </w:r>
           </w:p>
         </w:tc>
@@ -11540,7 +11577,7 @@
                 <w:b/>
                 <w:sz w:val="18"/>
               </w:rPr>
-              <w:t>Content</w:t>
+              <w:t>Meaning</w:t>
             </w:r>
           </w:p>
         </w:tc>
@@ -11555,20 +11592,20 @@
               <w:rPr>
                 <w:sz w:val="18"/>
               </w:rPr>
-              <w:t>Breadcrumb</w:t>
-            </w:r>
-          </w:p>
-        </w:tc>
-        <w:tc>
-          <w:tcPr>
-            <w:tcW w:type="dxa" w:w="4680"/>
-          </w:tcPr>
-          <w:p>
-            <w:r>
-              <w:rPr>
-                <w:sz w:val="18"/>
-              </w:rPr>
-              <w:t>Substation › Bay › Relay</w:t>
+              <w:t>VALID</w:t>
+            </w:r>
+          </w:p>
+        </w:tc>
+        <w:tc>
+          <w:tcPr>
+            <w:tcW w:type="dxa" w:w="4680"/>
+          </w:tcPr>
+          <w:p>
+            <w:r>
+              <w:rPr>
+                <w:sz w:val="18"/>
+              </w:rPr>
+              <w:t>Checks passed</w:t>
             </w:r>
           </w:p>
         </w:tc>
@@ -11583,20 +11620,20 @@
               <w:rPr>
                 <w:sz w:val="18"/>
               </w:rPr>
-              <w:t>Title</w:t>
-            </w:r>
-          </w:p>
-        </w:tc>
-        <w:tc>
-          <w:tcPr>
-            <w:tcW w:type="dxa" w:w="4680"/>
-          </w:tcPr>
-          <w:p>
-            <w:r>
-              <w:rPr>
-                <w:sz w:val="18"/>
-              </w:rPr>
-              <w:t>Event number (e.g. EVT-2026-00042) and feeder</w:t>
+              <w:t>VALID_WITH_WARNINGS</w:t>
+            </w:r>
+          </w:p>
+        </w:tc>
+        <w:tc>
+          <w:tcPr>
+            <w:tcW w:type="dxa" w:w="4680"/>
+          </w:tcPr>
+          <w:p>
+            <w:r>
+              <w:rPr>
+                <w:sz w:val="18"/>
+              </w:rPr>
+              <w:t>Usable — review warnings</w:t>
             </w:r>
           </w:p>
         </w:tc>
@@ -11611,20 +11648,20 @@
               <w:rPr>
                 <w:sz w:val="18"/>
               </w:rPr>
-              <w:t>Date pill</w:t>
-            </w:r>
-          </w:p>
-        </w:tc>
-        <w:tc>
-          <w:tcPr>
-            <w:tcW w:type="dxa" w:w="4680"/>
-          </w:tcPr>
-          <w:p>
-            <w:r>
-              <w:rPr>
-                <w:sz w:val="18"/>
-              </w:rPr>
-              <w:t>Event date/time</w:t>
+              <w:t>PARTIALLY_SUPPORTED</w:t>
+            </w:r>
+          </w:p>
+        </w:tc>
+        <w:tc>
+          <w:tcPr>
+            <w:tcW w:type="dxa" w:w="4680"/>
+          </w:tcPr>
+          <w:p>
+            <w:r>
+              <w:rPr>
+                <w:sz w:val="18"/>
+              </w:rPr>
+              <w:t>Some features not fully validated (e.g. IEEE 1991 partial)</w:t>
             </w:r>
           </w:p>
         </w:tc>
@@ -11639,20 +11676,20 @@
               <w:rPr>
                 <w:sz w:val="18"/>
               </w:rPr>
-              <w:t>Badges</w:t>
-            </w:r>
-          </w:p>
-        </w:tc>
-        <w:tc>
-          <w:tcPr>
-            <w:tcW w:type="dxa" w:w="4680"/>
-          </w:tcPr>
-          <w:p>
-            <w:r>
-              <w:rPr>
-                <w:sz w:val="18"/>
-              </w:rPr>
-              <w:t>Status · data quality · decision</w:t>
+              <w:t>NOT_VALIDATED</w:t>
+            </w:r>
+          </w:p>
+        </w:tc>
+        <w:tc>
+          <w:tcPr>
+            <w:tcW w:type="dxa" w:w="4680"/>
+          </w:tcPr>
+          <w:p>
+            <w:r>
+              <w:rPr>
+                <w:sz w:val="18"/>
+              </w:rPr>
+              <w:t>Could not fully validate</w:t>
             </w:r>
           </w:p>
         </w:tc>
@@ -11667,48 +11704,20 @@
               <w:rPr>
                 <w:sz w:val="18"/>
               </w:rPr>
-              <w:t>Actions</w:t>
-            </w:r>
-          </w:p>
-        </w:tc>
-        <w:tc>
-          <w:tcPr>
-            <w:tcW w:type="dxa" w:w="4680"/>
-          </w:tcPr>
-          <w:p>
-            <w:r>
-              <w:rPr>
-                <w:sz w:val="18"/>
-              </w:rPr>
-              <w:t>Share pack · Start analysis / Re-run analysis · trash icon (Delete event)</w:t>
-            </w:r>
-          </w:p>
-        </w:tc>
-      </w:tr>
-      <w:tr>
-        <w:tc>
-          <w:tcPr>
-            <w:tcW w:type="dxa" w:w="4680"/>
-          </w:tcPr>
-          <w:p>
-            <w:r>
-              <w:rPr>
-                <w:sz w:val="18"/>
-              </w:rPr>
-              <w:t>Status lamps</w:t>
-            </w:r>
-          </w:p>
-        </w:tc>
-        <w:tc>
-          <w:tcPr>
-            <w:tcW w:type="dxa" w:w="4680"/>
-          </w:tcPr>
-          <w:p>
-            <w:r>
-              <w:rPr>
-                <w:sz w:val="18"/>
-              </w:rPr>
-              <w:t>COMTRADE · DATA · SETTINGS · PROTECTION · CONSISTENCY · RCA · REPORT (clickable)</w:t>
+              <w:t>INVALID</w:t>
+            </w:r>
+          </w:p>
+        </w:tc>
+        <w:tc>
+          <w:tcPr>
+            <w:tcW w:type="dxa" w:w="4680"/>
+          </w:tcPr>
+          <w:p>
+            <w:r>
+              <w:rPr>
+                <w:sz w:val="18"/>
+              </w:rPr>
+              <w:t>Do not trust results; fix source data</w:t>
             </w:r>
           </w:p>
         </w:tc>
@@ -11717,25 +11726,317 @@
     <w:p/>
     <w:p>
       <w:r>
-        <w:t xml:space="preserve">Below the band: the </w:t>
+        <w:t xml:space="preserve">The system does </w:t>
       </w:r>
       <w:r>
         <w:rPr>
           <w:b/>
         </w:rPr>
+        <w:t>not</w:t>
+      </w:r>
+      <w:r>
+        <w:t xml:space="preserve"> silently interpolate missing samples or invent channels. Records fetched over IEC 61850 go through exactly the same detection and validation as uploaded ones.</w:t>
+      </w:r>
+    </w:p>
+    <w:p/>
+    <w:p>
+      <w:pPr>
+        <w:pStyle w:val="Heading1"/>
+      </w:pPr>
+      <w:r>
+        <w:t>16. Running analysis</w:t>
+      </w:r>
+    </w:p>
+    <w:p>
+      <w:pPr>
+        <w:pStyle w:val="ListNumber"/>
+      </w:pPr>
+      <w:r>
+        <w:t>After upload/fetch and validation (and preferably after Channel map / DR targets), start analysis from the event header (</w:t>
+      </w:r>
+      <w:r>
+        <w:rPr>
+          <w:b/>
+        </w:rPr>
+        <w:t>Start analysis</w:t>
+      </w:r>
+      <w:r>
+        <w:t xml:space="preserve"> / </w:t>
+      </w:r>
+      <w:r>
+        <w:rPr>
+          <w:b/>
+        </w:rPr>
+        <w:t>Re-run analysis</w:t>
+      </w:r>
+      <w:r>
+        <w:t>). Fetched events with COMTRADE + settings, and auto-fetched events with *Start analysis automatically* on, are queued for you.</w:t>
+      </w:r>
+    </w:p>
+    <w:p>
+      <w:pPr>
+        <w:pStyle w:val="ListNumber"/>
+      </w:pPr>
+      <w:r>
+        <w:t xml:space="preserve">The API </w:t>
+      </w:r>
+      <w:r>
+        <w:rPr>
+          <w:b/>
+        </w:rPr>
+        <w:t>queues</w:t>
+      </w:r>
+      <w:r>
+        <w:t xml:space="preserve"> the job and returns immediately — engineering runs in the </w:t>
+      </w:r>
+      <w:r>
+        <w:rPr>
+          <w:b/>
+        </w:rPr>
+        <w:t>background</w:t>
+      </w:r>
+      <w:r>
+        <w:t xml:space="preserve"> so the browser does not time out.</w:t>
+      </w:r>
+    </w:p>
+    <w:p>
+      <w:pPr>
+        <w:pStyle w:val="ListNumber"/>
+      </w:pPr>
+      <w:r>
+        <w:t xml:space="preserve">Watch the </w:t>
+      </w:r>
+      <w:r>
+        <w:rPr>
+          <w:b/>
+        </w:rPr>
+        <w:t>Analysis progress</w:t>
+      </w:r>
+      <w:r>
+        <w:t xml:space="preserve"> panel and the </w:t>
+      </w:r>
+      <w:r>
+        <w:rPr>
+          <w:b/>
+        </w:rPr>
+        <w:t>status lamps</w:t>
+      </w:r>
+      <w:r>
+        <w:t>:</w:t>
+      </w:r>
+    </w:p>
+    <w:p>
+      <w:pPr>
+        <w:spacing w:before="40" w:after="40"/>
+        <w:ind w:left="288"/>
+        <w:shd w:fill="F1F5F9" w:val="clear"/>
+      </w:pPr>
+      <w:r>
+        <w:rPr>
+          <w:rFonts w:ascii="Consolas" w:hAnsi="Consolas"/>
+          <w:sz w:val="18"/>
+        </w:rPr>
+        <w:t>COMTRADE · DATA · SETTINGS · PROTECTION · CONSISTENCY · RCA · REPORT</w:t>
+      </w:r>
+    </w:p>
+    <w:p>
+      <w:r>
+        <w:t>Each lamp is clickable and opens the tab that explains it (e.g. SETTINGS → Consistency / settings view, RCA → RCA tab).</w:t>
+      </w:r>
+    </w:p>
+    <w:p>
+      <w:r>
+        <w:t>Pipeline stages:</w:t>
+      </w:r>
+    </w:p>
+    <w:p>
+      <w:pPr>
+        <w:spacing w:before="40" w:after="40"/>
+        <w:ind w:left="288"/>
+        <w:shd w:fill="F1F5F9" w:val="clear"/>
+      </w:pPr>
+      <w:r>
+        <w:rPr>
+          <w:rFonts w:ascii="Consolas" w:hAnsi="Consolas"/>
+          <w:sz w:val="18"/>
+        </w:rPr>
+        <w:t>Upload → File Detection → COMTRADE Validation → Parsing →</w:t>
+        <w:br/>
+        <w:t>Signal Processing → Event Reconstruction → Protection Analysis →</w:t>
+        <w:br/>
+        <w:t>Consistency Checker → Fault Classification → RCA → Evidence → Report</w:t>
+      </w:r>
+    </w:p>
+    <w:p>
+      <w:r>
+        <w:t xml:space="preserve">Stage chips: ✓ completed · ● running · ○ pending · ✕ failed · – skipped. A progress bar shows overall completion. The progress panel is shown </w:t>
+      </w:r>
+      <w:r>
+        <w:rPr>
+          <w:b/>
+        </w:rPr>
+        <w:t>only while a job is queued or running</w:t>
+      </w:r>
+      <w:r>
+        <w:t xml:space="preserve"> (or failed); once analysis completes it disappears and the tabs show the results.</w:t>
+      </w:r>
+    </w:p>
+    <w:p>
+      <w:r>
+        <w:t>On parse/analyse the platform:</w:t>
+      </w:r>
+    </w:p>
+    <w:p>
+      <w:pPr>
+        <w:pStyle w:val="ListBullet"/>
+      </w:pPr>
+      <w:r>
+        <w:t>Persists COMTRADE file/channel metadata</w:t>
+      </w:r>
+    </w:p>
+    <w:p>
+      <w:pPr>
+        <w:pStyle w:val="ListBullet"/>
+      </w:pPr>
+      <w:r>
+        <w:t>Caches waveform samples for the Waveforms tab</w:t>
+      </w:r>
+    </w:p>
+    <w:p>
+      <w:pPr>
+        <w:pStyle w:val="ListBullet"/>
+      </w:pPr>
+      <w:r>
+        <w:t>Applies channel map + digital (DR target) map to electrical / timeline / protection</w:t>
+      </w:r>
+    </w:p>
+    <w:p>
+      <w:pPr>
+        <w:pStyle w:val="ListBullet"/>
+      </w:pPr>
+      <w:r>
+        <w:t>Runs consistency and RCA engines (scheme-aware where elements operate)</w:t>
+      </w:r>
+    </w:p>
+    <w:p>
+      <w:pPr>
+        <w:pStyle w:val="ListBullet"/>
+      </w:pPr>
+      <w:r>
+        <w:t>Indexes classical similarity features</w:t>
+      </w:r>
+    </w:p>
+    <w:p>
+      <w:pPr>
+        <w:pStyle w:val="ListBullet"/>
+      </w:pPr>
+      <w:r>
+        <w:t>Can generate an HTML report artefact</w:t>
+      </w:r>
+    </w:p>
+    <w:p>
+      <w:r>
+        <w:t xml:space="preserve">The </w:t>
+      </w:r>
+      <w:r>
+        <w:rPr>
+          <w:b/>
+        </w:rPr>
         <w:t>Recommended next step</w:t>
       </w:r>
       <w:r>
-        <w:t xml:space="preserve"> banner and, while a job runs, the </w:t>
+        <w:t xml:space="preserve"> banner guides the engineer (e.g. fix channel map, re-run after FAILED, open DR workspace).</w:t>
+      </w:r>
+    </w:p>
+    <w:p>
+      <w:r>
+        <w:t xml:space="preserve">If status is </w:t>
       </w:r>
       <w:r>
         <w:rPr>
           <w:b/>
         </w:rPr>
-        <w:t>Analysis progress</w:t>
-      </w:r>
-      <w:r>
-        <w:t xml:space="preserve"> panel.</w:t>
+        <w:t>FAILED</w:t>
+      </w:r>
+      <w:r>
+        <w:t>:</w:t>
+      </w:r>
+    </w:p>
+    <w:p>
+      <w:pPr>
+        <w:pStyle w:val="ListBullet"/>
+      </w:pPr>
+      <w:r>
+        <w:t xml:space="preserve">Hover the FAILED badge or open </w:t>
+      </w:r>
+      <w:r>
+        <w:rPr>
+          <w:b/>
+        </w:rPr>
+        <w:t>Details</w:t>
+      </w:r>
+      <w:r>
+        <w:t xml:space="preserve"> for the job </w:t>
+      </w:r>
+      <w:r>
+        <w:rPr>
+          <w:rFonts w:ascii="Consolas" w:hAnsi="Consolas"/>
+          <w:sz w:val="18"/>
+        </w:rPr>
+        <w:t>error_message</w:t>
+      </w:r>
+    </w:p>
+    <w:p>
+      <w:pPr>
+        <w:pStyle w:val="ListBullet"/>
+      </w:pPr>
+      <w:r>
+        <w:t>Fix COMTRADE / channel map / DR targets / files as indicated</w:t>
+      </w:r>
+    </w:p>
+    <w:p>
+      <w:pPr>
+        <w:pStyle w:val="ListBullet"/>
+      </w:pPr>
+      <w:r>
+        <w:t xml:space="preserve">Click </w:t>
+      </w:r>
+      <w:r>
+        <w:rPr>
+          <w:b/>
+        </w:rPr>
+        <w:t>Re-run analysis</w:t>
+      </w:r>
+    </w:p>
+    <w:p>
+      <w:pPr>
+        <w:pStyle w:val="ListBullet"/>
+      </w:pPr>
+      <w:r>
+        <w:t>Prior results may still be viewable until the new run completes</w:t>
+      </w:r>
+    </w:p>
+    <w:p>
+      <w:r>
+        <w:t xml:space="preserve">Typical local analysis for normal records targets </w:t>
+      </w:r>
+      <w:r>
+        <w:rPr>
+          <w:b/>
+        </w:rPr>
+        <w:t>under ~2 minutes</w:t>
+      </w:r>
+      <w:r>
+        <w:t>.</w:t>
+      </w:r>
+    </w:p>
+    <w:p/>
+    <w:p>
+      <w:pPr>
+        <w:pStyle w:val="Heading1"/>
+      </w:pPr>
+      <w:r>
+        <w:t>17. Event analysis workspace (detailed)</w:t>
       </w:r>
     </w:p>
     <w:p>
@@ -11743,21 +12044,7 @@
         <w:pStyle w:val="Heading2"/>
       </w:pPr>
       <w:r>
-        <w:t>Tab bar</w:t>
-      </w:r>
-    </w:p>
-    <w:p>
-      <w:r>
-        <w:t xml:space="preserve">One tab bar that </w:t>
-      </w:r>
-      <w:r>
-        <w:rPr>
-          <w:b/>
-        </w:rPr>
-        <w:t>stays at the top while you scroll</w:t>
-      </w:r>
-      <w:r>
-        <w:t>. Groups on the left, tabs of the selected group on the right:</w:t>
+        <w:t>Header band</w:t>
       </w:r>
     </w:p>
     <w:tbl>
@@ -11781,7 +12068,7 @@
                 <w:b/>
                 <w:sz w:val="18"/>
               </w:rPr>
-              <w:t>Group</w:t>
+              <w:t>Element</w:t>
             </w:r>
           </w:p>
         </w:tc>
@@ -11795,7 +12082,7 @@
                 <w:b/>
                 <w:sz w:val="18"/>
               </w:rPr>
-              <w:t>Tabs</w:t>
+              <w:t>Content</w:t>
             </w:r>
           </w:p>
         </w:tc>
@@ -11810,20 +12097,20 @@
               <w:rPr>
                 <w:sz w:val="18"/>
               </w:rPr>
-              <w:t>Setup</w:t>
-            </w:r>
-          </w:p>
-        </w:tc>
-        <w:tc>
-          <w:tcPr>
-            <w:tcW w:type="dxa" w:w="4680"/>
-          </w:tcPr>
-          <w:p>
-            <w:r>
-              <w:rPr>
-                <w:sz w:val="18"/>
-              </w:rPr>
-              <w:t>Overview · Files · COMTRADE · Channel map · DR targets</w:t>
+              <w:t>Breadcrumb</w:t>
+            </w:r>
+          </w:p>
+        </w:tc>
+        <w:tc>
+          <w:tcPr>
+            <w:tcW w:type="dxa" w:w="4680"/>
+          </w:tcPr>
+          <w:p>
+            <w:r>
+              <w:rPr>
+                <w:sz w:val="18"/>
+              </w:rPr>
+              <w:t>Substation › Bay › Relay</w:t>
             </w:r>
           </w:p>
         </w:tc>
@@ -11838,20 +12125,20 @@
               <w:rPr>
                 <w:sz w:val="18"/>
               </w:rPr>
-              <w:t>Analyse</w:t>
-            </w:r>
-          </w:p>
-        </w:tc>
-        <w:tc>
-          <w:tcPr>
-            <w:tcW w:type="dxa" w:w="4680"/>
-          </w:tcPr>
-          <w:p>
-            <w:r>
-              <w:rPr>
-                <w:sz w:val="18"/>
-              </w:rPr>
-              <w:t>DR workspace · Waveforms · Sequence · Electrical · Fault · Location</w:t>
+              <w:t>Title</w:t>
+            </w:r>
+          </w:p>
+        </w:tc>
+        <w:tc>
+          <w:tcPr>
+            <w:tcW w:type="dxa" w:w="4680"/>
+          </w:tcPr>
+          <w:p>
+            <w:r>
+              <w:rPr>
+                <w:sz w:val="18"/>
+              </w:rPr>
+              <w:t>Event number (e.g. EVT-2026-00042) and feeder</w:t>
             </w:r>
           </w:p>
         </w:tc>
@@ -11866,20 +12153,20 @@
               <w:rPr>
                 <w:sz w:val="18"/>
               </w:rPr>
-              <w:t>Protect</w:t>
-            </w:r>
-          </w:p>
-        </w:tc>
-        <w:tc>
-          <w:tcPr>
-            <w:tcW w:type="dxa" w:w="4680"/>
-          </w:tcPr>
-          <w:p>
-            <w:r>
-              <w:rPr>
-                <w:sz w:val="18"/>
-              </w:rPr>
-              <w:t>Protection · Consistency · RCA · Evidence</w:t>
+              <w:t>Date pill</w:t>
+            </w:r>
+          </w:p>
+        </w:tc>
+        <w:tc>
+          <w:tcPr>
+            <w:tcW w:type="dxa" w:w="4680"/>
+          </w:tcPr>
+          <w:p>
+            <w:r>
+              <w:rPr>
+                <w:sz w:val="18"/>
+              </w:rPr>
+              <w:t>Event date/time</w:t>
             </w:r>
           </w:p>
         </w:tc>
@@ -11894,20 +12181,76 @@
               <w:rPr>
                 <w:sz w:val="18"/>
               </w:rPr>
-              <w:t>Conclude</w:t>
-            </w:r>
-          </w:p>
-        </w:tc>
-        <w:tc>
-          <w:tcPr>
-            <w:tcW w:type="dxa" w:w="4680"/>
-          </w:tcPr>
-          <w:p>
-            <w:r>
-              <w:rPr>
-                <w:sz w:val="18"/>
-              </w:rPr>
-              <w:t>Summary · Report · Review</w:t>
+              <w:t>Badges</w:t>
+            </w:r>
+          </w:p>
+        </w:tc>
+        <w:tc>
+          <w:tcPr>
+            <w:tcW w:type="dxa" w:w="4680"/>
+          </w:tcPr>
+          <w:p>
+            <w:r>
+              <w:rPr>
+                <w:sz w:val="18"/>
+              </w:rPr>
+              <w:t>Status · data quality · decision</w:t>
+            </w:r>
+          </w:p>
+        </w:tc>
+      </w:tr>
+      <w:tr>
+        <w:tc>
+          <w:tcPr>
+            <w:tcW w:type="dxa" w:w="4680"/>
+          </w:tcPr>
+          <w:p>
+            <w:r>
+              <w:rPr>
+                <w:sz w:val="18"/>
+              </w:rPr>
+              <w:t>Actions</w:t>
+            </w:r>
+          </w:p>
+        </w:tc>
+        <w:tc>
+          <w:tcPr>
+            <w:tcW w:type="dxa" w:w="4680"/>
+          </w:tcPr>
+          <w:p>
+            <w:r>
+              <w:rPr>
+                <w:sz w:val="18"/>
+              </w:rPr>
+              <w:t>Share pack · Start analysis / Re-run analysis · trash icon (Delete event)</w:t>
+            </w:r>
+          </w:p>
+        </w:tc>
+      </w:tr>
+      <w:tr>
+        <w:tc>
+          <w:tcPr>
+            <w:tcW w:type="dxa" w:w="4680"/>
+          </w:tcPr>
+          <w:p>
+            <w:r>
+              <w:rPr>
+                <w:sz w:val="18"/>
+              </w:rPr>
+              <w:t>Status lamps</w:t>
+            </w:r>
+          </w:p>
+        </w:tc>
+        <w:tc>
+          <w:tcPr>
+            <w:tcW w:type="dxa" w:w="4680"/>
+          </w:tcPr>
+          <w:p>
+            <w:r>
+              <w:rPr>
+                <w:sz w:val="18"/>
+              </w:rPr>
+              <w:t>COMTRADE · DATA · SETTINGS · PROTECTION · CONSISTENCY · RCA · REPORT (clickable)</w:t>
             </w:r>
           </w:p>
         </w:tc>
@@ -11915,201 +12258,48 @@
     </w:tbl>
     <w:p/>
     <w:p>
+      <w:r>
+        <w:t xml:space="preserve">Below the band: the </w:t>
+      </w:r>
+      <w:r>
+        <w:rPr>
+          <w:b/>
+        </w:rPr>
+        <w:t>Recommended next step</w:t>
+      </w:r>
+      <w:r>
+        <w:t xml:space="preserve"> banner and, while a job runs, the </w:t>
+      </w:r>
+      <w:r>
+        <w:rPr>
+          <w:b/>
+        </w:rPr>
+        <w:t>Analysis progress</w:t>
+      </w:r>
+      <w:r>
+        <w:t xml:space="preserve"> panel.</w:t>
+      </w:r>
+    </w:p>
+    <w:p>
       <w:pPr>
         <w:pStyle w:val="Heading2"/>
       </w:pPr>
       <w:r>
-        <w:t>Overview</w:t>
-      </w:r>
-    </w:p>
-    <w:p>
-      <w:r>
-        <w:t>Five engineering panels:</w:t>
-      </w:r>
-    </w:p>
-    <w:p>
-      <w:pPr>
-        <w:pStyle w:val="ListNumber"/>
-      </w:pPr>
+        <w:t>Tab bar</w:t>
+      </w:r>
+    </w:p>
+    <w:p>
+      <w:r>
+        <w:t xml:space="preserve">One tab bar that </w:t>
+      </w:r>
       <w:r>
         <w:rPr>
           <w:b/>
         </w:rPr>
-        <w:t>What happened</w:t>
-      </w:r>
-      <w:r>
-        <w:t xml:space="preserve"> — fault, inception, protection, consistency, RCA, DQ</w:t>
-      </w:r>
-    </w:p>
-    <w:p>
-      <w:pPr>
-        <w:pStyle w:val="ListNumber"/>
-      </w:pPr>
-      <w:r>
-        <w:rPr>
-          <w:b/>
-        </w:rPr>
-        <w:t>Why</w:t>
-      </w:r>
-      <w:r>
-        <w:t xml:space="preserve"> — primary hypothesis with links to Evidence / RCA</w:t>
-      </w:r>
-    </w:p>
-    <w:p>
-      <w:pPr>
-        <w:pStyle w:val="ListNumber"/>
-      </w:pPr>
-      <w:r>
-        <w:rPr>
-          <w:b/>
-        </w:rPr>
-        <w:t>Which setting</w:t>
-      </w:r>
-      <w:r>
-        <w:t xml:space="preserve"> — source, version, group, active group verification</w:t>
-      </w:r>
-    </w:p>
-    <w:p>
-      <w:pPr>
-        <w:pStyle w:val="ListNumber"/>
-      </w:pPr>
-      <w:r>
-        <w:rPr>
-          <w:b/>
-        </w:rPr>
-        <w:t>What is uncertain</w:t>
-      </w:r>
-      <w:r>
-        <w:t xml:space="preserve"> — missing evidence, unverified settings, DQ, inconclusive items</w:t>
-      </w:r>
-    </w:p>
-    <w:p>
-      <w:pPr>
-        <w:pStyle w:val="ListNumber"/>
-      </w:pPr>
-      <w:r>
-        <w:rPr>
-          <w:b/>
-        </w:rPr>
-        <w:t>What should I verify</w:t>
-      </w:r>
-      <w:r>
-        <w:t xml:space="preserve"> — deterministic recommended actions</w:t>
-      </w:r>
-    </w:p>
-    <w:p>
-      <w:r>
-        <w:rPr>
-          <w:b/>
-        </w:rPr>
-        <w:t>Inputs loaded</w:t>
-      </w:r>
-      <w:r>
-        <w:t xml:space="preserve"> chips summarise what evidence files are present (COMTRADE package, settings, SOE / event report) in short engineer-readable phrases — useful before you trust protection timing or consistency.</w:t>
-      </w:r>
-    </w:p>
-    <w:p>
-      <w:r>
-        <w:t xml:space="preserve">Plant labels (substation / bay / relay) and bay one-line context can be saved from Overview. Fault distance shows </w:t>
-      </w:r>
-      <w:r>
-        <w:rPr>
-          <w:b/>
-        </w:rPr>
-        <w:t>NOT CALCULABLE</w:t>
-      </w:r>
-      <w:r>
-        <w:t xml:space="preserve"> when inputs are missing (never invented).</w:t>
-      </w:r>
-    </w:p>
-    <w:p>
-      <w:pPr>
-        <w:pStyle w:val="Heading2"/>
-      </w:pPr>
-      <w:r>
-        <w:t>Files</w:t>
-      </w:r>
-    </w:p>
-    <w:p>
-      <w:r>
-        <w:t xml:space="preserve">Uploaded / fetched originals, hashes, sizes, types (including extracted ZIP / vendor members and </w:t>
-      </w:r>
-      <w:r>
-        <w:rPr>
-          <w:rFonts w:ascii="Consolas" w:hAnsi="Consolas"/>
-          <w:sz w:val="18"/>
-        </w:rPr>
-        <w:t>iec61850_settings_*.json</w:t>
-      </w:r>
-      <w:r>
-        <w:t xml:space="preserve"> / </w:t>
-      </w:r>
-      <w:r>
-        <w:rPr>
-          <w:rFonts w:ascii="Consolas" w:hAnsi="Consolas"/>
-          <w:sz w:val="18"/>
-        </w:rPr>
-        <w:t>iec61850_soe_*.csv</w:t>
-      </w:r>
-      <w:r>
-        <w:t xml:space="preserve"> for fetched events). Add more files here.</w:t>
-      </w:r>
-    </w:p>
-    <w:p>
-      <w:pPr>
-        <w:pStyle w:val="Heading2"/>
-      </w:pPr>
-      <w:r>
-        <w:t>COMTRADE</w:t>
-      </w:r>
-    </w:p>
-    <w:p>
-      <w:r>
-        <w:t>Detection, validation, channel counts, sample rates, parser version.</w:t>
-      </w:r>
-    </w:p>
-    <w:p>
-      <w:pPr>
-        <w:pStyle w:val="Heading2"/>
-      </w:pPr>
-      <w:r>
-        <w:t>Channel map</w:t>
-      </w:r>
-    </w:p>
-    <w:p>
-      <w:r>
-        <w:t xml:space="preserve">Assign analog channel </w:t>
-      </w:r>
-      <w:r>
-        <w:rPr>
-          <w:b/>
-        </w:rPr>
-        <w:t>roles</w:t>
-      </w:r>
-      <w:r>
-        <w:t xml:space="preserve"> (phase currents/voltages, neutral, etc.). Wrong roles produce wrong RMS/phasors/impedance — fix here, then </w:t>
-      </w:r>
-      <w:r>
-        <w:rPr>
-          <w:b/>
-        </w:rPr>
-        <w:t>re-run analysis</w:t>
-      </w:r>
-      <w:r>
-        <w:t>.</w:t>
-      </w:r>
-    </w:p>
-    <w:p>
-      <w:pPr>
-        <w:pStyle w:val="Heading2"/>
-      </w:pPr>
-      <w:r>
-        <w:t>DR targets (digital map)</w:t>
-      </w:r>
-    </w:p>
-    <w:p>
-      <w:r>
-        <w:t>Map digital channels to protection roles:</w:t>
+        <w:t>stays at the top while you scroll</w:t>
+      </w:r>
+      <w:r>
+        <w:t>. Groups on the left, tabs of the selected group on the right:</w:t>
       </w:r>
     </w:p>
     <w:tbl>
@@ -12133,7 +12323,7 @@
                 <w:b/>
                 <w:sz w:val="18"/>
               </w:rPr>
-              <w:t>Role</w:t>
+              <w:t>Group</w:t>
             </w:r>
           </w:p>
         </w:tc>
@@ -12147,7 +12337,7 @@
                 <w:b/>
                 <w:sz w:val="18"/>
               </w:rPr>
-              <w:t>Typical use</w:t>
+              <w:t>Tabs</w:t>
             </w:r>
           </w:p>
         </w:tc>
@@ -12162,20 +12352,20 @@
               <w:rPr>
                 <w:sz w:val="18"/>
               </w:rPr>
-              <w:t>PICKUP</w:t>
-            </w:r>
-          </w:p>
-        </w:tc>
-        <w:tc>
-          <w:tcPr>
-            <w:tcW w:type="dxa" w:w="4680"/>
-          </w:tcPr>
-          <w:p>
-            <w:r>
-              <w:rPr>
-                <w:sz w:val="18"/>
-              </w:rPr>
-              <w:t>Element pickup assert</w:t>
+              <w:t>Setup</w:t>
+            </w:r>
+          </w:p>
+        </w:tc>
+        <w:tc>
+          <w:tcPr>
+            <w:tcW w:type="dxa" w:w="4680"/>
+          </w:tcPr>
+          <w:p>
+            <w:r>
+              <w:rPr>
+                <w:sz w:val="18"/>
+              </w:rPr>
+              <w:t>Overview · Files · COMTRADE · Channel map · DR targets</w:t>
             </w:r>
           </w:p>
         </w:tc>
@@ -12190,20 +12380,20 @@
               <w:rPr>
                 <w:sz w:val="18"/>
               </w:rPr>
-              <w:t>TRIP</w:t>
-            </w:r>
-          </w:p>
-        </w:tc>
-        <w:tc>
-          <w:tcPr>
-            <w:tcW w:type="dxa" w:w="4680"/>
-          </w:tcPr>
-          <w:p>
-            <w:r>
-              <w:rPr>
-                <w:sz w:val="18"/>
-              </w:rPr>
-              <w:t>Trip / operate assert</w:t>
+              <w:t>Analyse</w:t>
+            </w:r>
+          </w:p>
+        </w:tc>
+        <w:tc>
+          <w:tcPr>
+            <w:tcW w:type="dxa" w:w="4680"/>
+          </w:tcPr>
+          <w:p>
+            <w:r>
+              <w:rPr>
+                <w:sz w:val="18"/>
+              </w:rPr>
+              <w:t>DR workspace · Waveforms · Sequence · Electrical · Fault · Location</w:t>
             </w:r>
           </w:p>
         </w:tc>
@@ -12218,20 +12408,20 @@
               <w:rPr>
                 <w:sz w:val="18"/>
               </w:rPr>
-              <w:t>52A / 52B</w:t>
-            </w:r>
-          </w:p>
-        </w:tc>
-        <w:tc>
-          <w:tcPr>
-            <w:tcW w:type="dxa" w:w="4680"/>
-          </w:tcPr>
-          <w:p>
-            <w:r>
-              <w:rPr>
-                <w:sz w:val="18"/>
-              </w:rPr>
-              <w:t>Breaker auxiliary</w:t>
+              <w:t>Protect</w:t>
+            </w:r>
+          </w:p>
+        </w:tc>
+        <w:tc>
+          <w:tcPr>
+            <w:tcW w:type="dxa" w:w="4680"/>
+          </w:tcPr>
+          <w:p>
+            <w:r>
+              <w:rPr>
+                <w:sz w:val="18"/>
+              </w:rPr>
+              <w:t>Protection · Consistency · RCA · Evidence</w:t>
             </w:r>
           </w:p>
         </w:tc>
@@ -12246,76 +12436,20 @@
               <w:rPr>
                 <w:sz w:val="18"/>
               </w:rPr>
-              <w:t>RECLOSE</w:t>
-            </w:r>
-          </w:p>
-        </w:tc>
-        <w:tc>
-          <w:tcPr>
-            <w:tcW w:type="dxa" w:w="4680"/>
-          </w:tcPr>
-          <w:p>
-            <w:r>
-              <w:rPr>
-                <w:sz w:val="18"/>
-              </w:rPr>
-              <w:t>Auto-reclose</w:t>
-            </w:r>
-          </w:p>
-        </w:tc>
-      </w:tr>
-      <w:tr>
-        <w:tc>
-          <w:tcPr>
-            <w:tcW w:type="dxa" w:w="4680"/>
-          </w:tcPr>
-          <w:p>
-            <w:r>
-              <w:rPr>
-                <w:sz w:val="18"/>
-              </w:rPr>
-              <w:t>LOCKOUT</w:t>
-            </w:r>
-          </w:p>
-        </w:tc>
-        <w:tc>
-          <w:tcPr>
-            <w:tcW w:type="dxa" w:w="4680"/>
-          </w:tcPr>
-          <w:p>
-            <w:r>
-              <w:rPr>
-                <w:sz w:val="18"/>
-              </w:rPr>
-              <w:t>Lockout / 86</w:t>
-            </w:r>
-          </w:p>
-        </w:tc>
-      </w:tr>
-      <w:tr>
-        <w:tc>
-          <w:tcPr>
-            <w:tcW w:type="dxa" w:w="4680"/>
-          </w:tcPr>
-          <w:p>
-            <w:r>
-              <w:rPr>
-                <w:sz w:val="18"/>
-              </w:rPr>
-              <w:t>UNKNOWN</w:t>
-            </w:r>
-          </w:p>
-        </w:tc>
-        <w:tc>
-          <w:tcPr>
-            <w:tcW w:type="dxa" w:w="4680"/>
-          </w:tcPr>
-          <w:p>
-            <w:r>
-              <w:rPr>
-                <w:sz w:val="18"/>
-              </w:rPr>
-              <w:t>Leave unmapped</w:t>
+              <w:t>Conclude</w:t>
+            </w:r>
+          </w:p>
+        </w:tc>
+        <w:tc>
+          <w:tcPr>
+            <w:tcW w:type="dxa" w:w="4680"/>
+          </w:tcPr>
+          <w:p>
+            <w:r>
+              <w:rPr>
+                <w:sz w:val="18"/>
+              </w:rPr>
+              <w:t>Summary · Report · Review</w:t>
             </w:r>
           </w:p>
         </w:tc>
@@ -12323,26 +12457,111 @@
     </w:tbl>
     <w:p/>
     <w:p>
-      <w:r>
-        <w:t xml:space="preserve">Optionally bind an </w:t>
-      </w:r>
+      <w:pPr>
+        <w:pStyle w:val="Heading2"/>
+      </w:pPr>
+      <w:r>
+        <w:t>Overview</w:t>
+      </w:r>
+    </w:p>
+    <w:p>
+      <w:r>
+        <w:t>Five engineering panels:</w:t>
+      </w:r>
+    </w:p>
+    <w:p>
+      <w:pPr>
+        <w:pStyle w:val="ListNumber"/>
+      </w:pPr>
       <w:r>
         <w:rPr>
           <w:b/>
         </w:rPr>
-        <w:t>element</w:t>
-      </w:r>
-      <w:r>
-        <w:t xml:space="preserve"> (21, 51, 51N, 67N, 87L, …). Rising-edge logic respects configured normal state. After save → </w:t>
-      </w:r>
+        <w:t>What happened</w:t>
+      </w:r>
+      <w:r>
+        <w:t xml:space="preserve"> — fault, inception, protection, consistency, RCA, DQ</w:t>
+      </w:r>
+    </w:p>
+    <w:p>
+      <w:pPr>
+        <w:pStyle w:val="ListNumber"/>
+      </w:pPr>
       <w:r>
         <w:rPr>
           <w:b/>
         </w:rPr>
-        <w:t>Re-run analysis</w:t>
-      </w:r>
-      <w:r>
-        <w:t xml:space="preserve"> so Sequence / Protection / Consistency update.</w:t>
+        <w:t>Why</w:t>
+      </w:r>
+      <w:r>
+        <w:t xml:space="preserve"> — primary hypothesis with links to Evidence / RCA</w:t>
+      </w:r>
+    </w:p>
+    <w:p>
+      <w:pPr>
+        <w:pStyle w:val="ListNumber"/>
+      </w:pPr>
+      <w:r>
+        <w:rPr>
+          <w:b/>
+        </w:rPr>
+        <w:t>Which setting</w:t>
+      </w:r>
+      <w:r>
+        <w:t xml:space="preserve"> — source, version, group, active group verification</w:t>
+      </w:r>
+    </w:p>
+    <w:p>
+      <w:pPr>
+        <w:pStyle w:val="ListNumber"/>
+      </w:pPr>
+      <w:r>
+        <w:rPr>
+          <w:b/>
+        </w:rPr>
+        <w:t>What is uncertain</w:t>
+      </w:r>
+      <w:r>
+        <w:t xml:space="preserve"> — missing evidence, unverified settings, DQ, inconclusive items</w:t>
+      </w:r>
+    </w:p>
+    <w:p>
+      <w:pPr>
+        <w:pStyle w:val="ListNumber"/>
+      </w:pPr>
+      <w:r>
+        <w:rPr>
+          <w:b/>
+        </w:rPr>
+        <w:t>What should I verify</w:t>
+      </w:r>
+      <w:r>
+        <w:t xml:space="preserve"> — deterministic recommended actions</w:t>
+      </w:r>
+    </w:p>
+    <w:p>
+      <w:r>
+        <w:rPr>
+          <w:b/>
+        </w:rPr>
+        <w:t>Inputs loaded</w:t>
+      </w:r>
+      <w:r>
+        <w:t xml:space="preserve"> chips summarise what evidence files are present (COMTRADE package, settings, SOE / event report) in short engineer-readable phrases — useful before you trust protection timing or consistency.</w:t>
+      </w:r>
+    </w:p>
+    <w:p>
+      <w:r>
+        <w:t xml:space="preserve">Plant labels (substation / bay / relay) and bay one-line context can be saved from Overview. Fault distance shows </w:t>
+      </w:r>
+      <w:r>
+        <w:rPr>
+          <w:b/>
+        </w:rPr>
+        <w:t>NOT CALCULABLE</w:t>
+      </w:r>
+      <w:r>
+        <w:t xml:space="preserve"> when inputs are missing (never invented).</w:t>
       </w:r>
     </w:p>
     <w:p>
@@ -12350,301 +12569,76 @@
         <w:pStyle w:val="Heading2"/>
       </w:pPr>
       <w:r>
-        <w:t>DR workspace</w:t>
-      </w:r>
-    </w:p>
-    <w:p>
-      <w:r>
-        <w:t xml:space="preserve">Combined disturbance-record view for day-to-day DR review: waveforms, cursors, phasors, </w:t>
-      </w:r>
-      <w:r>
-        <w:rPr>
-          <w:b/>
-        </w:rPr>
-        <w:t>R–X (faulted loop)</w:t>
-      </w:r>
-      <w:r>
-        <w:t xml:space="preserve">, harmonic bars, and </w:t>
-      </w:r>
-      <w:r>
-        <w:rPr>
-          <w:b/>
-        </w:rPr>
-        <w:t>harmonics heatmap</w:t>
-      </w:r>
-      <w:r>
-        <w:t xml:space="preserve">. Upload </w:t>
-      </w:r>
-      <w:r>
-        <w:rPr>
-          <w:b/>
-        </w:rPr>
-        <w:t>`.rio` / `.xrio`</w:t>
-      </w:r>
-      <w:r>
-        <w:t xml:space="preserve"> with settings when you want trip-zone outlines on R–X.</w:t>
-      </w:r>
-    </w:p>
-    <w:p>
-      <w:pPr>
-        <w:pStyle w:val="Heading2"/>
-      </w:pPr>
-      <w:r>
-        <w:t>Waveforms</w:t>
-      </w:r>
-    </w:p>
-    <w:p>
-      <w:r>
-        <w:t xml:space="preserve">Interactive viewer with </w:t>
-      </w:r>
-      <w:r>
-        <w:rPr>
-          <w:b/>
-        </w:rPr>
-        <w:t>real sample arrays</w:t>
-      </w:r>
-      <w:r>
-        <w:t xml:space="preserve"> (from analysis cache / on-demand parse):</w:t>
-      </w:r>
-    </w:p>
-    <w:p>
-      <w:pPr>
-        <w:pStyle w:val="ListBullet"/>
-      </w:pPr>
-      <w:r>
-        <w:t>Zoom / pan / cursors</w:t>
-      </w:r>
-    </w:p>
-    <w:p>
-      <w:pPr>
-        <w:pStyle w:val="ListBullet"/>
-      </w:pPr>
-      <w:r>
-        <w:t>Channel selection · analog/digital</w:t>
-      </w:r>
-    </w:p>
-    <w:p>
-      <w:pPr>
-        <w:pStyle w:val="ListBullet"/>
-      </w:pPr>
-      <w:r>
-        <w:t>Markers when available</w:t>
-      </w:r>
-    </w:p>
-    <w:p>
-      <w:pPr>
-        <w:pStyle w:val="ListBullet"/>
-      </w:pPr>
-      <w:r>
-        <w:t>Engineering units</w:t>
-      </w:r>
-    </w:p>
-    <w:p>
-      <w:r>
-        <w:t>Inspect individual sample values — not smoothed-only curves.</w:t>
-      </w:r>
-    </w:p>
-    <w:p>
-      <w:pPr>
-        <w:pStyle w:val="Heading2"/>
-      </w:pPr>
-      <w:r>
-        <w:t>Sequence (timeline)</w:t>
-      </w:r>
-    </w:p>
-    <w:p>
-      <w:r>
-        <w:t xml:space="preserve">Chronological reconstruction (inception → pickup → trip → breaker → interruption → reclose/lockout when evidence exists). Digitals follow the </w:t>
-      </w:r>
-      <w:r>
-        <w:rPr>
-          <w:b/>
-        </w:rPr>
-        <w:t>DR targets</w:t>
-      </w:r>
-      <w:r>
-        <w:t xml:space="preserve"> map. Missing signals → </w:t>
-      </w:r>
-      <w:r>
-        <w:rPr>
-          <w:b/>
-        </w:rPr>
-        <w:t>NOT AVAILABLE</w:t>
-      </w:r>
-      <w:r>
-        <w:t xml:space="preserve">. External SOE / event-report events merge when parsers succeed — including the </w:t>
-      </w:r>
-      <w:r>
-        <w:rPr>
-          <w:b/>
-        </w:rPr>
-        <w:t>IEC 61850 status SOE</w:t>
-      </w:r>
-      <w:r>
-        <w:t xml:space="preserve"> (</w:t>
+        <w:t>Files</w:t>
+      </w:r>
+    </w:p>
+    <w:p>
+      <w:r>
+        <w:t xml:space="preserve">Uploaded / fetched originals, hashes, sizes, types (including extracted ZIP / vendor members and </w:t>
       </w:r>
       <w:r>
         <w:rPr>
           <w:rFonts w:ascii="Consolas" w:hAnsi="Consolas"/>
           <w:sz w:val="18"/>
         </w:rPr>
-        <w:t>iec61850_soe_&lt;tag&gt;.csv</w:t>
-      </w:r>
-      <w:r>
-        <w:t>) captured during fetch.</w:t>
-      </w:r>
-    </w:p>
-    <w:p>
-      <w:pPr>
-        <w:pStyle w:val="Heading2"/>
-      </w:pPr>
-      <w:r>
-        <w:t>Electrical</w:t>
-      </w:r>
-    </w:p>
-    <w:p>
-      <w:r>
-        <w:t xml:space="preserve">RMS, phasors, sequences, power, impedance, harmonics, etc., each with method/quality. Missing → </w:t>
-      </w:r>
-      <w:r>
-        <w:rPr>
-          <w:b/>
-        </w:rPr>
-        <w:t>NOT CALCULABLE</w:t>
-      </w:r>
-      <w:r>
-        <w:t>.</w:t>
-      </w:r>
-    </w:p>
-    <w:p>
-      <w:r>
-        <w:rPr>
-          <w:b/>
-        </w:rPr>
-        <w:t>Impedance / fault resistance table</w:t>
-      </w:r>
-      <w:r>
-        <w:t xml:space="preserve"> — shows only the </w:t>
-      </w:r>
-      <w:r>
-        <w:rPr>
-          <w:b/>
-        </w:rPr>
-        <w:t>faulted loop</w:t>
-      </w:r>
-      <w:r>
-        <w:t xml:space="preserve"> for the classified fault (e.g. AG → </w:t>
+        <w:t>iec61850_settings_*.json</w:t>
+      </w:r>
+      <w:r>
+        <w:t xml:space="preserve"> / </w:t>
       </w:r>
       <w:r>
         <w:rPr>
           <w:rFonts w:ascii="Consolas" w:hAnsi="Consolas"/>
           <w:sz w:val="18"/>
         </w:rPr>
-        <w:t>Z_AG</w:t>
-      </w:r>
-      <w:r>
-        <w:t xml:space="preserve">; ABG → </w:t>
-      </w:r>
-      <w:r>
-        <w:rPr>
-          <w:rFonts w:ascii="Consolas" w:hAnsi="Consolas"/>
-          <w:sz w:val="18"/>
-        </w:rPr>
-        <w:t>Z_AB</w:t>
-      </w:r>
-      <w:r>
-        <w:t xml:space="preserve">; ABC → </w:t>
-      </w:r>
-      <w:r>
-        <w:rPr>
-          <w:rFonts w:ascii="Consolas" w:hAnsi="Consolas"/>
-          <w:sz w:val="18"/>
-        </w:rPr>
-        <w:t>Z_AB</w:t>
-      </w:r>
-      <w:r>
-        <w:t xml:space="preserve"> / </w:t>
-      </w:r>
-      <w:r>
-        <w:rPr>
-          <w:rFonts w:ascii="Consolas" w:hAnsi="Consolas"/>
-          <w:sz w:val="18"/>
-        </w:rPr>
-        <w:t>Z_BC</w:t>
-      </w:r>
-      <w:r>
-        <w:t xml:space="preserve"> / </w:t>
-      </w:r>
-      <w:r>
-        <w:rPr>
-          <w:rFonts w:ascii="Consolas" w:hAnsi="Consolas"/>
-          <w:sz w:val="18"/>
-        </w:rPr>
-        <w:t>Z_CA</w:t>
-      </w:r>
-      <w:r>
-        <w:t>). Other loops may be computed internally but are not listed as “the” fault impedance.</w:t>
-      </w:r>
-    </w:p>
-    <w:p>
+        <w:t>iec61850_soe_*.csv</w:t>
+      </w:r>
+      <w:r>
+        <w:t xml:space="preserve"> for fetched events). Add more files here.</w:t>
+      </w:r>
+    </w:p>
+    <w:p>
+      <w:pPr>
+        <w:pStyle w:val="Heading2"/>
+      </w:pPr>
+      <w:r>
+        <w:t>COMTRADE</w:t>
+      </w:r>
+    </w:p>
+    <w:p>
+      <w:r>
+        <w:t>Detection, validation, channel counts, sample rates, parser version.</w:t>
+      </w:r>
+    </w:p>
+    <w:p>
+      <w:pPr>
+        <w:pStyle w:val="Heading2"/>
+      </w:pPr>
+      <w:r>
+        <w:t>Channel map</w:t>
+      </w:r>
+    </w:p>
+    <w:p>
+      <w:r>
+        <w:t xml:space="preserve">Assign analog channel </w:t>
+      </w:r>
       <w:r>
         <w:rPr>
           <w:b/>
         </w:rPr>
-        <w:t>R–X locus</w:t>
-      </w:r>
-      <w:r>
-        <w:t xml:space="preserve"> — plotted only when distance / 21 context applies and a fault type is classified. Points are the faulted loop only. </w:t>
+        <w:t>roles</w:t>
+      </w:r>
+      <w:r>
+        <w:t xml:space="preserve"> (phase currents/voltages, neutral, etc.). Wrong roles produce wrong RMS/phasors/impedance — fix here, then </w:t>
       </w:r>
       <w:r>
         <w:rPr>
           <w:b/>
         </w:rPr>
-        <w:t>Trip zones</w:t>
-      </w:r>
-      <w:r>
-        <w:t xml:space="preserve"> appear when RIO/XRIO geometry or scalar zone reaches are available from settings (never invented).</w:t>
-      </w:r>
-    </w:p>
-    <w:p>
-      <w:r>
-        <w:rPr>
-          <w:b/>
-        </w:rPr>
-        <w:t>Harmonics</w:t>
-      </w:r>
-      <w:r>
-        <w:t xml:space="preserve"> — fault-window harmonic bars plus a </w:t>
-      </w:r>
-      <w:r>
-        <w:rPr>
-          <w:b/>
-        </w:rPr>
-        <w:t>time × order heatmap</w:t>
-      </w:r>
-      <w:r>
-        <w:t xml:space="preserve"> (short-time DFT) for phase currents when calculable.</w:t>
-      </w:r>
-    </w:p>
-    <w:p>
-      <w:r>
-        <w:rPr>
-          <w:b/>
-        </w:rPr>
-        <w:t>Nominal voltage</w:t>
-      </w:r>
-      <w:r>
-        <w:t xml:space="preserve"> — Overview shows kV from the event field; if empty, analysis fills it from settings text, VT ratio, or </w:t>
-      </w:r>
-      <w:r>
-        <w:rPr>
-          <w:rFonts w:ascii="Consolas" w:hAnsi="Consolas"/>
-          <w:sz w:val="18"/>
-        </w:rPr>
-        <w:t>…NNNkV…</w:t>
-      </w:r>
-      <w:r>
-        <w:t xml:space="preserve"> in filename/station name when present.</w:t>
+        <w:t>re-run analysis</w:t>
+      </w:r>
+      <w:r>
+        <w:t>.</w:t>
       </w:r>
     </w:p>
     <w:p>
@@ -12652,85 +12646,12 @@
         <w:pStyle w:val="Heading2"/>
       </w:pPr>
       <w:r>
-        <w:t>Fault / Location</w:t>
-      </w:r>
-    </w:p>
-    <w:p>
-      <w:r>
-        <w:t xml:space="preserve">Fault type / characteristics and distance / location views when inputs exist. Distance never invented — </w:t>
-      </w:r>
-      <w:r>
-        <w:rPr>
-          <w:b/>
-        </w:rPr>
-        <w:t>NOT CALCULABLE</w:t>
-      </w:r>
-      <w:r>
-        <w:t xml:space="preserve"> with reason when CT/VT/line/settings are incomplete.</w:t>
-      </w:r>
-    </w:p>
-    <w:p>
-      <w:pPr>
-        <w:pStyle w:val="Heading2"/>
-      </w:pPr>
-      <w:r>
-        <w:t>Protection</w:t>
-      </w:r>
-    </w:p>
-    <w:p>
-      <w:r>
-        <w:t>Per-element table: Enabled · Pickup · Trip · Expected · Timing · Consistency · Setting source · Evidence.</w:t>
-      </w:r>
-    </w:p>
-    <w:p>
-      <w:r>
-        <w:t>See also [§18 Protection physics and schemes](#18-protection-physics-and-schemes).</w:t>
-      </w:r>
-    </w:p>
-    <w:p>
-      <w:pPr>
-        <w:pStyle w:val="Heading2"/>
-      </w:pPr>
-      <w:r>
-        <w:t>Consistency (critical)</w:t>
-      </w:r>
-    </w:p>
-    <w:p>
-      <w:r>
-        <w:t>Always read:</w:t>
-      </w:r>
-    </w:p>
-    <w:p>
-      <w:pPr>
-        <w:pStyle w:val="ListBullet"/>
-      </w:pPr>
-      <w:r>
-        <w:t>Overall status</w:t>
-      </w:r>
-    </w:p>
-    <w:p>
-      <w:pPr>
-        <w:pStyle w:val="ListBullet"/>
-      </w:pPr>
-      <w:r>
-        <w:t>Setting source / version</w:t>
-      </w:r>
-    </w:p>
-    <w:p>
-      <w:pPr>
-        <w:pStyle w:val="ListBullet"/>
-      </w:pPr>
-      <w:r>
-        <w:t>Active setting group (</w:t>
-      </w:r>
-      <w:r>
-        <w:rPr>
-          <w:b/>
-        </w:rPr>
-        <w:t>NOT VERIFIED</w:t>
-      </w:r>
-      <w:r>
-        <w:t xml:space="preserve"> if unknown)</w:t>
+        <w:t>DR targets (digital map)</w:t>
+      </w:r>
+    </w:p>
+    <w:p>
+      <w:r>
+        <w:t>Map digital channels to protection roles:</w:t>
       </w:r>
     </w:p>
     <w:tbl>
@@ -12754,7 +12675,7 @@
                 <w:b/>
                 <w:sz w:val="18"/>
               </w:rPr>
-              <w:t>Status</w:t>
+              <w:t>Role</w:t>
             </w:r>
           </w:p>
         </w:tc>
@@ -12768,7 +12689,7 @@
                 <w:b/>
                 <w:sz w:val="18"/>
               </w:rPr>
-              <w:t>Meaning</w:t>
+              <w:t>Typical use</w:t>
             </w:r>
           </w:p>
         </w:tc>
@@ -12783,20 +12704,20 @@
               <w:rPr>
                 <w:sz w:val="18"/>
               </w:rPr>
-              <w:t>CONSISTENT</w:t>
-            </w:r>
-          </w:p>
-        </w:tc>
-        <w:tc>
-          <w:tcPr>
-            <w:tcW w:type="dxa" w:w="4680"/>
-          </w:tcPr>
-          <w:p>
-            <w:r>
-              <w:rPr>
-                <w:sz w:val="18"/>
-              </w:rPr>
-              <w:t>Observed matches expected under referenced settings</w:t>
+              <w:t>PICKUP</w:t>
+            </w:r>
+          </w:p>
+        </w:tc>
+        <w:tc>
+          <w:tcPr>
+            <w:tcW w:type="dxa" w:w="4680"/>
+          </w:tcPr>
+          <w:p>
+            <w:r>
+              <w:rPr>
+                <w:sz w:val="18"/>
+              </w:rPr>
+              <w:t>Element pickup assert</w:t>
             </w:r>
           </w:p>
         </w:tc>
@@ -12811,20 +12732,20 @@
               <w:rPr>
                 <w:sz w:val="18"/>
               </w:rPr>
-              <w:t>INCONSISTENT</w:t>
-            </w:r>
-          </w:p>
-        </w:tc>
-        <w:tc>
-          <w:tcPr>
-            <w:tcW w:type="dxa" w:w="4680"/>
-          </w:tcPr>
-          <w:p>
-            <w:r>
-              <w:rPr>
-                <w:sz w:val="18"/>
-              </w:rPr>
-              <w:t>Conflict — investigate; do not auto-confirm relay malfunction</w:t>
+              <w:t>TRIP</w:t>
+            </w:r>
+          </w:p>
+        </w:tc>
+        <w:tc>
+          <w:tcPr>
+            <w:tcW w:type="dxa" w:w="4680"/>
+          </w:tcPr>
+          <w:p>
+            <w:r>
+              <w:rPr>
+                <w:sz w:val="18"/>
+              </w:rPr>
+              <w:t>Trip / operate assert</w:t>
             </w:r>
           </w:p>
         </w:tc>
@@ -12839,20 +12760,20 @@
               <w:rPr>
                 <w:sz w:val="18"/>
               </w:rPr>
-              <w:t>UNVERIFIABLE</w:t>
-            </w:r>
-          </w:p>
-        </w:tc>
-        <w:tc>
-          <w:tcPr>
-            <w:tcW w:type="dxa" w:w="4680"/>
-          </w:tcPr>
-          <w:p>
-            <w:r>
-              <w:rPr>
-                <w:sz w:val="18"/>
-              </w:rPr>
-              <w:t>Cannot decide with available inputs</w:t>
+              <w:t>52A / 52B</w:t>
+            </w:r>
+          </w:p>
+        </w:tc>
+        <w:tc>
+          <w:tcPr>
+            <w:tcW w:type="dxa" w:w="4680"/>
+          </w:tcPr>
+          <w:p>
+            <w:r>
+              <w:rPr>
+                <w:sz w:val="18"/>
+              </w:rPr>
+              <w:t>Breaker auxiliary</w:t>
             </w:r>
           </w:p>
         </w:tc>
@@ -12867,20 +12788,76 @@
               <w:rPr>
                 <w:sz w:val="18"/>
               </w:rPr>
-              <w:t>DATA_QUALITY_ISSUE</w:t>
-            </w:r>
-          </w:p>
-        </w:tc>
-        <w:tc>
-          <w:tcPr>
-            <w:tcW w:type="dxa" w:w="4680"/>
-          </w:tcPr>
-          <w:p>
-            <w:r>
-              <w:rPr>
-                <w:sz w:val="18"/>
-              </w:rPr>
-              <w:t>Record quality blocks the check</w:t>
+              <w:t>RECLOSE</w:t>
+            </w:r>
+          </w:p>
+        </w:tc>
+        <w:tc>
+          <w:tcPr>
+            <w:tcW w:type="dxa" w:w="4680"/>
+          </w:tcPr>
+          <w:p>
+            <w:r>
+              <w:rPr>
+                <w:sz w:val="18"/>
+              </w:rPr>
+              <w:t>Auto-reclose</w:t>
+            </w:r>
+          </w:p>
+        </w:tc>
+      </w:tr>
+      <w:tr>
+        <w:tc>
+          <w:tcPr>
+            <w:tcW w:type="dxa" w:w="4680"/>
+          </w:tcPr>
+          <w:p>
+            <w:r>
+              <w:rPr>
+                <w:sz w:val="18"/>
+              </w:rPr>
+              <w:t>LOCKOUT</w:t>
+            </w:r>
+          </w:p>
+        </w:tc>
+        <w:tc>
+          <w:tcPr>
+            <w:tcW w:type="dxa" w:w="4680"/>
+          </w:tcPr>
+          <w:p>
+            <w:r>
+              <w:rPr>
+                <w:sz w:val="18"/>
+              </w:rPr>
+              <w:t>Lockout / 86</w:t>
+            </w:r>
+          </w:p>
+        </w:tc>
+      </w:tr>
+      <w:tr>
+        <w:tc>
+          <w:tcPr>
+            <w:tcW w:type="dxa" w:w="4680"/>
+          </w:tcPr>
+          <w:p>
+            <w:r>
+              <w:rPr>
+                <w:sz w:val="18"/>
+              </w:rPr>
+              <w:t>UNKNOWN</w:t>
+            </w:r>
+          </w:p>
+        </w:tc>
+        <w:tc>
+          <w:tcPr>
+            <w:tcW w:type="dxa" w:w="4680"/>
+          </w:tcPr>
+          <w:p>
+            <w:r>
+              <w:rPr>
+                <w:sz w:val="18"/>
+              </w:rPr>
+              <w:t>Leave unmapped</w:t>
             </w:r>
           </w:p>
         </w:tc>
@@ -12889,6 +12866,754 @@
     <w:p/>
     <w:p>
       <w:r>
+        <w:t xml:space="preserve">Optionally bind an </w:t>
+      </w:r>
+      <w:r>
+        <w:rPr>
+          <w:b/>
+        </w:rPr>
+        <w:t>element</w:t>
+      </w:r>
+      <w:r>
+        <w:t xml:space="preserve"> (21, 51, 51N, 67N, 87L, …). Rising-edge logic respects configured normal state. After save → </w:t>
+      </w:r>
+      <w:r>
+        <w:rPr>
+          <w:b/>
+        </w:rPr>
+        <w:t>Re-run analysis</w:t>
+      </w:r>
+      <w:r>
+        <w:t xml:space="preserve"> so Sequence / Protection / Consistency update.</w:t>
+      </w:r>
+    </w:p>
+    <w:p>
+      <w:pPr>
+        <w:pStyle w:val="Heading2"/>
+      </w:pPr>
+      <w:r>
+        <w:t>DR workspace</w:t>
+      </w:r>
+    </w:p>
+    <w:p>
+      <w:r>
+        <w:t xml:space="preserve">Combined disturbance-record view for day-to-day DR review: waveforms, cursors, phasors, </w:t>
+      </w:r>
+      <w:r>
+        <w:rPr>
+          <w:b/>
+        </w:rPr>
+        <w:t>R–X (faulted loop)</w:t>
+      </w:r>
+      <w:r>
+        <w:t xml:space="preserve">, harmonic bars, and </w:t>
+      </w:r>
+      <w:r>
+        <w:rPr>
+          <w:b/>
+        </w:rPr>
+        <w:t>harmonics heatmap</w:t>
+      </w:r>
+      <w:r>
+        <w:t xml:space="preserve">. Upload </w:t>
+      </w:r>
+      <w:r>
+        <w:rPr>
+          <w:b/>
+        </w:rPr>
+        <w:t>`.rio` / `.xrio`</w:t>
+      </w:r>
+      <w:r>
+        <w:t xml:space="preserve"> with settings when you want trip-zone outlines on R–X.</w:t>
+      </w:r>
+    </w:p>
+    <w:p>
+      <w:pPr>
+        <w:pStyle w:val="Heading2"/>
+      </w:pPr>
+      <w:r>
+        <w:t>Waveforms</w:t>
+      </w:r>
+    </w:p>
+    <w:p>
+      <w:r>
+        <w:t xml:space="preserve">Interactive viewer with </w:t>
+      </w:r>
+      <w:r>
+        <w:rPr>
+          <w:b/>
+        </w:rPr>
+        <w:t>real sample arrays</w:t>
+      </w:r>
+      <w:r>
+        <w:t xml:space="preserve"> (from analysis cache / on-demand parse):</w:t>
+      </w:r>
+    </w:p>
+    <w:p>
+      <w:pPr>
+        <w:pStyle w:val="ListBullet"/>
+      </w:pPr>
+      <w:r>
+        <w:t>Zoom / pan / cursors</w:t>
+      </w:r>
+    </w:p>
+    <w:p>
+      <w:pPr>
+        <w:pStyle w:val="ListBullet"/>
+      </w:pPr>
+      <w:r>
+        <w:t>Channel selection · analog/digital</w:t>
+      </w:r>
+    </w:p>
+    <w:p>
+      <w:pPr>
+        <w:pStyle w:val="ListBullet"/>
+      </w:pPr>
+      <w:r>
+        <w:t>Markers when available</w:t>
+      </w:r>
+    </w:p>
+    <w:p>
+      <w:pPr>
+        <w:pStyle w:val="ListBullet"/>
+      </w:pPr>
+      <w:r>
+        <w:t>Engineering units</w:t>
+      </w:r>
+    </w:p>
+    <w:p>
+      <w:r>
+        <w:t>Inspect individual sample values — not smoothed-only curves.</w:t>
+      </w:r>
+    </w:p>
+    <w:p>
+      <w:pPr>
+        <w:pStyle w:val="Heading2"/>
+      </w:pPr>
+      <w:r>
+        <w:t>Sequence (timeline)</w:t>
+      </w:r>
+    </w:p>
+    <w:p>
+      <w:r>
+        <w:t>Chronological reconstruction (inception → pickup → trip → breaker → interruption → reclose/lockout when evidence exists).</w:t>
+      </w:r>
+    </w:p>
+    <w:tbl>
+      <w:tblPr>
+        <w:tblStyle w:val="TableGrid"/>
+        <w:tblW w:type="auto" w:w="0"/>
+        <w:tblLook w:firstColumn="1" w:firstRow="1" w:lastColumn="0" w:lastRow="0" w:noHBand="0" w:noVBand="1" w:val="04A0"/>
+      </w:tblPr>
+      <w:tblGrid>
+        <w:gridCol w:w="4680"/>
+        <w:gridCol w:w="4680"/>
+      </w:tblGrid>
+      <w:tr>
+        <w:tc>
+          <w:tcPr>
+            <w:tcW w:type="dxa" w:w="4680"/>
+          </w:tcPr>
+          <w:p>
+            <w:r>
+              <w:rPr>
+                <w:b/>
+                <w:sz w:val="18"/>
+              </w:rPr>
+              <w:t>View</w:t>
+            </w:r>
+          </w:p>
+        </w:tc>
+        <w:tc>
+          <w:tcPr>
+            <w:tcW w:type="dxa" w:w="4680"/>
+          </w:tcPr>
+          <w:p>
+            <w:r>
+              <w:rPr>
+                <w:b/>
+                <w:sz w:val="18"/>
+              </w:rPr>
+              <w:t>Use</w:t>
+            </w:r>
+          </w:p>
+        </w:tc>
+      </w:tr>
+      <w:tr>
+        <w:tc>
+          <w:tcPr>
+            <w:tcW w:type="dxa" w:w="4680"/>
+          </w:tcPr>
+          <w:p>
+            <w:r>
+              <w:rPr>
+                <w:sz w:val="18"/>
+              </w:rPr>
+              <w:t>Table</w:t>
+            </w:r>
+          </w:p>
+        </w:tc>
+        <w:tc>
+          <w:tcPr>
+            <w:tcW w:type="dxa" w:w="4680"/>
+          </w:tcPr>
+          <w:p>
+            <w:r>
+              <w:rPr>
+                <w:sz w:val="18"/>
+              </w:rPr>
+              <w:t>Relative time, Absolute time, device, digital/event, type, value, source</w:t>
+            </w:r>
+          </w:p>
+        </w:tc>
+      </w:tr>
+      <w:tr>
+        <w:tc>
+          <w:tcPr>
+            <w:tcW w:type="dxa" w:w="4680"/>
+          </w:tcPr>
+          <w:p>
+            <w:r>
+              <w:rPr>
+                <w:sz w:val="18"/>
+              </w:rPr>
+              <w:t>Cards</w:t>
+            </w:r>
+          </w:p>
+        </w:tc>
+        <w:tc>
+          <w:tcPr>
+            <w:tcW w:type="dxa" w:w="4680"/>
+          </w:tcPr>
+          <w:p>
+            <w:r>
+              <w:rPr>
+                <w:sz w:val="18"/>
+              </w:rPr>
+              <w:t>Engineer facts: element, target role, channel, state (0 → 1), baseline/threshold with units — not raw JSON dumps</w:t>
+            </w:r>
+          </w:p>
+        </w:tc>
+      </w:tr>
+    </w:tbl>
+    <w:p/>
+    <w:p>
+      <w:r>
+        <w:rPr>
+          <w:b/>
+        </w:rPr>
+        <w:t>Absolute time</w:t>
+      </w:r>
+    </w:p>
+    <w:p>
+      <w:pPr>
+        <w:pStyle w:val="ListBullet"/>
+      </w:pPr>
+      <w:r>
+        <w:rPr>
+          <w:b/>
+        </w:rPr>
+        <w:t>COMTRADE / DR digitals:</w:t>
+      </w:r>
+      <w:r>
+        <w:t xml:space="preserve"> CFG </w:t>
+      </w:r>
+      <w:r>
+        <w:rPr>
+          <w:rFonts w:ascii="Consolas" w:hAnsi="Consolas"/>
+          <w:sz w:val="18"/>
+        </w:rPr>
+        <w:t>start_time</w:t>
+      </w:r>
+      <w:r>
+        <w:t xml:space="preserve"> + relative sample time (IEEE practice).</w:t>
+      </w:r>
+    </w:p>
+    <w:p>
+      <w:pPr>
+        <w:pStyle w:val="ListBullet"/>
+      </w:pPr>
+      <w:r>
+        <w:rPr>
+          <w:b/>
+        </w:rPr>
+        <w:t>SOE rows:</w:t>
+      </w:r>
+      <w:r>
+        <w:t xml:space="preserve"> wall-clock from the SOE file (already absolute).</w:t>
+      </w:r>
+    </w:p>
+    <w:p>
+      <w:r>
+        <w:rPr>
+          <w:b/>
+        </w:rPr>
+        <w:t>Settings vs observed timing</w:t>
+      </w:r>
+      <w:r>
+        <w:t xml:space="preserve"> strip at the top uses the earliest pickup / trip / 52a / interrupt from the timeline (case-insensitive). Expected columns stay blank when settings do not provide those times — values are never invented.</w:t>
+      </w:r>
+    </w:p>
+    <w:p>
+      <w:r>
+        <w:t xml:space="preserve">Digitals follow the </w:t>
+      </w:r>
+      <w:r>
+        <w:rPr>
+          <w:b/>
+        </w:rPr>
+        <w:t>DR targets</w:t>
+      </w:r>
+      <w:r>
+        <w:t xml:space="preserve"> map. Shared trip contacts such as </w:t>
+      </w:r>
+      <w:r>
+        <w:rPr>
+          <w:b/>
+        </w:rPr>
+        <w:t>`TRIP_CMD`</w:t>
+      </w:r>
+      <w:r>
+        <w:t xml:space="preserve"> (no ANSI code in the name) are attributed to the element that picked up just before the trip, so Summary </w:t>
+      </w:r>
+      <w:r>
+        <w:rPr>
+          <w:b/>
+        </w:rPr>
+        <w:t>Trips</w:t>
+      </w:r>
+      <w:r>
+        <w:t xml:space="preserve"> and Protection </w:t>
+      </w:r>
+      <w:r>
+        <w:rPr>
+          <w:b/>
+        </w:rPr>
+        <w:t>TRIP</w:t>
+      </w:r>
+      <w:r>
+        <w:t xml:space="preserve"> rows stay consistent with the DR.</w:t>
+      </w:r>
+    </w:p>
+    <w:p>
+      <w:r>
+        <w:t xml:space="preserve">External SOE / event-report points merge when parsers succeed — including </w:t>
+      </w:r>
+      <w:r>
+        <w:rPr>
+          <w:rFonts w:ascii="Consolas" w:hAnsi="Consolas"/>
+          <w:sz w:val="18"/>
+        </w:rPr>
+        <w:t>iec61850_soe_&lt;tag&gt;.csv</w:t>
+      </w:r>
+      <w:r>
+        <w:t xml:space="preserve"> — </w:t>
+      </w:r>
+      <w:r>
+        <w:rPr>
+          <w:b/>
+        </w:rPr>
+        <w:t>only inside the DR time window</w:t>
+      </w:r>
+      <w:r>
+        <w:t xml:space="preserve"> (see [§10.7](#107-matching-soe--events-to-the-right-dr)).</w:t>
+      </w:r>
+    </w:p>
+    <w:p>
+      <w:pPr>
+        <w:pStyle w:val="Heading2"/>
+      </w:pPr>
+      <w:r>
+        <w:t>Electrical</w:t>
+      </w:r>
+    </w:p>
+    <w:p>
+      <w:r>
+        <w:t xml:space="preserve">RMS, phasors, sequences, power, impedance, harmonics, etc., each with method/quality. Missing → </w:t>
+      </w:r>
+      <w:r>
+        <w:rPr>
+          <w:b/>
+        </w:rPr>
+        <w:t>NOT CALCULABLE</w:t>
+      </w:r>
+      <w:r>
+        <w:t>.</w:t>
+      </w:r>
+    </w:p>
+    <w:p>
+      <w:r>
+        <w:rPr>
+          <w:b/>
+        </w:rPr>
+        <w:t>Impedance / fault resistance table</w:t>
+      </w:r>
+      <w:r>
+        <w:t xml:space="preserve"> — shows only the </w:t>
+      </w:r>
+      <w:r>
+        <w:rPr>
+          <w:b/>
+        </w:rPr>
+        <w:t>faulted loop</w:t>
+      </w:r>
+      <w:r>
+        <w:t xml:space="preserve"> for the classified fault (e.g. AG → </w:t>
+      </w:r>
+      <w:r>
+        <w:rPr>
+          <w:rFonts w:ascii="Consolas" w:hAnsi="Consolas"/>
+          <w:sz w:val="18"/>
+        </w:rPr>
+        <w:t>Z_AG</w:t>
+      </w:r>
+      <w:r>
+        <w:t xml:space="preserve">; ABG → </w:t>
+      </w:r>
+      <w:r>
+        <w:rPr>
+          <w:rFonts w:ascii="Consolas" w:hAnsi="Consolas"/>
+          <w:sz w:val="18"/>
+        </w:rPr>
+        <w:t>Z_AB</w:t>
+      </w:r>
+      <w:r>
+        <w:t xml:space="preserve">; ABC → </w:t>
+      </w:r>
+      <w:r>
+        <w:rPr>
+          <w:rFonts w:ascii="Consolas" w:hAnsi="Consolas"/>
+          <w:sz w:val="18"/>
+        </w:rPr>
+        <w:t>Z_AB</w:t>
+      </w:r>
+      <w:r>
+        <w:t xml:space="preserve"> / </w:t>
+      </w:r>
+      <w:r>
+        <w:rPr>
+          <w:rFonts w:ascii="Consolas" w:hAnsi="Consolas"/>
+          <w:sz w:val="18"/>
+        </w:rPr>
+        <w:t>Z_BC</w:t>
+      </w:r>
+      <w:r>
+        <w:t xml:space="preserve"> / </w:t>
+      </w:r>
+      <w:r>
+        <w:rPr>
+          <w:rFonts w:ascii="Consolas" w:hAnsi="Consolas"/>
+          <w:sz w:val="18"/>
+        </w:rPr>
+        <w:t>Z_CA</w:t>
+      </w:r>
+      <w:r>
+        <w:t>). Other loops may be computed internally but are not listed as “the” fault impedance.</w:t>
+      </w:r>
+    </w:p>
+    <w:p>
+      <w:r>
+        <w:rPr>
+          <w:b/>
+        </w:rPr>
+        <w:t>R–X locus</w:t>
+      </w:r>
+      <w:r>
+        <w:t xml:space="preserve"> — plotted only when distance / 21 context applies and a fault type is classified. Points are the faulted loop only. </w:t>
+      </w:r>
+      <w:r>
+        <w:rPr>
+          <w:b/>
+        </w:rPr>
+        <w:t>Trip zones</w:t>
+      </w:r>
+      <w:r>
+        <w:t xml:space="preserve"> appear when RIO/XRIO geometry or scalar zone reaches are available from settings (never invented).</w:t>
+      </w:r>
+    </w:p>
+    <w:p>
+      <w:r>
+        <w:rPr>
+          <w:b/>
+        </w:rPr>
+        <w:t>Harmonics</w:t>
+      </w:r>
+      <w:r>
+        <w:t xml:space="preserve"> — fault-window harmonic bars plus a </w:t>
+      </w:r>
+      <w:r>
+        <w:rPr>
+          <w:b/>
+        </w:rPr>
+        <w:t>time × order heatmap</w:t>
+      </w:r>
+      <w:r>
+        <w:t xml:space="preserve"> (short-time DFT) for phase currents when calculable.</w:t>
+      </w:r>
+    </w:p>
+    <w:p>
+      <w:r>
+        <w:rPr>
+          <w:b/>
+        </w:rPr>
+        <w:t>Nominal voltage</w:t>
+      </w:r>
+      <w:r>
+        <w:t xml:space="preserve"> — Overview shows kV from the event field; if empty, analysis fills it from settings text, VT ratio, or </w:t>
+      </w:r>
+      <w:r>
+        <w:rPr>
+          <w:rFonts w:ascii="Consolas" w:hAnsi="Consolas"/>
+          <w:sz w:val="18"/>
+        </w:rPr>
+        <w:t>…NNNkV…</w:t>
+      </w:r>
+      <w:r>
+        <w:t xml:space="preserve"> in filename/station name when present.</w:t>
+      </w:r>
+    </w:p>
+    <w:p>
+      <w:pPr>
+        <w:pStyle w:val="Heading2"/>
+      </w:pPr>
+      <w:r>
+        <w:t>Fault / Location</w:t>
+      </w:r>
+    </w:p>
+    <w:p>
+      <w:r>
+        <w:t xml:space="preserve">Fault type / characteristics and distance / location views when inputs exist. Distance never invented — </w:t>
+      </w:r>
+      <w:r>
+        <w:rPr>
+          <w:b/>
+        </w:rPr>
+        <w:t>NOT CALCULABLE</w:t>
+      </w:r>
+      <w:r>
+        <w:t xml:space="preserve"> with reason when CT/VT/line/settings are incomplete.</w:t>
+      </w:r>
+    </w:p>
+    <w:p>
+      <w:pPr>
+        <w:pStyle w:val="Heading2"/>
+      </w:pPr>
+      <w:r>
+        <w:t>Protection</w:t>
+      </w:r>
+    </w:p>
+    <w:p>
+      <w:r>
+        <w:t>Per-element table: Enabled · Pickup · Trip · Expected · Timing · Consistency · Setting source · Evidence.</w:t>
+      </w:r>
+    </w:p>
+    <w:p>
+      <w:r>
+        <w:t>See also [§18 Protection physics and schemes](#18-protection-physics-and-schemes).</w:t>
+      </w:r>
+    </w:p>
+    <w:p>
+      <w:pPr>
+        <w:pStyle w:val="Heading2"/>
+      </w:pPr>
+      <w:r>
+        <w:t>Consistency (critical)</w:t>
+      </w:r>
+    </w:p>
+    <w:p>
+      <w:r>
+        <w:t>Always read:</w:t>
+      </w:r>
+    </w:p>
+    <w:p>
+      <w:pPr>
+        <w:pStyle w:val="ListBullet"/>
+      </w:pPr>
+      <w:r>
+        <w:t>Overall status</w:t>
+      </w:r>
+    </w:p>
+    <w:p>
+      <w:pPr>
+        <w:pStyle w:val="ListBullet"/>
+      </w:pPr>
+      <w:r>
+        <w:t>Setting source / version</w:t>
+      </w:r>
+    </w:p>
+    <w:p>
+      <w:pPr>
+        <w:pStyle w:val="ListBullet"/>
+      </w:pPr>
+      <w:r>
+        <w:t>Active setting group (</w:t>
+      </w:r>
+      <w:r>
+        <w:rPr>
+          <w:b/>
+        </w:rPr>
+        <w:t>NOT VERIFIED</w:t>
+      </w:r>
+      <w:r>
+        <w:t xml:space="preserve"> if unknown)</w:t>
+      </w:r>
+    </w:p>
+    <w:tbl>
+      <w:tblPr>
+        <w:tblStyle w:val="TableGrid"/>
+        <w:tblW w:type="auto" w:w="0"/>
+        <w:tblLook w:firstColumn="1" w:firstRow="1" w:lastColumn="0" w:lastRow="0" w:noHBand="0" w:noVBand="1" w:val="04A0"/>
+      </w:tblPr>
+      <w:tblGrid>
+        <w:gridCol w:w="4680"/>
+        <w:gridCol w:w="4680"/>
+      </w:tblGrid>
+      <w:tr>
+        <w:tc>
+          <w:tcPr>
+            <w:tcW w:type="dxa" w:w="4680"/>
+          </w:tcPr>
+          <w:p>
+            <w:r>
+              <w:rPr>
+                <w:b/>
+                <w:sz w:val="18"/>
+              </w:rPr>
+              <w:t>Status</w:t>
+            </w:r>
+          </w:p>
+        </w:tc>
+        <w:tc>
+          <w:tcPr>
+            <w:tcW w:type="dxa" w:w="4680"/>
+          </w:tcPr>
+          <w:p>
+            <w:r>
+              <w:rPr>
+                <w:b/>
+                <w:sz w:val="18"/>
+              </w:rPr>
+              <w:t>Meaning</w:t>
+            </w:r>
+          </w:p>
+        </w:tc>
+      </w:tr>
+      <w:tr>
+        <w:tc>
+          <w:tcPr>
+            <w:tcW w:type="dxa" w:w="4680"/>
+          </w:tcPr>
+          <w:p>
+            <w:r>
+              <w:rPr>
+                <w:sz w:val="18"/>
+              </w:rPr>
+              <w:t>CONSISTENT</w:t>
+            </w:r>
+          </w:p>
+        </w:tc>
+        <w:tc>
+          <w:tcPr>
+            <w:tcW w:type="dxa" w:w="4680"/>
+          </w:tcPr>
+          <w:p>
+            <w:r>
+              <w:rPr>
+                <w:sz w:val="18"/>
+              </w:rPr>
+              <w:t>Observed matches expected under referenced settings</w:t>
+            </w:r>
+          </w:p>
+        </w:tc>
+      </w:tr>
+      <w:tr>
+        <w:tc>
+          <w:tcPr>
+            <w:tcW w:type="dxa" w:w="4680"/>
+          </w:tcPr>
+          <w:p>
+            <w:r>
+              <w:rPr>
+                <w:sz w:val="18"/>
+              </w:rPr>
+              <w:t>INCONSISTENT</w:t>
+            </w:r>
+          </w:p>
+        </w:tc>
+        <w:tc>
+          <w:tcPr>
+            <w:tcW w:type="dxa" w:w="4680"/>
+          </w:tcPr>
+          <w:p>
+            <w:r>
+              <w:rPr>
+                <w:sz w:val="18"/>
+              </w:rPr>
+              <w:t>Conflict — investigate; do not auto-confirm relay malfunction</w:t>
+            </w:r>
+          </w:p>
+        </w:tc>
+      </w:tr>
+      <w:tr>
+        <w:tc>
+          <w:tcPr>
+            <w:tcW w:type="dxa" w:w="4680"/>
+          </w:tcPr>
+          <w:p>
+            <w:r>
+              <w:rPr>
+                <w:sz w:val="18"/>
+              </w:rPr>
+              <w:t>UNVERIFIABLE</w:t>
+            </w:r>
+          </w:p>
+        </w:tc>
+        <w:tc>
+          <w:tcPr>
+            <w:tcW w:type="dxa" w:w="4680"/>
+          </w:tcPr>
+          <w:p>
+            <w:r>
+              <w:rPr>
+                <w:sz w:val="18"/>
+              </w:rPr>
+              <w:t>Cannot decide with available inputs</w:t>
+            </w:r>
+          </w:p>
+        </w:tc>
+      </w:tr>
+      <w:tr>
+        <w:tc>
+          <w:tcPr>
+            <w:tcW w:type="dxa" w:w="4680"/>
+          </w:tcPr>
+          <w:p>
+            <w:r>
+              <w:rPr>
+                <w:sz w:val="18"/>
+              </w:rPr>
+              <w:t>DATA_QUALITY_ISSUE</w:t>
+            </w:r>
+          </w:p>
+        </w:tc>
+        <w:tc>
+          <w:tcPr>
+            <w:tcW w:type="dxa" w:w="4680"/>
+          </w:tcPr>
+          <w:p>
+            <w:r>
+              <w:rPr>
+                <w:sz w:val="18"/>
+              </w:rPr>
+              <w:t>Record quality blocks the check</w:t>
+            </w:r>
+          </w:p>
+        </w:tc>
+      </w:tr>
+    </w:tbl>
+    <w:p/>
+    <w:p>
+      <w:r>
         <w:t xml:space="preserve">Uploaded / fetched settings are </w:t>
       </w:r>
       <w:r>
@@ -13158,7 +13883,166 @@
         <w:t>Summary</w:t>
       </w:r>
       <w:r>
-        <w:t xml:space="preserve"> consolidates the event story on a printable one-page sheet (fault, protection, consistency, RCA, quality). After a complete </w:t>
+        <w:t xml:space="preserve"> consolidates the event story on a printable one-page sheet (fault, protection, consistency, RCA, quality).</w:t>
+      </w:r>
+    </w:p>
+    <w:tbl>
+      <w:tblPr>
+        <w:tblStyle w:val="TableGrid"/>
+        <w:tblW w:type="auto" w:w="0"/>
+        <w:tblLook w:firstColumn="1" w:firstRow="1" w:lastColumn="0" w:lastRow="0" w:noHBand="0" w:noVBand="1" w:val="04A0"/>
+      </w:tblPr>
+      <w:tblGrid>
+        <w:gridCol w:w="4680"/>
+        <w:gridCol w:w="4680"/>
+      </w:tblGrid>
+      <w:tr>
+        <w:tc>
+          <w:tcPr>
+            <w:tcW w:type="dxa" w:w="4680"/>
+          </w:tcPr>
+          <w:p>
+            <w:r>
+              <w:rPr>
+                <w:b/>
+                <w:sz w:val="18"/>
+              </w:rPr>
+              <w:t>Field</w:t>
+            </w:r>
+          </w:p>
+        </w:tc>
+        <w:tc>
+          <w:tcPr>
+            <w:tcW w:type="dxa" w:w="4680"/>
+          </w:tcPr>
+          <w:p>
+            <w:r>
+              <w:rPr>
+                <w:b/>
+                <w:sz w:val="18"/>
+              </w:rPr>
+              <w:t>Source</w:t>
+            </w:r>
+          </w:p>
+        </w:tc>
+      </w:tr>
+      <w:tr>
+        <w:tc>
+          <w:tcPr>
+            <w:tcW w:type="dxa" w:w="4680"/>
+          </w:tcPr>
+          <w:p>
+            <w:r>
+              <w:rPr>
+                <w:sz w:val="18"/>
+              </w:rPr>
+              <w:t>DR time</w:t>
+            </w:r>
+          </w:p>
+        </w:tc>
+        <w:tc>
+          <w:tcPr>
+            <w:tcW w:type="dxa" w:w="4680"/>
+          </w:tcPr>
+          <w:p>
+            <w:r>
+              <w:rPr>
+                <w:sz w:val="18"/>
+              </w:rPr>
+              <w:t>Relay disturbance time (COMTRADE trigger/start or stamped event time) — not upload/created time</w:t>
+            </w:r>
+          </w:p>
+        </w:tc>
+      </w:tr>
+      <w:tr>
+        <w:tc>
+          <w:tcPr>
+            <w:tcW w:type="dxa" w:w="4680"/>
+          </w:tcPr>
+          <w:p>
+            <w:r>
+              <w:rPr>
+                <w:sz w:val="18"/>
+              </w:rPr>
+              <w:t>Created</w:t>
+            </w:r>
+          </w:p>
+        </w:tc>
+        <w:tc>
+          <w:tcPr>
+            <w:tcW w:type="dxa" w:w="4680"/>
+          </w:tcPr>
+          <w:p>
+            <w:r>
+              <w:rPr>
+                <w:sz w:val="18"/>
+              </w:rPr>
+              <w:t>When the event was created in this app</w:t>
+            </w:r>
+          </w:p>
+        </w:tc>
+      </w:tr>
+      <w:tr>
+        <w:tc>
+          <w:tcPr>
+            <w:tcW w:type="dxa" w:w="4680"/>
+          </w:tcPr>
+          <w:p>
+            <w:r>
+              <w:rPr>
+                <w:sz w:val="18"/>
+              </w:rPr>
+              <w:t>Pickups / Trips</w:t>
+            </w:r>
+          </w:p>
+        </w:tc>
+        <w:tc>
+          <w:tcPr>
+            <w:tcW w:type="dxa" w:w="4680"/>
+          </w:tcPr>
+          <w:p>
+            <w:r>
+              <w:rPr>
+                <w:sz w:val="18"/>
+              </w:rPr>
+              <w:t>Asserted protection operations from analysis (PICKUP / TRIP). A row that tripped still shows as a trip; pickup remains visible from assessment details</w:t>
+            </w:r>
+          </w:p>
+        </w:tc>
+      </w:tr>
+      <w:tr>
+        <w:tc>
+          <w:tcPr>
+            <w:tcW w:type="dxa" w:w="4680"/>
+          </w:tcPr>
+          <w:p>
+            <w:r>
+              <w:rPr>
+                <w:sz w:val="18"/>
+              </w:rPr>
+              <w:t>OPERATED</w:t>
+            </w:r>
+          </w:p>
+        </w:tc>
+        <w:tc>
+          <w:tcPr>
+            <w:tcW w:type="dxa" w:w="4680"/>
+          </w:tcPr>
+          <w:p>
+            <w:r>
+              <w:rPr>
+                <w:sz w:val="18"/>
+              </w:rPr>
+              <w:t>Elements with trip asserted</w:t>
+            </w:r>
+          </w:p>
+        </w:tc>
+      </w:tr>
+    </w:tbl>
+    <w:p/>
+    <w:p>
+      <w:r>
+        <w:t xml:space="preserve">After a complete </w:t>
       </w:r>
       <w:r>
         <w:rPr>
@@ -13167,7 +14051,7 @@
         <w:t>Manual upload</w:t>
       </w:r>
       <w:r>
-        <w:t xml:space="preserve"> or package-ready fetch, the app often lands here first so you can read the story before drilling into tabs. </w:t>
+        <w:t xml:space="preserve"> or package-ready fetch, the app often lands here first. </w:t>
       </w:r>
       <w:r>
         <w:rPr>
@@ -17786,6 +18670,181 @@
         <w:rPr>
           <w:b/>
         </w:rPr>
+        <w:t>Q: How do I fetch several disturbance records at once?</w:t>
+      </w:r>
+    </w:p>
+    <w:p>
+      <w:r>
+        <w:t xml:space="preserve">A: </w:t>
+      </w:r>
+      <w:r>
+        <w:rPr>
+          <w:b/>
+        </w:rPr>
+        <w:t>List records on IED</w:t>
+      </w:r>
+      <w:r>
+        <w:t xml:space="preserve"> → tick the ones you want (or </w:t>
+      </w:r>
+      <w:r>
+        <w:rPr>
+          <w:b/>
+        </w:rPr>
+        <w:t>Select all new</w:t>
+      </w:r>
+      <w:r>
+        <w:t xml:space="preserve">) → </w:t>
+      </w:r>
+      <w:r>
+        <w:rPr>
+          <w:b/>
+        </w:rPr>
+        <w:t>Fetch DR + settings / events</w:t>
+      </w:r>
+      <w:r>
+        <w:t xml:space="preserve">. Or click Fetch without listing — all new complete DRs are taken. </w:t>
+      </w:r>
+      <w:r>
+        <w:rPr>
+          <w:b/>
+        </w:rPr>
+        <w:t>One event per DR.</w:t>
+      </w:r>
+    </w:p>
+    <w:p>
+      <w:r>
+        <w:rPr>
+          <w:b/>
+        </w:rPr>
+        <w:t>Q: Does auto-fetch also pull settings and SOE?</w:t>
+      </w:r>
+    </w:p>
+    <w:p>
+      <w:r>
+        <w:t xml:space="preserve">A: Yes, when the </w:t>
+      </w:r>
+      <w:r>
+        <w:rPr>
+          <w:b/>
+        </w:rPr>
+        <w:t>Settings</w:t>
+      </w:r>
+      <w:r>
+        <w:t xml:space="preserve"> and </w:t>
+      </w:r>
+      <w:r>
+        <w:rPr>
+          <w:b/>
+        </w:rPr>
+        <w:t>Events</w:t>
+      </w:r>
+      <w:r>
+        <w:t xml:space="preserve"> toggles are on (defaults). Each new DR gets its own event with COMTRADE + those extras. SCL is manual-fetch only. See [§11](#11-automatic-fetch-auto-fetch).</w:t>
+      </w:r>
+    </w:p>
+    <w:p>
+      <w:r>
+        <w:rPr>
+          <w:b/>
+        </w:rPr>
+        <w:t>Q: The IED has a huge SOE — will every row land on my event?</w:t>
+      </w:r>
+    </w:p>
+    <w:p>
+      <w:r>
+        <w:t>A: No. SOE is matched to the DR by filename and/or time window (CFG start − 5 s … end + 30 s). See [§10.7](#107-matching-soe--events-to-the-right-dr).</w:t>
+      </w:r>
+    </w:p>
+    <w:p>
+      <w:r>
+        <w:rPr>
+          <w:b/>
+        </w:rPr>
+        <w:t>Q: Browse finds no COMTRADE — how do I set the path?</w:t>
+      </w:r>
+    </w:p>
+    <w:p>
+      <w:r>
+        <w:t xml:space="preserve">A: Enable MMS file transfer in the relay tool, then set </w:t>
+      </w:r>
+      <w:r>
+        <w:rPr>
+          <w:b/>
+        </w:rPr>
+        <w:t>COMTRADE path on IED</w:t>
+      </w:r>
+      <w:r>
+        <w:t xml:space="preserve"> (often </w:t>
+      </w:r>
+      <w:r>
+        <w:rPr>
+          <w:rFonts w:ascii="Consolas" w:hAnsi="Consolas"/>
+          <w:sz w:val="18"/>
+        </w:rPr>
+        <w:t>/COMTRADE/</w:t>
+      </w:r>
+      <w:r>
+        <w:t>) from that tool or the manual. Paths are not downloaded from the internet.</w:t>
+      </w:r>
+    </w:p>
+    <w:p>
+      <w:r>
+        <w:rPr>
+          <w:b/>
+        </w:rPr>
+        <w:t>Q: Summary says Trips “None asserted” but the Sequence shows TRIP_CMD</w:t>
+      </w:r>
+    </w:p>
+    <w:p>
+      <w:r>
+        <w:t xml:space="preserve">A: Re-run analysis on a build that attributes shared trip contacts to the picking-up element. Map opaque channels under </w:t>
+      </w:r>
+      <w:r>
+        <w:rPr>
+          <w:b/>
+        </w:rPr>
+        <w:t>DR targets</w:t>
+      </w:r>
+      <w:r>
+        <w:t xml:space="preserve"> if needed.</w:t>
+      </w:r>
+    </w:p>
+    <w:p>
+      <w:r>
+        <w:rPr>
+          <w:b/>
+        </w:rPr>
+        <w:t>Q: DR time vs Created on Summary / dashboard?</w:t>
+      </w:r>
+    </w:p>
+    <w:p>
+      <w:r>
+        <w:t xml:space="preserve">A: </w:t>
+      </w:r>
+      <w:r>
+        <w:rPr>
+          <w:b/>
+        </w:rPr>
+        <w:t>DR time</w:t>
+      </w:r>
+      <w:r>
+        <w:t xml:space="preserve"> = disturbance on the relay (COMTRADE). </w:t>
+      </w:r>
+      <w:r>
+        <w:rPr>
+          <w:b/>
+        </w:rPr>
+        <w:t>Created</w:t>
+      </w:r>
+      <w:r>
+        <w:t xml:space="preserve"> = when this app created the event.</w:t>
+      </w:r>
+    </w:p>
+    <w:p>
+      <w:r>
+        <w:rPr>
+          <w:b/>
+        </w:rPr>
         <w:t>Q: After manual upload I landed on Summary — is that normal?</w:t>
       </w:r>
     </w:p>
@@ -18578,7 +19637,7 @@
               <w:rPr>
                 <w:sz w:val="18"/>
               </w:rPr>
-              <w:t>Install pyiec61850-ng in the backend environment (pip install -r backend\requirements.txt) or use a current portable build</w:t>
+              <w:t>Install pyiec61850-ng (pip install -r backend\requirements.txt) or use a current portable build</w:t>
             </w:r>
           </w:p>
         </w:tc>
@@ -18606,7 +19665,7 @@
               <w:rPr>
                 <w:sz w:val="18"/>
               </w:rPr>
-              <w:t>Wrong IP; relay not reachable (ping, VLAN, firewall); TCP 102 blocked; relay’s MMS client slots all in use; relay IEC 61850 server disabled</w:t>
+              <w:t>Wrong IP; VLAN/firewall; TCP 102 blocked; MMS client slots full; IEC 61850 server disabled on the relay</w:t>
             </w:r>
           </w:p>
         </w:tc>
@@ -18621,20 +19680,20 @@
               <w:rPr>
                 <w:sz w:val="18"/>
               </w:rPr>
-              <w:t>Access denied / authentication error</w:t>
-            </w:r>
-          </w:p>
-        </w:tc>
-        <w:tc>
-          <w:tcPr>
-            <w:tcW w:type="dxa" w:w="4680"/>
-          </w:tcPr>
-          <w:p>
-            <w:r>
-              <w:rPr>
-                <w:sz w:val="18"/>
-              </w:rPr>
-              <w:t>Relay requires MMS authentication or restricts clients by IP — allow the host PC’s IP in the relay configuration</w:t>
+              <w:t>Access denied</w:t>
+            </w:r>
+          </w:p>
+        </w:tc>
+        <w:tc>
+          <w:tcPr>
+            <w:tcW w:type="dxa" w:w="4680"/>
+          </w:tcPr>
+          <w:p>
+            <w:r>
+              <w:rPr>
+                <w:sz w:val="18"/>
+              </w:rPr>
+              <w:t>Allow the host PC’s IP / MMS auth in the relay tool</w:t>
             </w:r>
           </w:p>
         </w:tc>
@@ -18662,7 +19721,7 @@
               <w:rPr>
                 <w:sz w:val="18"/>
               </w:rPr>
-              <w:t>Enable MMS file transfer in the relay tool (e.g. PCM600); choose the correct Vendor profile; confirm the relay has records</w:t>
+              <w:t>Enable MMS file transfer; set COMTRADE path on IED; choose Vendor; confirm the relay has records</w:t>
             </w:r>
           </w:p>
         </w:tc>
@@ -18690,7 +19749,7 @@
               <w:rPr>
                 <w:sz w:val="18"/>
               </w:rPr>
-              <w:t>Large file store — choose the vendor profile instead of Auto-detect</w:t>
+              <w:t>Large file store — set COMTRADE path or vendor profile</w:t>
             </w:r>
           </w:p>
         </w:tc>
@@ -18718,7 +19777,7 @@
               <w:rPr>
                 <w:sz w:val="18"/>
               </w:rPr>
-              <w:t>CFG/DAT missing or still being written — Refresh list later</w:t>
+              <w:t>CFG/DAT still writing — Refresh list later</w:t>
             </w:r>
           </w:p>
         </w:tc>
@@ -18746,7 +19805,7 @@
               <w:rPr>
                 <w:sz w:val="18"/>
               </w:rPr>
-              <w:t>Open “*N warning(s) during fetch*” — typical: one file unreadable, settings node not present. The event holds whatever was retrieved</w:t>
+              <w:t>Open the warnings list; event still holds what was retrieved</w:t>
             </w:r>
           </w:p>
         </w:tc>
@@ -18761,20 +19820,20 @@
               <w:rPr>
                 <w:sz w:val="18"/>
               </w:rPr>
-              <w:t>“Nothing was retrieved from the IED” (404)</w:t>
-            </w:r>
-          </w:p>
-        </w:tc>
-        <w:tc>
-          <w:tcPr>
-            <w:tcW w:type="dxa" w:w="4680"/>
-          </w:tcPr>
-          <w:p>
-            <w:r>
-              <w:rPr>
-                <w:sz w:val="18"/>
-              </w:rPr>
-              <w:t>No selected record and nothing readable for settings/events. Check file transfer and the vendor profile</w:t>
+              <w:t>“No complete disturbance records…”</w:t>
+            </w:r>
+          </w:p>
+        </w:tc>
+        <w:tc>
+          <w:tcPr>
+            <w:tcW w:type="dxa" w:w="4680"/>
+          </w:tcPr>
+          <w:p>
+            <w:r>
+              <w:rPr>
+                <w:sz w:val="18"/>
+              </w:rPr>
+              <w:t>Nothing complete to fetch with settings/events — list first and check Status</w:t>
             </w:r>
           </w:p>
         </w:tc>
@@ -18802,7 +19861,7 @@
               <w:rPr>
                 <w:sz w:val="18"/>
               </w:rPr>
-              <w:t>Relay exposes few settings via the data model (some vendors keep them only in their tool). Upload the vendor settings export on the Files tab</w:t>
+              <w:t>Upload vendor settings export on Files if the data model exposes little</w:t>
             </w:r>
           </w:p>
         </w:tc>
@@ -18831,6 +19890,34 @@
                 <w:sz w:val="18"/>
               </w:rPr>
               <w:t>Settings missing → add settings, Start analysis</w:t>
+            </w:r>
+          </w:p>
+        </w:tc>
+      </w:tr>
+      <w:tr>
+        <w:tc>
+          <w:tcPr>
+            <w:tcW w:type="dxa" w:w="4680"/>
+          </w:tcPr>
+          <w:p>
+            <w:r>
+              <w:rPr>
+                <w:sz w:val="18"/>
+              </w:rPr>
+              <w:t>Wrong SOE on an event</w:t>
+            </w:r>
+          </w:p>
+        </w:tc>
+        <w:tc>
+          <w:tcPr>
+            <w:tcW w:type="dxa" w:w="4680"/>
+          </w:tcPr>
+          <w:p>
+            <w:r>
+              <w:rPr>
+                <w:sz w:val="18"/>
+              </w:rPr>
+              <w:t>Confirm DR time; re-fetch / re-analyse so the time window applies ([§10.7](#107-matching-soe--events-to-the-right-dr))</w:t>
             </w:r>
           </w:p>
         </w:tc>
@@ -18895,7 +19982,7 @@
               <w:rPr>
                 <w:sz w:val="18"/>
               </w:rPr>
-              <w:t>“Enter the IED IP address before enabling auto-fetch”</w:t>
+              <w:t>“Enter the IED IP address before enabling…”</w:t>
             </w:r>
           </w:p>
         </w:tc>
@@ -18923,20 +20010,20 @@
               <w:rPr>
                 <w:sz w:val="18"/>
               </w:rPr>
-              <w:t>“Background scheduler is not running on the server”</w:t>
-            </w:r>
-          </w:p>
-        </w:tc>
-        <w:tc>
-          <w:tcPr>
-            <w:tcW w:type="dxa" w:w="4680"/>
-          </w:tcPr>
-          <w:p>
-            <w:r>
-              <w:rPr>
-                <w:sz w:val="18"/>
-              </w:rPr>
-              <w:t>IEC61850_AUTO_FETCH is false or the library is missing. Use Check now meanwhile</w:t>
+              <w:t>“Background scheduler is not running…”</w:t>
+            </w:r>
+          </w:p>
+        </w:tc>
+        <w:tc>
+          <w:tcPr>
+            <w:tcW w:type="dxa" w:w="4680"/>
+          </w:tcPr>
+          <w:p>
+            <w:r>
+              <w:rPr>
+                <w:sz w:val="18"/>
+              </w:rPr>
+              <w:t>IEC61850_AUTO_FETCH false or library missing — use Check now</w:t>
             </w:r>
           </w:p>
         </w:tc>
@@ -18964,7 +20051,7 @@
               <w:rPr>
                 <w:sz w:val="18"/>
               </w:rPr>
-              <w:t>Expected on the first check (baseline). New records after that are imported. Use *Also import records already on the IED* for backlog</w:t>
+              <w:t>Expected (baseline). New DRs after that import. Use *Also import records already on the IED* for backlog</w:t>
             </w:r>
           </w:p>
         </w:tc>
@@ -18979,20 +20066,20 @@
               <w:rPr>
                 <w:sz w:val="18"/>
               </w:rPr>
-              <w:t>Last check failed: …</w:t>
-            </w:r>
-          </w:p>
-        </w:tc>
-        <w:tc>
-          <w:tcPr>
-            <w:tcW w:type="dxa" w:w="4680"/>
-          </w:tcPr>
-          <w:p>
-            <w:r>
-              <w:rPr>
-                <w:sz w:val="18"/>
-              </w:rPr>
-              <w:t>Same causes as Test connection; auto-fetch retries on the next interval</w:t>
+              <w:t>Only some of many new DRs appeared</w:t>
+            </w:r>
+          </w:p>
+        </w:tc>
+        <w:tc>
+          <w:tcPr>
+            <w:tcW w:type="dxa" w:w="4680"/>
+          </w:tcPr>
+          <w:p>
+            <w:r>
+              <w:rPr>
+                <w:sz w:val="18"/>
+              </w:rPr>
+              <w:t>Max 10 per cycle — wait for the next interval</w:t>
             </w:r>
           </w:p>
         </w:tc>
@@ -19007,20 +20094,20 @@
               <w:rPr>
                 <w:sz w:val="18"/>
               </w:rPr>
-              <w:t>A record is never imported</w:t>
-            </w:r>
-          </w:p>
-        </w:tc>
-        <w:tc>
-          <w:tcPr>
-            <w:tcW w:type="dxa" w:w="4680"/>
-          </w:tcPr>
-          <w:p>
-            <w:r>
-              <w:rPr>
-                <w:sz w:val="18"/>
-              </w:rPr>
-              <w:t>It failed 3 times and is skipped — fetch it manually to see the warning</w:t>
+              <w:t>Settings/SOE missing on auto events</w:t>
+            </w:r>
+          </w:p>
+        </w:tc>
+        <w:tc>
+          <w:tcPr>
+            <w:tcW w:type="dxa" w:w="4680"/>
+          </w:tcPr>
+          <w:p>
+            <w:r>
+              <w:rPr>
+                <w:sz w:val="18"/>
+              </w:rPr>
+              <w:t>Turn Settings / Events on (only editable while auto-fetch is off)</w:t>
             </w:r>
           </w:p>
         </w:tc>
@@ -19035,20 +20122,20 @@
               <w:rPr>
                 <w:sz w:val="18"/>
               </w:rPr>
-              <w:t>“already running” on Check now (409)</w:t>
-            </w:r>
-          </w:p>
-        </w:tc>
-        <w:tc>
-          <w:tcPr>
-            <w:tcW w:type="dxa" w:w="4680"/>
-          </w:tcPr>
-          <w:p>
-            <w:r>
-              <w:rPr>
-                <w:sz w:val="18"/>
-              </w:rPr>
-              <w:t>A check for that IED is in progress; wait</w:t>
+              <w:t>Last check failed</w:t>
+            </w:r>
+          </w:p>
+        </w:tc>
+        <w:tc>
+          <w:tcPr>
+            <w:tcW w:type="dxa" w:w="4680"/>
+          </w:tcPr>
+          <w:p>
+            <w:r>
+              <w:rPr>
+                <w:sz w:val="18"/>
+              </w:rPr>
+              <w:t>Same as Test connection; retries next interval</w:t>
             </w:r>
           </w:p>
         </w:tc>
@@ -19063,6 +20150,62 @@
               <w:rPr>
                 <w:sz w:val="18"/>
               </w:rPr>
+              <w:t>A record is never imported</w:t>
+            </w:r>
+          </w:p>
+        </w:tc>
+        <w:tc>
+          <w:tcPr>
+            <w:tcW w:type="dxa" w:w="4680"/>
+          </w:tcPr>
+          <w:p>
+            <w:r>
+              <w:rPr>
+                <w:sz w:val="18"/>
+              </w:rPr>
+              <w:t>Failed 3 times — fetch manually</w:t>
+            </w:r>
+          </w:p>
+        </w:tc>
+      </w:tr>
+      <w:tr>
+        <w:tc>
+          <w:tcPr>
+            <w:tcW w:type="dxa" w:w="4680"/>
+          </w:tcPr>
+          <w:p>
+            <w:r>
+              <w:rPr>
+                <w:sz w:val="18"/>
+              </w:rPr>
+              <w:t>“already running” (409)</w:t>
+            </w:r>
+          </w:p>
+        </w:tc>
+        <w:tc>
+          <w:tcPr>
+            <w:tcW w:type="dxa" w:w="4680"/>
+          </w:tcPr>
+          <w:p>
+            <w:r>
+              <w:rPr>
+                <w:sz w:val="18"/>
+              </w:rPr>
+              <w:t>Wait for the in-flight check</w:t>
+            </w:r>
+          </w:p>
+        </w:tc>
+      </w:tr>
+      <w:tr>
+        <w:tc>
+          <w:tcPr>
+            <w:tcW w:type="dxa" w:w="4680"/>
+          </w:tcPr>
+          <w:p>
+            <w:r>
+              <w:rPr>
+                <w:sz w:val="18"/>
+              </w:rPr>
               <w:t>Auto-fetch stopped overnight</w:t>
             </w:r>
           </w:p>
@@ -19076,7 +20219,7 @@
               <w:rPr>
                 <w:sz w:val="18"/>
               </w:rPr>
-              <w:t>The launcher / PC was closed or went to sleep — auto-fetch only runs while the server runs</w:t>
+              <w:t>Launcher/PC off or asleep — server must stay running</w:t>
             </w:r>
           </w:p>
         </w:tc>
@@ -20163,7 +21306,7 @@
               <w:rPr>
                 <w:sz w:val="18"/>
               </w:rPr>
-              <w:t>Saved connection (IP, port, vendor)</w:t>
+              <w:t>Saved connection (IP, port, vendor, remote_directory)</w:t>
             </w:r>
           </w:p>
         </w:tc>
@@ -20219,7 +21362,7 @@
               <w:rPr>
                 <w:sz w:val="18"/>
               </w:rPr>
-              <w:t>List records</w:t>
+              <w:t>List records (+ searched / discovered dirs)</w:t>
             </w:r>
           </w:p>
         </w:tc>
@@ -20247,7 +21390,7 @@
               <w:rPr>
                 <w:sz w:val="18"/>
               </w:rPr>
-              <w:t>Fetch and create event(s)</w:t>
+              <w:t>Fetch DRs + optional settings/SOE/SCL; create event(s)</w:t>
             </w:r>
           </w:p>
         </w:tc>
@@ -20404,9 +21547,15 @@
         <w:br/>
         <w:t>PLANT      → Substation → Voltage → Bay → Feeder → IED → Open</w:t>
         <w:br/>
-        <w:t>FETCH      → IED → Fetch from IED → IP/Vendor → Test → Browse → tick → Fetch &amp; create event</w:t>
+        <w:t>FETCH      → IED → Fetch from IED → IP [/ COMTRADE path] → Test</w:t>
         <w:br/>
-        <w:t>AUTO       → IED → Auto-fetch new records → interval → (baseline first check)</w:t>
+        <w:t xml:space="preserve">             → List records → tick (Select all new) → Fetch DR + settings / events</w:t>
+        <w:br/>
+        <w:t xml:space="preserve">             → One event per DR; SOE matched by time / filename</w:t>
+        <w:br/>
+        <w:t>AUTO       → Auto-fetch ON → interval → baseline first, then new DRs (max 10/cycle)</w:t>
+        <w:br/>
+        <w:t xml:space="preserve">             → Settings + Events toggles ride with each DR</w:t>
         <w:br/>
         <w:t>UPLOAD     → IED → Manual upload → CFG/DAT/CFF/ZIP + settings</w:t>
         <w:br/>
@@ -20418,7 +21567,9 @@
         <w:br/>
         <w:t>ANALYSE    → Auto on complete package, or Start / Re-run → status lamps</w:t>
         <w:br/>
-        <w:t>SUMMARY    → One-page story (often first after upload)</w:t>
+        <w:t>SUMMARY    → DR time vs Created · Pickups / Trips · one-page story</w:t>
+        <w:br/>
+        <w:t>SEQUENCE   → Table or Cards · Absolute = CFG start + relative (DR)</w:t>
         <w:br/>
         <w:t>VERIFY     → Waveforms → Sequence → Consistency → RCA → Evidence</w:t>
         <w:br/>
@@ -20446,7 +21597,7 @@
     <w:p/>
     <w:p>
       <w:r>
-        <w:t>*End of User Guide — Protection RCA Platform (document version 0.8.0)*</w:t>
+        <w:t>*End of User Guide — Protection RCA Platform (document version 0.9.0)*</w:t>
       </w:r>
     </w:p>
     <w:sectPr>

--- a/protection-rca/Protection_RCA_User_Guide.docx
+++ b/protection-rca/Protection_RCA_User_Guide.docx
@@ -6380,7 +6380,48 @@
         <w:t>IP</w:t>
       </w:r>
       <w:r>
-        <w:t xml:space="preserve"> (once an IEC 61850 connection has been saved)</w:t>
+        <w:t xml:space="preserve"> (once an IEC 61850 connection has been saved), </w:t>
+      </w:r>
+      <w:r>
+        <w:rPr>
+          <w:b/>
+        </w:rPr>
+        <w:t>Remote</w:t>
+      </w:r>
+      <w:r>
+        <w:t xml:space="preserve"> (opposite-end IED when configured)</w:t>
+      </w:r>
+    </w:p>
+    <w:p>
+      <w:pPr>
+        <w:pStyle w:val="ListBullet"/>
+      </w:pPr>
+      <w:r>
+        <w:rPr>
+          <w:b/>
+        </w:rPr>
+        <w:t>Remote IED (opposite end)</w:t>
+      </w:r>
+      <w:r>
+        <w:t xml:space="preserve"> dropdown — pick the peer relay for 87L / multi-end work. The link is </w:t>
+      </w:r>
+      <w:r>
+        <w:rPr>
+          <w:b/>
+        </w:rPr>
+        <w:t>bidirectional</w:t>
+      </w:r>
+      <w:r>
+        <w:t xml:space="preserve"> (A↔B). Clear with </w:t>
+      </w:r>
+      <w:r>
+        <w:rPr>
+          <w:b/>
+        </w:rPr>
+        <w:t>None — single-end only</w:t>
+      </w:r>
+      <w:r>
+        <w:t>. Optional; leave unset for single-ended analysis.</w:t>
       </w:r>
     </w:p>
     <w:p>
@@ -6537,25 +6578,16 @@
         <w:t>Manual upload</w:t>
       </w:r>
       <w:r>
-        <w:t xml:space="preserve"> shows a drag-and-drop zone. Dropped or picked files appear as </w:t>
-      </w:r>
-      <w:r>
-        <w:rPr>
-          <w:b/>
-        </w:rPr>
-        <w:t>file chips</w:t>
-      </w:r>
-      <w:r>
-        <w:t xml:space="preserve"> (name + size, with × to remove) before you confirm; </w:t>
-      </w:r>
-      <w:r>
-        <w:rPr>
-          <w:b/>
-        </w:rPr>
-        <w:t>Clear N files</w:t>
-      </w:r>
-      <w:r>
-        <w:t xml:space="preserve"> empties the list.</w:t>
+        <w:t xml:space="preserve"> shows </w:t>
+      </w:r>
+      <w:r>
+        <w:rPr>
+          <w:b/>
+        </w:rPr>
+        <w:t>two</w:t>
+      </w:r>
+      <w:r>
+        <w:t xml:space="preserve"> drop zones:</w:t>
       </w:r>
     </w:p>
     <w:tbl>
@@ -6580,7 +6612,7 @@
                 <w:b/>
                 <w:sz w:val="18"/>
               </w:rPr>
-              <w:t>Package</w:t>
+              <w:t>Zone</w:t>
             </w:r>
           </w:p>
         </w:tc>
@@ -6594,7 +6626,7 @@
                 <w:b/>
                 <w:sz w:val="18"/>
               </w:rPr>
-              <w:t>Button label</w:t>
+              <w:t>Stamp</w:t>
             </w:r>
           </w:p>
         </w:tc>
@@ -6608,7 +6640,7 @@
                 <w:b/>
                 <w:sz w:val="18"/>
               </w:rPr>
-              <w:t>What happens</w:t>
+              <w:t>Use for</w:t>
             </w:r>
           </w:p>
         </w:tc>
@@ -6623,7 +6655,7 @@
               <w:rPr>
                 <w:sz w:val="18"/>
               </w:rPr>
-              <w:t>COMTRADE and settings present</w:t>
+              <w:t>LOCAL</w:t>
             </w:r>
           </w:p>
         </w:tc>
@@ -6636,7 +6668,7 @@
               <w:rPr>
                 <w:sz w:val="18"/>
               </w:rPr>
-              <w:t>Upload, analyse &amp; open summary</w:t>
+              <w:t>end_label = LOCAL</w:t>
             </w:r>
           </w:p>
         </w:tc>
@@ -6649,7 +6681,7 @@
               <w:rPr>
                 <w:sz w:val="18"/>
               </w:rPr>
-              <w:t>Creates the event, starts analysis, opens the Summary tab</w:t>
+              <w:t>COMTRADE / settings / SOE from this IED</w:t>
             </w:r>
           </w:p>
         </w:tc>
@@ -6664,7 +6696,7 @@
               <w:rPr>
                 <w:sz w:val="18"/>
               </w:rPr>
-              <w:t>Incomplete (e.g. CFG without DAT, or no settings)</w:t>
+              <w:t>REMOTE (optional)</w:t>
             </w:r>
           </w:p>
         </w:tc>
@@ -6677,7 +6709,7 @@
               <w:rPr>
                 <w:sz w:val="18"/>
               </w:rPr>
-              <w:t>Upload &amp; create event</w:t>
+              <w:t>end_label = REMOTE</w:t>
             </w:r>
           </w:p>
         </w:tc>
@@ -6690,7 +6722,7 @@
               <w:rPr>
                 <w:sz w:val="18"/>
               </w:rPr>
-              <w:t>Creates the event only; a note asks for CFG + DAT (or CFF) and a settings file for automatic analysis</w:t>
+              <w:t>Files from the opposite end (label shows the Remote IED name when set)</w:t>
             </w:r>
           </w:p>
         </w:tc>
@@ -6699,296 +6731,35 @@
     <w:p/>
     <w:p>
       <w:r>
-        <w:t xml:space="preserve">After a complete upload you land on </w:t>
-      </w:r>
-      <w:r>
-        <w:rPr>
-          <w:b/>
-        </w:rPr>
-        <w:t>Summary</w:t>
-      </w:r>
-      <w:r>
-        <w:t xml:space="preserve"> — the one-page disturbance story — not the Files tab. Use </w:t>
-      </w:r>
-      <w:r>
-        <w:rPr>
-          <w:b/>
-        </w:rPr>
-        <w:t>Files</w:t>
-      </w:r>
-      <w:r>
-        <w:t xml:space="preserve"> later if you need hashes or to add more attachments.</w:t>
-      </w:r>
-    </w:p>
-    <w:p>
-      <w:pPr>
-        <w:pStyle w:val="Heading2"/>
-      </w:pPr>
-      <w:r>
-        <w:t>Events for this IED</w:t>
-      </w:r>
-    </w:p>
-    <w:p>
-      <w:r>
-        <w:t>Below the acquire panel, a list of all events attached to this relay (newest first) with event number, date/time, fault/protection, status and DQ badges. Click a row to open the event workspace.</w:t>
-      </w:r>
-    </w:p>
-    <w:p>
-      <w:r>
-        <w:t xml:space="preserve">Events are always created with a </w:t>
-      </w:r>
-      <w:r>
-        <w:rPr>
-          <w:b/>
-        </w:rPr>
-        <w:t>relay_id</w:t>
-      </w:r>
-      <w:r>
-        <w:t xml:space="preserve"> (IED). There is no “orphan” upload path in the current UI.</w:t>
-      </w:r>
-    </w:p>
-    <w:p/>
-    <w:p>
-      <w:pPr>
-        <w:pStyle w:val="Heading1"/>
-      </w:pPr>
-      <w:r>
-        <w:t>10. Fetching records from the relay (IEC 61850)</w:t>
-      </w:r>
-    </w:p>
-    <w:p>
-      <w:r>
-        <w:t xml:space="preserve">The </w:t>
-      </w:r>
-      <w:r>
-        <w:rPr>
-          <w:b/>
-        </w:rPr>
-        <w:t>Fetch from IED</w:t>
-      </w:r>
-      <w:r>
-        <w:t xml:space="preserve"> mode pulls disturbance records straight from the relay using the IEC 61850 </w:t>
-      </w:r>
-      <w:r>
-        <w:rPr>
-          <w:b/>
-        </w:rPr>
-        <w:t>MMS</w:t>
-      </w:r>
-      <w:r>
-        <w:t xml:space="preserve"> protocol — the same class of workflow as Digsi, PCM600, AcSELerator, and SCADA COMTRADE pollers (GeoSCADA, WinCC OA, Elipse, ABB 800xA).</w:t>
-      </w:r>
-    </w:p>
-    <w:p>
-      <w:r>
-        <w:t xml:space="preserve">It is </w:t>
-      </w:r>
-      <w:r>
-        <w:rPr>
-          <w:b/>
-        </w:rPr>
-        <w:t>read-only</w:t>
-      </w:r>
-      <w:r>
-        <w:t>: the platform only reads directory listings, files and data attributes. It never operates controls, never writes settings and never deletes files on the IED.</w:t>
-      </w:r>
-    </w:p>
-    <w:p>
-      <w:pPr>
-        <w:pStyle w:val="Heading2"/>
-      </w:pPr>
-      <w:r>
-        <w:t>10.1 Prerequisites</w:t>
-      </w:r>
-    </w:p>
-    <w:tbl>
-      <w:tblPr>
-        <w:tblStyle w:val="TableGrid"/>
-        <w:tblW w:type="auto" w:w="0"/>
-        <w:tblLook w:firstColumn="1" w:firstRow="1" w:lastColumn="0" w:lastRow="0" w:noHBand="0" w:noVBand="1" w:val="04A0"/>
-      </w:tblPr>
-      <w:tblGrid>
-        <w:gridCol w:w="4680"/>
-        <w:gridCol w:w="4680"/>
-      </w:tblGrid>
-      <w:tr>
-        <w:tc>
-          <w:tcPr>
-            <w:tcW w:type="dxa" w:w="4680"/>
-          </w:tcPr>
-          <w:p>
-            <w:r>
-              <w:rPr>
-                <w:b/>
-                <w:sz w:val="18"/>
-              </w:rPr>
-              <w:t>Requirement</w:t>
-            </w:r>
-          </w:p>
-        </w:tc>
-        <w:tc>
-          <w:tcPr>
-            <w:tcW w:type="dxa" w:w="4680"/>
-          </w:tcPr>
-          <w:p>
-            <w:r>
-              <w:rPr>
-                <w:b/>
-                <w:sz w:val="18"/>
-              </w:rPr>
-              <w:t>Details</w:t>
-            </w:r>
-          </w:p>
-        </w:tc>
-      </w:tr>
-      <w:tr>
-        <w:tc>
-          <w:tcPr>
-            <w:tcW w:type="dxa" w:w="4680"/>
-          </w:tcPr>
-          <w:p>
-            <w:r>
-              <w:rPr>
-                <w:sz w:val="18"/>
-              </w:rPr>
-              <w:t>Network path</w:t>
-            </w:r>
-          </w:p>
-        </w:tc>
-        <w:tc>
-          <w:tcPr>
-            <w:tcW w:type="dxa" w:w="4680"/>
-          </w:tcPr>
-          <w:p>
-            <w:r>
-              <w:rPr>
-                <w:sz w:val="18"/>
-              </w:rPr>
-              <w:t>The PC running the application must reach the relay IP on TCP port 102 (MMS). Check firewalls / VLAN routing between the engineering PC and the station bus</w:t>
-            </w:r>
-          </w:p>
-        </w:tc>
-      </w:tr>
-      <w:tr>
-        <w:tc>
-          <w:tcPr>
-            <w:tcW w:type="dxa" w:w="4680"/>
-          </w:tcPr>
-          <w:p>
-            <w:r>
-              <w:rPr>
-                <w:sz w:val="18"/>
-              </w:rPr>
-              <w:t>MMS file services</w:t>
-            </w:r>
-          </w:p>
-        </w:tc>
-        <w:tc>
-          <w:tcPr>
-            <w:tcW w:type="dxa" w:w="4680"/>
-          </w:tcPr>
-          <w:p>
-            <w:r>
-              <w:rPr>
-                <w:sz w:val="18"/>
-              </w:rPr>
-              <w:t>The relay must allow file transfer over MMS (e.g. ABB PCM600: *Communication → IEC 61850 → MMS file transfer*). Without it, settings/status can still be read but records cannot be listed</w:t>
-            </w:r>
-          </w:p>
-        </w:tc>
-      </w:tr>
-      <w:tr>
-        <w:tc>
-          <w:tcPr>
-            <w:tcW w:type="dxa" w:w="4680"/>
-          </w:tcPr>
-          <w:p>
-            <w:r>
-              <w:rPr>
-                <w:sz w:val="18"/>
-              </w:rPr>
-              <w:t>Free client connection</w:t>
-            </w:r>
-          </w:p>
-        </w:tc>
-        <w:tc>
-          <w:tcPr>
-            <w:tcW w:type="dxa" w:w="4680"/>
-          </w:tcPr>
-          <w:p>
-            <w:r>
-              <w:rPr>
-                <w:sz w:val="18"/>
-              </w:rPr>
-              <w:t>Relays accept a limited number of MMS clients; the SCADA/gateway may already use some</w:t>
-            </w:r>
-          </w:p>
-        </w:tc>
-      </w:tr>
-      <w:tr>
-        <w:tc>
-          <w:tcPr>
-            <w:tcW w:type="dxa" w:w="4680"/>
-          </w:tcPr>
-          <w:p>
-            <w:r>
-              <w:rPr>
-                <w:sz w:val="18"/>
-              </w:rPr>
-              <w:t>Client library</w:t>
-            </w:r>
-          </w:p>
-        </w:tc>
-        <w:tc>
-          <w:tcPr>
-            <w:tcW w:type="dxa" w:w="4680"/>
-          </w:tcPr>
-          <w:p>
-            <w:r>
-              <w:rPr>
-                <w:sz w:val="18"/>
-              </w:rPr>
-              <w:t>The backend package pyiec61850-ng (libiec61850). It is included in requirements.txt and in the portable build. If it is missing, the panel shows a warning and the server answers 503</w:t>
-            </w:r>
-          </w:p>
-        </w:tc>
-      </w:tr>
-      <w:tr>
-        <w:tc>
-          <w:tcPr>
-            <w:tcW w:type="dxa" w:w="4680"/>
-          </w:tcPr>
-          <w:p>
-            <w:r>
-              <w:rPr>
-                <w:sz w:val="18"/>
-              </w:rPr>
-              <w:t>Role</w:t>
-            </w:r>
-          </w:p>
-        </w:tc>
-        <w:tc>
-          <w:tcPr>
-            <w:tcW w:type="dxa" w:w="4680"/>
-          </w:tcPr>
-          <w:p>
-            <w:r>
-              <w:rPr>
-                <w:sz w:val="18"/>
-              </w:rPr>
-              <w:t>ANALYST or higher</w:t>
-            </w:r>
-          </w:p>
-        </w:tc>
-      </w:tr>
-    </w:tbl>
-    <w:p/>
-    <w:p>
-      <w:pPr>
-        <w:pStyle w:val="Heading2"/>
-      </w:pPr>
-      <w:r>
-        <w:t>10.2 Relay connection</w:t>
+        <w:t xml:space="preserve">Both zones feed </w:t>
+      </w:r>
+      <w:r>
+        <w:rPr>
+          <w:b/>
+        </w:rPr>
+        <w:t>one event</w:t>
+      </w:r>
+      <w:r>
+        <w:t xml:space="preserve">. Dropped files appear as chips (× to remove); </w:t>
+      </w:r>
+      <w:r>
+        <w:rPr>
+          <w:b/>
+        </w:rPr>
+        <w:t>Clear N files</w:t>
+      </w:r>
+      <w:r>
+        <w:t xml:space="preserve"> empties both lists. Analysis auto-pairs LOCAL + REMOTE COMTRADE when both are present (</w:t>
+      </w:r>
+      <w:r>
+        <w:rPr>
+          <w:rFonts w:ascii="Consolas" w:hAnsi="Consolas"/>
+          <w:sz w:val="18"/>
+        </w:rPr>
+        <w:t>multi_end</w:t>
+      </w:r>
+      <w:r>
+        <w:t>).</w:t>
       </w:r>
     </w:p>
     <w:tbl>
@@ -7013,7 +6784,7 @@
                 <w:b/>
                 <w:sz w:val="18"/>
               </w:rPr>
-              <w:t>Field</w:t>
+              <w:t>Package</w:t>
             </w:r>
           </w:p>
         </w:tc>
@@ -7027,7 +6798,7 @@
                 <w:b/>
                 <w:sz w:val="18"/>
               </w:rPr>
-              <w:t>Default</w:t>
+              <w:t>Button label</w:t>
             </w:r>
           </w:p>
         </w:tc>
@@ -7041,7 +6812,7 @@
                 <w:b/>
                 <w:sz w:val="18"/>
               </w:rPr>
-              <w:t>Notes</w:t>
+              <w:t>What happens</w:t>
             </w:r>
           </w:p>
         </w:tc>
@@ -7056,7 +6827,7 @@
               <w:rPr>
                 <w:sz w:val="18"/>
               </w:rPr>
-              <w:t>IP address</w:t>
+              <w:t>COMTRADE and settings present</w:t>
             </w:r>
           </w:p>
         </w:tc>
@@ -7069,7 +6840,7 @@
               <w:rPr>
                 <w:sz w:val="18"/>
               </w:rPr>
-              <w:t>(empty)</w:t>
+              <w:t>Upload, analyse &amp; open summary</w:t>
             </w:r>
           </w:p>
         </w:tc>
@@ -7082,7 +6853,7 @@
               <w:rPr>
                 <w:sz w:val="18"/>
               </w:rPr>
-              <w:t>Relay station-bus IP (or host name)</w:t>
+              <w:t>Creates the event, starts analysis, opens the Summary tab</w:t>
             </w:r>
           </w:p>
         </w:tc>
@@ -7097,7 +6868,7 @@
               <w:rPr>
                 <w:sz w:val="18"/>
               </w:rPr>
-              <w:t>Port</w:t>
+              <w:t>Incomplete (e.g. CFG without DAT, or no settings)</w:t>
             </w:r>
           </w:p>
         </w:tc>
@@ -7110,7 +6881,7 @@
               <w:rPr>
                 <w:sz w:val="18"/>
               </w:rPr>
-              <w:t>102</w:t>
+              <w:t>Upload &amp; create event</w:t>
             </w:r>
           </w:p>
         </w:tc>
@@ -7123,89 +6894,7 @@
               <w:rPr>
                 <w:sz w:val="18"/>
               </w:rPr>
-              <w:t>Standard MMS port</w:t>
-            </w:r>
-          </w:p>
-        </w:tc>
-      </w:tr>
-      <w:tr>
-        <w:tc>
-          <w:tcPr>
-            <w:tcW w:type="dxa" w:w="3120"/>
-          </w:tcPr>
-          <w:p>
-            <w:r>
-              <w:rPr>
-                <w:sz w:val="18"/>
-              </w:rPr>
-              <w:t>Vendor</w:t>
-            </w:r>
-          </w:p>
-        </w:tc>
-        <w:tc>
-          <w:tcPr>
-            <w:tcW w:type="dxa" w:w="3120"/>
-          </w:tcPr>
-          <w:p>
-            <w:r>
-              <w:rPr>
-                <w:sz w:val="18"/>
-              </w:rPr>
-              <w:t>Auto-detect</w:t>
-            </w:r>
-          </w:p>
-        </w:tc>
-        <w:tc>
-          <w:tcPr>
-            <w:tcW w:type="dxa" w:w="3120"/>
-          </w:tcPr>
-          <w:p>
-            <w:r>
-              <w:rPr>
-                <w:sz w:val="18"/>
-              </w:rPr>
-              <w:t>Hints which folders to search first (see [§10.3](#103-vendor-profiles))</w:t>
-            </w:r>
-          </w:p>
-        </w:tc>
-      </w:tr>
-      <w:tr>
-        <w:tc>
-          <w:tcPr>
-            <w:tcW w:type="dxa" w:w="3120"/>
-          </w:tcPr>
-          <w:p>
-            <w:r>
-              <w:rPr>
-                <w:sz w:val="18"/>
-              </w:rPr>
-              <w:t>COMTRADE path on IED (optional)</w:t>
-            </w:r>
-          </w:p>
-        </w:tc>
-        <w:tc>
-          <w:tcPr>
-            <w:tcW w:type="dxa" w:w="3120"/>
-          </w:tcPr>
-          <w:p>
-            <w:r>
-              <w:rPr>
-                <w:sz w:val="18"/>
-              </w:rPr>
-              <w:t>(empty)</w:t>
-            </w:r>
-          </w:p>
-        </w:tc>
-        <w:tc>
-          <w:tcPr>
-            <w:tcW w:type="dxa" w:w="3120"/>
-          </w:tcPr>
-          <w:p>
-            <w:r>
-              <w:rPr>
-                <w:sz w:val="18"/>
-              </w:rPr>
-              <w:t>Same idea as ABB 800xA / Elipse “remote COMTRADE directory”. Leave blank to auto-walk /COMTRADE/ and the file store. Paste a path from the relay tool or manual when Browse finds nothing</w:t>
+              <w:t>Creates the event only; a note asks for CFG + DAT (or CFF) and a settings file for automatic analysis</w:t>
             </w:r>
           </w:p>
         </w:tc>
@@ -7214,119 +6903,25 @@
     <w:p/>
     <w:p>
       <w:r>
-        <w:t xml:space="preserve">After any successful test, browse or fetch, the IP, port, vendor and COMTRADE path are </w:t>
-      </w:r>
-      <w:r>
-        <w:rPr>
-          <w:b/>
-        </w:rPr>
-        <w:t>saved on the IED</w:t>
-      </w:r>
-      <w:r>
-        <w:t xml:space="preserve"> and pre-filled next time. The IP also appears as a chip in the IED header.</w:t>
-      </w:r>
-    </w:p>
-    <w:p>
-      <w:r>
-        <w:t xml:space="preserve">Click </w:t>
-      </w:r>
-      <w:r>
-        <w:rPr>
-          <w:b/>
-        </w:rPr>
-        <w:t>Test connection</w:t>
-      </w:r>
-      <w:r>
-        <w:t xml:space="preserve">. On success the panel shows nameplate, detected profile, logical-device count, whether </w:t>
-      </w:r>
-      <w:r>
-        <w:rPr>
-          <w:b/>
-        </w:rPr>
-        <w:t>file services</w:t>
-      </w:r>
-      <w:r>
-        <w:t xml:space="preserve"> are available, and round-trip time.</w:t>
-      </w:r>
-    </w:p>
-    <w:p>
-      <w:pPr>
-        <w:pStyle w:val="ListBullet"/>
-      </w:pPr>
-      <w:r>
-        <w:rPr>
-          <w:b/>
-        </w:rPr>
-        <w:t>Nameplate</w:t>
-      </w:r>
-      <w:r>
-        <w:t xml:space="preserve"> is read from </w:t>
-      </w:r>
-      <w:r>
-        <w:rPr>
-          <w:rFonts w:ascii="Consolas" w:hAnsi="Consolas"/>
-          <w:sz w:val="18"/>
-        </w:rPr>
-        <w:t>LPHD.PhyNam</w:t>
-      </w:r>
-      <w:r>
-        <w:t xml:space="preserve"> / </w:t>
-      </w:r>
-      <w:r>
-        <w:rPr>
-          <w:rFonts w:ascii="Consolas" w:hAnsi="Consolas"/>
-          <w:sz w:val="18"/>
-        </w:rPr>
-        <w:t>LLN0.NamPlt</w:t>
-      </w:r>
-    </w:p>
-    <w:p>
-      <w:pPr>
-        <w:pStyle w:val="ListBullet"/>
-      </w:pPr>
-      <w:r>
-        <w:rPr>
-          <w:b/>
-        </w:rPr>
-        <w:t>file services NOT available</w:t>
-      </w:r>
-      <w:r>
-        <w:t xml:space="preserve"> means records cannot be listed or downloaded (settings/status can still be read)</w:t>
-      </w:r>
-    </w:p>
-    <w:p>
-      <w:pPr>
-        <w:pStyle w:val="ListBullet"/>
-      </w:pPr>
-      <w:r>
-        <w:t xml:space="preserve">Connect timeout </w:t>
-      </w:r>
-      <w:r>
-        <w:rPr>
-          <w:b/>
-        </w:rPr>
-        <w:t>10 s</w:t>
-      </w:r>
-      <w:r>
-        <w:t xml:space="preserve">, per-request timeout </w:t>
-      </w:r>
-      <w:r>
-        <w:rPr>
-          <w:b/>
-        </w:rPr>
-        <w:t>20 s</w:t>
-      </w:r>
-    </w:p>
-    <w:p>
-      <w:pPr>
-        <w:ind w:left="360"/>
-      </w:pPr>
-      <w:r>
-        <w:rPr>
-          <w:i/>
-          <w:color w:val="335577"/>
-        </w:rPr>
-        <w:t>**Where do COMTRADE paths come from?** Not from the internet. Market tools either **browse the IED** or let you set the path from the vendor configuration tool / IED manual. This product does the same.</w:t>
+        <w:t xml:space="preserve">After a complete upload you land on </w:t>
+      </w:r>
+      <w:r>
+        <w:rPr>
+          <w:b/>
+        </w:rPr>
+        <w:t>Summary</w:t>
+      </w:r>
+      <w:r>
+        <w:t xml:space="preserve"> — the one-page disturbance story — not the Files tab. Use </w:t>
+      </w:r>
+      <w:r>
+        <w:rPr>
+          <w:b/>
+        </w:rPr>
+        <w:t>Files</w:t>
+      </w:r>
+      <w:r>
+        <w:t xml:space="preserve"> later if you need hashes or to add more attachments.</w:t>
       </w:r>
     </w:p>
     <w:p>
@@ -7334,7 +6929,270 @@
         <w:pStyle w:val="Heading2"/>
       </w:pPr>
       <w:r>
-        <w:t>10.3 Vendor profiles</w:t>
+        <w:t>Events for this IED</w:t>
+      </w:r>
+    </w:p>
+    <w:p>
+      <w:r>
+        <w:t>Below the acquire panel, a list of all events attached to this relay (newest first) with event number, date/time, fault/protection, status and DQ badges. Click a row to open the event workspace.</w:t>
+      </w:r>
+    </w:p>
+    <w:p>
+      <w:r>
+        <w:t xml:space="preserve">Events are always created with a </w:t>
+      </w:r>
+      <w:r>
+        <w:rPr>
+          <w:b/>
+        </w:rPr>
+        <w:t>relay_id</w:t>
+      </w:r>
+      <w:r>
+        <w:t xml:space="preserve"> (IED). There is no “orphan” upload path in the current UI.</w:t>
+      </w:r>
+    </w:p>
+    <w:p/>
+    <w:p>
+      <w:pPr>
+        <w:pStyle w:val="Heading1"/>
+      </w:pPr>
+      <w:r>
+        <w:t>10. Fetching records from the relay (IEC 61850)</w:t>
+      </w:r>
+    </w:p>
+    <w:p>
+      <w:r>
+        <w:t xml:space="preserve">The </w:t>
+      </w:r>
+      <w:r>
+        <w:rPr>
+          <w:b/>
+        </w:rPr>
+        <w:t>Fetch from IED</w:t>
+      </w:r>
+      <w:r>
+        <w:t xml:space="preserve"> mode pulls disturbance records straight from the relay using the IEC 61850 </w:t>
+      </w:r>
+      <w:r>
+        <w:rPr>
+          <w:b/>
+        </w:rPr>
+        <w:t>MMS</w:t>
+      </w:r>
+      <w:r>
+        <w:t xml:space="preserve"> protocol — the same class of workflow as Digsi, PCM600, AcSELerator, and SCADA COMTRADE pollers (GeoSCADA, WinCC OA, Elipse, ABB 800xA).</w:t>
+      </w:r>
+    </w:p>
+    <w:p>
+      <w:r>
+        <w:t xml:space="preserve">It is </w:t>
+      </w:r>
+      <w:r>
+        <w:rPr>
+          <w:b/>
+        </w:rPr>
+        <w:t>read-only</w:t>
+      </w:r>
+      <w:r>
+        <w:t>: the platform only reads directory listings, files and data attributes. It never operates controls, never writes settings and never deletes files on the IED.</w:t>
+      </w:r>
+    </w:p>
+    <w:p>
+      <w:pPr>
+        <w:pStyle w:val="Heading2"/>
+      </w:pPr>
+      <w:r>
+        <w:t>10.1 Prerequisites</w:t>
+      </w:r>
+    </w:p>
+    <w:tbl>
+      <w:tblPr>
+        <w:tblStyle w:val="TableGrid"/>
+        <w:tblW w:type="auto" w:w="0"/>
+        <w:tblLook w:firstColumn="1" w:firstRow="1" w:lastColumn="0" w:lastRow="0" w:noHBand="0" w:noVBand="1" w:val="04A0"/>
+      </w:tblPr>
+      <w:tblGrid>
+        <w:gridCol w:w="4680"/>
+        <w:gridCol w:w="4680"/>
+      </w:tblGrid>
+      <w:tr>
+        <w:tc>
+          <w:tcPr>
+            <w:tcW w:type="dxa" w:w="4680"/>
+          </w:tcPr>
+          <w:p>
+            <w:r>
+              <w:rPr>
+                <w:b/>
+                <w:sz w:val="18"/>
+              </w:rPr>
+              <w:t>Requirement</w:t>
+            </w:r>
+          </w:p>
+        </w:tc>
+        <w:tc>
+          <w:tcPr>
+            <w:tcW w:type="dxa" w:w="4680"/>
+          </w:tcPr>
+          <w:p>
+            <w:r>
+              <w:rPr>
+                <w:b/>
+                <w:sz w:val="18"/>
+              </w:rPr>
+              <w:t>Details</w:t>
+            </w:r>
+          </w:p>
+        </w:tc>
+      </w:tr>
+      <w:tr>
+        <w:tc>
+          <w:tcPr>
+            <w:tcW w:type="dxa" w:w="4680"/>
+          </w:tcPr>
+          <w:p>
+            <w:r>
+              <w:rPr>
+                <w:sz w:val="18"/>
+              </w:rPr>
+              <w:t>Network path</w:t>
+            </w:r>
+          </w:p>
+        </w:tc>
+        <w:tc>
+          <w:tcPr>
+            <w:tcW w:type="dxa" w:w="4680"/>
+          </w:tcPr>
+          <w:p>
+            <w:r>
+              <w:rPr>
+                <w:sz w:val="18"/>
+              </w:rPr>
+              <w:t>The PC running the application must reach the relay IP on TCP port 102 (MMS). Check firewalls / VLAN routing between the engineering PC and the station bus</w:t>
+            </w:r>
+          </w:p>
+        </w:tc>
+      </w:tr>
+      <w:tr>
+        <w:tc>
+          <w:tcPr>
+            <w:tcW w:type="dxa" w:w="4680"/>
+          </w:tcPr>
+          <w:p>
+            <w:r>
+              <w:rPr>
+                <w:sz w:val="18"/>
+              </w:rPr>
+              <w:t>MMS file services</w:t>
+            </w:r>
+          </w:p>
+        </w:tc>
+        <w:tc>
+          <w:tcPr>
+            <w:tcW w:type="dxa" w:w="4680"/>
+          </w:tcPr>
+          <w:p>
+            <w:r>
+              <w:rPr>
+                <w:sz w:val="18"/>
+              </w:rPr>
+              <w:t>The relay must allow file transfer over MMS (e.g. ABB PCM600: *Communication → IEC 61850 → MMS file transfer*). Without it, settings/status can still be read but records cannot be listed</w:t>
+            </w:r>
+          </w:p>
+        </w:tc>
+      </w:tr>
+      <w:tr>
+        <w:tc>
+          <w:tcPr>
+            <w:tcW w:type="dxa" w:w="4680"/>
+          </w:tcPr>
+          <w:p>
+            <w:r>
+              <w:rPr>
+                <w:sz w:val="18"/>
+              </w:rPr>
+              <w:t>Free client connection</w:t>
+            </w:r>
+          </w:p>
+        </w:tc>
+        <w:tc>
+          <w:tcPr>
+            <w:tcW w:type="dxa" w:w="4680"/>
+          </w:tcPr>
+          <w:p>
+            <w:r>
+              <w:rPr>
+                <w:sz w:val="18"/>
+              </w:rPr>
+              <w:t>Relays accept a limited number of MMS clients; the SCADA/gateway may already use some</w:t>
+            </w:r>
+          </w:p>
+        </w:tc>
+      </w:tr>
+      <w:tr>
+        <w:tc>
+          <w:tcPr>
+            <w:tcW w:type="dxa" w:w="4680"/>
+          </w:tcPr>
+          <w:p>
+            <w:r>
+              <w:rPr>
+                <w:sz w:val="18"/>
+              </w:rPr>
+              <w:t>Client library</w:t>
+            </w:r>
+          </w:p>
+        </w:tc>
+        <w:tc>
+          <w:tcPr>
+            <w:tcW w:type="dxa" w:w="4680"/>
+          </w:tcPr>
+          <w:p>
+            <w:r>
+              <w:rPr>
+                <w:sz w:val="18"/>
+              </w:rPr>
+              <w:t>The backend package pyiec61850-ng (libiec61850). It is included in requirements.txt and in the portable build. If it is missing, the panel shows a warning and the server answers 503</w:t>
+            </w:r>
+          </w:p>
+        </w:tc>
+      </w:tr>
+      <w:tr>
+        <w:tc>
+          <w:tcPr>
+            <w:tcW w:type="dxa" w:w="4680"/>
+          </w:tcPr>
+          <w:p>
+            <w:r>
+              <w:rPr>
+                <w:sz w:val="18"/>
+              </w:rPr>
+              <w:t>Role</w:t>
+            </w:r>
+          </w:p>
+        </w:tc>
+        <w:tc>
+          <w:tcPr>
+            <w:tcW w:type="dxa" w:w="4680"/>
+          </w:tcPr>
+          <w:p>
+            <w:r>
+              <w:rPr>
+                <w:sz w:val="18"/>
+              </w:rPr>
+              <w:t>ANALYST or higher</w:t>
+            </w:r>
+          </w:p>
+        </w:tc>
+      </w:tr>
+    </w:tbl>
+    <w:p/>
+    <w:p>
+      <w:pPr>
+        <w:pStyle w:val="Heading2"/>
+      </w:pPr>
+      <w:r>
+        <w:t>10.2 Relay connection</w:t>
       </w:r>
     </w:p>
     <w:tbl>
@@ -7359,7 +7217,7 @@
                 <w:b/>
                 <w:sz w:val="18"/>
               </w:rPr>
-              <w:t>Profile</w:t>
+              <w:t>Field</w:t>
             </w:r>
           </w:p>
         </w:tc>
@@ -7373,7 +7231,7 @@
                 <w:b/>
                 <w:sz w:val="18"/>
               </w:rPr>
-              <w:t>Families (examples)</w:t>
+              <w:t>Default</w:t>
             </w:r>
           </w:p>
         </w:tc>
@@ -7387,7 +7245,7 @@
                 <w:b/>
                 <w:sz w:val="18"/>
               </w:rPr>
-              <w:t>Where records are looked for</w:t>
+              <w:t>Notes</w:t>
             </w:r>
           </w:p>
         </w:tc>
@@ -7402,7 +7260,7 @@
               <w:rPr>
                 <w:sz w:val="18"/>
               </w:rPr>
-              <w:t>Auto-detect</w:t>
+              <w:t>IP address</w:t>
             </w:r>
           </w:p>
         </w:tc>
@@ -7415,7 +7273,7 @@
               <w:rPr>
                 <w:sz w:val="18"/>
               </w:rPr>
-              <w:t>Any IEC 61850 Ed1 / Ed2 / Ed2.1 with MMS file services</w:t>
+              <w:t>(empty)</w:t>
             </w:r>
           </w:p>
         </w:tc>
@@ -7428,7 +7286,7 @@
               <w:rPr>
                 <w:sz w:val="18"/>
               </w:rPr>
-              <w:t>/COMTRADE/ then vendor folders once nameplate is known</w:t>
+              <w:t>Relay station-bus IP (or host name)</w:t>
             </w:r>
           </w:p>
         </w:tc>
@@ -7443,7 +7301,7 @@
               <w:rPr>
                 <w:sz w:val="18"/>
               </w:rPr>
-              <w:t>ABB / Hitachi Energy</w:t>
+              <w:t>Port</w:t>
             </w:r>
           </w:p>
         </w:tc>
@@ -7456,7 +7314,7 @@
               <w:rPr>
                 <w:sz w:val="18"/>
               </w:rPr>
-              <w:t>Relion 605…670 series</w:t>
+              <w:t>102</w:t>
             </w:r>
           </w:p>
         </w:tc>
@@ -7469,7 +7327,7 @@
               <w:rPr>
                 <w:sz w:val="18"/>
               </w:rPr>
-              <w:t>/COMTRADE/, /DR/, … ; events /EVENTS/</w:t>
+              <w:t>Standard MMS port</w:t>
             </w:r>
           </w:p>
         </w:tc>
@@ -7484,7 +7342,7 @@
               <w:rPr>
                 <w:sz w:val="18"/>
               </w:rPr>
-              <w:t>Siemens</w:t>
+              <w:t>Vendor</w:t>
             </w:r>
           </w:p>
         </w:tc>
@@ -7497,7 +7355,7 @@
               <w:rPr>
                 <w:sz w:val="18"/>
               </w:rPr>
-              <w:t>SIPROTEC 5 / 4 EN100, Reyrolle 7SR5</w:t>
+              <w:t>Auto-detect</w:t>
             </w:r>
           </w:p>
         </w:tc>
@@ -7510,7 +7368,7 @@
               <w:rPr>
                 <w:sz w:val="18"/>
               </w:rPr>
-              <w:t>/COMTRADE/&lt;LD&gt;/, /FAULTREC/, /REC/</w:t>
+              <w:t>Hints which folders to search first (see [§10.3](#103-vendor-profiles))</w:t>
             </w:r>
           </w:p>
         </w:tc>
@@ -7525,7 +7383,7 @@
               <w:rPr>
                 <w:sz w:val="18"/>
               </w:rPr>
-              <w:t>GE Vernova (Multilin)</w:t>
+              <w:t>COMTRADE path on IED (optional)</w:t>
             </w:r>
           </w:p>
         </w:tc>
@@ -7538,7 +7396,7 @@
               <w:rPr>
                 <w:sz w:val="18"/>
               </w:rPr>
-              <w:t>UR / UR+, 8 Series</w:t>
+              <w:t>(empty)</w:t>
             </w:r>
           </w:p>
         </w:tc>
@@ -7551,171 +7409,7 @@
               <w:rPr>
                 <w:sz w:val="18"/>
               </w:rPr>
-              <w:t>/COMTRADE/, /OSCILLOGRAPHY/, root OSC*.CFG</w:t>
-            </w:r>
-          </w:p>
-        </w:tc>
-      </w:tr>
-      <w:tr>
-        <w:tc>
-          <w:tcPr>
-            <w:tcW w:type="dxa" w:w="3120"/>
-          </w:tcPr>
-          <w:p>
-            <w:r>
-              <w:rPr>
-                <w:sz w:val="18"/>
-              </w:rPr>
-              <w:t>Schneider Electric</w:t>
-            </w:r>
-          </w:p>
-        </w:tc>
-        <w:tc>
-          <w:tcPr>
-            <w:tcW w:type="dxa" w:w="3120"/>
-          </w:tcPr>
-          <w:p>
-            <w:r>
-              <w:rPr>
-                <w:sz w:val="18"/>
-              </w:rPr>
-              <w:t>MiCOM / Easergy / Sepam</w:t>
-            </w:r>
-          </w:p>
-        </w:tc>
-        <w:tc>
-          <w:tcPr>
-            <w:tcW w:type="dxa" w:w="3120"/>
-          </w:tcPr>
-          <w:p>
-            <w:r>
-              <w:rPr>
-                <w:sz w:val="18"/>
-              </w:rPr>
-              <w:t>/COMTRADE/, /DR/, /DISTURBANCE/</w:t>
-            </w:r>
-          </w:p>
-        </w:tc>
-      </w:tr>
-      <w:tr>
-        <w:tc>
-          <w:tcPr>
-            <w:tcW w:type="dxa" w:w="3120"/>
-          </w:tcPr>
-          <w:p>
-            <w:r>
-              <w:rPr>
-                <w:sz w:val="18"/>
-              </w:rPr>
-              <w:t>Schweitzer (SEL)</w:t>
-            </w:r>
-          </w:p>
-        </w:tc>
-        <w:tc>
-          <w:tcPr>
-            <w:tcW w:type="dxa" w:w="3120"/>
-          </w:tcPr>
-          <w:p>
-            <w:r>
-              <w:rPr>
-                <w:sz w:val="18"/>
-              </w:rPr>
-              <w:t>4xx / 7xx / RTAC</w:t>
-            </w:r>
-          </w:p>
-        </w:tc>
-        <w:tc>
-          <w:tcPr>
-            <w:tcW w:type="dxa" w:w="3120"/>
-          </w:tcPr>
-          <w:p>
-            <w:r>
-              <w:rPr>
-                <w:sz w:val="18"/>
-              </w:rPr>
-              <w:t>/COMTRADE/, /EVENTS/; settings /SETTINGS/</w:t>
-            </w:r>
-          </w:p>
-        </w:tc>
-      </w:tr>
-      <w:tr>
-        <w:tc>
-          <w:tcPr>
-            <w:tcW w:type="dxa" w:w="3120"/>
-          </w:tcPr>
-          <w:p>
-            <w:r>
-              <w:rPr>
-                <w:sz w:val="18"/>
-              </w:rPr>
-              <w:t>NR Electric</w:t>
-            </w:r>
-          </w:p>
-        </w:tc>
-        <w:tc>
-          <w:tcPr>
-            <w:tcW w:type="dxa" w:w="3120"/>
-          </w:tcPr>
-          <w:p>
-            <w:r>
-              <w:rPr>
-                <w:sz w:val="18"/>
-              </w:rPr>
-              <w:t>PCS-9xx</w:t>
-            </w:r>
-          </w:p>
-        </w:tc>
-        <w:tc>
-          <w:tcPr>
-            <w:tcW w:type="dxa" w:w="3120"/>
-          </w:tcPr>
-          <w:p>
-            <w:r>
-              <w:rPr>
-                <w:sz w:val="18"/>
-              </w:rPr>
-              <w:t>/COMTRADE/, /RECORD/, /WAVE/</w:t>
-            </w:r>
-          </w:p>
-        </w:tc>
-      </w:tr>
-      <w:tr>
-        <w:tc>
-          <w:tcPr>
-            <w:tcW w:type="dxa" w:w="3120"/>
-          </w:tcPr>
-          <w:p>
-            <w:r>
-              <w:rPr>
-                <w:sz w:val="18"/>
-              </w:rPr>
-              <w:t>Toshiba / ZIV / Other</w:t>
-            </w:r>
-          </w:p>
-        </w:tc>
-        <w:tc>
-          <w:tcPr>
-            <w:tcW w:type="dxa" w:w="3120"/>
-          </w:tcPr>
-          <w:p>
-            <w:r>
-              <w:rPr>
-                <w:sz w:val="18"/>
-              </w:rPr>
-              <w:t>GR / ZLV / generic</w:t>
-            </w:r>
-          </w:p>
-        </w:tc>
-        <w:tc>
-          <w:tcPr>
-            <w:tcW w:type="dxa" w:w="3120"/>
-          </w:tcPr>
-          <w:p>
-            <w:r>
-              <w:rPr>
-                <w:sz w:val="18"/>
-              </w:rPr>
-              <w:t>/COMTRADE/ plus vendor-specific folders</w:t>
+              <w:t>Same idea as ABB 800xA / Elipse “remote COMTRADE directory”. Leave blank to auto-walk /COMTRADE/ and the file store. Paste a path from the relay tool or manual when Browse finds nothing</w:t>
             </w:r>
           </w:p>
         </w:tc>
@@ -7724,409 +7418,119 @@
     <w:p/>
     <w:p>
       <w:r>
-        <w:t xml:space="preserve">Auto-detect is enough for most relays. If Browse is empty, set </w:t>
-      </w:r>
-      <w:r>
-        <w:rPr>
-          <w:b/>
-        </w:rPr>
-        <w:t>COMTRADE path</w:t>
-      </w:r>
-      <w:r>
-        <w:t xml:space="preserve"> (e.g. </w:t>
+        <w:t xml:space="preserve">After any successful test, browse or fetch, the IP, port, vendor and COMTRADE path are </w:t>
+      </w:r>
+      <w:r>
+        <w:rPr>
+          <w:b/>
+        </w:rPr>
+        <w:t>saved on the IED</w:t>
+      </w:r>
+      <w:r>
+        <w:t xml:space="preserve"> and pre-filled next time. The IP also appears as a chip in the IED header.</w:t>
+      </w:r>
+    </w:p>
+    <w:p>
+      <w:r>
+        <w:t xml:space="preserve">Click </w:t>
+      </w:r>
+      <w:r>
+        <w:rPr>
+          <w:b/>
+        </w:rPr>
+        <w:t>Test connection</w:t>
+      </w:r>
+      <w:r>
+        <w:t xml:space="preserve">. On success the panel shows nameplate, detected profile, logical-device count, whether </w:t>
+      </w:r>
+      <w:r>
+        <w:rPr>
+          <w:b/>
+        </w:rPr>
+        <w:t>file services</w:t>
+      </w:r>
+      <w:r>
+        <w:t xml:space="preserve"> are available, and round-trip time.</w:t>
+      </w:r>
+    </w:p>
+    <w:p>
+      <w:pPr>
+        <w:pStyle w:val="ListBullet"/>
+      </w:pPr>
+      <w:r>
+        <w:rPr>
+          <w:b/>
+        </w:rPr>
+        <w:t>Nameplate</w:t>
+      </w:r>
+      <w:r>
+        <w:t xml:space="preserve"> is read from </w:t>
       </w:r>
       <w:r>
         <w:rPr>
           <w:rFonts w:ascii="Consolas" w:hAnsi="Consolas"/>
           <w:sz w:val="18"/>
         </w:rPr>
-        <w:t>/COMTRADE/</w:t>
-      </w:r>
-      <w:r>
-        <w:t>) or pick the vendor explicitly.</w:t>
-      </w:r>
-    </w:p>
-    <w:p>
-      <w:pPr>
-        <w:pStyle w:val="Heading2"/>
-      </w:pPr>
-      <w:r>
-        <w:t>10.4 List and select disturbance records (multi-DR)</w:t>
-      </w:r>
-    </w:p>
-    <w:p>
-      <w:pPr>
-        <w:pStyle w:val="ListNumber"/>
-      </w:pPr>
-      <w:r>
-        <w:t xml:space="preserve">Click </w:t>
-      </w:r>
-      <w:r>
-        <w:rPr>
-          <w:b/>
-        </w:rPr>
-        <w:t>List records on IED</w:t>
-      </w:r>
-      <w:r>
-        <w:t xml:space="preserve"> (later </w:t>
-      </w:r>
-      <w:r>
-        <w:rPr>
-          <w:b/>
-        </w:rPr>
-        <w:t>Refresh list</w:t>
-      </w:r>
-      <w:r>
-        <w:t>).</w:t>
-      </w:r>
-    </w:p>
-    <w:p>
-      <w:pPr>
-        <w:pStyle w:val="ListNumber"/>
-      </w:pPr>
-      <w:r>
-        <w:t>The table lists every COMTRADE-style record found:</w:t>
-      </w:r>
-    </w:p>
-    <w:tbl>
-      <w:tblPr>
-        <w:tblStyle w:val="TableGrid"/>
-        <w:tblW w:type="auto" w:w="0"/>
-        <w:tblLook w:firstColumn="1" w:firstRow="1" w:lastColumn="0" w:lastRow="0" w:noHBand="0" w:noVBand="1" w:val="04A0"/>
-      </w:tblPr>
-      <w:tblGrid>
-        <w:gridCol w:w="4680"/>
-        <w:gridCol w:w="4680"/>
-      </w:tblGrid>
-      <w:tr>
-        <w:tc>
-          <w:tcPr>
-            <w:tcW w:type="dxa" w:w="4680"/>
-          </w:tcPr>
-          <w:p>
-            <w:r>
-              <w:rPr>
-                <w:b/>
-                <w:sz w:val="18"/>
-              </w:rPr>
-              <w:t>Column</w:t>
-            </w:r>
-          </w:p>
-        </w:tc>
-        <w:tc>
-          <w:tcPr>
-            <w:tcW w:type="dxa" w:w="4680"/>
-          </w:tcPr>
-          <w:p>
-            <w:r>
-              <w:rPr>
-                <w:b/>
-                <w:sz w:val="18"/>
-              </w:rPr>
-              <w:t>Meaning</w:t>
-            </w:r>
-          </w:p>
-        </w:tc>
-      </w:tr>
-      <w:tr>
-        <w:tc>
-          <w:tcPr>
-            <w:tcW w:type="dxa" w:w="4680"/>
-          </w:tcPr>
-          <w:p>
-            <w:r>
-              <w:rPr>
-                <w:sz w:val="18"/>
-              </w:rPr>
-              <w:t>(checkbox)</w:t>
-            </w:r>
-          </w:p>
-        </w:tc>
-        <w:tc>
-          <w:tcPr>
-            <w:tcW w:type="dxa" w:w="4680"/>
-          </w:tcPr>
-          <w:p>
-            <w:r>
-              <w:rPr>
-                <w:sz w:val="18"/>
-              </w:rPr>
-              <w:t>Select the record(s) to fetch</w:t>
-            </w:r>
-          </w:p>
-        </w:tc>
-      </w:tr>
-      <w:tr>
-        <w:tc>
-          <w:tcPr>
-            <w:tcW w:type="dxa" w:w="4680"/>
-          </w:tcPr>
-          <w:p>
-            <w:r>
-              <w:rPr>
-                <w:sz w:val="18"/>
-              </w:rPr>
-              <w:t>Record</w:t>
-            </w:r>
-          </w:p>
-        </w:tc>
-        <w:tc>
-          <w:tcPr>
-            <w:tcW w:type="dxa" w:w="4680"/>
-          </w:tcPr>
-          <w:p>
-            <w:r>
-              <w:rPr>
-                <w:sz w:val="18"/>
-              </w:rPr>
-              <w:t>Base name + directory on the IED</w:t>
-            </w:r>
-          </w:p>
-        </w:tc>
-      </w:tr>
-      <w:tr>
-        <w:tc>
-          <w:tcPr>
-            <w:tcW w:type="dxa" w:w="4680"/>
-          </w:tcPr>
-          <w:p>
-            <w:r>
-              <w:rPr>
-                <w:sz w:val="18"/>
-              </w:rPr>
-              <w:t>Recorded</w:t>
-            </w:r>
-          </w:p>
-        </w:tc>
-        <w:tc>
-          <w:tcPr>
-            <w:tcW w:type="dxa" w:w="4680"/>
-          </w:tcPr>
-          <w:p>
-            <w:r>
-              <w:rPr>
-                <w:sz w:val="18"/>
-              </w:rPr>
-              <w:t>File-store time</w:t>
-            </w:r>
-          </w:p>
-        </w:tc>
-      </w:tr>
-      <w:tr>
-        <w:tc>
-          <w:tcPr>
-            <w:tcW w:type="dxa" w:w="4680"/>
-          </w:tcPr>
-          <w:p>
-            <w:r>
-              <w:rPr>
-                <w:sz w:val="18"/>
-              </w:rPr>
-              <w:t>Files</w:t>
-            </w:r>
-          </w:p>
-        </w:tc>
-        <w:tc>
-          <w:tcPr>
-            <w:tcW w:type="dxa" w:w="4680"/>
-          </w:tcPr>
-          <w:p>
-            <w:r>
-              <w:rPr>
-                <w:sz w:val="18"/>
-              </w:rPr>
-              <w:t>Members (CFG, DAT, HDR, INF, CFF, …)</w:t>
-            </w:r>
-          </w:p>
-        </w:tc>
-      </w:tr>
-      <w:tr>
-        <w:tc>
-          <w:tcPr>
-            <w:tcW w:type="dxa" w:w="4680"/>
-          </w:tcPr>
-          <w:p>
-            <w:r>
-              <w:rPr>
-                <w:sz w:val="18"/>
-              </w:rPr>
-              <w:t>Size</w:t>
-            </w:r>
-          </w:p>
-        </w:tc>
-        <w:tc>
-          <w:tcPr>
-            <w:tcW w:type="dxa" w:w="4680"/>
-          </w:tcPr>
-          <w:p>
-            <w:r>
-              <w:rPr>
-                <w:sz w:val="18"/>
-              </w:rPr>
-              <w:t>Total size</w:t>
-            </w:r>
-          </w:p>
-        </w:tc>
-      </w:tr>
-      <w:tr>
-        <w:tc>
-          <w:tcPr>
-            <w:tcW w:type="dxa" w:w="4680"/>
-          </w:tcPr>
-          <w:p>
-            <w:r>
-              <w:rPr>
-                <w:sz w:val="18"/>
-              </w:rPr>
-              <w:t>Status</w:t>
-            </w:r>
-          </w:p>
-        </w:tc>
-        <w:tc>
-          <w:tcPr>
-            <w:tcW w:type="dxa" w:w="4680"/>
-          </w:tcPr>
-          <w:p>
-            <w:r>
-              <w:rPr>
-                <w:sz w:val="18"/>
-              </w:rPr>
-              <w:t>Complete · Incomplete · Already fetched (link to the existing event)</w:t>
-            </w:r>
-          </w:p>
-        </w:tc>
-      </w:tr>
-    </w:tbl>
-    <w:p/>
-    <w:p>
-      <w:pPr>
-        <w:pStyle w:val="ListNumber"/>
-      </w:pPr>
-      <w:r>
-        <w:rPr>
-          <w:b/>
-        </w:rPr>
-        <w:t>All new complete</w:t>
-      </w:r>
-      <w:r>
-        <w:t xml:space="preserve"> records are pre-selected. Use </w:t>
-      </w:r>
-      <w:r>
-        <w:rPr>
-          <w:b/>
-        </w:rPr>
-        <w:t>Select all new</w:t>
+        <w:t>LPHD.PhyNam</w:t>
       </w:r>
       <w:r>
         <w:t xml:space="preserve"> / </w:t>
-      </w:r>
-      <w:r>
-        <w:rPr>
-          <w:b/>
-        </w:rPr>
-        <w:t>Clear</w:t>
-      </w:r>
-      <w:r>
-        <w:t>, or tick individually.</w:t>
-      </w:r>
-    </w:p>
-    <w:p>
-      <w:pPr>
-        <w:pStyle w:val="ListNumber"/>
-      </w:pPr>
-      <w:r>
-        <w:t xml:space="preserve">Click </w:t>
-      </w:r>
-      <w:r>
-        <w:rPr>
-          <w:b/>
-        </w:rPr>
-        <w:t>Fetch DR + settings / events</w:t>
-      </w:r>
-      <w:r>
-        <w:t>.</w:t>
-      </w:r>
-    </w:p>
-    <w:p>
-      <w:r>
-        <w:rPr>
-          <w:b/>
-        </w:rPr>
-        <w:t>Multiple DRs → multiple events:</w:t>
-      </w:r>
-      <w:r>
-        <w:t xml:space="preserve"> each selected complete record becomes its </w:t>
-      </w:r>
-      <w:r>
-        <w:rPr>
-          <w:b/>
-        </w:rPr>
-        <w:t>own</w:t>
-      </w:r>
-      <w:r>
-        <w:t xml:space="preserve"> event (</w:t>
       </w:r>
       <w:r>
         <w:rPr>
           <w:rFonts w:ascii="Consolas" w:hAnsi="Consolas"/>
           <w:sz w:val="18"/>
         </w:rPr>
-        <w:t>EVT-YYYY-NNNNN</w:t>
-      </w:r>
-      <w:r>
-        <w:t>), with that record’s COMTRADE files. Settings/SOE ride along (see [§10.7](#107-matching-soe--events-to-the-right-dr)).</w:t>
-      </w:r>
-    </w:p>
-    <w:p>
-      <w:r>
-        <w:rPr>
-          <w:b/>
-        </w:rPr>
-        <w:t>Shortcut:</w:t>
-      </w:r>
-      <w:r>
-        <w:t xml:space="preserve"> you can click </w:t>
-      </w:r>
-      <w:r>
-        <w:rPr>
-          <w:b/>
-        </w:rPr>
-        <w:t>Fetch</w:t>
-      </w:r>
-      <w:r>
-        <w:t xml:space="preserve"> without listing first — the app lists the IED and takes </w:t>
-      </w:r>
-      <w:r>
-        <w:rPr>
-          <w:b/>
-        </w:rPr>
-        <w:t>all new complete</w:t>
-      </w:r>
-      <w:r>
-        <w:t xml:space="preserve"> DRs.</w:t>
-      </w:r>
-    </w:p>
-    <w:p>
-      <w:r>
-        <w:t xml:space="preserve">Browsing is limited to about </w:t>
-      </w:r>
-      <w:r>
-        <w:rPr>
-          <w:b/>
-        </w:rPr>
-        <w:t>90 s</w:t>
-      </w:r>
-      <w:r>
-        <w:t xml:space="preserve">. After a successful list, </w:t>
-      </w:r>
-      <w:r>
-        <w:rPr>
-          <w:b/>
-        </w:rPr>
-        <w:t>Found under:</w:t>
-      </w:r>
-      <w:r>
-        <w:t xml:space="preserve"> shows directories where records were discovered (click to set as COMTRADE path).</w:t>
+        <w:t>LLN0.NamPlt</w:t>
+      </w:r>
+    </w:p>
+    <w:p>
+      <w:pPr>
+        <w:pStyle w:val="ListBullet"/>
+      </w:pPr>
+      <w:r>
+        <w:rPr>
+          <w:b/>
+        </w:rPr>
+        <w:t>file services NOT available</w:t>
+      </w:r>
+      <w:r>
+        <w:t xml:space="preserve"> means records cannot be listed or downloaded (settings/status can still be read)</w:t>
+      </w:r>
+    </w:p>
+    <w:p>
+      <w:pPr>
+        <w:pStyle w:val="ListBullet"/>
+      </w:pPr>
+      <w:r>
+        <w:t xml:space="preserve">Connect timeout </w:t>
+      </w:r>
+      <w:r>
+        <w:rPr>
+          <w:b/>
+        </w:rPr>
+        <w:t>10 s</w:t>
+      </w:r>
+      <w:r>
+        <w:t xml:space="preserve">, per-request timeout </w:t>
+      </w:r>
+      <w:r>
+        <w:rPr>
+          <w:b/>
+        </w:rPr>
+        <w:t>20 s</w:t>
+      </w:r>
+    </w:p>
+    <w:p>
+      <w:pPr>
+        <w:ind w:left="360"/>
+      </w:pPr>
+      <w:r>
+        <w:rPr>
+          <w:i/>
+          <w:color w:val="335577"/>
+        </w:rPr>
+        <w:t>**Where do COMTRADE paths come from?** Not from the internet. Market tools either **browse the IED** or let you set the path from the vendor configuration tool / IED manual. This product does the same.</w:t>
       </w:r>
     </w:p>
     <w:p>
@@ -8134,7 +7538,7 @@
         <w:pStyle w:val="Heading2"/>
       </w:pPr>
       <w:r>
-        <w:t>10.5 Fetch options (with every DR)</w:t>
+        <w:t>10.3 Vendor profiles</w:t>
       </w:r>
     </w:p>
     <w:tbl>
@@ -8159,7 +7563,7 @@
                 <w:b/>
                 <w:sz w:val="18"/>
               </w:rPr>
-              <w:t>Option</w:t>
+              <w:t>Profile</w:t>
             </w:r>
           </w:p>
         </w:tc>
@@ -8173,7 +7577,7 @@
                 <w:b/>
                 <w:sz w:val="18"/>
               </w:rPr>
-              <w:t>Default</w:t>
+              <w:t>Families (examples)</w:t>
             </w:r>
           </w:p>
         </w:tc>
@@ -8187,7 +7591,7 @@
                 <w:b/>
                 <w:sz w:val="18"/>
               </w:rPr>
-              <w:t>What it does</w:t>
+              <w:t>Where records are looked for</w:t>
             </w:r>
           </w:p>
         </w:tc>
@@ -8202,7 +7606,7 @@
               <w:rPr>
                 <w:sz w:val="18"/>
               </w:rPr>
-              <w:t>Also fetch settings</w:t>
+              <w:t>Auto-detect</w:t>
             </w:r>
           </w:p>
         </w:tc>
@@ -8215,7 +7619,7 @@
               <w:rPr>
                 <w:sz w:val="18"/>
               </w:rPr>
-              <w:t>On</w:t>
+              <w:t>Any IEC 61850 Ed1 / Ed2 / Ed2.1 with MMS file services</w:t>
             </w:r>
           </w:p>
         </w:tc>
@@ -8228,7 +7632,7 @@
               <w:rPr>
                 <w:sz w:val="18"/>
               </w:rPr>
-              <w:t>Settings files from the store and SP/SG/CF reads on protection LNs → iec61850_settings_&lt;tag&gt;.json</w:t>
+              <w:t>/COMTRADE/ then vendor folders once nameplate is known</w:t>
             </w:r>
           </w:p>
         </w:tc>
@@ -8243,7 +7647,7 @@
               <w:rPr>
                 <w:sz w:val="18"/>
               </w:rPr>
-              <w:t>Also fetch events / SOE</w:t>
+              <w:t>ABB / Hitachi Energy</w:t>
             </w:r>
           </w:p>
         </w:tc>
@@ -8256,7 +7660,7 @@
               <w:rPr>
                 <w:sz w:val="18"/>
               </w:rPr>
-              <w:t>On</w:t>
+              <w:t>Relion 605…670 series</w:t>
             </w:r>
           </w:p>
         </w:tc>
@@ -8269,7 +7673,7 @@
               <w:rPr>
                 <w:sz w:val="18"/>
               </w:rPr>
-              <w:t>Event/log files and start/trip/breaker status → iec61850_soe_&lt;tag&gt;.csv (then matched to each DR)</w:t>
+              <w:t>/COMTRADE/, /DR/, … ; events /EVENTS/</w:t>
             </w:r>
           </w:p>
         </w:tc>
@@ -8284,7 +7688,7 @@
               <w:rPr>
                 <w:sz w:val="18"/>
               </w:rPr>
-              <w:t>Also fetch SCL (CID/ICD)</w:t>
+              <w:t>Siemens</w:t>
             </w:r>
           </w:p>
         </w:tc>
@@ -8297,7 +7701,7 @@
               <w:rPr>
                 <w:sz w:val="18"/>
               </w:rPr>
-              <w:t>Off</w:t>
+              <w:t>SIPROTEC 5 / 4 EN100, Reyrolle 7SR5</w:t>
             </w:r>
           </w:p>
         </w:tc>
@@ -8310,7 +7714,7 @@
               <w:rPr>
                 <w:sz w:val="18"/>
               </w:rPr>
-              <w:t>SCL as attachment only (manual fetch; not in auto-fetch)</w:t>
+              <w:t>/COMTRADE/&lt;LD&gt;/, /FAULTREC/, /REC/</w:t>
             </w:r>
           </w:p>
         </w:tc>
@@ -8325,7 +7729,7 @@
               <w:rPr>
                 <w:sz w:val="18"/>
               </w:rPr>
-              <w:t>Description</w:t>
+              <w:t>GE Vernova (Multilin)</w:t>
             </w:r>
           </w:p>
         </w:tc>
@@ -8338,7 +7742,7 @@
               <w:rPr>
                 <w:sz w:val="18"/>
               </w:rPr>
-              <w:t>—</w:t>
+              <w:t>UR / UR+, 8 Series</w:t>
             </w:r>
           </w:p>
         </w:tc>
@@ -8351,7 +7755,171 @@
               <w:rPr>
                 <w:sz w:val="18"/>
               </w:rPr>
-              <w:t>Optional text stored on the created event(s)</w:t>
+              <w:t>/COMTRADE/, /OSCILLOGRAPHY/, root OSC*.CFG</w:t>
+            </w:r>
+          </w:p>
+        </w:tc>
+      </w:tr>
+      <w:tr>
+        <w:tc>
+          <w:tcPr>
+            <w:tcW w:type="dxa" w:w="3120"/>
+          </w:tcPr>
+          <w:p>
+            <w:r>
+              <w:rPr>
+                <w:sz w:val="18"/>
+              </w:rPr>
+              <w:t>Schneider Electric</w:t>
+            </w:r>
+          </w:p>
+        </w:tc>
+        <w:tc>
+          <w:tcPr>
+            <w:tcW w:type="dxa" w:w="3120"/>
+          </w:tcPr>
+          <w:p>
+            <w:r>
+              <w:rPr>
+                <w:sz w:val="18"/>
+              </w:rPr>
+              <w:t>MiCOM / Easergy / Sepam</w:t>
+            </w:r>
+          </w:p>
+        </w:tc>
+        <w:tc>
+          <w:tcPr>
+            <w:tcW w:type="dxa" w:w="3120"/>
+          </w:tcPr>
+          <w:p>
+            <w:r>
+              <w:rPr>
+                <w:sz w:val="18"/>
+              </w:rPr>
+              <w:t>/COMTRADE/, /DR/, /DISTURBANCE/</w:t>
+            </w:r>
+          </w:p>
+        </w:tc>
+      </w:tr>
+      <w:tr>
+        <w:tc>
+          <w:tcPr>
+            <w:tcW w:type="dxa" w:w="3120"/>
+          </w:tcPr>
+          <w:p>
+            <w:r>
+              <w:rPr>
+                <w:sz w:val="18"/>
+              </w:rPr>
+              <w:t>Schweitzer (SEL)</w:t>
+            </w:r>
+          </w:p>
+        </w:tc>
+        <w:tc>
+          <w:tcPr>
+            <w:tcW w:type="dxa" w:w="3120"/>
+          </w:tcPr>
+          <w:p>
+            <w:r>
+              <w:rPr>
+                <w:sz w:val="18"/>
+              </w:rPr>
+              <w:t>4xx / 7xx / RTAC</w:t>
+            </w:r>
+          </w:p>
+        </w:tc>
+        <w:tc>
+          <w:tcPr>
+            <w:tcW w:type="dxa" w:w="3120"/>
+          </w:tcPr>
+          <w:p>
+            <w:r>
+              <w:rPr>
+                <w:sz w:val="18"/>
+              </w:rPr>
+              <w:t>/COMTRADE/, /EVENTS/; settings /SETTINGS/</w:t>
+            </w:r>
+          </w:p>
+        </w:tc>
+      </w:tr>
+      <w:tr>
+        <w:tc>
+          <w:tcPr>
+            <w:tcW w:type="dxa" w:w="3120"/>
+          </w:tcPr>
+          <w:p>
+            <w:r>
+              <w:rPr>
+                <w:sz w:val="18"/>
+              </w:rPr>
+              <w:t>NR Electric</w:t>
+            </w:r>
+          </w:p>
+        </w:tc>
+        <w:tc>
+          <w:tcPr>
+            <w:tcW w:type="dxa" w:w="3120"/>
+          </w:tcPr>
+          <w:p>
+            <w:r>
+              <w:rPr>
+                <w:sz w:val="18"/>
+              </w:rPr>
+              <w:t>PCS-9xx</w:t>
+            </w:r>
+          </w:p>
+        </w:tc>
+        <w:tc>
+          <w:tcPr>
+            <w:tcW w:type="dxa" w:w="3120"/>
+          </w:tcPr>
+          <w:p>
+            <w:r>
+              <w:rPr>
+                <w:sz w:val="18"/>
+              </w:rPr>
+              <w:t>/COMTRADE/, /RECORD/, /WAVE/</w:t>
+            </w:r>
+          </w:p>
+        </w:tc>
+      </w:tr>
+      <w:tr>
+        <w:tc>
+          <w:tcPr>
+            <w:tcW w:type="dxa" w:w="3120"/>
+          </w:tcPr>
+          <w:p>
+            <w:r>
+              <w:rPr>
+                <w:sz w:val="18"/>
+              </w:rPr>
+              <w:t>Toshiba / ZIV / Other</w:t>
+            </w:r>
+          </w:p>
+        </w:tc>
+        <w:tc>
+          <w:tcPr>
+            <w:tcW w:type="dxa" w:w="3120"/>
+          </w:tcPr>
+          <w:p>
+            <w:r>
+              <w:rPr>
+                <w:sz w:val="18"/>
+              </w:rPr>
+              <w:t>GR / ZLV / generic</w:t>
+            </w:r>
+          </w:p>
+        </w:tc>
+        <w:tc>
+          <w:tcPr>
+            <w:tcW w:type="dxa" w:w="3120"/>
+          </w:tcPr>
+          <w:p>
+            <w:r>
+              <w:rPr>
+                <w:sz w:val="18"/>
+              </w:rPr>
+              <w:t>/COMTRADE/ plus vendor-specific folders</w:t>
             </w:r>
           </w:p>
         </w:tc>
@@ -8360,39 +7928,26 @@
     <w:p/>
     <w:p>
       <w:r>
-        <w:t xml:space="preserve">The primary button is always </w:t>
-      </w:r>
-      <w:r>
-        <w:rPr>
-          <w:b/>
-        </w:rPr>
-        <w:t>Fetch DR + settings / events</w:t>
-      </w:r>
-      <w:r>
-        <w:t xml:space="preserve"> (wording adjusts with how many DRs are selected). Disturbance records are </w:t>
-      </w:r>
-      <w:r>
-        <w:rPr>
-          <w:b/>
-        </w:rPr>
-        <w:t>always</w:t>
-      </w:r>
-      <w:r>
-        <w:t xml:space="preserve"> included when complete ones exist — this is not a settings-only path when DRs are available.</w:t>
-      </w:r>
-    </w:p>
-    <w:p>
-      <w:r>
-        <w:t xml:space="preserve">Acquisition time budget ≈ </w:t>
-      </w:r>
-      <w:r>
-        <w:rPr>
-          <w:b/>
-        </w:rPr>
-        <w:t>240 s</w:t>
-      </w:r>
-      <w:r>
-        <w:t>. Warnings appear under “*N warning(s) during fetch*”; the event still holds whatever was retrieved.</w:t>
+        <w:t xml:space="preserve">Auto-detect is enough for most relays. If Browse is empty, set </w:t>
+      </w:r>
+      <w:r>
+        <w:rPr>
+          <w:b/>
+        </w:rPr>
+        <w:t>COMTRADE path</w:t>
+      </w:r>
+      <w:r>
+        <w:t xml:space="preserve"> (e.g. </w:t>
+      </w:r>
+      <w:r>
+        <w:rPr>
+          <w:rFonts w:ascii="Consolas" w:hAnsi="Consolas"/>
+          <w:sz w:val="18"/>
+        </w:rPr>
+        <w:t>/COMTRADE/</w:t>
+      </w:r>
+      <w:r>
+        <w:t>) or pick the vendor explicitly.</w:t>
       </w:r>
     </w:p>
     <w:p>
@@ -8400,7 +7955,41 @@
         <w:pStyle w:val="Heading2"/>
       </w:pPr>
       <w:r>
-        <w:t>10.6 What gets created per DR</w:t>
+        <w:t>10.4 List and select disturbance records (multi-DR)</w:t>
+      </w:r>
+    </w:p>
+    <w:p>
+      <w:pPr>
+        <w:pStyle w:val="ListNumber"/>
+      </w:pPr>
+      <w:r>
+        <w:t xml:space="preserve">Click </w:t>
+      </w:r>
+      <w:r>
+        <w:rPr>
+          <w:b/>
+        </w:rPr>
+        <w:t>List records on IED</w:t>
+      </w:r>
+      <w:r>
+        <w:t xml:space="preserve"> (later </w:t>
+      </w:r>
+      <w:r>
+        <w:rPr>
+          <w:b/>
+        </w:rPr>
+        <w:t>Refresh list</w:t>
+      </w:r>
+      <w:r>
+        <w:t>).</w:t>
+      </w:r>
+    </w:p>
+    <w:p>
+      <w:pPr>
+        <w:pStyle w:val="ListNumber"/>
+      </w:pPr>
+      <w:r>
+        <w:t>The table lists every COMTRADE-style record found:</w:t>
       </w:r>
     </w:p>
     <w:tbl>
@@ -8424,7 +8013,7 @@
                 <w:b/>
                 <w:sz w:val="18"/>
               </w:rPr>
-              <w:t>File on the event</w:t>
+              <w:t>Column</w:t>
             </w:r>
           </w:p>
         </w:tc>
@@ -8438,7 +8027,7 @@
                 <w:b/>
                 <w:sz w:val="18"/>
               </w:rPr>
-              <w:t>Content</w:t>
+              <w:t>Meaning</w:t>
             </w:r>
           </w:p>
         </w:tc>
@@ -8453,20 +8042,20 @@
               <w:rPr>
                 <w:sz w:val="18"/>
               </w:rPr>
-              <w:t>*.cfg / *.dat / *.hdr / *.inf / *.cff / *.cev</w:t>
-            </w:r>
-          </w:p>
-        </w:tc>
-        <w:tc>
-          <w:tcPr>
-            <w:tcW w:type="dxa" w:w="4680"/>
-          </w:tcPr>
-          <w:p>
-            <w:r>
-              <w:rPr>
-                <w:sz w:val="18"/>
-              </w:rPr>
-              <w:t>Immutable COMTRADE members (SHA-256)</w:t>
+              <w:t>(checkbox)</w:t>
+            </w:r>
+          </w:p>
+        </w:tc>
+        <w:tc>
+          <w:tcPr>
+            <w:tcW w:type="dxa" w:w="4680"/>
+          </w:tcPr>
+          <w:p>
+            <w:r>
+              <w:rPr>
+                <w:sz w:val="18"/>
+              </w:rPr>
+              <w:t>Select the record(s) to fetch</w:t>
             </w:r>
           </w:p>
         </w:tc>
@@ -8481,20 +8070,20 @@
               <w:rPr>
                 <w:sz w:val="18"/>
               </w:rPr>
-              <w:t>iec61850_settings_&lt;tag&gt;.json</w:t>
-            </w:r>
-          </w:p>
-        </w:tc>
-        <w:tc>
-          <w:tcPr>
-            <w:tcW w:type="dxa" w:w="4680"/>
-          </w:tcPr>
-          <w:p>
-            <w:r>
-              <w:rPr>
-                <w:sz w:val="18"/>
-              </w:rPr>
-              <w:t>Mapped settings + iec61850_raw</w:t>
+              <w:t>Record</w:t>
+            </w:r>
+          </w:p>
+        </w:tc>
+        <w:tc>
+          <w:tcPr>
+            <w:tcW w:type="dxa" w:w="4680"/>
+          </w:tcPr>
+          <w:p>
+            <w:r>
+              <w:rPr>
+                <w:sz w:val="18"/>
+              </w:rPr>
+              <w:t>Base name + directory on the IED</w:t>
             </w:r>
           </w:p>
         </w:tc>
@@ -8509,20 +8098,20 @@
               <w:rPr>
                 <w:sz w:val="18"/>
               </w:rPr>
-              <w:t>iec61850_soe_&lt;tag&gt;.csv</w:t>
-            </w:r>
-          </w:p>
-        </w:tc>
-        <w:tc>
-          <w:tcPr>
-            <w:tcW w:type="dxa" w:w="4680"/>
-          </w:tcPr>
-          <w:p>
-            <w:r>
-              <w:rPr>
-                <w:sz w:val="18"/>
-              </w:rPr>
-              <w:t>SOE rows for this DR’s time window (or full snapshot if untimed)</w:t>
+              <w:t>Recorded</w:t>
+            </w:r>
+          </w:p>
+        </w:tc>
+        <w:tc>
+          <w:tcPr>
+            <w:tcW w:type="dxa" w:w="4680"/>
+          </w:tcPr>
+          <w:p>
+            <w:r>
+              <w:rPr>
+                <w:sz w:val="18"/>
+              </w:rPr>
+              <w:t>File-store time</w:t>
             </w:r>
           </w:p>
         </w:tc>
@@ -8537,20 +8126,20 @@
               <w:rPr>
                 <w:sz w:val="18"/>
               </w:rPr>
-              <w:t>Vendor settings / event files</w:t>
-            </w:r>
-          </w:p>
-        </w:tc>
-        <w:tc>
-          <w:tcPr>
-            <w:tcW w:type="dxa" w:w="4680"/>
-          </w:tcPr>
-          <w:p>
-            <w:r>
-              <w:rPr>
-                <w:sz w:val="18"/>
-              </w:rPr>
-              <w:t>When present and matched</w:t>
+              <w:t>Files</w:t>
+            </w:r>
+          </w:p>
+        </w:tc>
+        <w:tc>
+          <w:tcPr>
+            <w:tcW w:type="dxa" w:w="4680"/>
+          </w:tcPr>
+          <w:p>
+            <w:r>
+              <w:rPr>
+                <w:sz w:val="18"/>
+              </w:rPr>
+              <w:t>Members (CFG, DAT, HDR, INF, CFF, …)</w:t>
             </w:r>
           </w:p>
         </w:tc>
@@ -8565,20 +8154,48 @@
               <w:rPr>
                 <w:sz w:val="18"/>
               </w:rPr>
-              <w:t>SCL</w:t>
-            </w:r>
-          </w:p>
-        </w:tc>
-        <w:tc>
-          <w:tcPr>
-            <w:tcW w:type="dxa" w:w="4680"/>
-          </w:tcPr>
-          <w:p>
-            <w:r>
-              <w:rPr>
-                <w:sz w:val="18"/>
-              </w:rPr>
-              <w:t>If SCL option ticked</w:t>
+              <w:t>Size</w:t>
+            </w:r>
+          </w:p>
+        </w:tc>
+        <w:tc>
+          <w:tcPr>
+            <w:tcW w:type="dxa" w:w="4680"/>
+          </w:tcPr>
+          <w:p>
+            <w:r>
+              <w:rPr>
+                <w:sz w:val="18"/>
+              </w:rPr>
+              <w:t>Total size</w:t>
+            </w:r>
+          </w:p>
+        </w:tc>
+      </w:tr>
+      <w:tr>
+        <w:tc>
+          <w:tcPr>
+            <w:tcW w:type="dxa" w:w="4680"/>
+          </w:tcPr>
+          <w:p>
+            <w:r>
+              <w:rPr>
+                <w:sz w:val="18"/>
+              </w:rPr>
+              <w:t>Status</w:t>
+            </w:r>
+          </w:p>
+        </w:tc>
+        <w:tc>
+          <w:tcPr>
+            <w:tcW w:type="dxa" w:w="4680"/>
+          </w:tcPr>
+          <w:p>
+            <w:r>
+              <w:rPr>
+                <w:sz w:val="18"/>
+              </w:rPr>
+              <w:t>Complete · Incomplete · Already fetched (link to the existing event)</w:t>
             </w:r>
           </w:p>
         </w:tc>
@@ -8586,32 +8203,23 @@
     </w:tbl>
     <w:p/>
     <w:p>
-      <w:r>
-        <w:t xml:space="preserve">Settings are read from protection </w:t>
-      </w:r>
-      <w:r>
-        <w:rPr>
-          <w:b/>
-        </w:rPr>
-        <w:t>P\</w:t>
-      </w:r>
-      <w:r>
-        <w:t xml:space="preserve">* / related </w:t>
-      </w:r>
-      <w:r>
-        <w:rPr>
-          <w:b/>
-        </w:rPr>
-        <w:t>R\</w:t>
-      </w:r>
-      <w:r>
-        <w:t xml:space="preserve">* LNs, </w:t>
-      </w:r>
-      <w:r>
-        <w:rPr>
-          <w:b/>
-        </w:rPr>
-        <w:t>TCTR</w:t>
+      <w:pPr>
+        <w:pStyle w:val="ListNumber"/>
+      </w:pPr>
+      <w:r>
+        <w:rPr>
+          <w:b/>
+        </w:rPr>
+        <w:t>All new complete</w:t>
+      </w:r>
+      <w:r>
+        <w:t xml:space="preserve"> records are pre-selected. Use </w:t>
+      </w:r>
+      <w:r>
+        <w:rPr>
+          <w:b/>
+        </w:rPr>
+        <w:t>Select all new</w:t>
       </w:r>
       <w:r>
         <w:t xml:space="preserve"> / </w:t>
@@ -8620,68 +8228,109 @@
         <w:rPr>
           <w:b/>
         </w:rPr>
-        <w:t>TVTR</w:t>
-      </w:r>
-      <w:r>
-        <w:t xml:space="preserve"> / </w:t>
-      </w:r>
-      <w:r>
-        <w:rPr>
-          <w:b/>
-        </w:rPr>
-        <w:t>XCBR</w:t>
-      </w:r>
-      <w:r>
-        <w:t xml:space="preserve">, FCs </w:t>
-      </w:r>
-      <w:r>
-        <w:rPr>
-          <w:b/>
-        </w:rPr>
-        <w:t>SP / SG / CF</w:t>
-      </w:r>
-      <w:r>
-        <w:t xml:space="preserve">, active group </w:t>
+        <w:t>Clear</w:t>
+      </w:r>
+      <w:r>
+        <w:t>, or tick individually.</w:t>
+      </w:r>
+    </w:p>
+    <w:p>
+      <w:pPr>
+        <w:pStyle w:val="ListNumber"/>
+      </w:pPr>
+      <w:r>
+        <w:t xml:space="preserve">Click </w:t>
+      </w:r>
+      <w:r>
+        <w:rPr>
+          <w:b/>
+        </w:rPr>
+        <w:t>Fetch DR + settings / events</w:t>
+      </w:r>
+      <w:r>
+        <w:t>.</w:t>
+      </w:r>
+    </w:p>
+    <w:p>
+      <w:r>
+        <w:rPr>
+          <w:b/>
+        </w:rPr>
+        <w:t>Multiple DRs → multiple events:</w:t>
+      </w:r>
+      <w:r>
+        <w:t xml:space="preserve"> each selected complete record becomes its </w:t>
+      </w:r>
+      <w:r>
+        <w:rPr>
+          <w:b/>
+        </w:rPr>
+        <w:t>own</w:t>
+      </w:r>
+      <w:r>
+        <w:t xml:space="preserve"> event (</w:t>
       </w:r>
       <w:r>
         <w:rPr>
           <w:rFonts w:ascii="Consolas" w:hAnsi="Consolas"/>
           <w:sz w:val="18"/>
         </w:rPr>
-        <w:t>LLN0.SGCB.ActSG</w:t>
-      </w:r>
-      <w:r>
-        <w:t>.</w:t>
-      </w:r>
-    </w:p>
-    <w:p>
-      <w:r>
-        <w:rPr>
-          <w:b/>
-        </w:rPr>
-        <w:t>DR time</w:t>
-      </w:r>
-      <w:r>
-        <w:t xml:space="preserve"> on the event prefers the COMTRADE trigger/start from the CFG; otherwise the file-store “Recorded” time. Acquisition metadata (method </w:t>
-      </w:r>
-      <w:r>
-        <w:rPr>
-          <w:rFonts w:ascii="Consolas" w:hAnsi="Consolas"/>
-          <w:sz w:val="18"/>
-        </w:rPr>
-        <w:t>IEC61850_MMS</w:t>
-      </w:r>
-      <w:r>
-        <w:t xml:space="preserve">, MANUAL/AUTO, host, record key, nameplate) is stored on the event. Audit: </w:t>
-      </w:r>
-      <w:r>
-        <w:rPr>
-          <w:b/>
-        </w:rPr>
-        <w:t>`IEC61850_FETCH`</w:t>
-      </w:r>
-      <w:r>
-        <w:t>.</w:t>
+        <w:t>EVT-YYYY-NNNNN</w:t>
+      </w:r>
+      <w:r>
+        <w:t>), with that record’s COMTRADE files. Settings/SOE ride along (see [§10.7](#107-matching-soe--events-to-the-right-dr)).</w:t>
+      </w:r>
+    </w:p>
+    <w:p>
+      <w:r>
+        <w:rPr>
+          <w:b/>
+        </w:rPr>
+        <w:t>Shortcut:</w:t>
+      </w:r>
+      <w:r>
+        <w:t xml:space="preserve"> you can click </w:t>
+      </w:r>
+      <w:r>
+        <w:rPr>
+          <w:b/>
+        </w:rPr>
+        <w:t>Fetch</w:t>
+      </w:r>
+      <w:r>
+        <w:t xml:space="preserve"> without listing first — the app lists the IED and takes </w:t>
+      </w:r>
+      <w:r>
+        <w:rPr>
+          <w:b/>
+        </w:rPr>
+        <w:t>all new complete</w:t>
+      </w:r>
+      <w:r>
+        <w:t xml:space="preserve"> DRs.</w:t>
+      </w:r>
+    </w:p>
+    <w:p>
+      <w:r>
+        <w:t xml:space="preserve">Browsing is limited to about </w:t>
+      </w:r>
+      <w:r>
+        <w:rPr>
+          <w:b/>
+        </w:rPr>
+        <w:t>90 s</w:t>
+      </w:r>
+      <w:r>
+        <w:t xml:space="preserve">. After a successful list, </w:t>
+      </w:r>
+      <w:r>
+        <w:rPr>
+          <w:b/>
+        </w:rPr>
+        <w:t>Found under:</w:t>
+      </w:r>
+      <w:r>
+        <w:t xml:space="preserve"> shows directories where records were discovered (click to set as COMTRADE path).</w:t>
       </w:r>
     </w:p>
     <w:p>
@@ -8689,507 +8338,7 @@
         <w:pStyle w:val="Heading2"/>
       </w:pPr>
       <w:r>
-        <w:t>10.7 Matching SOE / events to the right DR</w:t>
-      </w:r>
-    </w:p>
-    <w:p>
-      <w:r>
-        <w:t xml:space="preserve">When the IED has a </w:t>
-      </w:r>
-      <w:r>
-        <w:rPr>
-          <w:b/>
-        </w:rPr>
-        <w:t>large</w:t>
-      </w:r>
-      <w:r>
-        <w:t xml:space="preserve"> sequential-event (SER) history, the platform must not attach every row to every disturbance.</w:t>
-      </w:r>
-    </w:p>
-    <w:tbl>
-      <w:tblPr>
-        <w:tblStyle w:val="TableGrid"/>
-        <w:tblW w:type="auto" w:w="0"/>
-        <w:tblLook w:firstColumn="1" w:firstRow="1" w:lastColumn="0" w:lastRow="0" w:noHBand="0" w:noVBand="1" w:val="04A0"/>
-      </w:tblPr>
-      <w:tblGrid>
-        <w:gridCol w:w="4680"/>
-        <w:gridCol w:w="4680"/>
-      </w:tblGrid>
-      <w:tr>
-        <w:tc>
-          <w:tcPr>
-            <w:tcW w:type="dxa" w:w="4680"/>
-          </w:tcPr>
-          <w:p>
-            <w:r>
-              <w:rPr>
-                <w:b/>
-                <w:sz w:val="18"/>
-              </w:rPr>
-              <w:t>Priority</w:t>
-            </w:r>
-          </w:p>
-        </w:tc>
-        <w:tc>
-          <w:tcPr>
-            <w:tcW w:type="dxa" w:w="4680"/>
-          </w:tcPr>
-          <w:p>
-            <w:r>
-              <w:rPr>
-                <w:b/>
-                <w:sz w:val="18"/>
-              </w:rPr>
-              <w:t>Rule</w:t>
-            </w:r>
-          </w:p>
-        </w:tc>
-      </w:tr>
-      <w:tr>
-        <w:tc>
-          <w:tcPr>
-            <w:tcW w:type="dxa" w:w="4680"/>
-          </w:tcPr>
-          <w:p>
-            <w:r>
-              <w:rPr>
-                <w:sz w:val="18"/>
-              </w:rPr>
-              <w:t>1. DR digitals</w:t>
-            </w:r>
-          </w:p>
-        </w:tc>
-        <w:tc>
-          <w:tcPr>
-            <w:tcW w:type="dxa" w:w="4680"/>
-          </w:tcPr>
-          <w:p>
-            <w:r>
-              <w:rPr>
-                <w:sz w:val="18"/>
-              </w:rPr>
-              <w:t>COMTRADE pickup / trip / 52a on that record = primary evidence</w:t>
-            </w:r>
-          </w:p>
-        </w:tc>
-      </w:tr>
-      <w:tr>
-        <w:tc>
-          <w:tcPr>
-            <w:tcW w:type="dxa" w:w="4680"/>
-          </w:tcPr>
-          <w:p>
-            <w:r>
-              <w:rPr>
-                <w:sz w:val="18"/>
-              </w:rPr>
-              <w:t>2. Filename</w:t>
-            </w:r>
-          </w:p>
-        </w:tc>
-        <w:tc>
-          <w:tcPr>
-            <w:tcW w:type="dxa" w:w="4680"/>
-          </w:tcPr>
-          <w:p>
-            <w:r>
-              <w:rPr>
-                <w:sz w:val="18"/>
-              </w:rPr>
-              <w:t>Event/SOE file name contains the COMTRADE record stem → that DR only</w:t>
-            </w:r>
-          </w:p>
-        </w:tc>
-      </w:tr>
-      <w:tr>
-        <w:tc>
-          <w:tcPr>
-            <w:tcW w:type="dxa" w:w="4680"/>
-          </w:tcPr>
-          <w:p>
-            <w:r>
-              <w:rPr>
-                <w:sz w:val="18"/>
-              </w:rPr>
-              <w:t>3. Time window</w:t>
-            </w:r>
-          </w:p>
-        </w:tc>
-        <w:tc>
-          <w:tcPr>
-            <w:tcW w:type="dxa" w:w="4680"/>
-          </w:tcPr>
-          <w:p>
-            <w:r>
-              <w:rPr>
-                <w:sz w:val="18"/>
-              </w:rPr>
-              <w:t>Keep SOE CSV rows in DR start − 5 s … DR end + 30 s (CFG start + record duration)</w:t>
-            </w:r>
-          </w:p>
-        </w:tc>
-      </w:tr>
-      <w:tr>
-        <w:tc>
-          <w:tcPr>
-            <w:tcW w:type="dxa" w:w="4680"/>
-          </w:tcPr>
-          <w:p>
-            <w:r>
-              <w:rPr>
-                <w:sz w:val="18"/>
-              </w:rPr>
-              <w:t>4. Settings / SCL</w:t>
-            </w:r>
-          </w:p>
-        </w:tc>
-        <w:tc>
-          <w:tcPr>
-            <w:tcW w:type="dxa" w:w="4680"/>
-          </w:tcPr>
-          <w:p>
-            <w:r>
-              <w:rPr>
-                <w:sz w:val="18"/>
-              </w:rPr>
-              <w:t>Shared to every DR package (not time-sliced)</w:t>
-            </w:r>
-          </w:p>
-        </w:tc>
-      </w:tr>
-    </w:tbl>
-    <w:p/>
-    <w:p>
-      <w:r>
-        <w:t xml:space="preserve">During analysis the Sequence tab merges SOE into the timeline using the same window, so Summary / Sequence stay focused on </w:t>
-      </w:r>
-      <w:r>
-        <w:rPr>
-          <w:b/>
-        </w:rPr>
-        <w:t>this</w:t>
-      </w:r>
-      <w:r>
-        <w:t xml:space="preserve"> fault.</w:t>
-      </w:r>
-    </w:p>
-    <w:p>
-      <w:pPr>
-        <w:pStyle w:val="Heading2"/>
-      </w:pPr>
-      <w:r>
-        <w:t>10.8 After the fetch</w:t>
-      </w:r>
-    </w:p>
-    <w:p>
-      <w:pPr>
-        <w:pStyle w:val="ListBullet"/>
-      </w:pPr>
-      <w:r>
-        <w:t xml:space="preserve">One event created → often opens </w:t>
-      </w:r>
-      <w:r>
-        <w:rPr>
-          <w:b/>
-        </w:rPr>
-        <w:t>Summary</w:t>
-      </w:r>
-      <w:r>
-        <w:t xml:space="preserve"> (or Files, depending on package readiness / UI path).</w:t>
-      </w:r>
-    </w:p>
-    <w:p>
-      <w:pPr>
-        <w:pStyle w:val="ListBullet"/>
-      </w:pPr>
-      <w:r>
-        <w:t>Several events → IED event list refreshes.</w:t>
-      </w:r>
-    </w:p>
-    <w:p>
-      <w:pPr>
-        <w:pStyle w:val="ListBullet"/>
-      </w:pPr>
-      <w:r>
-        <w:rPr>
-          <w:b/>
-        </w:rPr>
-        <w:t>Package ready</w:t>
-      </w:r>
-      <w:r>
-        <w:t xml:space="preserve"> (COMTRADE </w:t>
-      </w:r>
-      <w:r>
-        <w:rPr>
-          <w:b/>
-        </w:rPr>
-        <w:t>and</w:t>
-      </w:r>
-      <w:r>
-        <w:t xml:space="preserve"> settings) → analysis can start automatically.</w:t>
-      </w:r>
-    </w:p>
-    <w:p>
-      <w:pPr>
-        <w:pStyle w:val="ListBullet"/>
-      </w:pPr>
-      <w:r>
-        <w:t xml:space="preserve">Browse again → those records show </w:t>
-      </w:r>
-      <w:r>
-        <w:rPr>
-          <w:b/>
-        </w:rPr>
-        <w:t>Already fetched</w:t>
-      </w:r>
-      <w:r>
-        <w:t xml:space="preserve"> (no accidental duplicates).</w:t>
-      </w:r>
-    </w:p>
-    <w:p>
-      <w:pPr>
-        <w:pStyle w:val="Heading2"/>
-      </w:pPr>
-      <w:r>
-        <w:t>10.9 Good practice</w:t>
-      </w:r>
-    </w:p>
-    <w:p>
-      <w:pPr>
-        <w:pStyle w:val="ListBullet"/>
-      </w:pPr>
-      <w:r>
-        <w:rPr>
-          <w:b/>
-        </w:rPr>
-        <w:t>Test connection</w:t>
-      </w:r>
-      <w:r>
-        <w:t xml:space="preserve"> first (correct relay / nameplate).</w:t>
-      </w:r>
-    </w:p>
-    <w:p>
-      <w:pPr>
-        <w:pStyle w:val="ListBullet"/>
-      </w:pPr>
-      <w:r>
-        <w:t xml:space="preserve">Keep </w:t>
-      </w:r>
-      <w:r>
-        <w:rPr>
-          <w:b/>
-        </w:rPr>
-        <w:t>Settings</w:t>
-      </w:r>
-      <w:r>
-        <w:t xml:space="preserve"> and </w:t>
-      </w:r>
-      <w:r>
-        <w:rPr>
-          <w:b/>
-        </w:rPr>
-        <w:t>Events</w:t>
-      </w:r>
-      <w:r>
-        <w:t xml:space="preserve"> on for consistency and Sequence enrichment.</w:t>
-      </w:r>
-    </w:p>
-    <w:p>
-      <w:pPr>
-        <w:pStyle w:val="ListBullet"/>
-      </w:pPr>
-      <w:r>
-        <w:t xml:space="preserve">Map </w:t>
-      </w:r>
-      <w:r>
-        <w:rPr>
-          <w:b/>
-        </w:rPr>
-        <w:t>Channel map</w:t>
-      </w:r>
-      <w:r>
-        <w:t xml:space="preserve"> and </w:t>
-      </w:r>
-      <w:r>
-        <w:rPr>
-          <w:b/>
-        </w:rPr>
-        <w:t>DR targets</w:t>
-      </w:r>
-      <w:r>
-        <w:t xml:space="preserve"> once per new relay type.</w:t>
-      </w:r>
-    </w:p>
-    <w:p>
-      <w:pPr>
-        <w:pStyle w:val="ListBullet"/>
-      </w:pPr>
-      <w:r>
-        <w:rPr>
-          <w:b/>
-        </w:rPr>
-        <w:t>Incomplete</w:t>
-      </w:r>
-      <w:r>
-        <w:t xml:space="preserve"> record → wait and </w:t>
-      </w:r>
-      <w:r>
-        <w:rPr>
-          <w:b/>
-        </w:rPr>
-        <w:t>Refresh list</w:t>
-      </w:r>
-      <w:r>
-        <w:t xml:space="preserve"> (relay may still be writing).</w:t>
-      </w:r>
-    </w:p>
-    <w:p>
-      <w:pPr>
-        <w:pStyle w:val="ListBullet"/>
-      </w:pPr>
-      <w:r>
-        <w:t xml:space="preserve">Empty Browse → enable MMS file transfer; set </w:t>
-      </w:r>
-      <w:r>
-        <w:rPr>
-          <w:b/>
-        </w:rPr>
-        <w:t>COMTRADE path</w:t>
-      </w:r>
-      <w:r>
-        <w:t>; pick vendor.</w:t>
-      </w:r>
-    </w:p>
-    <w:p/>
-    <w:p>
-      <w:pPr>
-        <w:pStyle w:val="Heading1"/>
-      </w:pPr>
-      <w:r>
-        <w:t>11. Automatic fetch (auto-fetch)</w:t>
-      </w:r>
-    </w:p>
-    <w:p>
-      <w:r>
-        <w:t xml:space="preserve">The </w:t>
-      </w:r>
-      <w:r>
-        <w:rPr>
-          <w:b/>
-        </w:rPr>
-        <w:t>Automatic fetch</w:t>
-      </w:r>
-      <w:r>
-        <w:t xml:space="preserve"> card lets the </w:t>
-      </w:r>
-      <w:r>
-        <w:rPr>
-          <w:b/>
-        </w:rPr>
-        <w:t>server</w:t>
-      </w:r>
-      <w:r>
-        <w:t xml:space="preserve"> watch the relay and import every </w:t>
-      </w:r>
-      <w:r>
-        <w:rPr>
-          <w:b/>
-        </w:rPr>
-        <w:t>new</w:t>
-      </w:r>
-      <w:r>
-        <w:t xml:space="preserve"> disturbance record without the browser staying open — like SCADA COMTRADE polling.</w:t>
-      </w:r>
-    </w:p>
-    <w:p>
-      <w:pPr>
-        <w:pStyle w:val="Heading2"/>
-      </w:pPr>
-      <w:r>
-        <w:t>11.1 Switching it on</w:t>
-      </w:r>
-    </w:p>
-    <w:p>
-      <w:pPr>
-        <w:pStyle w:val="ListNumber"/>
-      </w:pPr>
-      <w:r>
-        <w:t xml:space="preserve">Enter </w:t>
-      </w:r>
-      <w:r>
-        <w:rPr>
-          <w:b/>
-        </w:rPr>
-        <w:t>IP</w:t>
-      </w:r>
-      <w:r>
-        <w:t xml:space="preserve"> (and vendor / COMTRADE path) and preferably </w:t>
-      </w:r>
-      <w:r>
-        <w:rPr>
-          <w:b/>
-        </w:rPr>
-        <w:t>Test connection</w:t>
-      </w:r>
-      <w:r>
-        <w:t>.</w:t>
-      </w:r>
-    </w:p>
-    <w:p>
-      <w:pPr>
-        <w:pStyle w:val="ListNumber"/>
-      </w:pPr>
-      <w:r>
-        <w:t xml:space="preserve">Set options (below) — options lock while auto-fetch is </w:t>
-      </w:r>
-      <w:r>
-        <w:rPr>
-          <w:b/>
-        </w:rPr>
-        <w:t>on</w:t>
-      </w:r>
-      <w:r>
-        <w:t>.</w:t>
-      </w:r>
-    </w:p>
-    <w:p>
-      <w:pPr>
-        <w:pStyle w:val="ListNumber"/>
-      </w:pPr>
-      <w:r>
-        <w:t xml:space="preserve">Turn on </w:t>
-      </w:r>
-      <w:r>
-        <w:rPr>
-          <w:b/>
-        </w:rPr>
-        <w:t>Auto-fetch new records</w:t>
-      </w:r>
-      <w:r>
-        <w:t xml:space="preserve"> and choose the interval (</w:t>
-      </w:r>
-      <w:r>
-        <w:rPr>
-          <w:b/>
-        </w:rPr>
-        <w:t>1 min … 4 h</w:t>
-      </w:r>
-      <w:r>
-        <w:t>).</w:t>
-      </w:r>
-    </w:p>
-    <w:p>
-      <w:r>
-        <w:t>Cannot enable without an IP. Settings save immediately on the IED.</w:t>
-      </w:r>
-    </w:p>
-    <w:p>
-      <w:pPr>
-        <w:pStyle w:val="Heading2"/>
-      </w:pPr>
-      <w:r>
-        <w:t>11.2 Options</w:t>
+        <w:t>10.5 Fetch options (with every DR)</w:t>
       </w:r>
     </w:p>
     <w:tbl>
@@ -9242,7 +8391,7 @@
                 <w:b/>
                 <w:sz w:val="18"/>
               </w:rPr>
-              <w:t>Meaning</w:t>
+              <w:t>What it does</w:t>
             </w:r>
           </w:p>
         </w:tc>
@@ -9257,7 +8406,7 @@
               <w:rPr>
                 <w:sz w:val="18"/>
               </w:rPr>
-              <w:t>Settings</w:t>
+              <w:t>Also fetch settings</w:t>
             </w:r>
           </w:p>
         </w:tc>
@@ -9283,7 +8432,7 @@
               <w:rPr>
                 <w:sz w:val="18"/>
               </w:rPr>
-              <w:t>Download / read settings with every new DR</w:t>
+              <w:t>Settings files from the store and SP/SG/CF reads on protection LNs → iec61850_settings_&lt;tag&gt;.json</w:t>
             </w:r>
           </w:p>
         </w:tc>
@@ -9298,7 +8447,7 @@
               <w:rPr>
                 <w:sz w:val="18"/>
               </w:rPr>
-              <w:t>Events</w:t>
+              <w:t>Also fetch events / SOE</w:t>
             </w:r>
           </w:p>
         </w:tc>
@@ -9324,7 +8473,7 @@
               <w:rPr>
                 <w:sz w:val="18"/>
               </w:rPr>
-              <w:t>Download / read SOE / protection status with every new DR (then matched per [§10.7](#107-matching-soe--events-to-the-right-dr))</w:t>
+              <w:t>Event/log files and start/trip/breaker status → iec61850_soe_&lt;tag&gt;.csv (then matched to each DR)</w:t>
             </w:r>
           </w:p>
         </w:tc>
@@ -9339,7 +8488,7 @@
               <w:rPr>
                 <w:sz w:val="18"/>
               </w:rPr>
-              <w:t>Start analysis automatically</w:t>
+              <w:t>Also fetch SCL (CID/ICD)</w:t>
             </w:r>
           </w:p>
         </w:tc>
@@ -9352,7 +8501,7 @@
               <w:rPr>
                 <w:sz w:val="18"/>
               </w:rPr>
-              <w:t>On</w:t>
+              <w:t>Off</w:t>
             </w:r>
           </w:p>
         </w:tc>
@@ -9365,7 +8514,7 @@
               <w:rPr>
                 <w:sz w:val="18"/>
               </w:rPr>
-              <w:t>Queue analysis when COMTRADE + settings are present</w:t>
+              <w:t>SCL as attachment only (manual fetch; not in auto-fetch)</w:t>
             </w:r>
           </w:p>
         </w:tc>
@@ -9380,7 +8529,7 @@
               <w:rPr>
                 <w:sz w:val="18"/>
               </w:rPr>
-              <w:t>Also import records already on the IED</w:t>
+              <w:t>Description</w:t>
             </w:r>
           </w:p>
         </w:tc>
@@ -9393,7 +8542,7 @@
               <w:rPr>
                 <w:sz w:val="18"/>
               </w:rPr>
-              <w:t>Off</w:t>
+              <w:t>—</w:t>
             </w:r>
           </w:p>
         </w:tc>
@@ -9406,7 +8555,7 @@
               <w:rPr>
                 <w:sz w:val="18"/>
               </w:rPr>
-              <w:t>Editable only while auto-fetch is off. First cycle also imports the backlog (still max 10 per cycle)</w:t>
+              <w:t>Optional text stored on the created event(s)</w:t>
             </w:r>
           </w:p>
         </w:tc>
@@ -9415,13 +8564,39 @@
     <w:p/>
     <w:p>
       <w:r>
-        <w:rPr>
-          <w:b/>
-        </w:rPr>
-        <w:t>SCL is not fetched by auto-fetch</w:t>
-      </w:r>
-      <w:r>
-        <w:t xml:space="preserve"> (use manual Fetch if needed).</w:t>
+        <w:t xml:space="preserve">The primary button is always </w:t>
+      </w:r>
+      <w:r>
+        <w:rPr>
+          <w:b/>
+        </w:rPr>
+        <w:t>Fetch DR + settings / events</w:t>
+      </w:r>
+      <w:r>
+        <w:t xml:space="preserve"> (wording adjusts with how many DRs are selected). Disturbance records are </w:t>
+      </w:r>
+      <w:r>
+        <w:rPr>
+          <w:b/>
+        </w:rPr>
+        <w:t>always</w:t>
+      </w:r>
+      <w:r>
+        <w:t xml:space="preserve"> included when complete ones exist — this is not a settings-only path when DRs are available.</w:t>
+      </w:r>
+    </w:p>
+    <w:p>
+      <w:r>
+        <w:t xml:space="preserve">Acquisition time budget ≈ </w:t>
+      </w:r>
+      <w:r>
+        <w:rPr>
+          <w:b/>
+        </w:rPr>
+        <w:t>240 s</w:t>
+      </w:r>
+      <w:r>
+        <w:t>. Warnings appear under “*N warning(s) during fetch*”; the event still holds whatever was retrieved.</w:t>
       </w:r>
     </w:p>
     <w:p>
@@ -9429,96 +8604,7 @@
         <w:pStyle w:val="Heading2"/>
       </w:pPr>
       <w:r>
-        <w:t>11.3 Multi-DR behaviour each poll</w:t>
-      </w:r>
-    </w:p>
-    <w:p>
-      <w:pPr>
-        <w:pStyle w:val="ListNumber"/>
-      </w:pPr>
-      <w:r>
-        <w:t>List complete COMTRADE records on the IED.</w:t>
-      </w:r>
-    </w:p>
-    <w:p>
-      <w:pPr>
-        <w:pStyle w:val="ListNumber"/>
-      </w:pPr>
-      <w:r>
-        <w:t xml:space="preserve">Skip already-fetched keys (and the first-run </w:t>
-      </w:r>
-      <w:r>
-        <w:rPr>
-          <w:b/>
-        </w:rPr>
-        <w:t>baseline</w:t>
-      </w:r>
-      <w:r>
-        <w:t>, unless import-existing is on).</w:t>
-      </w:r>
-    </w:p>
-    <w:p>
-      <w:pPr>
-        <w:pStyle w:val="ListNumber"/>
-      </w:pPr>
-      <w:r>
-        <w:t>Sort remaining by oldest first.</w:t>
-      </w:r>
-    </w:p>
-    <w:p>
-      <w:pPr>
-        <w:pStyle w:val="ListNumber"/>
-      </w:pPr>
-      <w:r>
-        <w:t xml:space="preserve">Import up to </w:t>
-      </w:r>
-      <w:r>
-        <w:rPr>
-          <w:b/>
-        </w:rPr>
-        <w:t>10</w:t>
-      </w:r>
-      <w:r>
-        <w:t xml:space="preserve"> new DRs this cycle.</w:t>
-      </w:r>
-    </w:p>
-    <w:p>
-      <w:pPr>
-        <w:pStyle w:val="ListNumber"/>
-      </w:pPr>
-      <w:r>
-        <w:rPr>
-          <w:b/>
-        </w:rPr>
-        <w:t>One event per DR</w:t>
-      </w:r>
-      <w:r>
-        <w:t>, with settings/SOE according to the toggles.</w:t>
-      </w:r>
-    </w:p>
-    <w:p>
-      <w:pPr>
-        <w:pStyle w:val="ListNumber"/>
-      </w:pPr>
-      <w:r>
-        <w:t>Optionally start analysis on each package-ready event.</w:t>
-      </w:r>
-    </w:p>
-    <w:p>
-      <w:pPr>
-        <w:pStyle w:val="ListNumber"/>
-      </w:pPr>
-      <w:r>
-        <w:t xml:space="preserve">Any leftover new DRs wait for the </w:t>
-      </w:r>
-      <w:r>
-        <w:rPr>
-          <w:b/>
-        </w:rPr>
-        <w:t>next</w:t>
-      </w:r>
-      <w:r>
-        <w:t xml:space="preserve"> interval.</w:t>
+        <w:t>10.6 What gets created per DR</w:t>
       </w:r>
     </w:p>
     <w:tbl>
@@ -9542,7 +8628,7 @@
                 <w:b/>
                 <w:sz w:val="18"/>
               </w:rPr>
-              <w:t>Situation</w:t>
+              <w:t>File on the event</w:t>
             </w:r>
           </w:p>
         </w:tc>
@@ -9556,7 +8642,7 @@
                 <w:b/>
                 <w:sz w:val="18"/>
               </w:rPr>
-              <w:t>What happens</w:t>
+              <w:t>Content</w:t>
             </w:r>
           </w:p>
         </w:tc>
@@ -9571,20 +8657,20 @@
               <w:rPr>
                 <w:sz w:val="18"/>
               </w:rPr>
-              <w:t>First enable (default)</w:t>
-            </w:r>
-          </w:p>
-        </w:tc>
-        <w:tc>
-          <w:tcPr>
-            <w:tcW w:type="dxa" w:w="4680"/>
-          </w:tcPr>
-          <w:p>
-            <w:r>
-              <w:rPr>
-                <w:sz w:val="18"/>
-              </w:rPr>
-              <w:t>Baseline — remember what is already on the IED; import nothing yet</w:t>
+              <w:t>*.cfg / *.dat / *.hdr / *.inf / *.cff / *.cev</w:t>
+            </w:r>
+          </w:p>
+        </w:tc>
+        <w:tc>
+          <w:tcPr>
+            <w:tcW w:type="dxa" w:w="4680"/>
+          </w:tcPr>
+          <w:p>
+            <w:r>
+              <w:rPr>
+                <w:sz w:val="18"/>
+              </w:rPr>
+              <w:t>Immutable COMTRADE members (SHA-256)</w:t>
             </w:r>
           </w:p>
         </w:tc>
@@ -9599,20 +8685,20 @@
               <w:rPr>
                 <w:sz w:val="18"/>
               </w:rPr>
-              <w:t>New fault after baseline</w:t>
-            </w:r>
-          </w:p>
-        </w:tc>
-        <w:tc>
-          <w:tcPr>
-            <w:tcW w:type="dxa" w:w="4680"/>
-          </w:tcPr>
-          <w:p>
-            <w:r>
-              <w:rPr>
-                <w:sz w:val="18"/>
-              </w:rPr>
-              <w:t>Next poll creates event(s) for the new DR(s)</w:t>
+              <w:t>iec61850_settings_&lt;tag&gt;.json</w:t>
+            </w:r>
+          </w:p>
+        </w:tc>
+        <w:tc>
+          <w:tcPr>
+            <w:tcW w:type="dxa" w:w="4680"/>
+          </w:tcPr>
+          <w:p>
+            <w:r>
+              <w:rPr>
+                <w:sz w:val="18"/>
+              </w:rPr>
+              <w:t>Mapped settings + iec61850_raw</w:t>
             </w:r>
           </w:p>
         </w:tc>
@@ -9627,20 +8713,20 @@
               <w:rPr>
                 <w:sz w:val="18"/>
               </w:rPr>
-              <w:t>25 new DRs at once</w:t>
-            </w:r>
-          </w:p>
-        </w:tc>
-        <w:tc>
-          <w:tcPr>
-            <w:tcW w:type="dxa" w:w="4680"/>
-          </w:tcPr>
-          <w:p>
-            <w:r>
-              <w:rPr>
-                <w:sz w:val="18"/>
-              </w:rPr>
-              <w:t>10 this cycle, 10 next, 5 after that</w:t>
+              <w:t>iec61850_soe_&lt;tag&gt;.csv</w:t>
+            </w:r>
+          </w:p>
+        </w:tc>
+        <w:tc>
+          <w:tcPr>
+            <w:tcW w:type="dxa" w:w="4680"/>
+          </w:tcPr>
+          <w:p>
+            <w:r>
+              <w:rPr>
+                <w:sz w:val="18"/>
+              </w:rPr>
+              <w:t>SOE rows for this DR’s time window (or full snapshot if untimed)</w:t>
             </w:r>
           </w:p>
         </w:tc>
@@ -9655,20 +8741,20 @@
               <w:rPr>
                 <w:sz w:val="18"/>
               </w:rPr>
-              <w:t>Same DR again</w:t>
-            </w:r>
-          </w:p>
-        </w:tc>
-        <w:tc>
-          <w:tcPr>
-            <w:tcW w:type="dxa" w:w="4680"/>
-          </w:tcPr>
-          <w:p>
-            <w:r>
-              <w:rPr>
-                <w:sz w:val="18"/>
-              </w:rPr>
-              <w:t>Skipped (already in the fetched index)</w:t>
+              <w:t>Vendor settings / event files</w:t>
+            </w:r>
+          </w:p>
+        </w:tc>
+        <w:tc>
+          <w:tcPr>
+            <w:tcW w:type="dxa" w:w="4680"/>
+          </w:tcPr>
+          <w:p>
+            <w:r>
+              <w:rPr>
+                <w:sz w:val="18"/>
+              </w:rPr>
+              <w:t>When present and matched</w:t>
             </w:r>
           </w:p>
         </w:tc>
@@ -9683,20 +8769,20 @@
               <w:rPr>
                 <w:sz w:val="18"/>
               </w:rPr>
-              <w:t>Record fails 3 times</w:t>
-            </w:r>
-          </w:p>
-        </w:tc>
-        <w:tc>
-          <w:tcPr>
-            <w:tcW w:type="dxa" w:w="4680"/>
-          </w:tcPr>
-          <w:p>
-            <w:r>
-              <w:rPr>
-                <w:sz w:val="18"/>
-              </w:rPr>
-              <w:t>Skipped thereafter (fetch manually to see warnings)</w:t>
+              <w:t>SCL</w:t>
+            </w:r>
+          </w:p>
+        </w:tc>
+        <w:tc>
+          <w:tcPr>
+            <w:tcW w:type="dxa" w:w="4680"/>
+          </w:tcPr>
+          <w:p>
+            <w:r>
+              <w:rPr>
+                <w:sz w:val="18"/>
+              </w:rPr>
+              <w:t>If SCL option ticked</w:t>
             </w:r>
           </w:p>
         </w:tc>
@@ -9705,91 +8791,101 @@
     <w:p/>
     <w:p>
       <w:r>
-        <w:t xml:space="preserve">Off → on again → </w:t>
-      </w:r>
-      <w:r>
-        <w:rPr>
-          <w:b/>
-        </w:rPr>
-        <w:t>fresh baseline</w:t>
-      </w:r>
-      <w:r>
-        <w:t>.</w:t>
-      </w:r>
-    </w:p>
-    <w:p>
-      <w:pPr>
-        <w:pStyle w:val="Heading2"/>
-      </w:pPr>
-      <w:r>
-        <w:t>11.4 Scheduler</w:t>
-      </w:r>
-    </w:p>
-    <w:p>
-      <w:pPr>
-        <w:pStyle w:val="ListBullet"/>
-      </w:pPr>
-      <w:r>
-        <w:t xml:space="preserve">Server wakes about every </w:t>
-      </w:r>
-      <w:r>
-        <w:rPr>
-          <w:b/>
-        </w:rPr>
-        <w:t>30 s</w:t>
-      </w:r>
-      <w:r>
-        <w:t xml:space="preserve"> and runs IEDs whose interval has elapsed (up to </w:t>
-      </w:r>
-      <w:r>
-        <w:rPr>
-          <w:b/>
-        </w:rPr>
-        <w:t>4 IEDs</w:t>
-      </w:r>
-      <w:r>
-        <w:t xml:space="preserve"> in parallel).</w:t>
-      </w:r>
-    </w:p>
-    <w:p>
-      <w:pPr>
-        <w:pStyle w:val="ListBullet"/>
-      </w:pPr>
-      <w:r>
-        <w:t xml:space="preserve">Runs </w:t>
-      </w:r>
-      <w:r>
-        <w:rPr>
-          <w:b/>
-        </w:rPr>
-        <w:t>inside the API process</w:t>
-      </w:r>
-      <w:r>
-        <w:t xml:space="preserve"> — stops when you close </w:t>
+        <w:t xml:space="preserve">Settings are read from protection </w:t>
+      </w:r>
+      <w:r>
+        <w:rPr>
+          <w:b/>
+        </w:rPr>
+        <w:t>P\</w:t>
+      </w:r>
+      <w:r>
+        <w:t xml:space="preserve">* / related </w:t>
+      </w:r>
+      <w:r>
+        <w:rPr>
+          <w:b/>
+        </w:rPr>
+        <w:t>R\</w:t>
+      </w:r>
+      <w:r>
+        <w:t xml:space="preserve">* LNs, </w:t>
+      </w:r>
+      <w:r>
+        <w:rPr>
+          <w:b/>
+        </w:rPr>
+        <w:t>TCTR</w:t>
+      </w:r>
+      <w:r>
+        <w:t xml:space="preserve"> / </w:t>
+      </w:r>
+      <w:r>
+        <w:rPr>
+          <w:b/>
+        </w:rPr>
+        <w:t>TVTR</w:t>
+      </w:r>
+      <w:r>
+        <w:t xml:space="preserve"> / </w:t>
+      </w:r>
+      <w:r>
+        <w:rPr>
+          <w:b/>
+        </w:rPr>
+        <w:t>XCBR</w:t>
+      </w:r>
+      <w:r>
+        <w:t xml:space="preserve">, FCs </w:t>
+      </w:r>
+      <w:r>
+        <w:rPr>
+          <w:b/>
+        </w:rPr>
+        <w:t>SP / SG / CF</w:t>
+      </w:r>
+      <w:r>
+        <w:t xml:space="preserve">, active group </w:t>
       </w:r>
       <w:r>
         <w:rPr>
           <w:rFonts w:ascii="Consolas" w:hAnsi="Consolas"/>
           <w:sz w:val="18"/>
         </w:rPr>
-        <w:t>ProtectionRCA.exe</w:t>
-      </w:r>
-      <w:r>
-        <w:t xml:space="preserve"> / the PC sleeps; resumes when the app starts again.</w:t>
-      </w:r>
-    </w:p>
-    <w:p>
-      <w:pPr>
-        <w:pStyle w:val="ListBullet"/>
-      </w:pPr>
-      <w:r>
-        <w:rPr>
-          <w:b/>
-        </w:rPr>
-        <w:t>Check now</w:t>
-      </w:r>
-      <w:r>
-        <w:t xml:space="preserve"> forces one cycle immediately (409 if that IED is already checking).</w:t>
+        <w:t>LLN0.SGCB.ActSG</w:t>
+      </w:r>
+      <w:r>
+        <w:t>.</w:t>
+      </w:r>
+    </w:p>
+    <w:p>
+      <w:r>
+        <w:rPr>
+          <w:b/>
+        </w:rPr>
+        <w:t>DR time</w:t>
+      </w:r>
+      <w:r>
+        <w:t xml:space="preserve"> on the event prefers the COMTRADE trigger/start from the CFG; otherwise the file-store “Recorded” time. Acquisition metadata (method </w:t>
+      </w:r>
+      <w:r>
+        <w:rPr>
+          <w:rFonts w:ascii="Consolas" w:hAnsi="Consolas"/>
+          <w:sz w:val="18"/>
+        </w:rPr>
+        <w:t>IEC61850_MMS</w:t>
+      </w:r>
+      <w:r>
+        <w:t xml:space="preserve">, MANUAL/AUTO, host, record key, nameplate) is stored on the event. Audit: </w:t>
+      </w:r>
+      <w:r>
+        <w:rPr>
+          <w:b/>
+        </w:rPr>
+        <w:t>`IEC61850_FETCH`</w:t>
+      </w:r>
+      <w:r>
+        <w:t>.</w:t>
       </w:r>
     </w:p>
     <w:p>
@@ -9797,7 +8893,21 @@
         <w:pStyle w:val="Heading2"/>
       </w:pPr>
       <w:r>
-        <w:t>11.5 Status on the card</w:t>
+        <w:t>10.7 Matching SOE / events to the right DR</w:t>
+      </w:r>
+    </w:p>
+    <w:p>
+      <w:r>
+        <w:t xml:space="preserve">When the IED has a </w:t>
+      </w:r>
+      <w:r>
+        <w:rPr>
+          <w:b/>
+        </w:rPr>
+        <w:t>large</w:t>
+      </w:r>
+      <w:r>
+        <w:t xml:space="preserve"> sequential-event (SER) history, the platform must not attach every row to every disturbance.</w:t>
       </w:r>
     </w:p>
     <w:tbl>
@@ -9821,7 +8931,7 @@
                 <w:b/>
                 <w:sz w:val="18"/>
               </w:rPr>
-              <w:t>Line</w:t>
+              <w:t>Priority</w:t>
             </w:r>
           </w:p>
         </w:tc>
@@ -9835,7 +8945,7 @@
                 <w:b/>
                 <w:sz w:val="18"/>
               </w:rPr>
-              <w:t>Meaning</w:t>
+              <w:t>Rule</w:t>
             </w:r>
           </w:p>
         </w:tc>
@@ -9850,20 +8960,20 @@
               <w:rPr>
                 <w:sz w:val="18"/>
               </w:rPr>
-              <w:t>Last check</w:t>
-            </w:r>
-          </w:p>
-        </w:tc>
-        <w:tc>
-          <w:tcPr>
-            <w:tcW w:type="dxa" w:w="4680"/>
-          </w:tcPr>
-          <w:p>
-            <w:r>
-              <w:rPr>
-                <w:sz w:val="18"/>
-              </w:rPr>
-              <w:t>Age; “*N new · M record(s) on IED*” when OK</w:t>
+              <w:t>1. DR digitals</w:t>
+            </w:r>
+          </w:p>
+        </w:tc>
+        <w:tc>
+          <w:tcPr>
+            <w:tcW w:type="dxa" w:w="4680"/>
+          </w:tcPr>
+          <w:p>
+            <w:r>
+              <w:rPr>
+                <w:sz w:val="18"/>
+              </w:rPr>
+              <w:t>COMTRADE pickup / trip / 52a on that record = primary evidence</w:t>
             </w:r>
           </w:p>
         </w:tc>
@@ -9878,20 +8988,20 @@
               <w:rPr>
                 <w:sz w:val="18"/>
               </w:rPr>
-              <w:t>Next check</w:t>
-            </w:r>
-          </w:p>
-        </w:tc>
-        <w:tc>
-          <w:tcPr>
-            <w:tcW w:type="dxa" w:w="4680"/>
-          </w:tcPr>
-          <w:p>
-            <w:r>
-              <w:rPr>
-                <w:sz w:val="18"/>
-              </w:rPr>
-              <w:t>Next due time</w:t>
+              <w:t>2. Filename</w:t>
+            </w:r>
+          </w:p>
+        </w:tc>
+        <w:tc>
+          <w:tcPr>
+            <w:tcW w:type="dxa" w:w="4680"/>
+          </w:tcPr>
+          <w:p>
+            <w:r>
+              <w:rPr>
+                <w:sz w:val="18"/>
+              </w:rPr>
+              <w:t>Event/SOE file name contains the COMTRADE record stem → that DR only</w:t>
             </w:r>
           </w:p>
         </w:tc>
@@ -9906,20 +9016,20 @@
               <w:rPr>
                 <w:sz w:val="18"/>
               </w:rPr>
-              <w:t>Events created by auto-fetch</w:t>
-            </w:r>
-          </w:p>
-        </w:tc>
-        <w:tc>
-          <w:tcPr>
-            <w:tcW w:type="dxa" w:w="4680"/>
-          </w:tcPr>
-          <w:p>
-            <w:r>
-              <w:rPr>
-                <w:sz w:val="18"/>
-              </w:rPr>
-              <w:t>Running total</w:t>
+              <w:t>3. Time window</w:t>
+            </w:r>
+          </w:p>
+        </w:tc>
+        <w:tc>
+          <w:tcPr>
+            <w:tcW w:type="dxa" w:w="4680"/>
+          </w:tcPr>
+          <w:p>
+            <w:r>
+              <w:rPr>
+                <w:sz w:val="18"/>
+              </w:rPr>
+              <w:t>Keep SOE CSV rows in DR start − 5 s … DR end + 30 s (CFG start + record duration)</w:t>
             </w:r>
           </w:p>
         </w:tc>
@@ -9934,76 +9044,20 @@
               <w:rPr>
                 <w:sz w:val="18"/>
               </w:rPr>
-              <w:t>Baseline note</w:t>
-            </w:r>
-          </w:p>
-        </w:tc>
-        <w:tc>
-          <w:tcPr>
-            <w:tcW w:type="dxa" w:w="4680"/>
-          </w:tcPr>
-          <w:p>
-            <w:r>
-              <w:rPr>
-                <w:sz w:val="18"/>
-              </w:rPr>
-              <w:t>Until first check completes</w:t>
-            </w:r>
-          </w:p>
-        </w:tc>
-      </w:tr>
-      <w:tr>
-        <w:tc>
-          <w:tcPr>
-            <w:tcW w:type="dxa" w:w="4680"/>
-          </w:tcPr>
-          <w:p>
-            <w:r>
-              <w:rPr>
-                <w:sz w:val="18"/>
-              </w:rPr>
-              <w:t>Last check failed</w:t>
-            </w:r>
-          </w:p>
-        </w:tc>
-        <w:tc>
-          <w:tcPr>
-            <w:tcW w:type="dxa" w:w="4680"/>
-          </w:tcPr>
-          <w:p>
-            <w:r>
-              <w:rPr>
-                <w:sz w:val="18"/>
-              </w:rPr>
-              <w:t>Last error text</w:t>
-            </w:r>
-          </w:p>
-        </w:tc>
-      </w:tr>
-      <w:tr>
-        <w:tc>
-          <w:tcPr>
-            <w:tcW w:type="dxa" w:w="4680"/>
-          </w:tcPr>
-          <w:p>
-            <w:r>
-              <w:rPr>
-                <w:sz w:val="18"/>
-              </w:rPr>
-              <w:t>Scheduler warning</w:t>
-            </w:r>
-          </w:p>
-        </w:tc>
-        <w:tc>
-          <w:tcPr>
-            <w:tcW w:type="dxa" w:w="4680"/>
-          </w:tcPr>
-          <w:p>
-            <w:r>
-              <w:rPr>
-                <w:sz w:val="18"/>
-              </w:rPr>
-              <w:t>IEC61850_AUTO_FETCH false or library missing — Check now may still work</w:t>
+              <w:t>4. Settings / SCL</w:t>
+            </w:r>
+          </w:p>
+        </w:tc>
+        <w:tc>
+          <w:tcPr>
+            <w:tcW w:type="dxa" w:w="4680"/>
+          </w:tcPr>
+          <w:p>
+            <w:r>
+              <w:rPr>
+                <w:sz w:val="18"/>
+              </w:rPr>
+              <w:t>Shared to every DR package (not time-sliced)</w:t>
             </w:r>
           </w:p>
         </w:tc>
@@ -10011,11 +9065,335 @@
     </w:tbl>
     <w:p/>
     <w:p>
+      <w:r>
+        <w:t xml:space="preserve">During analysis the Sequence tab merges SOE into the timeline using the same window, so Summary / Sequence stay focused on </w:t>
+      </w:r>
+      <w:r>
+        <w:rPr>
+          <w:b/>
+        </w:rPr>
+        <w:t>this</w:t>
+      </w:r>
+      <w:r>
+        <w:t xml:space="preserve"> fault.</w:t>
+      </w:r>
+    </w:p>
+    <w:p>
       <w:pPr>
         <w:pStyle w:val="Heading2"/>
       </w:pPr>
       <w:r>
-        <w:t>11.6 Manual Fetch vs Auto-fetch</w:t>
+        <w:t>10.8 After the fetch</w:t>
+      </w:r>
+    </w:p>
+    <w:p>
+      <w:pPr>
+        <w:pStyle w:val="ListBullet"/>
+      </w:pPr>
+      <w:r>
+        <w:t xml:space="preserve">One event created → often opens </w:t>
+      </w:r>
+      <w:r>
+        <w:rPr>
+          <w:b/>
+        </w:rPr>
+        <w:t>Summary</w:t>
+      </w:r>
+      <w:r>
+        <w:t xml:space="preserve"> (or Files, depending on package readiness / UI path).</w:t>
+      </w:r>
+    </w:p>
+    <w:p>
+      <w:pPr>
+        <w:pStyle w:val="ListBullet"/>
+      </w:pPr>
+      <w:r>
+        <w:t>Several events → IED event list refreshes.</w:t>
+      </w:r>
+    </w:p>
+    <w:p>
+      <w:pPr>
+        <w:pStyle w:val="ListBullet"/>
+      </w:pPr>
+      <w:r>
+        <w:rPr>
+          <w:b/>
+        </w:rPr>
+        <w:t>Package ready</w:t>
+      </w:r>
+      <w:r>
+        <w:t xml:space="preserve"> (COMTRADE </w:t>
+      </w:r>
+      <w:r>
+        <w:rPr>
+          <w:b/>
+        </w:rPr>
+        <w:t>and</w:t>
+      </w:r>
+      <w:r>
+        <w:t xml:space="preserve"> settings) → analysis can start automatically.</w:t>
+      </w:r>
+    </w:p>
+    <w:p>
+      <w:pPr>
+        <w:pStyle w:val="ListBullet"/>
+      </w:pPr>
+      <w:r>
+        <w:t xml:space="preserve">Browse again → those records show </w:t>
+      </w:r>
+      <w:r>
+        <w:rPr>
+          <w:b/>
+        </w:rPr>
+        <w:t>Already fetched</w:t>
+      </w:r>
+      <w:r>
+        <w:t xml:space="preserve"> (no accidental duplicates).</w:t>
+      </w:r>
+    </w:p>
+    <w:p>
+      <w:pPr>
+        <w:pStyle w:val="Heading2"/>
+      </w:pPr>
+      <w:r>
+        <w:t>10.9 Good practice</w:t>
+      </w:r>
+    </w:p>
+    <w:p>
+      <w:pPr>
+        <w:pStyle w:val="ListBullet"/>
+      </w:pPr>
+      <w:r>
+        <w:rPr>
+          <w:b/>
+        </w:rPr>
+        <w:t>Test connection</w:t>
+      </w:r>
+      <w:r>
+        <w:t xml:space="preserve"> first (correct relay / nameplate).</w:t>
+      </w:r>
+    </w:p>
+    <w:p>
+      <w:pPr>
+        <w:pStyle w:val="ListBullet"/>
+      </w:pPr>
+      <w:r>
+        <w:t xml:space="preserve">Keep </w:t>
+      </w:r>
+      <w:r>
+        <w:rPr>
+          <w:b/>
+        </w:rPr>
+        <w:t>Settings</w:t>
+      </w:r>
+      <w:r>
+        <w:t xml:space="preserve"> and </w:t>
+      </w:r>
+      <w:r>
+        <w:rPr>
+          <w:b/>
+        </w:rPr>
+        <w:t>Events</w:t>
+      </w:r>
+      <w:r>
+        <w:t xml:space="preserve"> on for consistency and Sequence enrichment.</w:t>
+      </w:r>
+    </w:p>
+    <w:p>
+      <w:pPr>
+        <w:pStyle w:val="ListBullet"/>
+      </w:pPr>
+      <w:r>
+        <w:t xml:space="preserve">Map </w:t>
+      </w:r>
+      <w:r>
+        <w:rPr>
+          <w:b/>
+        </w:rPr>
+        <w:t>Channel map</w:t>
+      </w:r>
+      <w:r>
+        <w:t xml:space="preserve"> and </w:t>
+      </w:r>
+      <w:r>
+        <w:rPr>
+          <w:b/>
+        </w:rPr>
+        <w:t>DR targets</w:t>
+      </w:r>
+      <w:r>
+        <w:t xml:space="preserve"> once per new relay type.</w:t>
+      </w:r>
+    </w:p>
+    <w:p>
+      <w:pPr>
+        <w:pStyle w:val="ListBullet"/>
+      </w:pPr>
+      <w:r>
+        <w:rPr>
+          <w:b/>
+        </w:rPr>
+        <w:t>Incomplete</w:t>
+      </w:r>
+      <w:r>
+        <w:t xml:space="preserve"> record → wait and </w:t>
+      </w:r>
+      <w:r>
+        <w:rPr>
+          <w:b/>
+        </w:rPr>
+        <w:t>Refresh list</w:t>
+      </w:r>
+      <w:r>
+        <w:t xml:space="preserve"> (relay may still be writing).</w:t>
+      </w:r>
+    </w:p>
+    <w:p>
+      <w:pPr>
+        <w:pStyle w:val="ListBullet"/>
+      </w:pPr>
+      <w:r>
+        <w:t xml:space="preserve">Empty Browse → enable MMS file transfer; set </w:t>
+      </w:r>
+      <w:r>
+        <w:rPr>
+          <w:b/>
+        </w:rPr>
+        <w:t>COMTRADE path</w:t>
+      </w:r>
+      <w:r>
+        <w:t>; pick vendor.</w:t>
+      </w:r>
+    </w:p>
+    <w:p/>
+    <w:p>
+      <w:pPr>
+        <w:pStyle w:val="Heading1"/>
+      </w:pPr>
+      <w:r>
+        <w:t>11. Automatic fetch (auto-fetch)</w:t>
+      </w:r>
+    </w:p>
+    <w:p>
+      <w:r>
+        <w:t xml:space="preserve">The </w:t>
+      </w:r>
+      <w:r>
+        <w:rPr>
+          <w:b/>
+        </w:rPr>
+        <w:t>Automatic fetch</w:t>
+      </w:r>
+      <w:r>
+        <w:t xml:space="preserve"> card lets the </w:t>
+      </w:r>
+      <w:r>
+        <w:rPr>
+          <w:b/>
+        </w:rPr>
+        <w:t>server</w:t>
+      </w:r>
+      <w:r>
+        <w:t xml:space="preserve"> watch the relay and import every </w:t>
+      </w:r>
+      <w:r>
+        <w:rPr>
+          <w:b/>
+        </w:rPr>
+        <w:t>new</w:t>
+      </w:r>
+      <w:r>
+        <w:t xml:space="preserve"> disturbance record without the browser staying open — like SCADA COMTRADE polling.</w:t>
+      </w:r>
+    </w:p>
+    <w:p>
+      <w:pPr>
+        <w:pStyle w:val="Heading2"/>
+      </w:pPr>
+      <w:r>
+        <w:t>11.1 Switching it on</w:t>
+      </w:r>
+    </w:p>
+    <w:p>
+      <w:pPr>
+        <w:pStyle w:val="ListNumber"/>
+      </w:pPr>
+      <w:r>
+        <w:t xml:space="preserve">Enter </w:t>
+      </w:r>
+      <w:r>
+        <w:rPr>
+          <w:b/>
+        </w:rPr>
+        <w:t>IP</w:t>
+      </w:r>
+      <w:r>
+        <w:t xml:space="preserve"> (and vendor / COMTRADE path) and preferably </w:t>
+      </w:r>
+      <w:r>
+        <w:rPr>
+          <w:b/>
+        </w:rPr>
+        <w:t>Test connection</w:t>
+      </w:r>
+      <w:r>
+        <w:t>.</w:t>
+      </w:r>
+    </w:p>
+    <w:p>
+      <w:pPr>
+        <w:pStyle w:val="ListNumber"/>
+      </w:pPr>
+      <w:r>
+        <w:t xml:space="preserve">Set options (below) — options lock while auto-fetch is </w:t>
+      </w:r>
+      <w:r>
+        <w:rPr>
+          <w:b/>
+        </w:rPr>
+        <w:t>on</w:t>
+      </w:r>
+      <w:r>
+        <w:t>.</w:t>
+      </w:r>
+    </w:p>
+    <w:p>
+      <w:pPr>
+        <w:pStyle w:val="ListNumber"/>
+      </w:pPr>
+      <w:r>
+        <w:t xml:space="preserve">Turn on </w:t>
+      </w:r>
+      <w:r>
+        <w:rPr>
+          <w:b/>
+        </w:rPr>
+        <w:t>Auto-fetch new records</w:t>
+      </w:r>
+      <w:r>
+        <w:t xml:space="preserve"> and choose the interval (</w:t>
+      </w:r>
+      <w:r>
+        <w:rPr>
+          <w:b/>
+        </w:rPr>
+        <w:t>1 min … 4 h</w:t>
+      </w:r>
+      <w:r>
+        <w:t>).</w:t>
+      </w:r>
+    </w:p>
+    <w:p>
+      <w:r>
+        <w:t>Cannot enable without an IP. Settings save immediately on the IED.</w:t>
+      </w:r>
+    </w:p>
+    <w:p>
+      <w:pPr>
+        <w:pStyle w:val="Heading2"/>
+      </w:pPr>
+      <w:r>
+        <w:t>11.2 Options</w:t>
       </w:r>
     </w:p>
     <w:tbl>
@@ -10040,6 +9418,7 @@
                 <w:b/>
                 <w:sz w:val="18"/>
               </w:rPr>
+              <w:t>Option</w:t>
             </w:r>
           </w:p>
         </w:tc>
@@ -10053,7 +9432,7 @@
                 <w:b/>
                 <w:sz w:val="18"/>
               </w:rPr>
-              <w:t>Manual Fetch</w:t>
+              <w:t>Default</w:t>
             </w:r>
           </w:p>
         </w:tc>
@@ -10067,7 +9446,7 @@
                 <w:b/>
                 <w:sz w:val="18"/>
               </w:rPr>
-              <w:t>Auto-fetch</w:t>
+              <w:t>Meaning</w:t>
             </w:r>
           </w:p>
         </w:tc>
@@ -10082,7 +9461,7 @@
               <w:rPr>
                 <w:sz w:val="18"/>
               </w:rPr>
-              <w:t>Who picks DRs</w:t>
+              <w:t>Settings</w:t>
             </w:r>
           </w:p>
         </w:tc>
@@ -10095,7 +9474,7 @@
               <w:rPr>
                 <w:sz w:val="18"/>
               </w:rPr>
-              <w:t>You (checkboxes) or “all new” on Fetch</w:t>
+              <w:t>On</w:t>
             </w:r>
           </w:p>
         </w:tc>
@@ -10108,7 +9487,7 @@
               <w:rPr>
                 <w:sz w:val="18"/>
               </w:rPr>
-              <w:t>Server: all new complete</w:t>
+              <w:t>Download / read settings with every new DR</w:t>
             </w:r>
           </w:p>
         </w:tc>
@@ -10123,7 +9502,7 @@
               <w:rPr>
                 <w:sz w:val="18"/>
               </w:rPr>
-              <w:t>Settings / SOE</w:t>
+              <w:t>Events</w:t>
             </w:r>
           </w:p>
         </w:tc>
@@ -10136,7 +9515,7 @@
               <w:rPr>
                 <w:sz w:val="18"/>
               </w:rPr>
-              <w:t>Checkboxes</w:t>
+              <w:t>On</w:t>
             </w:r>
           </w:p>
         </w:tc>
@@ -10149,7 +9528,7 @@
               <w:rPr>
                 <w:sz w:val="18"/>
               </w:rPr>
-              <w:t>Checkboxes (defaults on)</w:t>
+              <w:t>Download / read SOE / protection status with every new DR (then matched per [§10.7](#107-matching-soe--events-to-the-right-dr))</w:t>
             </w:r>
           </w:p>
         </w:tc>
@@ -10164,7 +9543,7 @@
               <w:rPr>
                 <w:sz w:val="18"/>
               </w:rPr>
-              <w:t>SCL</w:t>
+              <w:t>Start analysis automatically</w:t>
             </w:r>
           </w:p>
         </w:tc>
@@ -10177,7 +9556,7 @@
               <w:rPr>
                 <w:sz w:val="18"/>
               </w:rPr>
-              <w:t>Optional</w:t>
+              <w:t>On</w:t>
             </w:r>
           </w:p>
         </w:tc>
@@ -10190,7 +9569,7 @@
               <w:rPr>
                 <w:sz w:val="18"/>
               </w:rPr>
-              <w:t>No</w:t>
+              <w:t>Queue analysis when COMTRADE + settings are present</w:t>
             </w:r>
           </w:p>
         </w:tc>
@@ -10205,7 +9584,7 @@
               <w:rPr>
                 <w:sz w:val="18"/>
               </w:rPr>
-              <w:t>Page open?</w:t>
+              <w:t>Also import records already on the IED</w:t>
             </w:r>
           </w:p>
         </w:tc>
@@ -10218,7 +9597,7 @@
               <w:rPr>
                 <w:sz w:val="18"/>
               </w:rPr>
-              <w:t>Yes</w:t>
+              <w:t>Off</w:t>
             </w:r>
           </w:p>
         </w:tc>
@@ -10231,7 +9610,7 @@
               <w:rPr>
                 <w:sz w:val="18"/>
               </w:rPr>
-              <w:t>No</w:t>
+              <w:t>Editable only while auto-fetch is off. First cycle also imports the backlog (still max 10 per cycle)</w:t>
             </w:r>
           </w:p>
         </w:tc>
@@ -10246,7 +9625,7 @@
               <w:rPr>
                 <w:sz w:val="18"/>
               </w:rPr>
-              <w:t>Multi-DR cap</w:t>
+              <w:t>Also fetch remote IED</w:t>
             </w:r>
           </w:p>
         </w:tc>
@@ -10259,7 +9638,7 @@
               <w:rPr>
                 <w:sz w:val="18"/>
               </w:rPr>
-              <w:t>Your selection</w:t>
+              <w:t>Off</w:t>
             </w:r>
           </w:p>
         </w:tc>
@@ -10272,80 +9651,151 @@
               <w:rPr>
                 <w:sz w:val="18"/>
               </w:rPr>
-              <w:t>10 per cycle</w:t>
-            </w:r>
-          </w:p>
-        </w:tc>
-      </w:tr>
-      <w:tr>
-        <w:tc>
-          <w:tcPr>
-            <w:tcW w:type="dxa" w:w="3120"/>
-          </w:tcPr>
-          <w:p>
-            <w:r>
-              <w:rPr>
-                <w:sz w:val="18"/>
-              </w:rPr>
-              <w:t>Audit</w:t>
-            </w:r>
-          </w:p>
-        </w:tc>
-        <w:tc>
-          <w:tcPr>
-            <w:tcW w:type="dxa" w:w="3120"/>
-          </w:tcPr>
-          <w:p>
-            <w:r>
-              <w:rPr>
-                <w:sz w:val="18"/>
-              </w:rPr>
-              <w:t>IEC61850_FETCH</w:t>
-            </w:r>
-          </w:p>
-        </w:tc>
-        <w:tc>
-          <w:tcPr>
-            <w:tcW w:type="dxa" w:w="3120"/>
-          </w:tcPr>
-          <w:p>
-            <w:r>
-              <w:rPr>
-                <w:sz w:val="18"/>
-              </w:rPr>
-              <w:t>IEC61850_AUTO_FETCH (user system)</w:t>
+              <w:t>Requires a Remote IED on this workspace. When on, after each local DR is imported (stamped LOCAL), the server also pulls a matching new record from the peer into the same event (stamped REMOTE). Peer offline / no new remote DR → local cycle still succeeds</w:t>
             </w:r>
           </w:p>
         </w:tc>
       </w:tr>
     </w:tbl>
     <w:p/>
-    <w:p/>
-    <w:p>
-      <w:pPr>
-        <w:pStyle w:val="Heading1"/>
-      </w:pPr>
-      <w:r>
-        <w:t>12. Event numbers</w:t>
-      </w:r>
-    </w:p>
-    <w:p>
-      <w:r>
-        <w:t>Every event has a readable, sequential identifier:</w:t>
-      </w:r>
-    </w:p>
-    <w:p>
-      <w:pPr>
-        <w:spacing w:before="40" w:after="40"/>
-        <w:ind w:left="288"/>
-        <w:shd w:fill="F1F5F9" w:val="clear"/>
-      </w:pPr>
-      <w:r>
-        <w:rPr>
-          <w:rFonts w:ascii="Consolas" w:hAnsi="Consolas"/>
-          <w:sz w:val="18"/>
-        </w:rPr>
-        <w:t>EVT-YYYY-NNNNN      e.g.  EVT-2026-00042</w:t>
+    <w:p>
+      <w:r>
+        <w:t xml:space="preserve">Files acquired by auto-fetch (and manual Fetch) are stamped </w:t>
+      </w:r>
+      <w:r>
+        <w:rPr>
+          <w:b/>
+        </w:rPr>
+        <w:t>LOCAL</w:t>
+      </w:r>
+      <w:r>
+        <w:t xml:space="preserve"> for the polled IED. </w:t>
+      </w:r>
+      <w:r>
+        <w:rPr>
+          <w:b/>
+        </w:rPr>
+        <w:t>Also fetch remote IED</w:t>
+      </w:r>
+      <w:r>
+        <w:t xml:space="preserve"> stays </w:t>
+      </w:r>
+      <w:r>
+        <w:rPr>
+          <w:b/>
+        </w:rPr>
+        <w:t>off by default</w:t>
+      </w:r>
+      <w:r>
+        <w:t xml:space="preserve"> so enabling auto-fetch never silently polls another substation.</w:t>
+      </w:r>
+    </w:p>
+    <w:p>
+      <w:r>
+        <w:rPr>
+          <w:b/>
+        </w:rPr>
+        <w:t>SCL is not fetched by auto-fetch</w:t>
+      </w:r>
+      <w:r>
+        <w:t xml:space="preserve"> (use manual Fetch if needed).</w:t>
+      </w:r>
+    </w:p>
+    <w:p>
+      <w:pPr>
+        <w:pStyle w:val="Heading2"/>
+      </w:pPr>
+      <w:r>
+        <w:t>11.3 Multi-DR behaviour each poll</w:t>
+      </w:r>
+    </w:p>
+    <w:p>
+      <w:pPr>
+        <w:pStyle w:val="ListNumber"/>
+      </w:pPr>
+      <w:r>
+        <w:t>List complete COMTRADE records on the IED.</w:t>
+      </w:r>
+    </w:p>
+    <w:p>
+      <w:pPr>
+        <w:pStyle w:val="ListNumber"/>
+      </w:pPr>
+      <w:r>
+        <w:t xml:space="preserve">Skip already-fetched keys (and the first-run </w:t>
+      </w:r>
+      <w:r>
+        <w:rPr>
+          <w:b/>
+        </w:rPr>
+        <w:t>baseline</w:t>
+      </w:r>
+      <w:r>
+        <w:t>, unless import-existing is on).</w:t>
+      </w:r>
+    </w:p>
+    <w:p>
+      <w:pPr>
+        <w:pStyle w:val="ListNumber"/>
+      </w:pPr>
+      <w:r>
+        <w:t>Sort remaining by oldest first.</w:t>
+      </w:r>
+    </w:p>
+    <w:p>
+      <w:pPr>
+        <w:pStyle w:val="ListNumber"/>
+      </w:pPr>
+      <w:r>
+        <w:t xml:space="preserve">Import up to </w:t>
+      </w:r>
+      <w:r>
+        <w:rPr>
+          <w:b/>
+        </w:rPr>
+        <w:t>10</w:t>
+      </w:r>
+      <w:r>
+        <w:t xml:space="preserve"> new DRs this cycle.</w:t>
+      </w:r>
+    </w:p>
+    <w:p>
+      <w:pPr>
+        <w:pStyle w:val="ListNumber"/>
+      </w:pPr>
+      <w:r>
+        <w:rPr>
+          <w:b/>
+        </w:rPr>
+        <w:t>One event per DR</w:t>
+      </w:r>
+      <w:r>
+        <w:t>, with settings/SOE according to the toggles.</w:t>
+      </w:r>
+    </w:p>
+    <w:p>
+      <w:pPr>
+        <w:pStyle w:val="ListNumber"/>
+      </w:pPr>
+      <w:r>
+        <w:t>Optionally start analysis on each package-ready event.</w:t>
+      </w:r>
+    </w:p>
+    <w:p>
+      <w:pPr>
+        <w:pStyle w:val="ListNumber"/>
+      </w:pPr>
+      <w:r>
+        <w:t xml:space="preserve">Any leftover new DRs wait for the </w:t>
+      </w:r>
+      <w:r>
+        <w:rPr>
+          <w:b/>
+        </w:rPr>
+        <w:t>next</w:t>
+      </w:r>
+      <w:r>
+        <w:t xml:space="preserve"> interval.</w:t>
       </w:r>
     </w:p>
     <w:tbl>
@@ -10369,7 +9819,7 @@
                 <w:b/>
                 <w:sz w:val="18"/>
               </w:rPr>
-              <w:t>Rule</w:t>
+              <w:t>Situation</w:t>
             </w:r>
           </w:p>
         </w:tc>
@@ -10383,7 +9833,7 @@
                 <w:b/>
                 <w:sz w:val="18"/>
               </w:rPr>
-              <w:t>Details</w:t>
+              <w:t>What happens</w:t>
             </w:r>
           </w:p>
         </w:tc>
@@ -10398,20 +9848,20 @@
               <w:rPr>
                 <w:sz w:val="18"/>
               </w:rPr>
-              <w:t>Year</w:t>
-            </w:r>
-          </w:p>
-        </w:tc>
-        <w:tc>
-          <w:tcPr>
-            <w:tcW w:type="dxa" w:w="4680"/>
-          </w:tcPr>
-          <w:p>
-            <w:r>
-              <w:rPr>
-                <w:sz w:val="18"/>
-              </w:rPr>
-              <w:t>Year the event was created</w:t>
+              <w:t>First enable (default)</w:t>
+            </w:r>
+          </w:p>
+        </w:tc>
+        <w:tc>
+          <w:tcPr>
+            <w:tcW w:type="dxa" w:w="4680"/>
+          </w:tcPr>
+          <w:p>
+            <w:r>
+              <w:rPr>
+                <w:sz w:val="18"/>
+              </w:rPr>
+              <w:t>Baseline — remember what is already on the IED; import nothing yet</w:t>
             </w:r>
           </w:p>
         </w:tc>
@@ -10426,20 +9876,20 @@
               <w:rPr>
                 <w:sz w:val="18"/>
               </w:rPr>
-              <w:t>Sequence</w:t>
-            </w:r>
-          </w:p>
-        </w:tc>
-        <w:tc>
-          <w:tcPr>
-            <w:tcW w:type="dxa" w:w="4680"/>
-          </w:tcPr>
-          <w:p>
-            <w:r>
-              <w:rPr>
-                <w:sz w:val="18"/>
-              </w:rPr>
-              <w:t>Five-digit counter, restarts at 00001 each year</w:t>
+              <w:t>New fault after baseline</w:t>
+            </w:r>
+          </w:p>
+        </w:tc>
+        <w:tc>
+          <w:tcPr>
+            <w:tcW w:type="dxa" w:w="4680"/>
+          </w:tcPr>
+          <w:p>
+            <w:r>
+              <w:rPr>
+                <w:sz w:val="18"/>
+              </w:rPr>
+              <w:t>Next poll creates event(s) for the new DR(s)</w:t>
             </w:r>
           </w:p>
         </w:tc>
@@ -10454,20 +9904,20 @@
               <w:rPr>
                 <w:sz w:val="18"/>
               </w:rPr>
-              <w:t>Allocation</w:t>
-            </w:r>
-          </w:p>
-        </w:tc>
-        <w:tc>
-          <w:tcPr>
-            <w:tcW w:type="dxa" w:w="4680"/>
-          </w:tcPr>
-          <w:p>
-            <w:r>
-              <w:rPr>
-                <w:sz w:val="18"/>
-              </w:rPr>
-              <w:t>Automatic for uploads, IEC 61850 fetch and auto-fetch — numbers are never reused within a year</w:t>
+              <w:t>25 new DRs at once</w:t>
+            </w:r>
+          </w:p>
+        </w:tc>
+        <w:tc>
+          <w:tcPr>
+            <w:tcW w:type="dxa" w:w="4680"/>
+          </w:tcPr>
+          <w:p>
+            <w:r>
+              <w:rPr>
+                <w:sz w:val="18"/>
+              </w:rPr>
+              <w:t>10 this cycle, 10 next, 5 after that</w:t>
             </w:r>
           </w:p>
         </w:tc>
@@ -10482,20 +9932,20 @@
               <w:rPr>
                 <w:sz w:val="18"/>
               </w:rPr>
-              <w:t>Custom IDs</w:t>
-            </w:r>
-          </w:p>
-        </w:tc>
-        <w:tc>
-          <w:tcPr>
-            <w:tcW w:type="dxa" w:w="4680"/>
-          </w:tcPr>
-          <w:p>
-            <w:r>
-              <w:rPr>
-                <w:sz w:val="18"/>
-              </w:rPr>
-              <w:t>If an event was created with an explicit, meaningful ID (e.g. EVT-OC-132KV-FEEDER-001 from a package), it is kept</w:t>
+              <w:t>Same DR again</w:t>
+            </w:r>
+          </w:p>
+        </w:tc>
+        <w:tc>
+          <w:tcPr>
+            <w:tcW w:type="dxa" w:w="4680"/>
+          </w:tcPr>
+          <w:p>
+            <w:r>
+              <w:rPr>
+                <w:sz w:val="18"/>
+              </w:rPr>
+              <w:t>Skipped (already in the fetched index)</w:t>
             </w:r>
           </w:p>
         </w:tc>
@@ -10510,20 +9960,20 @@
               <w:rPr>
                 <w:sz w:val="18"/>
               </w:rPr>
-              <w:t>Legacy events</w:t>
-            </w:r>
-          </w:p>
-        </w:tc>
-        <w:tc>
-          <w:tcPr>
-            <w:tcW w:type="dxa" w:w="4680"/>
-          </w:tcPr>
-          <w:p>
-            <w:r>
-              <w:rPr>
-                <w:sz w:val="18"/>
-              </w:rPr>
-              <w:t>Events that had a random (UUID-style) ID from older versions are renumbered once, automatically, when the backend starts. The old ID is kept in the event’s extra data as previous_event_id, so old reports and notes can still be traced</w:t>
+              <w:t>Record fails 3 times</w:t>
+            </w:r>
+          </w:p>
+        </w:tc>
+        <w:tc>
+          <w:tcPr>
+            <w:tcW w:type="dxa" w:w="4680"/>
+          </w:tcPr>
+          <w:p>
+            <w:r>
+              <w:rPr>
+                <w:sz w:val="18"/>
+              </w:rPr>
+              <w:t>Skipped thereafter (fetch manually to see warnings)</w:t>
             </w:r>
           </w:p>
         </w:tc>
@@ -10532,40 +9982,91 @@
     <w:p/>
     <w:p>
       <w:r>
-        <w:t>Use the event number in search (All events), reports, e-mails and review notes.</w:t>
-      </w:r>
-    </w:p>
-    <w:p/>
-    <w:p>
-      <w:pPr>
-        <w:pStyle w:val="Heading1"/>
-      </w:pPr>
-      <w:r>
-        <w:t>13. All events (list and filters)</w:t>
-      </w:r>
-    </w:p>
-    <w:p>
-      <w:r>
-        <w:t xml:space="preserve">Open </w:t>
-      </w:r>
-      <w:r>
-        <w:rPr>
-          <w:b/>
-        </w:rPr>
-        <w:t>Analysis → All events</w:t>
-      </w:r>
-      <w:r>
-        <w:t xml:space="preserve"> (route </w:t>
+        <w:t xml:space="preserve">Off → on again → </w:t>
+      </w:r>
+      <w:r>
+        <w:rPr>
+          <w:b/>
+        </w:rPr>
+        <w:t>fresh baseline</w:t>
+      </w:r>
+      <w:r>
+        <w:t>.</w:t>
+      </w:r>
+    </w:p>
+    <w:p>
+      <w:pPr>
+        <w:pStyle w:val="Heading2"/>
+      </w:pPr>
+      <w:r>
+        <w:t>11.4 Scheduler</w:t>
+      </w:r>
+    </w:p>
+    <w:p>
+      <w:pPr>
+        <w:pStyle w:val="ListBullet"/>
+      </w:pPr>
+      <w:r>
+        <w:t xml:space="preserve">Server wakes about every </w:t>
+      </w:r>
+      <w:r>
+        <w:rPr>
+          <w:b/>
+        </w:rPr>
+        <w:t>30 s</w:t>
+      </w:r>
+      <w:r>
+        <w:t xml:space="preserve"> and runs IEDs whose interval has elapsed (up to </w:t>
+      </w:r>
+      <w:r>
+        <w:rPr>
+          <w:b/>
+        </w:rPr>
+        <w:t>4 IEDs</w:t>
+      </w:r>
+      <w:r>
+        <w:t xml:space="preserve"> in parallel).</w:t>
+      </w:r>
+    </w:p>
+    <w:p>
+      <w:pPr>
+        <w:pStyle w:val="ListBullet"/>
+      </w:pPr>
+      <w:r>
+        <w:t xml:space="preserve">Runs </w:t>
+      </w:r>
+      <w:r>
+        <w:rPr>
+          <w:b/>
+        </w:rPr>
+        <w:t>inside the API process</w:t>
+      </w:r>
+      <w:r>
+        <w:t xml:space="preserve"> — stops when you close </w:t>
       </w:r>
       <w:r>
         <w:rPr>
           <w:rFonts w:ascii="Consolas" w:hAnsi="Consolas"/>
           <w:sz w:val="18"/>
         </w:rPr>
-        <w:t>/events</w:t>
-      </w:r>
-      <w:r>
-        <w:t>).</w:t>
+        <w:t>ProtectionRCA.exe</w:t>
+      </w:r>
+      <w:r>
+        <w:t xml:space="preserve"> / the PC sleeps; resumes when the app starts again.</w:t>
+      </w:r>
+    </w:p>
+    <w:p>
+      <w:pPr>
+        <w:pStyle w:val="ListBullet"/>
+      </w:pPr>
+      <w:r>
+        <w:rPr>
+          <w:b/>
+        </w:rPr>
+        <w:t>Check now</w:t>
+      </w:r>
+      <w:r>
+        <w:t xml:space="preserve"> forces one cycle immediately (409 if that IED is already checking).</w:t>
       </w:r>
     </w:p>
     <w:p>
@@ -10573,7 +10074,7 @@
         <w:pStyle w:val="Heading2"/>
       </w:pPr>
       <w:r>
-        <w:t>Header actions</w:t>
+        <w:t>11.5 Status on the card</w:t>
       </w:r>
     </w:p>
     <w:tbl>
@@ -10597,7 +10098,7 @@
                 <w:b/>
                 <w:sz w:val="18"/>
               </w:rPr>
-              <w:t>Control</w:t>
+              <w:t>Line</w:t>
             </w:r>
           </w:p>
         </w:tc>
@@ -10611,7 +10112,7 @@
                 <w:b/>
                 <w:sz w:val="18"/>
               </w:rPr>
-              <w:t>Purpose</w:t>
+              <w:t>Meaning</w:t>
             </w:r>
           </w:p>
         </w:tc>
@@ -10626,20 +10127,20 @@
               <w:rPr>
                 <w:sz w:val="18"/>
               </w:rPr>
-              <w:t>Continue …</w:t>
-            </w:r>
-          </w:p>
-        </w:tc>
-        <w:tc>
-          <w:tcPr>
-            <w:tcW w:type="dxa" w:w="4680"/>
-          </w:tcPr>
-          <w:p>
-            <w:r>
-              <w:rPr>
-                <w:sz w:val="18"/>
-              </w:rPr>
-              <w:t>Resume last locally remembered event</w:t>
+              <w:t>Last check</w:t>
+            </w:r>
+          </w:p>
+        </w:tc>
+        <w:tc>
+          <w:tcPr>
+            <w:tcW w:type="dxa" w:w="4680"/>
+          </w:tcPr>
+          <w:p>
+            <w:r>
+              <w:rPr>
+                <w:sz w:val="18"/>
+              </w:rPr>
+              <w:t>Age; “*N new · M record(s) on IED*” when OK</w:t>
             </w:r>
           </w:p>
         </w:tc>
@@ -10654,20 +10155,20 @@
               <w:rPr>
                 <w:sz w:val="18"/>
               </w:rPr>
-              <w:t>Open Plant</w:t>
-            </w:r>
-          </w:p>
-        </w:tc>
-        <w:tc>
-          <w:tcPr>
-            <w:tcW w:type="dxa" w:w="4680"/>
-          </w:tcPr>
-          <w:p>
-            <w:r>
-              <w:rPr>
-                <w:sz w:val="18"/>
-              </w:rPr>
-              <w:t>Go to hierarchy / fetch / upload</w:t>
+              <w:t>Next check</w:t>
+            </w:r>
+          </w:p>
+        </w:tc>
+        <w:tc>
+          <w:tcPr>
+            <w:tcW w:type="dxa" w:w="4680"/>
+          </w:tcPr>
+          <w:p>
+            <w:r>
+              <w:rPr>
+                <w:sz w:val="18"/>
+              </w:rPr>
+              <w:t>Next due time</w:t>
             </w:r>
           </w:p>
         </w:tc>
@@ -10682,20 +10183,20 @@
               <w:rPr>
                 <w:sz w:val="18"/>
               </w:rPr>
-              <w:t>Compare</w:t>
-            </w:r>
-          </w:p>
-        </w:tc>
-        <w:tc>
-          <w:tcPr>
-            <w:tcW w:type="dxa" w:w="4680"/>
-          </w:tcPr>
-          <w:p>
-            <w:r>
-              <w:rPr>
-                <w:sz w:val="18"/>
-              </w:rPr>
-              <w:t>Multi-event compare</w:t>
+              <w:t>Events created by auto-fetch</w:t>
+            </w:r>
+          </w:p>
+        </w:tc>
+        <w:tc>
+          <w:tcPr>
+            <w:tcW w:type="dxa" w:w="4680"/>
+          </w:tcPr>
+          <w:p>
+            <w:r>
+              <w:rPr>
+                <w:sz w:val="18"/>
+              </w:rPr>
+              <w:t>Running total</w:t>
             </w:r>
           </w:p>
         </w:tc>
@@ -10710,20 +10211,76 @@
               <w:rPr>
                 <w:sz w:val="18"/>
               </w:rPr>
-              <w:t>Clear filters</w:t>
-            </w:r>
-          </w:p>
-        </w:tc>
-        <w:tc>
-          <w:tcPr>
-            <w:tcW w:type="dxa" w:w="4680"/>
-          </w:tcPr>
-          <w:p>
-            <w:r>
-              <w:rPr>
-                <w:sz w:val="18"/>
-              </w:rPr>
-              <w:t>Clears search, dates, and dashboard ?queue= filter</w:t>
+              <w:t>Baseline note</w:t>
+            </w:r>
+          </w:p>
+        </w:tc>
+        <w:tc>
+          <w:tcPr>
+            <w:tcW w:type="dxa" w:w="4680"/>
+          </w:tcPr>
+          <w:p>
+            <w:r>
+              <w:rPr>
+                <w:sz w:val="18"/>
+              </w:rPr>
+              <w:t>Until first check completes</w:t>
+            </w:r>
+          </w:p>
+        </w:tc>
+      </w:tr>
+      <w:tr>
+        <w:tc>
+          <w:tcPr>
+            <w:tcW w:type="dxa" w:w="4680"/>
+          </w:tcPr>
+          <w:p>
+            <w:r>
+              <w:rPr>
+                <w:sz w:val="18"/>
+              </w:rPr>
+              <w:t>Last check failed</w:t>
+            </w:r>
+          </w:p>
+        </w:tc>
+        <w:tc>
+          <w:tcPr>
+            <w:tcW w:type="dxa" w:w="4680"/>
+          </w:tcPr>
+          <w:p>
+            <w:r>
+              <w:rPr>
+                <w:sz w:val="18"/>
+              </w:rPr>
+              <w:t>Last error text</w:t>
+            </w:r>
+          </w:p>
+        </w:tc>
+      </w:tr>
+      <w:tr>
+        <w:tc>
+          <w:tcPr>
+            <w:tcW w:type="dxa" w:w="4680"/>
+          </w:tcPr>
+          <w:p>
+            <w:r>
+              <w:rPr>
+                <w:sz w:val="18"/>
+              </w:rPr>
+              <w:t>Scheduler warning</w:t>
+            </w:r>
+          </w:p>
+        </w:tc>
+        <w:tc>
+          <w:tcPr>
+            <w:tcW w:type="dxa" w:w="4680"/>
+          </w:tcPr>
+          <w:p>
+            <w:r>
+              <w:rPr>
+                <w:sz w:val="18"/>
+              </w:rPr>
+              <w:t>IEC61850_AUTO_FETCH false or library missing — Check now may still work</w:t>
             </w:r>
           </w:p>
         </w:tc>
@@ -10731,244 +10288,341 @@
     </w:tbl>
     <w:p/>
     <w:p>
-      <w:r>
-        <w:t xml:space="preserve">When you arrive from a Dashboard KPI, a banner shows the active </w:t>
-      </w:r>
-      <w:r>
-        <w:rPr>
-          <w:b/>
-        </w:rPr>
-        <w:t>queue filter</w:t>
-      </w:r>
-      <w:r>
-        <w:t xml:space="preserve"> (e.g. Awaiting review).</w:t>
-      </w:r>
-    </w:p>
-    <w:p>
       <w:pPr>
         <w:pStyle w:val="Heading2"/>
       </w:pPr>
       <w:r>
-        <w:t>Search (live)</w:t>
-      </w:r>
-    </w:p>
-    <w:p>
-      <w:r>
-        <w:t xml:space="preserve">Type in </w:t>
-      </w:r>
-      <w:r>
-        <w:rPr>
-          <w:b/>
-        </w:rPr>
-        <w:t>Search</w:t>
-      </w:r>
-      <w:r>
-        <w:t>. Matching is case-insensitive across:</w:t>
-      </w:r>
-    </w:p>
-    <w:p>
-      <w:pPr>
-        <w:pStyle w:val="ListBullet"/>
-      </w:pPr>
-      <w:r>
-        <w:t xml:space="preserve">Event number / ID (e.g. </w:t>
-      </w:r>
+        <w:t>11.6 Manual Fetch vs Auto-fetch</w:t>
+      </w:r>
+    </w:p>
+    <w:tbl>
+      <w:tblPr>
+        <w:tblStyle w:val="TableGrid"/>
+        <w:tblW w:type="auto" w:w="0"/>
+        <w:tblLook w:firstColumn="1" w:firstRow="1" w:lastColumn="0" w:lastRow="0" w:noHBand="0" w:noVBand="1" w:val="04A0"/>
+      </w:tblPr>
+      <w:tblGrid>
+        <w:gridCol w:w="3120"/>
+        <w:gridCol w:w="3120"/>
+        <w:gridCol w:w="3120"/>
+      </w:tblGrid>
+      <w:tr>
+        <w:tc>
+          <w:tcPr>
+            <w:tcW w:type="dxa" w:w="3120"/>
+          </w:tcPr>
+          <w:p>
+            <w:r>
+              <w:rPr>
+                <w:b/>
+                <w:sz w:val="18"/>
+              </w:rPr>
+            </w:r>
+          </w:p>
+        </w:tc>
+        <w:tc>
+          <w:tcPr>
+            <w:tcW w:type="dxa" w:w="3120"/>
+          </w:tcPr>
+          <w:p>
+            <w:r>
+              <w:rPr>
+                <w:b/>
+                <w:sz w:val="18"/>
+              </w:rPr>
+              <w:t>Manual Fetch</w:t>
+            </w:r>
+          </w:p>
+        </w:tc>
+        <w:tc>
+          <w:tcPr>
+            <w:tcW w:type="dxa" w:w="3120"/>
+          </w:tcPr>
+          <w:p>
+            <w:r>
+              <w:rPr>
+                <w:b/>
+                <w:sz w:val="18"/>
+              </w:rPr>
+              <w:t>Auto-fetch</w:t>
+            </w:r>
+          </w:p>
+        </w:tc>
+      </w:tr>
+      <w:tr>
+        <w:tc>
+          <w:tcPr>
+            <w:tcW w:type="dxa" w:w="3120"/>
+          </w:tcPr>
+          <w:p>
+            <w:r>
+              <w:rPr>
+                <w:sz w:val="18"/>
+              </w:rPr>
+              <w:t>Who picks DRs</w:t>
+            </w:r>
+          </w:p>
+        </w:tc>
+        <w:tc>
+          <w:tcPr>
+            <w:tcW w:type="dxa" w:w="3120"/>
+          </w:tcPr>
+          <w:p>
+            <w:r>
+              <w:rPr>
+                <w:sz w:val="18"/>
+              </w:rPr>
+              <w:t>You (checkboxes) or “all new” on Fetch</w:t>
+            </w:r>
+          </w:p>
+        </w:tc>
+        <w:tc>
+          <w:tcPr>
+            <w:tcW w:type="dxa" w:w="3120"/>
+          </w:tcPr>
+          <w:p>
+            <w:r>
+              <w:rPr>
+                <w:sz w:val="18"/>
+              </w:rPr>
+              <w:t>Server: all new complete</w:t>
+            </w:r>
+          </w:p>
+        </w:tc>
+      </w:tr>
+      <w:tr>
+        <w:tc>
+          <w:tcPr>
+            <w:tcW w:type="dxa" w:w="3120"/>
+          </w:tcPr>
+          <w:p>
+            <w:r>
+              <w:rPr>
+                <w:sz w:val="18"/>
+              </w:rPr>
+              <w:t>Settings / SOE</w:t>
+            </w:r>
+          </w:p>
+        </w:tc>
+        <w:tc>
+          <w:tcPr>
+            <w:tcW w:type="dxa" w:w="3120"/>
+          </w:tcPr>
+          <w:p>
+            <w:r>
+              <w:rPr>
+                <w:sz w:val="18"/>
+              </w:rPr>
+              <w:t>Checkboxes</w:t>
+            </w:r>
+          </w:p>
+        </w:tc>
+        <w:tc>
+          <w:tcPr>
+            <w:tcW w:type="dxa" w:w="3120"/>
+          </w:tcPr>
+          <w:p>
+            <w:r>
+              <w:rPr>
+                <w:sz w:val="18"/>
+              </w:rPr>
+              <w:t>Checkboxes (defaults on)</w:t>
+            </w:r>
+          </w:p>
+        </w:tc>
+      </w:tr>
+      <w:tr>
+        <w:tc>
+          <w:tcPr>
+            <w:tcW w:type="dxa" w:w="3120"/>
+          </w:tcPr>
+          <w:p>
+            <w:r>
+              <w:rPr>
+                <w:sz w:val="18"/>
+              </w:rPr>
+              <w:t>SCL</w:t>
+            </w:r>
+          </w:p>
+        </w:tc>
+        <w:tc>
+          <w:tcPr>
+            <w:tcW w:type="dxa" w:w="3120"/>
+          </w:tcPr>
+          <w:p>
+            <w:r>
+              <w:rPr>
+                <w:sz w:val="18"/>
+              </w:rPr>
+              <w:t>Optional</w:t>
+            </w:r>
+          </w:p>
+        </w:tc>
+        <w:tc>
+          <w:tcPr>
+            <w:tcW w:type="dxa" w:w="3120"/>
+          </w:tcPr>
+          <w:p>
+            <w:r>
+              <w:rPr>
+                <w:sz w:val="18"/>
+              </w:rPr>
+              <w:t>No</w:t>
+            </w:r>
+          </w:p>
+        </w:tc>
+      </w:tr>
+      <w:tr>
+        <w:tc>
+          <w:tcPr>
+            <w:tcW w:type="dxa" w:w="3120"/>
+          </w:tcPr>
+          <w:p>
+            <w:r>
+              <w:rPr>
+                <w:sz w:val="18"/>
+              </w:rPr>
+              <w:t>Page open?</w:t>
+            </w:r>
+          </w:p>
+        </w:tc>
+        <w:tc>
+          <w:tcPr>
+            <w:tcW w:type="dxa" w:w="3120"/>
+          </w:tcPr>
+          <w:p>
+            <w:r>
+              <w:rPr>
+                <w:sz w:val="18"/>
+              </w:rPr>
+              <w:t>Yes</w:t>
+            </w:r>
+          </w:p>
+        </w:tc>
+        <w:tc>
+          <w:tcPr>
+            <w:tcW w:type="dxa" w:w="3120"/>
+          </w:tcPr>
+          <w:p>
+            <w:r>
+              <w:rPr>
+                <w:sz w:val="18"/>
+              </w:rPr>
+              <w:t>No</w:t>
+            </w:r>
+          </w:p>
+        </w:tc>
+      </w:tr>
+      <w:tr>
+        <w:tc>
+          <w:tcPr>
+            <w:tcW w:type="dxa" w:w="3120"/>
+          </w:tcPr>
+          <w:p>
+            <w:r>
+              <w:rPr>
+                <w:sz w:val="18"/>
+              </w:rPr>
+              <w:t>Multi-DR cap</w:t>
+            </w:r>
+          </w:p>
+        </w:tc>
+        <w:tc>
+          <w:tcPr>
+            <w:tcW w:type="dxa" w:w="3120"/>
+          </w:tcPr>
+          <w:p>
+            <w:r>
+              <w:rPr>
+                <w:sz w:val="18"/>
+              </w:rPr>
+              <w:t>Your selection</w:t>
+            </w:r>
+          </w:p>
+        </w:tc>
+        <w:tc>
+          <w:tcPr>
+            <w:tcW w:type="dxa" w:w="3120"/>
+          </w:tcPr>
+          <w:p>
+            <w:r>
+              <w:rPr>
+                <w:sz w:val="18"/>
+              </w:rPr>
+              <w:t>10 per cycle</w:t>
+            </w:r>
+          </w:p>
+        </w:tc>
+      </w:tr>
+      <w:tr>
+        <w:tc>
+          <w:tcPr>
+            <w:tcW w:type="dxa" w:w="3120"/>
+          </w:tcPr>
+          <w:p>
+            <w:r>
+              <w:rPr>
+                <w:sz w:val="18"/>
+              </w:rPr>
+              <w:t>Audit</w:t>
+            </w:r>
+          </w:p>
+        </w:tc>
+        <w:tc>
+          <w:tcPr>
+            <w:tcW w:type="dxa" w:w="3120"/>
+          </w:tcPr>
+          <w:p>
+            <w:r>
+              <w:rPr>
+                <w:sz w:val="18"/>
+              </w:rPr>
+              <w:t>IEC61850_FETCH</w:t>
+            </w:r>
+          </w:p>
+        </w:tc>
+        <w:tc>
+          <w:tcPr>
+            <w:tcW w:type="dxa" w:w="3120"/>
+          </w:tcPr>
+          <w:p>
+            <w:r>
+              <w:rPr>
+                <w:sz w:val="18"/>
+              </w:rPr>
+              <w:t>IEC61850_AUTO_FETCH (user system)</w:t>
+            </w:r>
+          </w:p>
+        </w:tc>
+      </w:tr>
+    </w:tbl>
+    <w:p/>
+    <w:p/>
+    <w:p>
+      <w:pPr>
+        <w:pStyle w:val="Heading1"/>
+      </w:pPr>
+      <w:r>
+        <w:t>12. Event numbers</w:t>
+      </w:r>
+    </w:p>
+    <w:p>
+      <w:r>
+        <w:t>Every event has a readable, sequential identifier:</w:t>
+      </w:r>
+    </w:p>
+    <w:p>
+      <w:pPr>
+        <w:spacing w:before="40" w:after="40"/>
+        <w:ind w:left="288"/>
+        <w:shd w:fill="F1F5F9" w:val="clear"/>
+      </w:pPr>
       <w:r>
         <w:rPr>
           <w:rFonts w:ascii="Consolas" w:hAnsi="Consolas"/>
           <w:sz w:val="18"/>
         </w:rPr>
-        <w:t>EVT-2026-000</w:t>
-      </w:r>
-      <w:r>
-        <w:t xml:space="preserve">, </w:t>
-      </w:r>
-      <w:r>
-        <w:rPr>
-          <w:rFonts w:ascii="Consolas" w:hAnsi="Consolas"/>
-          <w:sz w:val="18"/>
-        </w:rPr>
-        <w:t>00042</w:t>
-      </w:r>
-      <w:r>
-        <w:t>)</w:t>
-      </w:r>
-    </w:p>
-    <w:p>
-      <w:pPr>
-        <w:pStyle w:val="ListBullet"/>
-      </w:pPr>
-      <w:r>
-        <w:t>Substation / bay / relay (IED)</w:t>
-      </w:r>
-    </w:p>
-    <w:p>
-      <w:pPr>
-        <w:pStyle w:val="ListBullet"/>
-      </w:pPr>
-      <w:r>
-        <w:t>Feeder / description (fetched events contain “IEC 61850 fetch from …”)</w:t>
-      </w:r>
-    </w:p>
-    <w:p>
-      <w:pPr>
-        <w:pStyle w:val="ListBullet"/>
-      </w:pPr>
-      <w:r>
-        <w:t xml:space="preserve">Fault type and </w:t>
-      </w:r>
-      <w:r>
-        <w:rPr>
-          <w:b/>
-        </w:rPr>
-        <w:t>protection summary</w:t>
-      </w:r>
-      <w:r>
-        <w:t xml:space="preserve"> (e.g. </w:t>
-      </w:r>
-      <w:r>
-        <w:rPr>
-          <w:rFonts w:ascii="Consolas" w:hAnsi="Consolas"/>
-          <w:sz w:val="18"/>
-        </w:rPr>
-        <w:t>87T</w:t>
-      </w:r>
-      <w:r>
-        <w:t xml:space="preserve">, </w:t>
-      </w:r>
-      <w:r>
-        <w:rPr>
-          <w:rFonts w:ascii="Consolas" w:hAnsi="Consolas"/>
-          <w:sz w:val="18"/>
-        </w:rPr>
-        <w:t>51N</w:t>
-      </w:r>
-      <w:r>
-        <w:t>)</w:t>
-      </w:r>
-    </w:p>
-    <w:p>
-      <w:pPr>
-        <w:pStyle w:val="ListBullet"/>
-      </w:pPr>
-      <w:r>
-        <w:t>Status, decision state, data quality, severity</w:t>
-      </w:r>
-    </w:p>
-    <w:p>
-      <w:r>
-        <w:t xml:space="preserve">The counter shows </w:t>
-      </w:r>
-      <w:r>
-        <w:rPr>
-          <w:b/>
-        </w:rPr>
-        <w:t>“X of Y events”</w:t>
-      </w:r>
-      <w:r>
-        <w:t>.</w:t>
-      </w:r>
-    </w:p>
-    <w:p>
-      <w:pPr>
-        <w:pStyle w:val="Heading2"/>
-      </w:pPr>
-      <w:r>
-        <w:t>Date range (From / To)</w:t>
-      </w:r>
-    </w:p>
-    <w:p>
-      <w:pPr>
-        <w:pStyle w:val="ListBullet"/>
-      </w:pPr>
-      <w:r>
-        <w:t>Uses the event date/time (falls back to created time if needed)</w:t>
-      </w:r>
-    </w:p>
-    <w:p>
-      <w:pPr>
-        <w:pStyle w:val="ListBullet"/>
-      </w:pPr>
-      <w:r>
-        <w:t xml:space="preserve">Times are interpreted in </w:t>
-      </w:r>
-      <w:r>
-        <w:rPr>
-          <w:b/>
-        </w:rPr>
-        <w:t>local</w:t>
-      </w:r>
-      <w:r>
-        <w:t xml:space="preserve"> browser time (no accidental UTC day-shift)</w:t>
-      </w:r>
-    </w:p>
-    <w:p>
-      <w:pPr>
-        <w:pStyle w:val="ListBullet"/>
-      </w:pPr>
-      <w:r>
-        <w:t xml:space="preserve">If </w:t>
-      </w:r>
-      <w:r>
-        <w:rPr>
-          <w:b/>
-        </w:rPr>
-        <w:t>To</w:t>
-      </w:r>
-      <w:r>
-        <w:t xml:space="preserve"> is left at midnight (</w:t>
-      </w:r>
-      <w:r>
-        <w:rPr>
-          <w:rFonts w:ascii="Consolas" w:hAnsi="Consolas"/>
-          <w:sz w:val="18"/>
-        </w:rPr>
-        <w:t>00:00</w:t>
-      </w:r>
-      <w:r>
-        <w:t xml:space="preserve">), the filter includes the </w:t>
-      </w:r>
-      <w:r>
-        <w:rPr>
-          <w:b/>
-        </w:rPr>
-        <w:t>entire calendar day</w:t>
-      </w:r>
-    </w:p>
-    <w:p>
-      <w:pPr>
-        <w:pStyle w:val="Heading2"/>
-      </w:pPr>
-      <w:r>
-        <w:t>Table columns</w:t>
-      </w:r>
-    </w:p>
-    <w:p>
-      <w:r>
-        <w:t xml:space="preserve">Event ID · Date/Time · Location (substation + bay) · Relay · </w:t>
-      </w:r>
-      <w:r>
-        <w:rPr>
-          <w:b/>
-        </w:rPr>
-        <w:t>Fault / element</w:t>
-      </w:r>
-      <w:r>
-        <w:t xml:space="preserve"> (protection primary, fault type secondary) · Status · Sev · DQ · </w:t>
-      </w:r>
-      <w:r>
-        <w:rPr>
-          <w:b/>
-        </w:rPr>
-        <w:t>Delete</w:t>
-      </w:r>
-    </w:p>
-    <w:p>
-      <w:pPr>
-        <w:pStyle w:val="Heading2"/>
-      </w:pPr>
-      <w:r>
-        <w:t>Empty / no-match states</w:t>
+        <w:t>EVT-YYYY-NNNNN      e.g.  EVT-2026-00042</w:t>
       </w:r>
     </w:p>
     <w:tbl>
@@ -10992,6 +10646,629 @@
                 <w:b/>
                 <w:sz w:val="18"/>
               </w:rPr>
+              <w:t>Rule</w:t>
+            </w:r>
+          </w:p>
+        </w:tc>
+        <w:tc>
+          <w:tcPr>
+            <w:tcW w:type="dxa" w:w="4680"/>
+          </w:tcPr>
+          <w:p>
+            <w:r>
+              <w:rPr>
+                <w:b/>
+                <w:sz w:val="18"/>
+              </w:rPr>
+              <w:t>Details</w:t>
+            </w:r>
+          </w:p>
+        </w:tc>
+      </w:tr>
+      <w:tr>
+        <w:tc>
+          <w:tcPr>
+            <w:tcW w:type="dxa" w:w="4680"/>
+          </w:tcPr>
+          <w:p>
+            <w:r>
+              <w:rPr>
+                <w:sz w:val="18"/>
+              </w:rPr>
+              <w:t>Year</w:t>
+            </w:r>
+          </w:p>
+        </w:tc>
+        <w:tc>
+          <w:tcPr>
+            <w:tcW w:type="dxa" w:w="4680"/>
+          </w:tcPr>
+          <w:p>
+            <w:r>
+              <w:rPr>
+                <w:sz w:val="18"/>
+              </w:rPr>
+              <w:t>Year the event was created</w:t>
+            </w:r>
+          </w:p>
+        </w:tc>
+      </w:tr>
+      <w:tr>
+        <w:tc>
+          <w:tcPr>
+            <w:tcW w:type="dxa" w:w="4680"/>
+          </w:tcPr>
+          <w:p>
+            <w:r>
+              <w:rPr>
+                <w:sz w:val="18"/>
+              </w:rPr>
+              <w:t>Sequence</w:t>
+            </w:r>
+          </w:p>
+        </w:tc>
+        <w:tc>
+          <w:tcPr>
+            <w:tcW w:type="dxa" w:w="4680"/>
+          </w:tcPr>
+          <w:p>
+            <w:r>
+              <w:rPr>
+                <w:sz w:val="18"/>
+              </w:rPr>
+              <w:t>Five-digit counter, restarts at 00001 each year</w:t>
+            </w:r>
+          </w:p>
+        </w:tc>
+      </w:tr>
+      <w:tr>
+        <w:tc>
+          <w:tcPr>
+            <w:tcW w:type="dxa" w:w="4680"/>
+          </w:tcPr>
+          <w:p>
+            <w:r>
+              <w:rPr>
+                <w:sz w:val="18"/>
+              </w:rPr>
+              <w:t>Allocation</w:t>
+            </w:r>
+          </w:p>
+        </w:tc>
+        <w:tc>
+          <w:tcPr>
+            <w:tcW w:type="dxa" w:w="4680"/>
+          </w:tcPr>
+          <w:p>
+            <w:r>
+              <w:rPr>
+                <w:sz w:val="18"/>
+              </w:rPr>
+              <w:t>Automatic for uploads, IEC 61850 fetch and auto-fetch — numbers are never reused within a year</w:t>
+            </w:r>
+          </w:p>
+        </w:tc>
+      </w:tr>
+      <w:tr>
+        <w:tc>
+          <w:tcPr>
+            <w:tcW w:type="dxa" w:w="4680"/>
+          </w:tcPr>
+          <w:p>
+            <w:r>
+              <w:rPr>
+                <w:sz w:val="18"/>
+              </w:rPr>
+              <w:t>Custom IDs</w:t>
+            </w:r>
+          </w:p>
+        </w:tc>
+        <w:tc>
+          <w:tcPr>
+            <w:tcW w:type="dxa" w:w="4680"/>
+          </w:tcPr>
+          <w:p>
+            <w:r>
+              <w:rPr>
+                <w:sz w:val="18"/>
+              </w:rPr>
+              <w:t>If an event was created with an explicit, meaningful ID (e.g. EVT-OC-132KV-FEEDER-001 from a package), it is kept</w:t>
+            </w:r>
+          </w:p>
+        </w:tc>
+      </w:tr>
+      <w:tr>
+        <w:tc>
+          <w:tcPr>
+            <w:tcW w:type="dxa" w:w="4680"/>
+          </w:tcPr>
+          <w:p>
+            <w:r>
+              <w:rPr>
+                <w:sz w:val="18"/>
+              </w:rPr>
+              <w:t>Legacy events</w:t>
+            </w:r>
+          </w:p>
+        </w:tc>
+        <w:tc>
+          <w:tcPr>
+            <w:tcW w:type="dxa" w:w="4680"/>
+          </w:tcPr>
+          <w:p>
+            <w:r>
+              <w:rPr>
+                <w:sz w:val="18"/>
+              </w:rPr>
+              <w:t>Events that had a random (UUID-style) ID from older versions are renumbered once, automatically, when the backend starts. The old ID is kept in the event’s extra data as previous_event_id, so old reports and notes can still be traced</w:t>
+            </w:r>
+          </w:p>
+        </w:tc>
+      </w:tr>
+    </w:tbl>
+    <w:p/>
+    <w:p>
+      <w:r>
+        <w:t>Use the event number in search (All events), reports, e-mails and review notes.</w:t>
+      </w:r>
+    </w:p>
+    <w:p/>
+    <w:p>
+      <w:pPr>
+        <w:pStyle w:val="Heading1"/>
+      </w:pPr>
+      <w:r>
+        <w:t>13. All events (list and filters)</w:t>
+      </w:r>
+    </w:p>
+    <w:p>
+      <w:r>
+        <w:t xml:space="preserve">Open </w:t>
+      </w:r>
+      <w:r>
+        <w:rPr>
+          <w:b/>
+        </w:rPr>
+        <w:t>Analysis → All events</w:t>
+      </w:r>
+      <w:r>
+        <w:t xml:space="preserve"> (route </w:t>
+      </w:r>
+      <w:r>
+        <w:rPr>
+          <w:rFonts w:ascii="Consolas" w:hAnsi="Consolas"/>
+          <w:sz w:val="18"/>
+        </w:rPr>
+        <w:t>/events</w:t>
+      </w:r>
+      <w:r>
+        <w:t>).</w:t>
+      </w:r>
+    </w:p>
+    <w:p>
+      <w:pPr>
+        <w:pStyle w:val="Heading2"/>
+      </w:pPr>
+      <w:r>
+        <w:t>Header actions</w:t>
+      </w:r>
+    </w:p>
+    <w:tbl>
+      <w:tblPr>
+        <w:tblStyle w:val="TableGrid"/>
+        <w:tblW w:type="auto" w:w="0"/>
+        <w:tblLook w:firstColumn="1" w:firstRow="1" w:lastColumn="0" w:lastRow="0" w:noHBand="0" w:noVBand="1" w:val="04A0"/>
+      </w:tblPr>
+      <w:tblGrid>
+        <w:gridCol w:w="4680"/>
+        <w:gridCol w:w="4680"/>
+      </w:tblGrid>
+      <w:tr>
+        <w:tc>
+          <w:tcPr>
+            <w:tcW w:type="dxa" w:w="4680"/>
+          </w:tcPr>
+          <w:p>
+            <w:r>
+              <w:rPr>
+                <w:b/>
+                <w:sz w:val="18"/>
+              </w:rPr>
+              <w:t>Control</w:t>
+            </w:r>
+          </w:p>
+        </w:tc>
+        <w:tc>
+          <w:tcPr>
+            <w:tcW w:type="dxa" w:w="4680"/>
+          </w:tcPr>
+          <w:p>
+            <w:r>
+              <w:rPr>
+                <w:b/>
+                <w:sz w:val="18"/>
+              </w:rPr>
+              <w:t>Purpose</w:t>
+            </w:r>
+          </w:p>
+        </w:tc>
+      </w:tr>
+      <w:tr>
+        <w:tc>
+          <w:tcPr>
+            <w:tcW w:type="dxa" w:w="4680"/>
+          </w:tcPr>
+          <w:p>
+            <w:r>
+              <w:rPr>
+                <w:sz w:val="18"/>
+              </w:rPr>
+              <w:t>Continue …</w:t>
+            </w:r>
+          </w:p>
+        </w:tc>
+        <w:tc>
+          <w:tcPr>
+            <w:tcW w:type="dxa" w:w="4680"/>
+          </w:tcPr>
+          <w:p>
+            <w:r>
+              <w:rPr>
+                <w:sz w:val="18"/>
+              </w:rPr>
+              <w:t>Resume last locally remembered event</w:t>
+            </w:r>
+          </w:p>
+        </w:tc>
+      </w:tr>
+      <w:tr>
+        <w:tc>
+          <w:tcPr>
+            <w:tcW w:type="dxa" w:w="4680"/>
+          </w:tcPr>
+          <w:p>
+            <w:r>
+              <w:rPr>
+                <w:sz w:val="18"/>
+              </w:rPr>
+              <w:t>Open Plant</w:t>
+            </w:r>
+          </w:p>
+        </w:tc>
+        <w:tc>
+          <w:tcPr>
+            <w:tcW w:type="dxa" w:w="4680"/>
+          </w:tcPr>
+          <w:p>
+            <w:r>
+              <w:rPr>
+                <w:sz w:val="18"/>
+              </w:rPr>
+              <w:t>Go to hierarchy / fetch / upload</w:t>
+            </w:r>
+          </w:p>
+        </w:tc>
+      </w:tr>
+      <w:tr>
+        <w:tc>
+          <w:tcPr>
+            <w:tcW w:type="dxa" w:w="4680"/>
+          </w:tcPr>
+          <w:p>
+            <w:r>
+              <w:rPr>
+                <w:sz w:val="18"/>
+              </w:rPr>
+              <w:t>Compare</w:t>
+            </w:r>
+          </w:p>
+        </w:tc>
+        <w:tc>
+          <w:tcPr>
+            <w:tcW w:type="dxa" w:w="4680"/>
+          </w:tcPr>
+          <w:p>
+            <w:r>
+              <w:rPr>
+                <w:sz w:val="18"/>
+              </w:rPr>
+              <w:t>Multi-event compare</w:t>
+            </w:r>
+          </w:p>
+        </w:tc>
+      </w:tr>
+      <w:tr>
+        <w:tc>
+          <w:tcPr>
+            <w:tcW w:type="dxa" w:w="4680"/>
+          </w:tcPr>
+          <w:p>
+            <w:r>
+              <w:rPr>
+                <w:sz w:val="18"/>
+              </w:rPr>
+              <w:t>Clear filters</w:t>
+            </w:r>
+          </w:p>
+        </w:tc>
+        <w:tc>
+          <w:tcPr>
+            <w:tcW w:type="dxa" w:w="4680"/>
+          </w:tcPr>
+          <w:p>
+            <w:r>
+              <w:rPr>
+                <w:sz w:val="18"/>
+              </w:rPr>
+              <w:t>Clears search, dates, and dashboard ?queue= filter</w:t>
+            </w:r>
+          </w:p>
+        </w:tc>
+      </w:tr>
+    </w:tbl>
+    <w:p/>
+    <w:p>
+      <w:r>
+        <w:t xml:space="preserve">When you arrive from a Dashboard KPI, a banner shows the active </w:t>
+      </w:r>
+      <w:r>
+        <w:rPr>
+          <w:b/>
+        </w:rPr>
+        <w:t>queue filter</w:t>
+      </w:r>
+      <w:r>
+        <w:t xml:space="preserve"> (e.g. Awaiting review).</w:t>
+      </w:r>
+    </w:p>
+    <w:p>
+      <w:pPr>
+        <w:pStyle w:val="Heading2"/>
+      </w:pPr>
+      <w:r>
+        <w:t>Search (live)</w:t>
+      </w:r>
+    </w:p>
+    <w:p>
+      <w:r>
+        <w:t xml:space="preserve">Type in </w:t>
+      </w:r>
+      <w:r>
+        <w:rPr>
+          <w:b/>
+        </w:rPr>
+        <w:t>Search</w:t>
+      </w:r>
+      <w:r>
+        <w:t>. Matching is case-insensitive across:</w:t>
+      </w:r>
+    </w:p>
+    <w:p>
+      <w:pPr>
+        <w:pStyle w:val="ListBullet"/>
+      </w:pPr>
+      <w:r>
+        <w:t xml:space="preserve">Event number / ID (e.g. </w:t>
+      </w:r>
+      <w:r>
+        <w:rPr>
+          <w:rFonts w:ascii="Consolas" w:hAnsi="Consolas"/>
+          <w:sz w:val="18"/>
+        </w:rPr>
+        <w:t>EVT-2026-000</w:t>
+      </w:r>
+      <w:r>
+        <w:t xml:space="preserve">, </w:t>
+      </w:r>
+      <w:r>
+        <w:rPr>
+          <w:rFonts w:ascii="Consolas" w:hAnsi="Consolas"/>
+          <w:sz w:val="18"/>
+        </w:rPr>
+        <w:t>00042</w:t>
+      </w:r>
+      <w:r>
+        <w:t>)</w:t>
+      </w:r>
+    </w:p>
+    <w:p>
+      <w:pPr>
+        <w:pStyle w:val="ListBullet"/>
+      </w:pPr>
+      <w:r>
+        <w:t>Substation / bay / relay (IED)</w:t>
+      </w:r>
+    </w:p>
+    <w:p>
+      <w:pPr>
+        <w:pStyle w:val="ListBullet"/>
+      </w:pPr>
+      <w:r>
+        <w:t>Feeder / description (fetched events contain “IEC 61850 fetch from …”)</w:t>
+      </w:r>
+    </w:p>
+    <w:p>
+      <w:pPr>
+        <w:pStyle w:val="ListBullet"/>
+      </w:pPr>
+      <w:r>
+        <w:t xml:space="preserve">Fault type and </w:t>
+      </w:r>
+      <w:r>
+        <w:rPr>
+          <w:b/>
+        </w:rPr>
+        <w:t>protection summary</w:t>
+      </w:r>
+      <w:r>
+        <w:t xml:space="preserve"> (e.g. </w:t>
+      </w:r>
+      <w:r>
+        <w:rPr>
+          <w:rFonts w:ascii="Consolas" w:hAnsi="Consolas"/>
+          <w:sz w:val="18"/>
+        </w:rPr>
+        <w:t>87T</w:t>
+      </w:r>
+      <w:r>
+        <w:t xml:space="preserve">, </w:t>
+      </w:r>
+      <w:r>
+        <w:rPr>
+          <w:rFonts w:ascii="Consolas" w:hAnsi="Consolas"/>
+          <w:sz w:val="18"/>
+        </w:rPr>
+        <w:t>51N</w:t>
+      </w:r>
+      <w:r>
+        <w:t>)</w:t>
+      </w:r>
+    </w:p>
+    <w:p>
+      <w:pPr>
+        <w:pStyle w:val="ListBullet"/>
+      </w:pPr>
+      <w:r>
+        <w:t>Status, decision state, data quality, severity</w:t>
+      </w:r>
+    </w:p>
+    <w:p>
+      <w:r>
+        <w:t xml:space="preserve">The counter shows </w:t>
+      </w:r>
+      <w:r>
+        <w:rPr>
+          <w:b/>
+        </w:rPr>
+        <w:t>“X of Y events”</w:t>
+      </w:r>
+      <w:r>
+        <w:t>.</w:t>
+      </w:r>
+    </w:p>
+    <w:p>
+      <w:pPr>
+        <w:pStyle w:val="Heading2"/>
+      </w:pPr>
+      <w:r>
+        <w:t>Date range (From / To)</w:t>
+      </w:r>
+    </w:p>
+    <w:p>
+      <w:pPr>
+        <w:pStyle w:val="ListBullet"/>
+      </w:pPr>
+      <w:r>
+        <w:t>Uses the event date/time (falls back to created time if needed)</w:t>
+      </w:r>
+    </w:p>
+    <w:p>
+      <w:pPr>
+        <w:pStyle w:val="ListBullet"/>
+      </w:pPr>
+      <w:r>
+        <w:t xml:space="preserve">Times are interpreted in </w:t>
+      </w:r>
+      <w:r>
+        <w:rPr>
+          <w:b/>
+        </w:rPr>
+        <w:t>local</w:t>
+      </w:r>
+      <w:r>
+        <w:t xml:space="preserve"> browser time (no accidental UTC day-shift)</w:t>
+      </w:r>
+    </w:p>
+    <w:p>
+      <w:pPr>
+        <w:pStyle w:val="ListBullet"/>
+      </w:pPr>
+      <w:r>
+        <w:t xml:space="preserve">If </w:t>
+      </w:r>
+      <w:r>
+        <w:rPr>
+          <w:b/>
+        </w:rPr>
+        <w:t>To</w:t>
+      </w:r>
+      <w:r>
+        <w:t xml:space="preserve"> is left at midnight (</w:t>
+      </w:r>
+      <w:r>
+        <w:rPr>
+          <w:rFonts w:ascii="Consolas" w:hAnsi="Consolas"/>
+          <w:sz w:val="18"/>
+        </w:rPr>
+        <w:t>00:00</w:t>
+      </w:r>
+      <w:r>
+        <w:t xml:space="preserve">), the filter includes the </w:t>
+      </w:r>
+      <w:r>
+        <w:rPr>
+          <w:b/>
+        </w:rPr>
+        <w:t>entire calendar day</w:t>
+      </w:r>
+    </w:p>
+    <w:p>
+      <w:pPr>
+        <w:pStyle w:val="Heading2"/>
+      </w:pPr>
+      <w:r>
+        <w:t>Table columns</w:t>
+      </w:r>
+    </w:p>
+    <w:p>
+      <w:r>
+        <w:t xml:space="preserve">Event ID · Date/Time · Location (substation + bay) · Relay · </w:t>
+      </w:r>
+      <w:r>
+        <w:rPr>
+          <w:b/>
+        </w:rPr>
+        <w:t>Fault / element</w:t>
+      </w:r>
+      <w:r>
+        <w:t xml:space="preserve"> (protection primary, fault type secondary) · Status · Sev · DQ · </w:t>
+      </w:r>
+      <w:r>
+        <w:rPr>
+          <w:b/>
+        </w:rPr>
+        <w:t>Delete</w:t>
+      </w:r>
+    </w:p>
+    <w:p>
+      <w:pPr>
+        <w:pStyle w:val="Heading2"/>
+      </w:pPr>
+      <w:r>
+        <w:t>Empty / no-match states</w:t>
+      </w:r>
+    </w:p>
+    <w:tbl>
+      <w:tblPr>
+        <w:tblStyle w:val="TableGrid"/>
+        <w:tblW w:type="auto" w:w="0"/>
+        <w:tblLook w:firstColumn="1" w:firstRow="1" w:lastColumn="0" w:lastRow="0" w:noHBand="0" w:noVBand="1" w:val="04A0"/>
+      </w:tblPr>
+      <w:tblGrid>
+        <w:gridCol w:w="4680"/>
+        <w:gridCol w:w="4680"/>
+      </w:tblGrid>
+      <w:tr>
+        <w:tc>
+          <w:tcPr>
+            <w:tcW w:type="dxa" w:w="4680"/>
+          </w:tcPr>
+          <w:p>
+            <w:r>
+              <w:rPr>
+                <w:b/>
+                <w:sz w:val="18"/>
+              </w:rPr>
               <w:t>Situation</w:t>
             </w:r>
           </w:p>
@@ -11111,6 +11388,23 @@
         <w:pStyle w:val="ListNumber"/>
       </w:pPr>
       <w:r>
+        <w:t xml:space="preserve">Optionally set </w:t>
+      </w:r>
+      <w:r>
+        <w:rPr>
+          <w:b/>
+        </w:rPr>
+        <w:t>Remote IED (opposite end)</w:t>
+      </w:r>
+      <w:r>
+        <w:t xml:space="preserve"> for 87L / multi-end</w:t>
+      </w:r>
+    </w:p>
+    <w:p>
+      <w:pPr>
+        <w:pStyle w:val="ListNumber"/>
+      </w:pPr>
+      <w:r>
         <w:t xml:space="preserve">Select </w:t>
       </w:r>
       <w:r>
@@ -11125,7 +11419,34 @@
         <w:pStyle w:val="ListNumber"/>
       </w:pPr>
       <w:r>
-        <w:t>Optionally type a description; drag and drop files (or click the zone to pick them); check the file chips</w:t>
+        <w:t xml:space="preserve">Drop </w:t>
+      </w:r>
+      <w:r>
+        <w:rPr>
+          <w:b/>
+        </w:rPr>
+        <w:t>this IED’s</w:t>
+      </w:r>
+      <w:r>
+        <w:t xml:space="preserve"> files in the </w:t>
+      </w:r>
+      <w:r>
+        <w:rPr>
+          <w:b/>
+        </w:rPr>
+        <w:t>LOCAL</w:t>
+      </w:r>
+      <w:r>
+        <w:t xml:space="preserve"> zone; drop the opposite end’s files in </w:t>
+      </w:r>
+      <w:r>
+        <w:rPr>
+          <w:b/>
+        </w:rPr>
+        <w:t>REMOTE</w:t>
+      </w:r>
+      <w:r>
+        <w:t xml:space="preserve"> (optional)</w:t>
       </w:r>
     </w:p>
     <w:p>
@@ -11133,6 +11454,14 @@
         <w:pStyle w:val="ListNumber"/>
       </w:pPr>
       <w:r>
+        <w:t>Optionally type a description; check the file chips</w:t>
+      </w:r>
+    </w:p>
+    <w:p>
+      <w:pPr>
+        <w:pStyle w:val="ListNumber"/>
+      </w:pPr>
+      <w:r>
         <w:t xml:space="preserve">Click </w:t>
       </w:r>
       <w:r>
@@ -11191,16 +11520,7 @@
         <w:pStyle w:val="ListNumber"/>
       </w:pPr>
       <w:r>
-        <w:t xml:space="preserve">Note </w:t>
-      </w:r>
-      <w:r>
-        <w:rPr>
-          <w:b/>
-        </w:rPr>
-        <w:t>SHA-256</w:t>
-      </w:r>
-      <w:r>
-        <w:t xml:space="preserve"> on the event </w:t>
+        <w:t xml:space="preserve">On </w:t>
       </w:r>
       <w:r>
         <w:rPr>
@@ -11209,7 +11529,16 @@
         <w:t>Files</w:t>
       </w:r>
       <w:r>
-        <w:t xml:space="preserve"> tab when you need integrity / chain of custody</w:t>
+        <w:t xml:space="preserve">, the </w:t>
+      </w:r>
+      <w:r>
+        <w:rPr>
+          <w:b/>
+        </w:rPr>
+        <w:t>End</w:t>
+      </w:r>
+      <w:r>
+        <w:t xml:space="preserve"> column shows LOCAL / REMOTE (editable for analysts)</w:t>
       </w:r>
     </w:p>
     <w:p>
